--- a/docs/assignment 1 task 1 (Smart Pantry) BIT 216.docx
+++ b/docs/assignment 1 task 1 (Smart Pantry) BIT 216.docx
@@ -254,7 +254,7 @@
               <w:tab w:val="right" w:leader="dot" w:pos="9016"/>
             </w:tabs>
             <w:rPr>
-              <w:rFonts w:eastAsiaTheme="minorEastAsia" w:cstheme="minorBidi"/>
+              <w:rFonts w:ascii="Times New Roman" w:eastAsiaTheme="minorEastAsia" w:hAnsi="Times New Roman" w:cs="Times New Roman"/>
               <w:noProof/>
               <w:sz w:val="24"/>
               <w:szCs w:val="30"/>
@@ -285,13 +285,14 @@
             <w:r>
               <w:rPr>
                 <w:rStyle w:val="Hyperlink"/>
-                <w:rFonts w:ascii="Times New Roman" w:hAnsi="Times New Roman"/>
+                <w:rFonts w:ascii="Times New Roman" w:hAnsi="Times New Roman" w:cs="Times New Roman"/>
                 <w:noProof/>
               </w:rPr>
               <w:t>1.0  Overview</w:t>
             </w:r>
             <w:r>
               <w:rPr>
+                <w:rFonts w:ascii="Times New Roman" w:hAnsi="Times New Roman" w:cs="Times New Roman"/>
                 <w:noProof/>
                 <w:webHidden/>
               </w:rPr>
@@ -299,6 +300,7 @@
             </w:r>
             <w:r>
               <w:rPr>
+                <w:rFonts w:ascii="Times New Roman" w:hAnsi="Times New Roman" w:cs="Times New Roman"/>
                 <w:noProof/>
                 <w:webHidden/>
               </w:rPr>
@@ -306,6 +308,7 @@
             </w:r>
             <w:r>
               <w:rPr>
+                <w:rFonts w:ascii="Times New Roman" w:hAnsi="Times New Roman" w:cs="Times New Roman"/>
                 <w:noProof/>
                 <w:webHidden/>
               </w:rPr>
@@ -313,12 +316,14 @@
             </w:r>
             <w:r>
               <w:rPr>
+                <w:rFonts w:ascii="Times New Roman" w:hAnsi="Times New Roman" w:cs="Times New Roman"/>
                 <w:noProof/>
                 <w:webHidden/>
               </w:rPr>
             </w:r>
             <w:r>
               <w:rPr>
+                <w:rFonts w:ascii="Times New Roman" w:hAnsi="Times New Roman" w:cs="Times New Roman"/>
                 <w:noProof/>
                 <w:webHidden/>
               </w:rPr>
@@ -326,6 +331,7 @@
             </w:r>
             <w:r>
               <w:rPr>
+                <w:rFonts w:ascii="Times New Roman" w:hAnsi="Times New Roman" w:cs="Times New Roman"/>
                 <w:noProof/>
                 <w:webHidden/>
               </w:rPr>
@@ -333,6 +339,7 @@
             </w:r>
             <w:r>
               <w:rPr>
+                <w:rFonts w:ascii="Times New Roman" w:hAnsi="Times New Roman" w:cs="Times New Roman"/>
                 <w:noProof/>
                 <w:webHidden/>
               </w:rPr>
@@ -347,7 +354,7 @@
               <w:tab w:val="right" w:leader="dot" w:pos="9016"/>
             </w:tabs>
             <w:rPr>
-              <w:rFonts w:eastAsiaTheme="minorEastAsia" w:cstheme="minorBidi"/>
+              <w:rFonts w:ascii="Times New Roman" w:eastAsiaTheme="minorEastAsia" w:hAnsi="Times New Roman" w:cs="Times New Roman"/>
               <w:noProof/>
               <w:sz w:val="24"/>
               <w:szCs w:val="30"/>
@@ -357,13 +364,14 @@
             <w:r>
               <w:rPr>
                 <w:rStyle w:val="Hyperlink"/>
-                <w:rFonts w:ascii="Times New Roman" w:hAnsi="Times New Roman"/>
+                <w:rFonts w:ascii="Times New Roman" w:hAnsi="Times New Roman" w:cs="Times New Roman"/>
                 <w:noProof/>
               </w:rPr>
               <w:t>2.0  Project Aims</w:t>
             </w:r>
             <w:r>
               <w:rPr>
+                <w:rFonts w:ascii="Times New Roman" w:hAnsi="Times New Roman" w:cs="Times New Roman"/>
                 <w:noProof/>
                 <w:webHidden/>
               </w:rPr>
@@ -371,6 +379,7 @@
             </w:r>
             <w:r>
               <w:rPr>
+                <w:rFonts w:ascii="Times New Roman" w:hAnsi="Times New Roman" w:cs="Times New Roman"/>
                 <w:noProof/>
                 <w:webHidden/>
               </w:rPr>
@@ -378,6 +387,7 @@
             </w:r>
             <w:r>
               <w:rPr>
+                <w:rFonts w:ascii="Times New Roman" w:hAnsi="Times New Roman" w:cs="Times New Roman"/>
                 <w:noProof/>
                 <w:webHidden/>
               </w:rPr>
@@ -385,12 +395,14 @@
             </w:r>
             <w:r>
               <w:rPr>
+                <w:rFonts w:ascii="Times New Roman" w:hAnsi="Times New Roman" w:cs="Times New Roman"/>
                 <w:noProof/>
                 <w:webHidden/>
               </w:rPr>
             </w:r>
             <w:r>
               <w:rPr>
+                <w:rFonts w:ascii="Times New Roman" w:hAnsi="Times New Roman" w:cs="Times New Roman"/>
                 <w:noProof/>
                 <w:webHidden/>
               </w:rPr>
@@ -398,6 +410,7 @@
             </w:r>
             <w:r>
               <w:rPr>
+                <w:rFonts w:ascii="Times New Roman" w:hAnsi="Times New Roman" w:cs="Times New Roman"/>
                 <w:noProof/>
                 <w:webHidden/>
               </w:rPr>
@@ -405,6 +418,7 @@
             </w:r>
             <w:r>
               <w:rPr>
+                <w:rFonts w:ascii="Times New Roman" w:hAnsi="Times New Roman" w:cs="Times New Roman"/>
                 <w:noProof/>
                 <w:webHidden/>
               </w:rPr>
@@ -419,7 +433,7 @@
               <w:tab w:val="right" w:leader="dot" w:pos="9016"/>
             </w:tabs>
             <w:rPr>
-              <w:rFonts w:eastAsiaTheme="minorEastAsia" w:cstheme="minorBidi"/>
+              <w:rFonts w:ascii="Times New Roman" w:eastAsiaTheme="minorEastAsia" w:hAnsi="Times New Roman" w:cs="Times New Roman"/>
               <w:noProof/>
               <w:sz w:val="24"/>
               <w:szCs w:val="30"/>
@@ -429,13 +443,14 @@
             <w:r>
               <w:rPr>
                 <w:rStyle w:val="Hyperlink"/>
-                <w:rFonts w:ascii="Times New Roman" w:hAnsi="Times New Roman"/>
+                <w:rFonts w:ascii="Times New Roman" w:hAnsi="Times New Roman" w:cs="Times New Roman"/>
                 <w:noProof/>
               </w:rPr>
               <w:t>3.0  Project Objectives</w:t>
             </w:r>
             <w:r>
               <w:rPr>
+                <w:rFonts w:ascii="Times New Roman" w:hAnsi="Times New Roman" w:cs="Times New Roman"/>
                 <w:noProof/>
                 <w:webHidden/>
               </w:rPr>
@@ -443,6 +458,7 @@
             </w:r>
             <w:r>
               <w:rPr>
+                <w:rFonts w:ascii="Times New Roman" w:hAnsi="Times New Roman" w:cs="Times New Roman"/>
                 <w:noProof/>
                 <w:webHidden/>
               </w:rPr>
@@ -450,6 +466,7 @@
             </w:r>
             <w:r>
               <w:rPr>
+                <w:rFonts w:ascii="Times New Roman" w:hAnsi="Times New Roman" w:cs="Times New Roman"/>
                 <w:noProof/>
                 <w:webHidden/>
               </w:rPr>
@@ -457,12 +474,14 @@
             </w:r>
             <w:r>
               <w:rPr>
+                <w:rFonts w:ascii="Times New Roman" w:hAnsi="Times New Roman" w:cs="Times New Roman"/>
                 <w:noProof/>
                 <w:webHidden/>
               </w:rPr>
             </w:r>
             <w:r>
               <w:rPr>
+                <w:rFonts w:ascii="Times New Roman" w:hAnsi="Times New Roman" w:cs="Times New Roman"/>
                 <w:noProof/>
                 <w:webHidden/>
               </w:rPr>
@@ -470,6 +489,7 @@
             </w:r>
             <w:r>
               <w:rPr>
+                <w:rFonts w:ascii="Times New Roman" w:hAnsi="Times New Roman" w:cs="Times New Roman"/>
                 <w:noProof/>
                 <w:webHidden/>
               </w:rPr>
@@ -477,6 +497,7 @@
             </w:r>
             <w:r>
               <w:rPr>
+                <w:rFonts w:ascii="Times New Roman" w:hAnsi="Times New Roman" w:cs="Times New Roman"/>
                 <w:noProof/>
                 <w:webHidden/>
               </w:rPr>
@@ -491,7 +512,7 @@
               <w:tab w:val="right" w:leader="dot" w:pos="9016"/>
             </w:tabs>
             <w:rPr>
-              <w:rFonts w:eastAsiaTheme="minorEastAsia" w:cstheme="minorBidi"/>
+              <w:rFonts w:ascii="Times New Roman" w:eastAsiaTheme="minorEastAsia" w:hAnsi="Times New Roman" w:cs="Times New Roman"/>
               <w:noProof/>
               <w:sz w:val="24"/>
               <w:szCs w:val="30"/>
@@ -501,13 +522,14 @@
             <w:r>
               <w:rPr>
                 <w:rStyle w:val="Hyperlink"/>
-                <w:rFonts w:ascii="Times New Roman" w:hAnsi="Times New Roman"/>
+                <w:rFonts w:ascii="Times New Roman" w:hAnsi="Times New Roman" w:cs="Times New Roman"/>
                 <w:noProof/>
               </w:rPr>
               <w:t>4.0  Project Scope</w:t>
             </w:r>
             <w:r>
               <w:rPr>
+                <w:rFonts w:ascii="Times New Roman" w:hAnsi="Times New Roman" w:cs="Times New Roman"/>
                 <w:noProof/>
                 <w:webHidden/>
               </w:rPr>
@@ -515,6 +537,7 @@
             </w:r>
             <w:r>
               <w:rPr>
+                <w:rFonts w:ascii="Times New Roman" w:hAnsi="Times New Roman" w:cs="Times New Roman"/>
                 <w:noProof/>
                 <w:webHidden/>
               </w:rPr>
@@ -522,6 +545,7 @@
             </w:r>
             <w:r>
               <w:rPr>
+                <w:rFonts w:ascii="Times New Roman" w:hAnsi="Times New Roman" w:cs="Times New Roman"/>
                 <w:noProof/>
                 <w:webHidden/>
               </w:rPr>
@@ -529,12 +553,14 @@
             </w:r>
             <w:r>
               <w:rPr>
+                <w:rFonts w:ascii="Times New Roman" w:hAnsi="Times New Roman" w:cs="Times New Roman"/>
                 <w:noProof/>
                 <w:webHidden/>
               </w:rPr>
             </w:r>
             <w:r>
               <w:rPr>
+                <w:rFonts w:ascii="Times New Roman" w:hAnsi="Times New Roman" w:cs="Times New Roman"/>
                 <w:noProof/>
                 <w:webHidden/>
               </w:rPr>
@@ -542,6 +568,7 @@
             </w:r>
             <w:r>
               <w:rPr>
+                <w:rFonts w:ascii="Times New Roman" w:hAnsi="Times New Roman" w:cs="Times New Roman"/>
                 <w:noProof/>
                 <w:webHidden/>
               </w:rPr>
@@ -549,6 +576,7 @@
             </w:r>
             <w:r>
               <w:rPr>
+                <w:rFonts w:ascii="Times New Roman" w:hAnsi="Times New Roman" w:cs="Times New Roman"/>
                 <w:noProof/>
                 <w:webHidden/>
               </w:rPr>
@@ -563,7 +591,7 @@
               <w:tab w:val="right" w:leader="dot" w:pos="9016"/>
             </w:tabs>
             <w:rPr>
-              <w:rFonts w:eastAsiaTheme="minorEastAsia" w:cstheme="minorBidi"/>
+              <w:rFonts w:ascii="Times New Roman" w:eastAsiaTheme="minorEastAsia" w:hAnsi="Times New Roman" w:cs="Times New Roman"/>
               <w:noProof/>
               <w:sz w:val="24"/>
               <w:szCs w:val="30"/>
@@ -573,13 +601,14 @@
             <w:r>
               <w:rPr>
                 <w:rStyle w:val="Hyperlink"/>
-                <w:rFonts w:ascii="Times New Roman" w:hAnsi="Times New Roman"/>
+                <w:rFonts w:ascii="Times New Roman" w:hAnsi="Times New Roman" w:cs="Times New Roman"/>
                 <w:noProof/>
               </w:rPr>
               <w:t>4.1  In Scope</w:t>
             </w:r>
             <w:r>
               <w:rPr>
+                <w:rFonts w:ascii="Times New Roman" w:hAnsi="Times New Roman" w:cs="Times New Roman"/>
                 <w:noProof/>
                 <w:webHidden/>
               </w:rPr>
@@ -587,6 +616,7 @@
             </w:r>
             <w:r>
               <w:rPr>
+                <w:rFonts w:ascii="Times New Roman" w:hAnsi="Times New Roman" w:cs="Times New Roman"/>
                 <w:noProof/>
                 <w:webHidden/>
               </w:rPr>
@@ -594,6 +624,7 @@
             </w:r>
             <w:r>
               <w:rPr>
+                <w:rFonts w:ascii="Times New Roman" w:hAnsi="Times New Roman" w:cs="Times New Roman"/>
                 <w:noProof/>
                 <w:webHidden/>
               </w:rPr>
@@ -601,12 +632,14 @@
             </w:r>
             <w:r>
               <w:rPr>
+                <w:rFonts w:ascii="Times New Roman" w:hAnsi="Times New Roman" w:cs="Times New Roman"/>
                 <w:noProof/>
                 <w:webHidden/>
               </w:rPr>
             </w:r>
             <w:r>
               <w:rPr>
+                <w:rFonts w:ascii="Times New Roman" w:hAnsi="Times New Roman" w:cs="Times New Roman"/>
                 <w:noProof/>
                 <w:webHidden/>
               </w:rPr>
@@ -614,6 +647,7 @@
             </w:r>
             <w:r>
               <w:rPr>
+                <w:rFonts w:ascii="Times New Roman" w:hAnsi="Times New Roman" w:cs="Times New Roman"/>
                 <w:noProof/>
                 <w:webHidden/>
               </w:rPr>
@@ -621,6 +655,7 @@
             </w:r>
             <w:r>
               <w:rPr>
+                <w:rFonts w:ascii="Times New Roman" w:hAnsi="Times New Roman" w:cs="Times New Roman"/>
                 <w:noProof/>
                 <w:webHidden/>
               </w:rPr>
@@ -635,7 +670,7 @@
               <w:tab w:val="right" w:leader="dot" w:pos="9016"/>
             </w:tabs>
             <w:rPr>
-              <w:rFonts w:eastAsiaTheme="minorEastAsia" w:cstheme="minorBidi"/>
+              <w:rFonts w:ascii="Times New Roman" w:eastAsiaTheme="minorEastAsia" w:hAnsi="Times New Roman" w:cs="Times New Roman"/>
               <w:noProof/>
               <w:sz w:val="24"/>
               <w:szCs w:val="30"/>
@@ -645,13 +680,14 @@
             <w:r>
               <w:rPr>
                 <w:rStyle w:val="Hyperlink"/>
-                <w:rFonts w:ascii="Times New Roman" w:hAnsi="Times New Roman"/>
+                <w:rFonts w:ascii="Times New Roman" w:hAnsi="Times New Roman" w:cs="Times New Roman"/>
                 <w:noProof/>
               </w:rPr>
               <w:t>4.2  Out of Scope</w:t>
             </w:r>
             <w:r>
               <w:rPr>
+                <w:rFonts w:ascii="Times New Roman" w:hAnsi="Times New Roman" w:cs="Times New Roman"/>
                 <w:noProof/>
                 <w:webHidden/>
               </w:rPr>
@@ -659,6 +695,7 @@
             </w:r>
             <w:r>
               <w:rPr>
+                <w:rFonts w:ascii="Times New Roman" w:hAnsi="Times New Roman" w:cs="Times New Roman"/>
                 <w:noProof/>
                 <w:webHidden/>
               </w:rPr>
@@ -666,6 +703,7 @@
             </w:r>
             <w:r>
               <w:rPr>
+                <w:rFonts w:ascii="Times New Roman" w:hAnsi="Times New Roman" w:cs="Times New Roman"/>
                 <w:noProof/>
                 <w:webHidden/>
               </w:rPr>
@@ -673,12 +711,14 @@
             </w:r>
             <w:r>
               <w:rPr>
+                <w:rFonts w:ascii="Times New Roman" w:hAnsi="Times New Roman" w:cs="Times New Roman"/>
                 <w:noProof/>
                 <w:webHidden/>
               </w:rPr>
             </w:r>
             <w:r>
               <w:rPr>
+                <w:rFonts w:ascii="Times New Roman" w:hAnsi="Times New Roman" w:cs="Times New Roman"/>
                 <w:noProof/>
                 <w:webHidden/>
               </w:rPr>
@@ -686,6 +726,7 @@
             </w:r>
             <w:r>
               <w:rPr>
+                <w:rFonts w:ascii="Times New Roman" w:hAnsi="Times New Roman" w:cs="Times New Roman"/>
                 <w:noProof/>
                 <w:webHidden/>
               </w:rPr>
@@ -693,6 +734,7 @@
             </w:r>
             <w:r>
               <w:rPr>
+                <w:rFonts w:ascii="Times New Roman" w:hAnsi="Times New Roman" w:cs="Times New Roman"/>
                 <w:noProof/>
                 <w:webHidden/>
               </w:rPr>
@@ -707,7 +749,7 @@
               <w:tab w:val="right" w:leader="dot" w:pos="9016"/>
             </w:tabs>
             <w:rPr>
-              <w:rFonts w:eastAsiaTheme="minorEastAsia" w:cstheme="minorBidi"/>
+              <w:rFonts w:ascii="Times New Roman" w:eastAsiaTheme="minorEastAsia" w:hAnsi="Times New Roman" w:cs="Times New Roman"/>
               <w:noProof/>
               <w:sz w:val="24"/>
               <w:szCs w:val="30"/>
@@ -717,13 +759,14 @@
             <w:r>
               <w:rPr>
                 <w:rStyle w:val="Hyperlink"/>
-                <w:rFonts w:ascii="Times New Roman" w:hAnsi="Times New Roman"/>
+                <w:rFonts w:ascii="Times New Roman" w:hAnsi="Times New Roman" w:cs="Times New Roman"/>
                 <w:noProof/>
               </w:rPr>
               <w:t>5.0 Project Schedule</w:t>
             </w:r>
             <w:r>
               <w:rPr>
+                <w:rFonts w:ascii="Times New Roman" w:hAnsi="Times New Roman" w:cs="Times New Roman"/>
                 <w:noProof/>
                 <w:webHidden/>
               </w:rPr>
@@ -731,6 +774,7 @@
             </w:r>
             <w:r>
               <w:rPr>
+                <w:rFonts w:ascii="Times New Roman" w:hAnsi="Times New Roman" w:cs="Times New Roman"/>
                 <w:noProof/>
                 <w:webHidden/>
               </w:rPr>
@@ -738,6 +782,7 @@
             </w:r>
             <w:r>
               <w:rPr>
+                <w:rFonts w:ascii="Times New Roman" w:hAnsi="Times New Roman" w:cs="Times New Roman"/>
                 <w:noProof/>
                 <w:webHidden/>
               </w:rPr>
@@ -745,12 +790,14 @@
             </w:r>
             <w:r>
               <w:rPr>
+                <w:rFonts w:ascii="Times New Roman" w:hAnsi="Times New Roman" w:cs="Times New Roman"/>
                 <w:noProof/>
                 <w:webHidden/>
               </w:rPr>
             </w:r>
             <w:r>
               <w:rPr>
+                <w:rFonts w:ascii="Times New Roman" w:hAnsi="Times New Roman" w:cs="Times New Roman"/>
                 <w:noProof/>
                 <w:webHidden/>
               </w:rPr>
@@ -758,6 +805,7 @@
             </w:r>
             <w:r>
               <w:rPr>
+                <w:rFonts w:ascii="Times New Roman" w:hAnsi="Times New Roman" w:cs="Times New Roman"/>
                 <w:noProof/>
                 <w:webHidden/>
               </w:rPr>
@@ -765,6 +813,7 @@
             </w:r>
             <w:r>
               <w:rPr>
+                <w:rFonts w:ascii="Times New Roman" w:hAnsi="Times New Roman" w:cs="Times New Roman"/>
                 <w:noProof/>
                 <w:webHidden/>
               </w:rPr>
@@ -779,7 +828,7 @@
               <w:tab w:val="right" w:leader="dot" w:pos="9016"/>
             </w:tabs>
             <w:rPr>
-              <w:rFonts w:eastAsiaTheme="minorEastAsia" w:cstheme="minorBidi"/>
+              <w:rFonts w:ascii="Times New Roman" w:eastAsiaTheme="minorEastAsia" w:hAnsi="Times New Roman" w:cs="Times New Roman"/>
               <w:noProof/>
               <w:sz w:val="24"/>
               <w:szCs w:val="30"/>
@@ -789,13 +838,14 @@
             <w:r>
               <w:rPr>
                 <w:rStyle w:val="Hyperlink"/>
-                <w:rFonts w:ascii="Times New Roman" w:hAnsi="Times New Roman"/>
+                <w:rFonts w:ascii="Times New Roman" w:hAnsi="Times New Roman" w:cs="Times New Roman"/>
                 <w:noProof/>
               </w:rPr>
               <w:t>5.1 Work Breakdown Structure (WBS)</w:t>
             </w:r>
             <w:r>
               <w:rPr>
+                <w:rFonts w:ascii="Times New Roman" w:hAnsi="Times New Roman" w:cs="Times New Roman"/>
                 <w:noProof/>
                 <w:webHidden/>
               </w:rPr>
@@ -803,6 +853,7 @@
             </w:r>
             <w:r>
               <w:rPr>
+                <w:rFonts w:ascii="Times New Roman" w:hAnsi="Times New Roman" w:cs="Times New Roman"/>
                 <w:noProof/>
                 <w:webHidden/>
               </w:rPr>
@@ -810,6 +861,7 @@
             </w:r>
             <w:r>
               <w:rPr>
+                <w:rFonts w:ascii="Times New Roman" w:hAnsi="Times New Roman" w:cs="Times New Roman"/>
                 <w:noProof/>
                 <w:webHidden/>
               </w:rPr>
@@ -817,12 +869,14 @@
             </w:r>
             <w:r>
               <w:rPr>
+                <w:rFonts w:ascii="Times New Roman" w:hAnsi="Times New Roman" w:cs="Times New Roman"/>
                 <w:noProof/>
                 <w:webHidden/>
               </w:rPr>
             </w:r>
             <w:r>
               <w:rPr>
+                <w:rFonts w:ascii="Times New Roman" w:hAnsi="Times New Roman" w:cs="Times New Roman"/>
                 <w:noProof/>
                 <w:webHidden/>
               </w:rPr>
@@ -830,6 +884,7 @@
             </w:r>
             <w:r>
               <w:rPr>
+                <w:rFonts w:ascii="Times New Roman" w:hAnsi="Times New Roman" w:cs="Times New Roman"/>
                 <w:noProof/>
                 <w:webHidden/>
               </w:rPr>
@@ -837,6 +892,7 @@
             </w:r>
             <w:r>
               <w:rPr>
+                <w:rFonts w:ascii="Times New Roman" w:hAnsi="Times New Roman" w:cs="Times New Roman"/>
                 <w:noProof/>
                 <w:webHidden/>
               </w:rPr>
@@ -851,7 +907,7 @@
               <w:tab w:val="right" w:leader="dot" w:pos="9016"/>
             </w:tabs>
             <w:rPr>
-              <w:rFonts w:eastAsiaTheme="minorEastAsia" w:cstheme="minorBidi"/>
+              <w:rFonts w:ascii="Times New Roman" w:eastAsiaTheme="minorEastAsia" w:hAnsi="Times New Roman" w:cs="Times New Roman"/>
               <w:noProof/>
               <w:sz w:val="24"/>
               <w:szCs w:val="30"/>
@@ -861,13 +917,14 @@
             <w:r>
               <w:rPr>
                 <w:rStyle w:val="Hyperlink"/>
-                <w:rFonts w:ascii="Times New Roman" w:hAnsi="Times New Roman"/>
+                <w:rFonts w:ascii="Times New Roman" w:hAnsi="Times New Roman" w:cs="Times New Roman"/>
                 <w:noProof/>
               </w:rPr>
               <w:t>5.2 Milestone / Deliverable</w:t>
             </w:r>
             <w:r>
               <w:rPr>
+                <w:rFonts w:ascii="Times New Roman" w:hAnsi="Times New Roman" w:cs="Times New Roman"/>
                 <w:noProof/>
                 <w:webHidden/>
               </w:rPr>
@@ -875,6 +932,7 @@
             </w:r>
             <w:r>
               <w:rPr>
+                <w:rFonts w:ascii="Times New Roman" w:hAnsi="Times New Roman" w:cs="Times New Roman"/>
                 <w:noProof/>
                 <w:webHidden/>
               </w:rPr>
@@ -882,6 +940,7 @@
             </w:r>
             <w:r>
               <w:rPr>
+                <w:rFonts w:ascii="Times New Roman" w:hAnsi="Times New Roman" w:cs="Times New Roman"/>
                 <w:noProof/>
                 <w:webHidden/>
               </w:rPr>
@@ -889,12 +948,14 @@
             </w:r>
             <w:r>
               <w:rPr>
+                <w:rFonts w:ascii="Times New Roman" w:hAnsi="Times New Roman" w:cs="Times New Roman"/>
                 <w:noProof/>
                 <w:webHidden/>
               </w:rPr>
             </w:r>
             <w:r>
               <w:rPr>
+                <w:rFonts w:ascii="Times New Roman" w:hAnsi="Times New Roman" w:cs="Times New Roman"/>
                 <w:noProof/>
                 <w:webHidden/>
               </w:rPr>
@@ -902,6 +963,7 @@
             </w:r>
             <w:r>
               <w:rPr>
+                <w:rFonts w:ascii="Times New Roman" w:hAnsi="Times New Roman" w:cs="Times New Roman"/>
                 <w:noProof/>
                 <w:webHidden/>
               </w:rPr>
@@ -909,6 +971,7 @@
             </w:r>
             <w:r>
               <w:rPr>
+                <w:rFonts w:ascii="Times New Roman" w:hAnsi="Times New Roman" w:cs="Times New Roman"/>
                 <w:noProof/>
                 <w:webHidden/>
               </w:rPr>
@@ -923,7 +986,7 @@
               <w:tab w:val="right" w:leader="dot" w:pos="9016"/>
             </w:tabs>
             <w:rPr>
-              <w:rFonts w:eastAsiaTheme="minorEastAsia" w:cstheme="minorBidi"/>
+              <w:rFonts w:ascii="Times New Roman" w:eastAsiaTheme="minorEastAsia" w:hAnsi="Times New Roman" w:cs="Times New Roman"/>
               <w:noProof/>
               <w:sz w:val="24"/>
               <w:szCs w:val="30"/>
@@ -933,13 +996,14 @@
             <w:r>
               <w:rPr>
                 <w:rStyle w:val="Hyperlink"/>
-                <w:rFonts w:ascii="Times New Roman" w:hAnsi="Times New Roman"/>
+                <w:rFonts w:ascii="Times New Roman" w:hAnsi="Times New Roman" w:cs="Times New Roman"/>
                 <w:noProof/>
               </w:rPr>
               <w:t>5.3 Gantt Chart</w:t>
             </w:r>
             <w:r>
               <w:rPr>
+                <w:rFonts w:ascii="Times New Roman" w:hAnsi="Times New Roman" w:cs="Times New Roman"/>
                 <w:noProof/>
                 <w:webHidden/>
               </w:rPr>
@@ -947,6 +1011,7 @@
             </w:r>
             <w:r>
               <w:rPr>
+                <w:rFonts w:ascii="Times New Roman" w:hAnsi="Times New Roman" w:cs="Times New Roman"/>
                 <w:noProof/>
                 <w:webHidden/>
               </w:rPr>
@@ -954,6 +1019,7 @@
             </w:r>
             <w:r>
               <w:rPr>
+                <w:rFonts w:ascii="Times New Roman" w:hAnsi="Times New Roman" w:cs="Times New Roman"/>
                 <w:noProof/>
                 <w:webHidden/>
               </w:rPr>
@@ -961,12 +1027,14 @@
             </w:r>
             <w:r>
               <w:rPr>
+                <w:rFonts w:ascii="Times New Roman" w:hAnsi="Times New Roman" w:cs="Times New Roman"/>
                 <w:noProof/>
                 <w:webHidden/>
               </w:rPr>
             </w:r>
             <w:r>
               <w:rPr>
+                <w:rFonts w:ascii="Times New Roman" w:hAnsi="Times New Roman" w:cs="Times New Roman"/>
                 <w:noProof/>
                 <w:webHidden/>
               </w:rPr>
@@ -974,6 +1042,7 @@
             </w:r>
             <w:r>
               <w:rPr>
+                <w:rFonts w:ascii="Times New Roman" w:hAnsi="Times New Roman" w:cs="Times New Roman"/>
                 <w:noProof/>
                 <w:webHidden/>
               </w:rPr>
@@ -981,6 +1050,7 @@
             </w:r>
             <w:r>
               <w:rPr>
+                <w:rFonts w:ascii="Times New Roman" w:hAnsi="Times New Roman" w:cs="Times New Roman"/>
                 <w:noProof/>
                 <w:webHidden/>
               </w:rPr>
@@ -995,7 +1065,7 @@
               <w:tab w:val="right" w:leader="dot" w:pos="9016"/>
             </w:tabs>
             <w:rPr>
-              <w:rFonts w:eastAsiaTheme="minorEastAsia" w:cstheme="minorBidi"/>
+              <w:rFonts w:ascii="Times New Roman" w:eastAsiaTheme="minorEastAsia" w:hAnsi="Times New Roman" w:cs="Times New Roman"/>
               <w:noProof/>
               <w:sz w:val="24"/>
               <w:szCs w:val="30"/>
@@ -1005,13 +1075,14 @@
             <w:r>
               <w:rPr>
                 <w:rStyle w:val="Hyperlink"/>
-                <w:rFonts w:ascii="Times New Roman" w:hAnsi="Times New Roman"/>
+                <w:rFonts w:ascii="Times New Roman" w:hAnsi="Times New Roman" w:cs="Times New Roman"/>
                 <w:noProof/>
               </w:rPr>
               <w:t>6.0 Technical Description</w:t>
             </w:r>
             <w:r>
               <w:rPr>
+                <w:rFonts w:ascii="Times New Roman" w:hAnsi="Times New Roman" w:cs="Times New Roman"/>
                 <w:noProof/>
                 <w:webHidden/>
               </w:rPr>
@@ -1019,6 +1090,7 @@
             </w:r>
             <w:r>
               <w:rPr>
+                <w:rFonts w:ascii="Times New Roman" w:hAnsi="Times New Roman" w:cs="Times New Roman"/>
                 <w:noProof/>
                 <w:webHidden/>
               </w:rPr>
@@ -1026,6 +1098,7 @@
             </w:r>
             <w:r>
               <w:rPr>
+                <w:rFonts w:ascii="Times New Roman" w:hAnsi="Times New Roman" w:cs="Times New Roman"/>
                 <w:noProof/>
                 <w:webHidden/>
               </w:rPr>
@@ -1033,12 +1106,14 @@
             </w:r>
             <w:r>
               <w:rPr>
+                <w:rFonts w:ascii="Times New Roman" w:hAnsi="Times New Roman" w:cs="Times New Roman"/>
                 <w:noProof/>
                 <w:webHidden/>
               </w:rPr>
             </w:r>
             <w:r>
               <w:rPr>
+                <w:rFonts w:ascii="Times New Roman" w:hAnsi="Times New Roman" w:cs="Times New Roman"/>
                 <w:noProof/>
                 <w:webHidden/>
               </w:rPr>
@@ -1046,6 +1121,7 @@
             </w:r>
             <w:r>
               <w:rPr>
+                <w:rFonts w:ascii="Times New Roman" w:hAnsi="Times New Roman" w:cs="Times New Roman"/>
                 <w:noProof/>
                 <w:webHidden/>
               </w:rPr>
@@ -1053,6 +1129,7 @@
             </w:r>
             <w:r>
               <w:rPr>
+                <w:rFonts w:ascii="Times New Roman" w:hAnsi="Times New Roman" w:cs="Times New Roman"/>
                 <w:noProof/>
                 <w:webHidden/>
               </w:rPr>
@@ -1067,7 +1144,7 @@
               <w:tab w:val="right" w:leader="dot" w:pos="9016"/>
             </w:tabs>
             <w:rPr>
-              <w:rFonts w:eastAsiaTheme="minorEastAsia" w:cstheme="minorBidi"/>
+              <w:rFonts w:ascii="Times New Roman" w:eastAsiaTheme="minorEastAsia" w:hAnsi="Times New Roman" w:cs="Times New Roman"/>
               <w:noProof/>
               <w:sz w:val="24"/>
               <w:szCs w:val="30"/>
@@ -1077,13 +1154,14 @@
             <w:r>
               <w:rPr>
                 <w:rStyle w:val="Hyperlink"/>
-                <w:rFonts w:ascii="Times New Roman" w:hAnsi="Times New Roman"/>
+                <w:rFonts w:ascii="Times New Roman" w:hAnsi="Times New Roman" w:cs="Times New Roman"/>
                 <w:noProof/>
               </w:rPr>
               <w:t>6.1 Development Platform</w:t>
             </w:r>
             <w:r>
               <w:rPr>
+                <w:rFonts w:ascii="Times New Roman" w:hAnsi="Times New Roman" w:cs="Times New Roman"/>
                 <w:noProof/>
                 <w:webHidden/>
               </w:rPr>
@@ -1091,6 +1169,7 @@
             </w:r>
             <w:r>
               <w:rPr>
+                <w:rFonts w:ascii="Times New Roman" w:hAnsi="Times New Roman" w:cs="Times New Roman"/>
                 <w:noProof/>
                 <w:webHidden/>
               </w:rPr>
@@ -1098,6 +1177,7 @@
             </w:r>
             <w:r>
               <w:rPr>
+                <w:rFonts w:ascii="Times New Roman" w:hAnsi="Times New Roman" w:cs="Times New Roman"/>
                 <w:noProof/>
                 <w:webHidden/>
               </w:rPr>
@@ -1105,12 +1185,14 @@
             </w:r>
             <w:r>
               <w:rPr>
+                <w:rFonts w:ascii="Times New Roman" w:hAnsi="Times New Roman" w:cs="Times New Roman"/>
                 <w:noProof/>
                 <w:webHidden/>
               </w:rPr>
             </w:r>
             <w:r>
               <w:rPr>
+                <w:rFonts w:ascii="Times New Roman" w:hAnsi="Times New Roman" w:cs="Times New Roman"/>
                 <w:noProof/>
                 <w:webHidden/>
               </w:rPr>
@@ -1118,6 +1200,7 @@
             </w:r>
             <w:r>
               <w:rPr>
+                <w:rFonts w:ascii="Times New Roman" w:hAnsi="Times New Roman" w:cs="Times New Roman"/>
                 <w:noProof/>
                 <w:webHidden/>
               </w:rPr>
@@ -1125,6 +1208,7 @@
             </w:r>
             <w:r>
               <w:rPr>
+                <w:rFonts w:ascii="Times New Roman" w:hAnsi="Times New Roman" w:cs="Times New Roman"/>
                 <w:noProof/>
                 <w:webHidden/>
               </w:rPr>
@@ -1139,7 +1223,7 @@
               <w:tab w:val="right" w:leader="dot" w:pos="9016"/>
             </w:tabs>
             <w:rPr>
-              <w:rFonts w:eastAsiaTheme="minorEastAsia" w:cstheme="minorBidi"/>
+              <w:rFonts w:ascii="Times New Roman" w:eastAsiaTheme="minorEastAsia" w:hAnsi="Times New Roman" w:cs="Times New Roman"/>
               <w:noProof/>
               <w:sz w:val="24"/>
               <w:szCs w:val="30"/>
@@ -1149,13 +1233,14 @@
             <w:r>
               <w:rPr>
                 <w:rStyle w:val="Hyperlink"/>
-                <w:rFonts w:ascii="Times New Roman" w:hAnsi="Times New Roman"/>
+                <w:rFonts w:ascii="Times New Roman" w:hAnsi="Times New Roman" w:cs="Times New Roman"/>
                 <w:noProof/>
               </w:rPr>
               <w:t>6.2 Demonstration Platform</w:t>
             </w:r>
             <w:r>
               <w:rPr>
+                <w:rFonts w:ascii="Times New Roman" w:hAnsi="Times New Roman" w:cs="Times New Roman"/>
                 <w:noProof/>
                 <w:webHidden/>
               </w:rPr>
@@ -1163,6 +1248,7 @@
             </w:r>
             <w:r>
               <w:rPr>
+                <w:rFonts w:ascii="Times New Roman" w:hAnsi="Times New Roman" w:cs="Times New Roman"/>
                 <w:noProof/>
                 <w:webHidden/>
               </w:rPr>
@@ -1170,6 +1256,7 @@
             </w:r>
             <w:r>
               <w:rPr>
+                <w:rFonts w:ascii="Times New Roman" w:hAnsi="Times New Roman" w:cs="Times New Roman"/>
                 <w:noProof/>
                 <w:webHidden/>
               </w:rPr>
@@ -1177,12 +1264,14 @@
             </w:r>
             <w:r>
               <w:rPr>
+                <w:rFonts w:ascii="Times New Roman" w:hAnsi="Times New Roman" w:cs="Times New Roman"/>
                 <w:noProof/>
                 <w:webHidden/>
               </w:rPr>
             </w:r>
             <w:r>
               <w:rPr>
+                <w:rFonts w:ascii="Times New Roman" w:hAnsi="Times New Roman" w:cs="Times New Roman"/>
                 <w:noProof/>
                 <w:webHidden/>
               </w:rPr>
@@ -1190,6 +1279,7 @@
             </w:r>
             <w:r>
               <w:rPr>
+                <w:rFonts w:ascii="Times New Roman" w:hAnsi="Times New Roman" w:cs="Times New Roman"/>
                 <w:noProof/>
                 <w:webHidden/>
               </w:rPr>
@@ -1197,6 +1287,7 @@
             </w:r>
             <w:r>
               <w:rPr>
+                <w:rFonts w:ascii="Times New Roman" w:hAnsi="Times New Roman" w:cs="Times New Roman"/>
                 <w:noProof/>
                 <w:webHidden/>
               </w:rPr>
@@ -1211,7 +1302,7 @@
               <w:tab w:val="right" w:leader="dot" w:pos="9016"/>
             </w:tabs>
             <w:rPr>
-              <w:rFonts w:eastAsiaTheme="minorEastAsia" w:cstheme="minorBidi"/>
+              <w:rFonts w:ascii="Times New Roman" w:eastAsiaTheme="minorEastAsia" w:hAnsi="Times New Roman" w:cs="Times New Roman"/>
               <w:noProof/>
               <w:sz w:val="24"/>
               <w:szCs w:val="30"/>
@@ -1221,13 +1312,14 @@
             <w:r>
               <w:rPr>
                 <w:rStyle w:val="Hyperlink"/>
-                <w:rFonts w:ascii="Times New Roman" w:hAnsi="Times New Roman"/>
+                <w:rFonts w:ascii="Times New Roman" w:hAnsi="Times New Roman" w:cs="Times New Roman"/>
                 <w:noProof/>
               </w:rPr>
               <w:t>7.0 Risk Management Plan</w:t>
             </w:r>
             <w:r>
               <w:rPr>
+                <w:rFonts w:ascii="Times New Roman" w:hAnsi="Times New Roman" w:cs="Times New Roman"/>
                 <w:noProof/>
                 <w:webHidden/>
               </w:rPr>
@@ -1235,6 +1327,7 @@
             </w:r>
             <w:r>
               <w:rPr>
+                <w:rFonts w:ascii="Times New Roman" w:hAnsi="Times New Roman" w:cs="Times New Roman"/>
                 <w:noProof/>
                 <w:webHidden/>
               </w:rPr>
@@ -1242,6 +1335,7 @@
             </w:r>
             <w:r>
               <w:rPr>
+                <w:rFonts w:ascii="Times New Roman" w:hAnsi="Times New Roman" w:cs="Times New Roman"/>
                 <w:noProof/>
                 <w:webHidden/>
               </w:rPr>
@@ -1249,12 +1343,14 @@
             </w:r>
             <w:r>
               <w:rPr>
+                <w:rFonts w:ascii="Times New Roman" w:hAnsi="Times New Roman" w:cs="Times New Roman"/>
                 <w:noProof/>
                 <w:webHidden/>
               </w:rPr>
             </w:r>
             <w:r>
               <w:rPr>
+                <w:rFonts w:ascii="Times New Roman" w:hAnsi="Times New Roman" w:cs="Times New Roman"/>
                 <w:noProof/>
                 <w:webHidden/>
               </w:rPr>
@@ -1262,6 +1358,7 @@
             </w:r>
             <w:r>
               <w:rPr>
+                <w:rFonts w:ascii="Times New Roman" w:hAnsi="Times New Roman" w:cs="Times New Roman"/>
                 <w:noProof/>
                 <w:webHidden/>
               </w:rPr>
@@ -1269,6 +1366,7 @@
             </w:r>
             <w:r>
               <w:rPr>
+                <w:rFonts w:ascii="Times New Roman" w:hAnsi="Times New Roman" w:cs="Times New Roman"/>
                 <w:noProof/>
                 <w:webHidden/>
               </w:rPr>
@@ -1283,7 +1381,7 @@
               <w:tab w:val="right" w:leader="dot" w:pos="9016"/>
             </w:tabs>
             <w:rPr>
-              <w:rFonts w:eastAsiaTheme="minorEastAsia" w:cstheme="minorBidi"/>
+              <w:rFonts w:ascii="Times New Roman" w:eastAsiaTheme="minorEastAsia" w:hAnsi="Times New Roman" w:cs="Times New Roman"/>
               <w:noProof/>
               <w:sz w:val="24"/>
               <w:szCs w:val="30"/>
@@ -1293,13 +1391,14 @@
             <w:r>
               <w:rPr>
                 <w:rStyle w:val="Hyperlink"/>
-                <w:rFonts w:ascii="Times New Roman" w:hAnsi="Times New Roman"/>
+                <w:rFonts w:ascii="Times New Roman" w:hAnsi="Times New Roman" w:cs="Times New Roman"/>
                 <w:noProof/>
               </w:rPr>
               <w:t>8.0 GitHub Link</w:t>
             </w:r>
             <w:r>
               <w:rPr>
+                <w:rFonts w:ascii="Times New Roman" w:hAnsi="Times New Roman" w:cs="Times New Roman"/>
                 <w:noProof/>
                 <w:webHidden/>
               </w:rPr>
@@ -1307,6 +1406,7 @@
             </w:r>
             <w:r>
               <w:rPr>
+                <w:rFonts w:ascii="Times New Roman" w:hAnsi="Times New Roman" w:cs="Times New Roman"/>
                 <w:noProof/>
                 <w:webHidden/>
               </w:rPr>
@@ -1314,6 +1414,7 @@
             </w:r>
             <w:r>
               <w:rPr>
+                <w:rFonts w:ascii="Times New Roman" w:hAnsi="Times New Roman" w:cs="Times New Roman"/>
                 <w:noProof/>
                 <w:webHidden/>
               </w:rPr>
@@ -1321,12 +1422,14 @@
             </w:r>
             <w:r>
               <w:rPr>
+                <w:rFonts w:ascii="Times New Roman" w:hAnsi="Times New Roman" w:cs="Times New Roman"/>
                 <w:noProof/>
                 <w:webHidden/>
               </w:rPr>
             </w:r>
             <w:r>
               <w:rPr>
+                <w:rFonts w:ascii="Times New Roman" w:hAnsi="Times New Roman" w:cs="Times New Roman"/>
                 <w:noProof/>
                 <w:webHidden/>
               </w:rPr>
@@ -1334,6 +1437,7 @@
             </w:r>
             <w:r>
               <w:rPr>
+                <w:rFonts w:ascii="Times New Roman" w:hAnsi="Times New Roman" w:cs="Times New Roman"/>
                 <w:noProof/>
                 <w:webHidden/>
               </w:rPr>
@@ -1341,6 +1445,7 @@
             </w:r>
             <w:r>
               <w:rPr>
+                <w:rFonts w:ascii="Times New Roman" w:hAnsi="Times New Roman" w:cs="Times New Roman"/>
                 <w:noProof/>
                 <w:webHidden/>
               </w:rPr>
@@ -1355,7 +1460,7 @@
               <w:tab w:val="right" w:leader="dot" w:pos="9016"/>
             </w:tabs>
             <w:rPr>
-              <w:rFonts w:eastAsiaTheme="minorEastAsia" w:cstheme="minorBidi"/>
+              <w:rFonts w:ascii="Times New Roman" w:eastAsiaTheme="minorEastAsia" w:hAnsi="Times New Roman" w:cs="Times New Roman"/>
               <w:noProof/>
               <w:sz w:val="24"/>
               <w:szCs w:val="30"/>
@@ -1365,13 +1470,14 @@
             <w:r>
               <w:rPr>
                 <w:rStyle w:val="Hyperlink"/>
-                <w:rFonts w:ascii="Times New Roman" w:hAnsi="Times New Roman"/>
+                <w:rFonts w:ascii="Times New Roman" w:hAnsi="Times New Roman" w:cs="Times New Roman"/>
                 <w:noProof/>
               </w:rPr>
               <w:t>9.0 References</w:t>
             </w:r>
             <w:r>
               <w:rPr>
+                <w:rFonts w:ascii="Times New Roman" w:hAnsi="Times New Roman" w:cs="Times New Roman"/>
                 <w:noProof/>
                 <w:webHidden/>
               </w:rPr>
@@ -1379,6 +1485,7 @@
             </w:r>
             <w:r>
               <w:rPr>
+                <w:rFonts w:ascii="Times New Roman" w:hAnsi="Times New Roman" w:cs="Times New Roman"/>
                 <w:noProof/>
                 <w:webHidden/>
               </w:rPr>
@@ -1386,6 +1493,7 @@
             </w:r>
             <w:r>
               <w:rPr>
+                <w:rFonts w:ascii="Times New Roman" w:hAnsi="Times New Roman" w:cs="Times New Roman"/>
                 <w:noProof/>
                 <w:webHidden/>
               </w:rPr>
@@ -1393,12 +1501,14 @@
             </w:r>
             <w:r>
               <w:rPr>
+                <w:rFonts w:ascii="Times New Roman" w:hAnsi="Times New Roman" w:cs="Times New Roman"/>
                 <w:noProof/>
                 <w:webHidden/>
               </w:rPr>
             </w:r>
             <w:r>
               <w:rPr>
+                <w:rFonts w:ascii="Times New Roman" w:hAnsi="Times New Roman" w:cs="Times New Roman"/>
                 <w:noProof/>
                 <w:webHidden/>
               </w:rPr>
@@ -1406,6 +1516,7 @@
             </w:r>
             <w:r>
               <w:rPr>
+                <w:rFonts w:ascii="Times New Roman" w:hAnsi="Times New Roman" w:cs="Times New Roman"/>
                 <w:noProof/>
                 <w:webHidden/>
               </w:rPr>
@@ -1413,6 +1524,7 @@
             </w:r>
             <w:r>
               <w:rPr>
+                <w:rFonts w:ascii="Times New Roman" w:hAnsi="Times New Roman" w:cs="Times New Roman"/>
                 <w:noProof/>
                 <w:webHidden/>
               </w:rPr>
@@ -2560,6 +2672,53 @@
       </w:r>
       <w:bookmarkEnd w:id="7"/>
     </w:p>
+    <w:p>
+      <w:pPr>
+        <w:rPr>
+          <w:rFonts w:ascii="Times New Roman" w:hAnsi="Times New Roman"/>
+          <w:sz w:val="24"/>
+        </w:rPr>
+      </w:pPr>
+      <w:r>
+        <w:rPr>
+          <w:rFonts w:ascii="Times New Roman" w:hAnsi="Times New Roman"/>
+          <w:sz w:val="24"/>
+        </w:rPr>
+        <w:t xml:space="preserve">This is the WBS which was made separately  in the excel is pasted here . But the actual WBS file is uploaded in the </w:t>
+      </w:r>
+      <w:proofErr w:type="spellStart"/>
+      <w:r>
+        <w:rPr>
+          <w:rFonts w:ascii="Times New Roman" w:hAnsi="Times New Roman"/>
+          <w:sz w:val="24"/>
+        </w:rPr>
+        <w:t>github</w:t>
+      </w:r>
+      <w:proofErr w:type="spellEnd"/>
+      <w:r>
+        <w:rPr>
+          <w:rFonts w:ascii="Times New Roman" w:hAnsi="Times New Roman"/>
+          <w:sz w:val="24"/>
+        </w:rPr>
+        <w:t xml:space="preserve"> folder. The link of the </w:t>
+      </w:r>
+      <w:proofErr w:type="spellStart"/>
+      <w:r>
+        <w:rPr>
+          <w:rFonts w:ascii="Times New Roman" w:hAnsi="Times New Roman"/>
+          <w:sz w:val="24"/>
+        </w:rPr>
+        <w:t>github</w:t>
+      </w:r>
+      <w:proofErr w:type="spellEnd"/>
+      <w:r>
+        <w:rPr>
+          <w:rFonts w:ascii="Times New Roman" w:hAnsi="Times New Roman"/>
+          <w:sz w:val="24"/>
+        </w:rPr>
+        <w:t xml:space="preserve"> is given at the end of the report.</w:t>
+      </w:r>
+    </w:p>
     <w:tbl>
       <w:tblPr>
         <w:tblStyle w:val="TableGrid"/>
@@ -6885,6 +7044,7 @@
                 <w:sz w:val="20"/>
                 <w:szCs w:val="20"/>
               </w:rPr>
+              <w:lastRenderedPageBreak/>
               <w:t>3.1</w:t>
             </w:r>
           </w:p>
@@ -7257,7 +7417,6 @@
                 <w:sz w:val="20"/>
                 <w:szCs w:val="20"/>
               </w:rPr>
-              <w:lastRenderedPageBreak/>
               <w:t>3.1.2</w:t>
             </w:r>
           </w:p>
@@ -11192,6 +11351,7 @@
                 <w:sz w:val="20"/>
                 <w:szCs w:val="20"/>
               </w:rPr>
+              <w:lastRenderedPageBreak/>
               <w:t>5.1.1</w:t>
             </w:r>
           </w:p>
@@ -11596,7 +11756,6 @@
                 <w:sz w:val="20"/>
                 <w:szCs w:val="20"/>
               </w:rPr>
-              <w:lastRenderedPageBreak/>
               <w:t>5.2.1</w:t>
             </w:r>
           </w:p>
@@ -13580,7 +13739,7 @@
                 <w:rFonts w:ascii="Times New Roman" w:hAnsi="Times New Roman"/>
                 <w:sz w:val="24"/>
               </w:rPr>
-              <w:t>Iteration 1 Complete Prototype</w:t>
+              <w:t>Working UC1 Feature</w:t>
             </w:r>
           </w:p>
         </w:tc>
@@ -13601,7 +13760,7 @@
                 <w:rFonts w:ascii="Times New Roman" w:hAnsi="Times New Roman"/>
                 <w:sz w:val="24"/>
               </w:rPr>
-              <w:t>14</w:t>
+              <w:t>30</w:t>
             </w:r>
             <w:r>
               <w:rPr>
@@ -13616,7 +13775,7 @@
                 <w:rFonts w:ascii="Times New Roman" w:hAnsi="Times New Roman"/>
                 <w:sz w:val="24"/>
               </w:rPr>
-              <w:t xml:space="preserve"> July 2026</w:t>
+              <w:t xml:space="preserve"> June 2026</w:t>
             </w:r>
           </w:p>
         </w:tc>
@@ -13660,6 +13819,549 @@
                 <w:rFonts w:ascii="Times New Roman" w:hAnsi="Times New Roman"/>
                 <w:sz w:val="24"/>
               </w:rPr>
+              <w:t>Working UC2 Feature</w:t>
+            </w:r>
+          </w:p>
+        </w:tc>
+        <w:tc>
+          <w:tcPr>
+            <w:tcW w:w="3006" w:type="dxa"/>
+          </w:tcPr>
+          <w:p>
+            <w:pPr>
+              <w:spacing w:after="0" w:line="360" w:lineRule="auto"/>
+              <w:rPr>
+                <w:rFonts w:ascii="Times New Roman" w:hAnsi="Times New Roman"/>
+                <w:sz w:val="24"/>
+              </w:rPr>
+            </w:pPr>
+            <w:r>
+              <w:rPr>
+                <w:rFonts w:ascii="Times New Roman" w:hAnsi="Times New Roman"/>
+                <w:sz w:val="24"/>
+              </w:rPr>
+              <w:t>7</w:t>
+            </w:r>
+            <w:r>
+              <w:rPr>
+                <w:rFonts w:ascii="Times New Roman" w:hAnsi="Times New Roman"/>
+                <w:sz w:val="24"/>
+                <w:vertAlign w:val="superscript"/>
+              </w:rPr>
+              <w:t>th</w:t>
+            </w:r>
+            <w:r>
+              <w:rPr>
+                <w:rFonts w:ascii="Times New Roman" w:hAnsi="Times New Roman"/>
+                <w:sz w:val="24"/>
+              </w:rPr>
+              <w:t xml:space="preserve"> July 2026</w:t>
+            </w:r>
+          </w:p>
+        </w:tc>
+      </w:tr>
+      <w:tr>
+        <w:tc>
+          <w:tcPr>
+            <w:tcW w:w="1255" w:type="dxa"/>
+          </w:tcPr>
+          <w:p>
+            <w:pPr>
+              <w:spacing w:after="0" w:line="360" w:lineRule="auto"/>
+              <w:rPr>
+                <w:rFonts w:ascii="Times New Roman" w:hAnsi="Times New Roman"/>
+                <w:sz w:val="24"/>
+              </w:rPr>
+            </w:pPr>
+            <w:r>
+              <w:rPr>
+                <w:rFonts w:ascii="Times New Roman" w:hAnsi="Times New Roman"/>
+                <w:sz w:val="24"/>
+              </w:rPr>
+              <w:t>M6</w:t>
+            </w:r>
+          </w:p>
+        </w:tc>
+        <w:tc>
+          <w:tcPr>
+            <w:tcW w:w="4755" w:type="dxa"/>
+          </w:tcPr>
+          <w:p>
+            <w:pPr>
+              <w:spacing w:after="0" w:line="360" w:lineRule="auto"/>
+              <w:rPr>
+                <w:rFonts w:ascii="Times New Roman" w:hAnsi="Times New Roman"/>
+                <w:sz w:val="24"/>
+              </w:rPr>
+            </w:pPr>
+            <w:r>
+              <w:rPr>
+                <w:rFonts w:ascii="Times New Roman" w:hAnsi="Times New Roman"/>
+                <w:sz w:val="24"/>
+              </w:rPr>
+              <w:t>Working UC</w:t>
+            </w:r>
+            <w:r>
+              <w:rPr>
+                <w:rFonts w:ascii="Times New Roman" w:hAnsi="Times New Roman"/>
+                <w:sz w:val="24"/>
+              </w:rPr>
+              <w:t>3</w:t>
+            </w:r>
+            <w:r>
+              <w:rPr>
+                <w:rFonts w:ascii="Times New Roman" w:hAnsi="Times New Roman"/>
+                <w:sz w:val="24"/>
+              </w:rPr>
+              <w:t xml:space="preserve"> Feature</w:t>
+            </w:r>
+          </w:p>
+        </w:tc>
+        <w:tc>
+          <w:tcPr>
+            <w:tcW w:w="3006" w:type="dxa"/>
+          </w:tcPr>
+          <w:p>
+            <w:pPr>
+              <w:spacing w:after="0" w:line="360" w:lineRule="auto"/>
+              <w:rPr>
+                <w:rFonts w:ascii="Times New Roman" w:hAnsi="Times New Roman"/>
+                <w:sz w:val="24"/>
+              </w:rPr>
+            </w:pPr>
+            <w:r>
+              <w:rPr>
+                <w:rFonts w:ascii="Times New Roman" w:hAnsi="Times New Roman"/>
+                <w:sz w:val="24"/>
+              </w:rPr>
+              <w:t>12</w:t>
+            </w:r>
+            <w:r>
+              <w:rPr>
+                <w:rFonts w:ascii="Times New Roman" w:hAnsi="Times New Roman"/>
+                <w:sz w:val="24"/>
+                <w:vertAlign w:val="superscript"/>
+              </w:rPr>
+              <w:t>th</w:t>
+            </w:r>
+            <w:r>
+              <w:rPr>
+                <w:rFonts w:ascii="Times New Roman" w:hAnsi="Times New Roman"/>
+                <w:sz w:val="24"/>
+              </w:rPr>
+              <w:t xml:space="preserve"> July 2026</w:t>
+            </w:r>
+          </w:p>
+        </w:tc>
+      </w:tr>
+      <w:tr>
+        <w:tc>
+          <w:tcPr>
+            <w:tcW w:w="1255" w:type="dxa"/>
+          </w:tcPr>
+          <w:p>
+            <w:pPr>
+              <w:spacing w:after="0" w:line="360" w:lineRule="auto"/>
+              <w:rPr>
+                <w:rFonts w:ascii="Times New Roman" w:hAnsi="Times New Roman"/>
+                <w:sz w:val="24"/>
+              </w:rPr>
+            </w:pPr>
+            <w:r>
+              <w:rPr>
+                <w:rFonts w:ascii="Times New Roman" w:hAnsi="Times New Roman"/>
+                <w:sz w:val="24"/>
+              </w:rPr>
+              <w:t>M7</w:t>
+            </w:r>
+          </w:p>
+        </w:tc>
+        <w:tc>
+          <w:tcPr>
+            <w:tcW w:w="4755" w:type="dxa"/>
+          </w:tcPr>
+          <w:p>
+            <w:pPr>
+              <w:spacing w:after="0" w:line="360" w:lineRule="auto"/>
+              <w:rPr>
+                <w:rFonts w:ascii="Times New Roman" w:hAnsi="Times New Roman"/>
+                <w:sz w:val="24"/>
+              </w:rPr>
+            </w:pPr>
+            <w:r>
+              <w:rPr>
+                <w:rFonts w:ascii="Times New Roman" w:hAnsi="Times New Roman"/>
+                <w:sz w:val="24"/>
+              </w:rPr>
+              <w:t>Iteration 1 Complete Prototype</w:t>
+            </w:r>
+          </w:p>
+        </w:tc>
+        <w:tc>
+          <w:tcPr>
+            <w:tcW w:w="3006" w:type="dxa"/>
+          </w:tcPr>
+          <w:p>
+            <w:pPr>
+              <w:spacing w:after="0" w:line="360" w:lineRule="auto"/>
+              <w:rPr>
+                <w:rFonts w:ascii="Times New Roman" w:hAnsi="Times New Roman"/>
+                <w:sz w:val="24"/>
+              </w:rPr>
+            </w:pPr>
+            <w:r>
+              <w:rPr>
+                <w:rFonts w:ascii="Times New Roman" w:hAnsi="Times New Roman"/>
+                <w:sz w:val="24"/>
+              </w:rPr>
+              <w:t>14</w:t>
+            </w:r>
+            <w:r>
+              <w:rPr>
+                <w:rFonts w:ascii="Times New Roman" w:hAnsi="Times New Roman"/>
+                <w:sz w:val="24"/>
+                <w:vertAlign w:val="superscript"/>
+              </w:rPr>
+              <w:t>th</w:t>
+            </w:r>
+            <w:r>
+              <w:rPr>
+                <w:rFonts w:ascii="Times New Roman" w:hAnsi="Times New Roman"/>
+                <w:sz w:val="24"/>
+              </w:rPr>
+              <w:t xml:space="preserve"> July 2026</w:t>
+            </w:r>
+          </w:p>
+        </w:tc>
+      </w:tr>
+      <w:tr>
+        <w:tc>
+          <w:tcPr>
+            <w:tcW w:w="1255" w:type="dxa"/>
+          </w:tcPr>
+          <w:p>
+            <w:pPr>
+              <w:spacing w:after="0" w:line="360" w:lineRule="auto"/>
+              <w:rPr>
+                <w:rFonts w:ascii="Times New Roman" w:hAnsi="Times New Roman"/>
+                <w:sz w:val="24"/>
+              </w:rPr>
+            </w:pPr>
+            <w:r>
+              <w:rPr>
+                <w:rFonts w:ascii="Times New Roman" w:hAnsi="Times New Roman"/>
+                <w:sz w:val="24"/>
+              </w:rPr>
+              <w:t>M8</w:t>
+            </w:r>
+          </w:p>
+        </w:tc>
+        <w:tc>
+          <w:tcPr>
+            <w:tcW w:w="4755" w:type="dxa"/>
+          </w:tcPr>
+          <w:p>
+            <w:pPr>
+              <w:spacing w:after="0" w:line="360" w:lineRule="auto"/>
+              <w:rPr>
+                <w:rFonts w:ascii="Times New Roman" w:hAnsi="Times New Roman"/>
+                <w:sz w:val="24"/>
+              </w:rPr>
+            </w:pPr>
+            <w:r>
+              <w:rPr>
+                <w:rFonts w:ascii="Times New Roman" w:hAnsi="Times New Roman"/>
+                <w:sz w:val="24"/>
+              </w:rPr>
+              <w:t>Working UC</w:t>
+            </w:r>
+            <w:r>
+              <w:rPr>
+                <w:rFonts w:ascii="Times New Roman" w:hAnsi="Times New Roman"/>
+                <w:sz w:val="24"/>
+              </w:rPr>
+              <w:t>4</w:t>
+            </w:r>
+            <w:r>
+              <w:rPr>
+                <w:rFonts w:ascii="Times New Roman" w:hAnsi="Times New Roman"/>
+                <w:sz w:val="24"/>
+              </w:rPr>
+              <w:t xml:space="preserve"> Feature</w:t>
+            </w:r>
+          </w:p>
+        </w:tc>
+        <w:tc>
+          <w:tcPr>
+            <w:tcW w:w="3006" w:type="dxa"/>
+          </w:tcPr>
+          <w:p>
+            <w:pPr>
+              <w:spacing w:after="0" w:line="360" w:lineRule="auto"/>
+              <w:rPr>
+                <w:rFonts w:ascii="Times New Roman" w:hAnsi="Times New Roman"/>
+                <w:sz w:val="24"/>
+              </w:rPr>
+            </w:pPr>
+            <w:r>
+              <w:rPr>
+                <w:rFonts w:ascii="Times New Roman" w:hAnsi="Times New Roman"/>
+                <w:sz w:val="24"/>
+              </w:rPr>
+              <w:t>18</w:t>
+            </w:r>
+            <w:r>
+              <w:rPr>
+                <w:rFonts w:ascii="Times New Roman" w:hAnsi="Times New Roman"/>
+                <w:sz w:val="24"/>
+                <w:vertAlign w:val="superscript"/>
+              </w:rPr>
+              <w:t>th</w:t>
+            </w:r>
+            <w:r>
+              <w:rPr>
+                <w:rFonts w:ascii="Times New Roman" w:hAnsi="Times New Roman"/>
+                <w:sz w:val="24"/>
+              </w:rPr>
+              <w:t xml:space="preserve"> July 2026</w:t>
+            </w:r>
+          </w:p>
+        </w:tc>
+      </w:tr>
+      <w:tr>
+        <w:tc>
+          <w:tcPr>
+            <w:tcW w:w="1255" w:type="dxa"/>
+          </w:tcPr>
+          <w:p>
+            <w:pPr>
+              <w:spacing w:after="0" w:line="360" w:lineRule="auto"/>
+              <w:rPr>
+                <w:rFonts w:ascii="Times New Roman" w:hAnsi="Times New Roman"/>
+                <w:sz w:val="24"/>
+              </w:rPr>
+            </w:pPr>
+            <w:r>
+              <w:rPr>
+                <w:rFonts w:ascii="Times New Roman" w:hAnsi="Times New Roman"/>
+                <w:sz w:val="24"/>
+              </w:rPr>
+              <w:t>M9</w:t>
+            </w:r>
+          </w:p>
+        </w:tc>
+        <w:tc>
+          <w:tcPr>
+            <w:tcW w:w="4755" w:type="dxa"/>
+          </w:tcPr>
+          <w:p>
+            <w:pPr>
+              <w:spacing w:after="0" w:line="360" w:lineRule="auto"/>
+              <w:rPr>
+                <w:rFonts w:ascii="Times New Roman" w:hAnsi="Times New Roman"/>
+                <w:sz w:val="24"/>
+              </w:rPr>
+            </w:pPr>
+            <w:r>
+              <w:rPr>
+                <w:rFonts w:ascii="Times New Roman" w:hAnsi="Times New Roman"/>
+                <w:sz w:val="24"/>
+              </w:rPr>
+              <w:t>Working UC</w:t>
+            </w:r>
+            <w:r>
+              <w:rPr>
+                <w:rFonts w:ascii="Times New Roman" w:hAnsi="Times New Roman"/>
+                <w:sz w:val="24"/>
+              </w:rPr>
+              <w:t>5</w:t>
+            </w:r>
+            <w:r>
+              <w:rPr>
+                <w:rFonts w:ascii="Times New Roman" w:hAnsi="Times New Roman"/>
+                <w:sz w:val="24"/>
+              </w:rPr>
+              <w:t xml:space="preserve"> Feature</w:t>
+            </w:r>
+          </w:p>
+        </w:tc>
+        <w:tc>
+          <w:tcPr>
+            <w:tcW w:w="3006" w:type="dxa"/>
+          </w:tcPr>
+          <w:p>
+            <w:pPr>
+              <w:spacing w:after="0" w:line="360" w:lineRule="auto"/>
+              <w:rPr>
+                <w:rFonts w:ascii="Times New Roman" w:hAnsi="Times New Roman"/>
+                <w:sz w:val="24"/>
+              </w:rPr>
+            </w:pPr>
+            <w:r>
+              <w:rPr>
+                <w:rFonts w:ascii="Times New Roman" w:hAnsi="Times New Roman"/>
+                <w:sz w:val="24"/>
+              </w:rPr>
+              <w:t>22</w:t>
+            </w:r>
+            <w:r>
+              <w:rPr>
+                <w:rFonts w:ascii="Times New Roman" w:hAnsi="Times New Roman"/>
+                <w:sz w:val="24"/>
+                <w:vertAlign w:val="superscript"/>
+              </w:rPr>
+              <w:t>nd</w:t>
+            </w:r>
+            <w:r>
+              <w:rPr>
+                <w:rFonts w:ascii="Times New Roman" w:hAnsi="Times New Roman"/>
+                <w:sz w:val="24"/>
+              </w:rPr>
+              <w:t xml:space="preserve"> July 2026</w:t>
+            </w:r>
+          </w:p>
+        </w:tc>
+      </w:tr>
+      <w:tr>
+        <w:tc>
+          <w:tcPr>
+            <w:tcW w:w="1255" w:type="dxa"/>
+          </w:tcPr>
+          <w:p>
+            <w:pPr>
+              <w:spacing w:after="0" w:line="360" w:lineRule="auto"/>
+              <w:rPr>
+                <w:rFonts w:ascii="Times New Roman" w:hAnsi="Times New Roman"/>
+                <w:sz w:val="24"/>
+              </w:rPr>
+            </w:pPr>
+            <w:r>
+              <w:rPr>
+                <w:rFonts w:ascii="Times New Roman" w:hAnsi="Times New Roman"/>
+                <w:sz w:val="24"/>
+              </w:rPr>
+              <w:t>M10</w:t>
+            </w:r>
+          </w:p>
+        </w:tc>
+        <w:tc>
+          <w:tcPr>
+            <w:tcW w:w="4755" w:type="dxa"/>
+          </w:tcPr>
+          <w:p>
+            <w:pPr>
+              <w:spacing w:after="0" w:line="360" w:lineRule="auto"/>
+              <w:rPr>
+                <w:rFonts w:ascii="Times New Roman" w:hAnsi="Times New Roman"/>
+                <w:sz w:val="24"/>
+              </w:rPr>
+            </w:pPr>
+            <w:r>
+              <w:rPr>
+                <w:rFonts w:ascii="Times New Roman" w:hAnsi="Times New Roman"/>
+                <w:sz w:val="24"/>
+              </w:rPr>
+              <w:t>Working UC</w:t>
+            </w:r>
+            <w:r>
+              <w:rPr>
+                <w:rFonts w:ascii="Times New Roman" w:hAnsi="Times New Roman"/>
+                <w:sz w:val="24"/>
+              </w:rPr>
+              <w:t>6</w:t>
+            </w:r>
+            <w:r>
+              <w:rPr>
+                <w:rFonts w:ascii="Times New Roman" w:hAnsi="Times New Roman"/>
+                <w:sz w:val="24"/>
+              </w:rPr>
+              <w:t xml:space="preserve"> Feature</w:t>
+            </w:r>
+          </w:p>
+        </w:tc>
+        <w:tc>
+          <w:tcPr>
+            <w:tcW w:w="3006" w:type="dxa"/>
+          </w:tcPr>
+          <w:p>
+            <w:pPr>
+              <w:spacing w:after="0" w:line="360" w:lineRule="auto"/>
+              <w:rPr>
+                <w:rFonts w:ascii="Times New Roman" w:hAnsi="Times New Roman"/>
+                <w:sz w:val="24"/>
+              </w:rPr>
+            </w:pPr>
+            <w:r>
+              <w:rPr>
+                <w:rFonts w:ascii="Times New Roman" w:hAnsi="Times New Roman"/>
+                <w:sz w:val="24"/>
+              </w:rPr>
+              <w:t>26</w:t>
+            </w:r>
+            <w:r>
+              <w:rPr>
+                <w:rFonts w:ascii="Times New Roman" w:hAnsi="Times New Roman"/>
+                <w:sz w:val="24"/>
+                <w:vertAlign w:val="superscript"/>
+              </w:rPr>
+              <w:t>th</w:t>
+            </w:r>
+            <w:r>
+              <w:rPr>
+                <w:rFonts w:ascii="Times New Roman" w:hAnsi="Times New Roman"/>
+                <w:sz w:val="24"/>
+              </w:rPr>
+              <w:t xml:space="preserve"> July 2026</w:t>
+            </w:r>
+          </w:p>
+        </w:tc>
+      </w:tr>
+      <w:tr>
+        <w:tc>
+          <w:tcPr>
+            <w:tcW w:w="1255" w:type="dxa"/>
+          </w:tcPr>
+          <w:p>
+            <w:pPr>
+              <w:spacing w:after="0" w:line="360" w:lineRule="auto"/>
+              <w:rPr>
+                <w:rFonts w:ascii="Times New Roman" w:hAnsi="Times New Roman"/>
+                <w:sz w:val="24"/>
+              </w:rPr>
+            </w:pPr>
+            <w:r>
+              <w:rPr>
+                <w:rFonts w:ascii="Times New Roman" w:hAnsi="Times New Roman"/>
+                <w:sz w:val="24"/>
+              </w:rPr>
+              <w:t>M</w:t>
+            </w:r>
+            <w:r>
+              <w:rPr>
+                <w:rFonts w:ascii="Times New Roman" w:hAnsi="Times New Roman"/>
+                <w:sz w:val="24"/>
+              </w:rPr>
+              <w:t>11</w:t>
+            </w:r>
+          </w:p>
+        </w:tc>
+        <w:tc>
+          <w:tcPr>
+            <w:tcW w:w="4755" w:type="dxa"/>
+          </w:tcPr>
+          <w:p>
+            <w:pPr>
+              <w:spacing w:after="0" w:line="360" w:lineRule="auto"/>
+              <w:rPr>
+                <w:rFonts w:ascii="Times New Roman" w:hAnsi="Times New Roman"/>
+                <w:sz w:val="24"/>
+              </w:rPr>
+            </w:pPr>
+            <w:r>
+              <w:rPr>
+                <w:rFonts w:ascii="Times New Roman" w:hAnsi="Times New Roman"/>
+                <w:sz w:val="24"/>
+              </w:rPr>
               <w:t>Iteration 2/ Assignment Submitted</w:t>
             </w:r>
           </w:p>
@@ -13702,42 +14404,6 @@
         </w:tc>
       </w:tr>
     </w:tbl>
-    <w:p>
-      <w:pPr>
-        <w:spacing w:line="360" w:lineRule="auto"/>
-        <w:rPr>
-          <w:rFonts w:ascii="Times New Roman" w:hAnsi="Times New Roman"/>
-          <w:sz w:val="24"/>
-        </w:rPr>
-      </w:pPr>
-    </w:p>
-    <w:p>
-      <w:pPr>
-        <w:spacing w:line="360" w:lineRule="auto"/>
-        <w:rPr>
-          <w:rFonts w:ascii="Times New Roman" w:hAnsi="Times New Roman"/>
-          <w:sz w:val="24"/>
-        </w:rPr>
-      </w:pPr>
-    </w:p>
-    <w:p>
-      <w:pPr>
-        <w:spacing w:line="360" w:lineRule="auto"/>
-        <w:rPr>
-          <w:rFonts w:ascii="Times New Roman" w:hAnsi="Times New Roman"/>
-          <w:sz w:val="24"/>
-        </w:rPr>
-      </w:pPr>
-    </w:p>
-    <w:p>
-      <w:pPr>
-        <w:spacing w:line="360" w:lineRule="auto"/>
-        <w:rPr>
-          <w:rFonts w:ascii="Times New Roman" w:hAnsi="Times New Roman"/>
-          <w:sz w:val="24"/>
-        </w:rPr>
-      </w:pPr>
-    </w:p>
     <w:p>
       <w:pPr>
         <w:spacing w:line="360" w:lineRule="auto"/>
@@ -13789,7 +14455,6 @@
           <w:rFonts w:ascii="Times New Roman" w:hAnsi="Times New Roman"/>
           <w:sz w:val="24"/>
         </w:rPr>
-        <w:lastRenderedPageBreak/>
         <w:t>5.3 Gantt Chart</w:t>
       </w:r>
       <w:bookmarkEnd w:id="9"/>
@@ -13818,11 +14483,21 @@
         </w:rPr>
         <w:t xml:space="preserve"> was used to construct the following Gantt chart which displays the baseline project timeline along with task dependencies, resource allocation and milestones</w:t>
       </w:r>
+      <w:r>
+        <w:rPr>
+          <w:rFonts w:ascii="Times New Roman" w:hAnsi="Times New Roman"/>
+          <w:sz w:val="24"/>
+        </w:rPr>
+        <w:t>.</w:t>
+      </w:r>
     </w:p>
     <w:p>
       <w:pPr>
         <w:keepNext/>
         <w:spacing w:line="360" w:lineRule="auto"/>
+        <w:rPr>
+          <w:rFonts w:ascii="Times New Roman" w:hAnsi="Times New Roman"/>
+        </w:rPr>
       </w:pPr>
       <w:r>
         <w:rPr>
@@ -13832,7 +14507,7 @@
           <w14:ligatures w14:val="none"/>
         </w:rPr>
         <w:drawing>
-          <wp:inline distT="0" distB="0" distL="0" distR="0" wp14:anchorId="39FE564E" wp14:editId="25F99CC1">
+          <wp:inline distT="0" distB="0" distL="0" distR="0" wp14:anchorId="39FE564E" wp14:editId="0C35F473">
             <wp:extent cx="4625340" cy="5237714"/>
             <wp:effectExtent l="0" t="0" r="3810" b="1270"/>
             <wp:docPr id="544552236" name="Picture 1"/>
@@ -13885,39 +14560,240 @@
         </w:rPr>
       </w:pPr>
       <w:r>
+        <w:rPr>
+          <w:rFonts w:ascii="Times New Roman" w:hAnsi="Times New Roman" w:cs="Times New Roman"/>
+        </w:rPr>
         <w:t xml:space="preserve">Figure </w:t>
       </w:r>
       <w:r>
+        <w:rPr>
+          <w:rFonts w:ascii="Times New Roman" w:hAnsi="Times New Roman" w:cs="Times New Roman"/>
+        </w:rPr>
         <w:fldChar w:fldCharType="begin"/>
       </w:r>
       <w:r>
+        <w:rPr>
+          <w:rFonts w:ascii="Times New Roman" w:hAnsi="Times New Roman" w:cs="Times New Roman"/>
+        </w:rPr>
         <w:instrText xml:space="preserve"> SEQ Figure \* ARABIC </w:instrText>
       </w:r>
       <w:r>
+        <w:rPr>
+          <w:rFonts w:ascii="Times New Roman" w:hAnsi="Times New Roman" w:cs="Times New Roman"/>
+        </w:rPr>
         <w:fldChar w:fldCharType="separate"/>
       </w:r>
       <w:r>
         <w:rPr>
+          <w:rFonts w:ascii="Times New Roman" w:hAnsi="Times New Roman" w:cs="Times New Roman"/>
           <w:noProof/>
         </w:rPr>
         <w:t>1</w:t>
       </w:r>
       <w:r>
+        <w:rPr>
+          <w:rFonts w:ascii="Times New Roman" w:hAnsi="Times New Roman" w:cs="Times New Roman"/>
+        </w:rPr>
         <w:fldChar w:fldCharType="end"/>
       </w:r>
       <w:r>
         <w:rPr>
+          <w:rFonts w:ascii="Times New Roman" w:hAnsi="Times New Roman" w:cs="Times New Roman"/>
           <w:noProof/>
         </w:rPr>
         <w:t xml:space="preserve"> Gantt Chart</w:t>
       </w:r>
     </w:p>
-    <w:p/>
-    <w:p/>
-    <w:p/>
-    <w:p/>
-    <w:p/>
-    <w:p/>
+    <w:p>
+      <w:pPr>
+        <w:rPr>
+          <w:rFonts w:ascii="Times New Roman" w:hAnsi="Times New Roman"/>
+          <w:sz w:val="24"/>
+        </w:rPr>
+      </w:pPr>
+      <w:r>
+        <w:rPr>
+          <w:rFonts w:ascii="Times New Roman" w:hAnsi="Times New Roman"/>
+          <w:sz w:val="24"/>
+        </w:rPr>
+        <w:t xml:space="preserve">Since the image of the </w:t>
+      </w:r>
+      <w:proofErr w:type="spellStart"/>
+      <w:r>
+        <w:rPr>
+          <w:rFonts w:ascii="Times New Roman" w:hAnsi="Times New Roman"/>
+          <w:sz w:val="24"/>
+        </w:rPr>
+        <w:t>gantt</w:t>
+      </w:r>
+      <w:proofErr w:type="spellEnd"/>
+      <w:r>
+        <w:rPr>
+          <w:rFonts w:ascii="Times New Roman" w:hAnsi="Times New Roman"/>
+          <w:sz w:val="24"/>
+        </w:rPr>
+        <w:t xml:space="preserve"> chart was exported as a</w:t>
+      </w:r>
+      <w:r>
+        <w:rPr>
+          <w:rFonts w:ascii="Times New Roman" w:hAnsi="Times New Roman"/>
+          <w:sz w:val="24"/>
+        </w:rPr>
+        <w:t xml:space="preserve"> </w:t>
+      </w:r>
+      <w:proofErr w:type="spellStart"/>
+      <w:r>
+        <w:rPr>
+          <w:rFonts w:ascii="Times New Roman" w:hAnsi="Times New Roman"/>
+          <w:sz w:val="24"/>
+        </w:rPr>
+        <w:t>png</w:t>
+      </w:r>
+      <w:proofErr w:type="spellEnd"/>
+      <w:r>
+        <w:rPr>
+          <w:rFonts w:ascii="Times New Roman" w:hAnsi="Times New Roman"/>
+          <w:sz w:val="24"/>
+        </w:rPr>
+        <w:t xml:space="preserve"> </w:t>
+      </w:r>
+      <w:r>
+        <w:rPr>
+          <w:rFonts w:ascii="Times New Roman" w:hAnsi="Times New Roman"/>
+          <w:sz w:val="24"/>
+        </w:rPr>
+        <w:t xml:space="preserve"> image from the app </w:t>
+      </w:r>
+      <w:proofErr w:type="spellStart"/>
+      <w:r>
+        <w:rPr>
+          <w:rFonts w:ascii="Times New Roman" w:hAnsi="Times New Roman"/>
+          <w:sz w:val="24"/>
+        </w:rPr>
+        <w:t>GanttProject</w:t>
+      </w:r>
+      <w:proofErr w:type="spellEnd"/>
+      <w:r>
+        <w:rPr>
+          <w:rFonts w:ascii="Times New Roman" w:hAnsi="Times New Roman"/>
+          <w:sz w:val="24"/>
+        </w:rPr>
+        <w:t xml:space="preserve">, the image is looking a bit </w:t>
+      </w:r>
+      <w:proofErr w:type="spellStart"/>
+      <w:r>
+        <w:rPr>
+          <w:rFonts w:ascii="Times New Roman" w:hAnsi="Times New Roman"/>
+          <w:sz w:val="24"/>
+        </w:rPr>
+        <w:t>con</w:t>
+      </w:r>
+      <w:r>
+        <w:rPr>
+          <w:rFonts w:ascii="Times New Roman" w:hAnsi="Times New Roman"/>
+          <w:sz w:val="24"/>
+        </w:rPr>
+        <w:t>g</w:t>
+      </w:r>
+      <w:r>
+        <w:rPr>
+          <w:rFonts w:ascii="Times New Roman" w:hAnsi="Times New Roman"/>
+          <w:sz w:val="24"/>
+        </w:rPr>
+        <w:t>usted</w:t>
+      </w:r>
+      <w:proofErr w:type="spellEnd"/>
+      <w:r>
+        <w:rPr>
+          <w:rFonts w:ascii="Times New Roman" w:hAnsi="Times New Roman"/>
+          <w:sz w:val="24"/>
+        </w:rPr>
+        <w:t xml:space="preserve"> but the actual </w:t>
+      </w:r>
+      <w:proofErr w:type="spellStart"/>
+      <w:r>
+        <w:rPr>
+          <w:rFonts w:ascii="Times New Roman" w:hAnsi="Times New Roman"/>
+          <w:sz w:val="24"/>
+        </w:rPr>
+        <w:t>ganttproject</w:t>
+      </w:r>
+      <w:proofErr w:type="spellEnd"/>
+      <w:r>
+        <w:rPr>
+          <w:rFonts w:ascii="Times New Roman" w:hAnsi="Times New Roman"/>
+          <w:sz w:val="24"/>
+        </w:rPr>
+        <w:t xml:space="preserve"> file is uploaded in the </w:t>
+      </w:r>
+      <w:proofErr w:type="spellStart"/>
+      <w:r>
+        <w:rPr>
+          <w:rFonts w:ascii="Times New Roman" w:hAnsi="Times New Roman"/>
+          <w:sz w:val="24"/>
+        </w:rPr>
+        <w:t>github</w:t>
+      </w:r>
+      <w:proofErr w:type="spellEnd"/>
+      <w:r>
+        <w:rPr>
+          <w:rFonts w:ascii="Times New Roman" w:hAnsi="Times New Roman"/>
+          <w:sz w:val="24"/>
+        </w:rPr>
+        <w:t xml:space="preserve"> folder</w:t>
+      </w:r>
+      <w:r>
+        <w:rPr>
+          <w:rFonts w:ascii="Times New Roman" w:hAnsi="Times New Roman"/>
+          <w:sz w:val="24"/>
+        </w:rPr>
+        <w:t xml:space="preserve">. The link of </w:t>
+      </w:r>
+      <w:proofErr w:type="spellStart"/>
+      <w:r>
+        <w:rPr>
+          <w:rFonts w:ascii="Times New Roman" w:hAnsi="Times New Roman"/>
+          <w:sz w:val="24"/>
+        </w:rPr>
+        <w:t>github</w:t>
+      </w:r>
+      <w:proofErr w:type="spellEnd"/>
+      <w:r>
+        <w:rPr>
+          <w:rFonts w:ascii="Times New Roman" w:hAnsi="Times New Roman"/>
+          <w:sz w:val="24"/>
+        </w:rPr>
+        <w:t xml:space="preserve"> where the file is uploaded is given at the end of the report.</w:t>
+      </w:r>
+    </w:p>
+    <w:p>
+      <w:pPr>
+        <w:rPr>
+          <w:rFonts w:ascii="Times New Roman" w:hAnsi="Times New Roman"/>
+        </w:rPr>
+      </w:pPr>
+    </w:p>
+    <w:p>
+      <w:pPr>
+        <w:rPr>
+          <w:rFonts w:ascii="Times New Roman" w:hAnsi="Times New Roman"/>
+        </w:rPr>
+      </w:pPr>
+    </w:p>
+    <w:p>
+      <w:pPr>
+        <w:rPr>
+          <w:rFonts w:ascii="Times New Roman" w:hAnsi="Times New Roman"/>
+        </w:rPr>
+      </w:pPr>
+    </w:p>
+    <w:p>
+      <w:pPr>
+        <w:rPr>
+          <w:rFonts w:ascii="Times New Roman" w:hAnsi="Times New Roman"/>
+        </w:rPr>
+      </w:pPr>
+    </w:p>
     <w:p>
       <w:pPr>
         <w:pStyle w:val="Heading1"/>
@@ -16948,23 +17824,7 @@
             <w:rFonts w:ascii="Times New Roman" w:hAnsi="Times New Roman"/>
             <w:sz w:val="24"/>
           </w:rPr>
-          <w:t>https://github.com/sujina8/Smar</w:t>
-        </w:r>
-        <w:r>
-          <w:rPr>
-            <w:rStyle w:val="Hyperlink"/>
-            <w:rFonts w:ascii="Times New Roman" w:hAnsi="Times New Roman"/>
-            <w:sz w:val="24"/>
-          </w:rPr>
-          <w:t>t</w:t>
-        </w:r>
-        <w:r>
-          <w:rPr>
-            <w:rStyle w:val="Hyperlink"/>
-            <w:rFonts w:ascii="Times New Roman" w:hAnsi="Times New Roman"/>
-            <w:sz w:val="24"/>
-          </w:rPr>
-          <w:t>Pantry.git</w:t>
+          <w:t>https://github.com/sujina8/SmartPantry.git</w:t>
         </w:r>
       </w:hyperlink>
     </w:p>
@@ -17002,13 +17862,13 @@
         </w:numPr>
         <w:spacing w:line="360" w:lineRule="auto"/>
         <w:rPr>
-          <w:rFonts w:ascii="Times New Roman" w:hAnsi="Times New Roman"/>
+          <w:rFonts w:ascii="Times New Roman" w:hAnsi="Times New Roman" w:cs="Times New Roman"/>
           <w:sz w:val="24"/>
         </w:rPr>
       </w:pPr>
       <w:r>
         <w:rPr>
-          <w:rFonts w:ascii="Times New Roman" w:hAnsi="Times New Roman"/>
+          <w:rFonts w:ascii="Times New Roman" w:hAnsi="Times New Roman" w:cs="Times New Roman"/>
           <w:sz w:val="24"/>
         </w:rPr>
         <w:t xml:space="preserve">Yeong, A. (2024). How Malaysians are battling food waste with surplus food. </w:t>
@@ -17016,7 +17876,7 @@
       <w:proofErr w:type="spellStart"/>
       <w:r>
         <w:rPr>
-          <w:rFonts w:ascii="Times New Roman" w:hAnsi="Times New Roman"/>
+          <w:rFonts w:ascii="Times New Roman" w:hAnsi="Times New Roman" w:cs="Times New Roman"/>
           <w:sz w:val="24"/>
         </w:rPr>
         <w:t>FairPlanet</w:t>
@@ -17024,7 +17884,7 @@
       <w:proofErr w:type="spellEnd"/>
       <w:r>
         <w:rPr>
-          <w:rFonts w:ascii="Times New Roman" w:hAnsi="Times New Roman"/>
+          <w:rFonts w:ascii="Times New Roman" w:hAnsi="Times New Roman" w:cs="Times New Roman"/>
           <w:sz w:val="24"/>
         </w:rPr>
         <w:t xml:space="preserve">. </w:t>
@@ -17033,26 +17893,10 @@
         <w:r>
           <w:rPr>
             <w:rStyle w:val="Hyperlink"/>
-            <w:rFonts w:ascii="Times New Roman" w:hAnsi="Times New Roman"/>
+            <w:rFonts w:ascii="Times New Roman" w:hAnsi="Times New Roman" w:cs="Times New Roman"/>
             <w:sz w:val="24"/>
           </w:rPr>
-          <w:t>https://w</w:t>
-        </w:r>
-        <w:r>
-          <w:rPr>
-            <w:rStyle w:val="Hyperlink"/>
-            <w:rFonts w:ascii="Times New Roman" w:hAnsi="Times New Roman"/>
-            <w:sz w:val="24"/>
-          </w:rPr>
-          <w:t>w</w:t>
-        </w:r>
-        <w:r>
-          <w:rPr>
-            <w:rStyle w:val="Hyperlink"/>
-            <w:rFonts w:ascii="Times New Roman" w:hAnsi="Times New Roman"/>
-            <w:sz w:val="24"/>
-          </w:rPr>
-          <w:t>w.fairplanet.org/editors-pick/how-malaysians-are-battling-food-waste-with-surplus-food/</w:t>
+          <w:t>https://www.fairplanet.org/editors-pick/how-malaysians-are-battling-food-waste-with-surplus-food/</w:t>
         </w:r>
       </w:hyperlink>
     </w:p>
@@ -17065,20 +17909,20 @@
         </w:numPr>
         <w:spacing w:line="360" w:lineRule="auto"/>
         <w:rPr>
-          <w:rFonts w:ascii="Times New Roman" w:hAnsi="Times New Roman"/>
+          <w:rFonts w:ascii="Times New Roman" w:hAnsi="Times New Roman" w:cs="Times New Roman"/>
           <w:sz w:val="24"/>
         </w:rPr>
       </w:pPr>
       <w:r>
         <w:rPr>
-          <w:rFonts w:ascii="Times New Roman" w:hAnsi="Times New Roman"/>
+          <w:rFonts w:ascii="Times New Roman" w:hAnsi="Times New Roman" w:cs="Times New Roman"/>
           <w:sz w:val="24"/>
         </w:rPr>
         <w:t xml:space="preserve">United Nations. (2023). </w:t>
       </w:r>
       <w:r>
         <w:rPr>
-          <w:rFonts w:ascii="Times New Roman" w:hAnsi="Times New Roman"/>
+          <w:rFonts w:ascii="Times New Roman" w:hAnsi="Times New Roman" w:cs="Times New Roman"/>
           <w:i/>
           <w:iCs/>
           <w:sz w:val="24"/>
@@ -17087,7 +17931,7 @@
       </w:r>
       <w:r>
         <w:rPr>
-          <w:rFonts w:ascii="Times New Roman" w:hAnsi="Times New Roman"/>
+          <w:rFonts w:ascii="Times New Roman" w:hAnsi="Times New Roman" w:cs="Times New Roman"/>
           <w:sz w:val="24"/>
         </w:rPr>
         <w:t xml:space="preserve">. United Nations Department of Economic and Social Affairs. </w:t>
@@ -17096,7 +17940,7 @@
         <w:r>
           <w:rPr>
             <w:rStyle w:val="Hyperlink"/>
-            <w:rFonts w:ascii="Times New Roman" w:hAnsi="Times New Roman"/>
+            <w:rFonts w:ascii="Times New Roman" w:hAnsi="Times New Roman" w:cs="Times New Roman"/>
             <w:sz w:val="24"/>
           </w:rPr>
           <w:t>https://sdgs.un.org/goals/goal12</w:t>
@@ -17108,7 +17952,7 @@
         <w:pStyle w:val="ListParagraph"/>
         <w:spacing w:line="360" w:lineRule="auto"/>
         <w:rPr>
-          <w:rFonts w:ascii="Times New Roman" w:hAnsi="Times New Roman"/>
+          <w:rFonts w:ascii="Times New Roman" w:hAnsi="Times New Roman" w:cs="Times New Roman"/>
           <w:sz w:val="24"/>
         </w:rPr>
       </w:pPr>
@@ -18562,6 +19406,7 @@
   <w:style w:type="character" w:default="1" w:styleId="DefaultParagraphFont">
     <w:name w:val="Default Paragraph Font"/>
     <w:uiPriority w:val="1"/>
+    <w:semiHidden/>
     <w:unhideWhenUsed/>
   </w:style>
   <w:style w:type="table" w:default="1" w:styleId="TableNormal">

--- a/docs/assignment 1 task 1 (Smart Pantry) BIT 216.docx
+++ b/docs/assignment 1 task 1 (Smart Pantry) BIT 216.docx
@@ -5,7 +5,7 @@
     <w:p>
       <w:pPr>
         <w:spacing w:line="360" w:lineRule="auto"/>
-        <w:jc w:val="center"/>
+        <w:jc w:val="both"/>
         <w:rPr>
           <w:rFonts w:ascii="Times New Roman" w:hAnsi="Times New Roman"/>
           <w:b/>
@@ -44,7 +44,7 @@
     <w:p>
       <w:pPr>
         <w:spacing w:line="360" w:lineRule="auto"/>
-        <w:jc w:val="center"/>
+        <w:jc w:val="both"/>
         <w:rPr>
           <w:rFonts w:ascii="Times New Roman" w:hAnsi="Times New Roman"/>
           <w:b/>
@@ -65,7 +65,7 @@
     <w:p>
       <w:pPr>
         <w:spacing w:line="360" w:lineRule="auto"/>
-        <w:jc w:val="center"/>
+        <w:jc w:val="both"/>
         <w:rPr>
           <w:rFonts w:ascii="Times New Roman" w:hAnsi="Times New Roman"/>
           <w:b/>
@@ -97,7 +97,7 @@
     <w:p>
       <w:pPr>
         <w:spacing w:line="360" w:lineRule="auto"/>
-        <w:jc w:val="center"/>
+        <w:jc w:val="both"/>
         <w:rPr>
           <w:rFonts w:ascii="Times New Roman" w:hAnsi="Times New Roman"/>
           <w:b/>
@@ -109,7 +109,7 @@
     <w:p>
       <w:pPr>
         <w:spacing w:line="360" w:lineRule="auto"/>
-        <w:jc w:val="center"/>
+        <w:jc w:val="both"/>
         <w:rPr>
           <w:rFonts w:ascii="Times New Roman" w:hAnsi="Times New Roman"/>
           <w:b/>
@@ -121,7 +121,7 @@
     <w:p>
       <w:pPr>
         <w:spacing w:line="360" w:lineRule="auto"/>
-        <w:jc w:val="center"/>
+        <w:jc w:val="both"/>
         <w:rPr>
           <w:rFonts w:ascii="Times New Roman" w:hAnsi="Times New Roman"/>
           <w:sz w:val="24"/>
@@ -147,7 +147,7 @@
     <w:p>
       <w:pPr>
         <w:spacing w:line="360" w:lineRule="auto"/>
-        <w:jc w:val="center"/>
+        <w:jc w:val="both"/>
         <w:rPr>
           <w:rFonts w:ascii="Times New Roman" w:hAnsi="Times New Roman"/>
           <w:sz w:val="24"/>
@@ -164,7 +164,7 @@
     <w:p>
       <w:pPr>
         <w:spacing w:line="360" w:lineRule="auto"/>
-        <w:jc w:val="center"/>
+        <w:jc w:val="both"/>
         <w:rPr>
           <w:rFonts w:ascii="Times New Roman" w:hAnsi="Times New Roman"/>
           <w:b/>
@@ -185,6 +185,13 @@
           <w:sz w:val="24"/>
         </w:rPr>
         <w:t xml:space="preserve">      </w:t>
+      </w:r>
+      <w:r>
+        <w:rPr>
+          <w:rFonts w:ascii="Times New Roman" w:hAnsi="Times New Roman"/>
+          <w:sz w:val="24"/>
+        </w:rPr>
+        <w:t xml:space="preserve">  </w:t>
       </w:r>
       <w:r>
         <w:rPr>
@@ -230,6 +237,7 @@
           <w:pPr>
             <w:pStyle w:val="TOCHeading1"/>
             <w:spacing w:line="360" w:lineRule="auto"/>
+            <w:jc w:val="both"/>
             <w:rPr>
               <w:rFonts w:ascii="Times New Roman" w:hAnsi="Times New Roman" w:cs="Times New Roman"/>
               <w:color w:val="000000" w:themeColor="text1"/>
@@ -253,6 +261,7 @@
             <w:tabs>
               <w:tab w:val="right" w:leader="dot" w:pos="9016"/>
             </w:tabs>
+            <w:jc w:val="both"/>
             <w:rPr>
               <w:rFonts w:ascii="Times New Roman" w:eastAsiaTheme="minorEastAsia" w:hAnsi="Times New Roman" w:cs="Times New Roman"/>
               <w:noProof/>
@@ -353,6 +362,7 @@
             <w:tabs>
               <w:tab w:val="right" w:leader="dot" w:pos="9016"/>
             </w:tabs>
+            <w:jc w:val="both"/>
             <w:rPr>
               <w:rFonts w:ascii="Times New Roman" w:eastAsiaTheme="minorEastAsia" w:hAnsi="Times New Roman" w:cs="Times New Roman"/>
               <w:noProof/>
@@ -432,6 +442,7 @@
             <w:tabs>
               <w:tab w:val="right" w:leader="dot" w:pos="9016"/>
             </w:tabs>
+            <w:jc w:val="both"/>
             <w:rPr>
               <w:rFonts w:ascii="Times New Roman" w:eastAsiaTheme="minorEastAsia" w:hAnsi="Times New Roman" w:cs="Times New Roman"/>
               <w:noProof/>
@@ -511,6 +522,7 @@
             <w:tabs>
               <w:tab w:val="right" w:leader="dot" w:pos="9016"/>
             </w:tabs>
+            <w:jc w:val="both"/>
             <w:rPr>
               <w:rFonts w:ascii="Times New Roman" w:eastAsiaTheme="minorEastAsia" w:hAnsi="Times New Roman" w:cs="Times New Roman"/>
               <w:noProof/>
@@ -590,6 +602,7 @@
             <w:tabs>
               <w:tab w:val="right" w:leader="dot" w:pos="9016"/>
             </w:tabs>
+            <w:jc w:val="both"/>
             <w:rPr>
               <w:rFonts w:ascii="Times New Roman" w:eastAsiaTheme="minorEastAsia" w:hAnsi="Times New Roman" w:cs="Times New Roman"/>
               <w:noProof/>
@@ -669,6 +682,7 @@
             <w:tabs>
               <w:tab w:val="right" w:leader="dot" w:pos="9016"/>
             </w:tabs>
+            <w:jc w:val="both"/>
             <w:rPr>
               <w:rFonts w:ascii="Times New Roman" w:eastAsiaTheme="minorEastAsia" w:hAnsi="Times New Roman" w:cs="Times New Roman"/>
               <w:noProof/>
@@ -748,6 +762,7 @@
             <w:tabs>
               <w:tab w:val="right" w:leader="dot" w:pos="9016"/>
             </w:tabs>
+            <w:jc w:val="both"/>
             <w:rPr>
               <w:rFonts w:ascii="Times New Roman" w:eastAsiaTheme="minorEastAsia" w:hAnsi="Times New Roman" w:cs="Times New Roman"/>
               <w:noProof/>
@@ -827,6 +842,7 @@
             <w:tabs>
               <w:tab w:val="right" w:leader="dot" w:pos="9016"/>
             </w:tabs>
+            <w:jc w:val="both"/>
             <w:rPr>
               <w:rFonts w:ascii="Times New Roman" w:eastAsiaTheme="minorEastAsia" w:hAnsi="Times New Roman" w:cs="Times New Roman"/>
               <w:noProof/>
@@ -906,6 +922,7 @@
             <w:tabs>
               <w:tab w:val="right" w:leader="dot" w:pos="9016"/>
             </w:tabs>
+            <w:jc w:val="both"/>
             <w:rPr>
               <w:rFonts w:ascii="Times New Roman" w:eastAsiaTheme="minorEastAsia" w:hAnsi="Times New Roman" w:cs="Times New Roman"/>
               <w:noProof/>
@@ -985,6 +1002,7 @@
             <w:tabs>
               <w:tab w:val="right" w:leader="dot" w:pos="9016"/>
             </w:tabs>
+            <w:jc w:val="both"/>
             <w:rPr>
               <w:rFonts w:ascii="Times New Roman" w:eastAsiaTheme="minorEastAsia" w:hAnsi="Times New Roman" w:cs="Times New Roman"/>
               <w:noProof/>
@@ -1064,6 +1082,7 @@
             <w:tabs>
               <w:tab w:val="right" w:leader="dot" w:pos="9016"/>
             </w:tabs>
+            <w:jc w:val="both"/>
             <w:rPr>
               <w:rFonts w:ascii="Times New Roman" w:eastAsiaTheme="minorEastAsia" w:hAnsi="Times New Roman" w:cs="Times New Roman"/>
               <w:noProof/>
@@ -1143,6 +1162,7 @@
             <w:tabs>
               <w:tab w:val="right" w:leader="dot" w:pos="9016"/>
             </w:tabs>
+            <w:jc w:val="both"/>
             <w:rPr>
               <w:rFonts w:ascii="Times New Roman" w:eastAsiaTheme="minorEastAsia" w:hAnsi="Times New Roman" w:cs="Times New Roman"/>
               <w:noProof/>
@@ -1222,6 +1242,7 @@
             <w:tabs>
               <w:tab w:val="right" w:leader="dot" w:pos="9016"/>
             </w:tabs>
+            <w:jc w:val="both"/>
             <w:rPr>
               <w:rFonts w:ascii="Times New Roman" w:eastAsiaTheme="minorEastAsia" w:hAnsi="Times New Roman" w:cs="Times New Roman"/>
               <w:noProof/>
@@ -1301,6 +1322,7 @@
             <w:tabs>
               <w:tab w:val="right" w:leader="dot" w:pos="9016"/>
             </w:tabs>
+            <w:jc w:val="both"/>
             <w:rPr>
               <w:rFonts w:ascii="Times New Roman" w:eastAsiaTheme="minorEastAsia" w:hAnsi="Times New Roman" w:cs="Times New Roman"/>
               <w:noProof/>
@@ -1380,6 +1402,7 @@
             <w:tabs>
               <w:tab w:val="right" w:leader="dot" w:pos="9016"/>
             </w:tabs>
+            <w:jc w:val="both"/>
             <w:rPr>
               <w:rFonts w:ascii="Times New Roman" w:eastAsiaTheme="minorEastAsia" w:hAnsi="Times New Roman" w:cs="Times New Roman"/>
               <w:noProof/>
@@ -1459,6 +1482,7 @@
             <w:tabs>
               <w:tab w:val="right" w:leader="dot" w:pos="9016"/>
             </w:tabs>
+            <w:jc w:val="both"/>
             <w:rPr>
               <w:rFonts w:ascii="Times New Roman" w:eastAsiaTheme="minorEastAsia" w:hAnsi="Times New Roman" w:cs="Times New Roman"/>
               <w:noProof/>
@@ -1535,6 +1559,7 @@
         <w:p>
           <w:pPr>
             <w:spacing w:line="360" w:lineRule="auto"/>
+            <w:jc w:val="both"/>
             <w:rPr>
               <w:rFonts w:ascii="Times New Roman" w:hAnsi="Times New Roman"/>
               <w:sz w:val="24"/>
@@ -1558,6 +1583,7 @@
           <w:tab w:val="left" w:pos="6108"/>
         </w:tabs>
         <w:spacing w:line="360" w:lineRule="auto"/>
+        <w:jc w:val="both"/>
         <w:rPr>
           <w:rFonts w:ascii="Times New Roman" w:hAnsi="Times New Roman"/>
           <w:sz w:val="24"/>
@@ -1576,6 +1602,7 @@
         <w:tabs>
           <w:tab w:val="left" w:pos="6108"/>
         </w:tabs>
+        <w:jc w:val="both"/>
         <w:rPr>
           <w:rFonts w:ascii="Times New Roman" w:hAnsi="Times New Roman"/>
           <w:sz w:val="24"/>
@@ -1601,6 +1628,7 @@
       <w:pPr>
         <w:pStyle w:val="Heading1"/>
         <w:spacing w:line="360" w:lineRule="auto"/>
+        <w:jc w:val="both"/>
         <w:rPr>
           <w:rFonts w:ascii="Times New Roman" w:hAnsi="Times New Roman"/>
           <w:sz w:val="24"/>
@@ -1620,6 +1648,7 @@
     <w:p>
       <w:pPr>
         <w:spacing w:line="360" w:lineRule="auto"/>
+        <w:jc w:val="both"/>
         <w:rPr>
           <w:rFonts w:ascii="Times New Roman" w:hAnsi="Times New Roman"/>
           <w:sz w:val="24"/>
@@ -1682,6 +1711,7 @@
     <w:p>
       <w:pPr>
         <w:spacing w:line="360" w:lineRule="auto"/>
+        <w:jc w:val="both"/>
         <w:rPr>
           <w:rFonts w:ascii="Times New Roman" w:hAnsi="Times New Roman"/>
           <w:sz w:val="24"/>
@@ -1714,6 +1744,7 @@
     <w:p>
       <w:pPr>
         <w:spacing w:line="360" w:lineRule="auto"/>
+        <w:jc w:val="both"/>
         <w:rPr>
           <w:rFonts w:ascii="Times New Roman" w:hAnsi="Times New Roman"/>
           <w:sz w:val="24"/>
@@ -1739,6 +1770,7 @@
     <w:p>
       <w:pPr>
         <w:spacing w:line="360" w:lineRule="auto"/>
+        <w:jc w:val="both"/>
         <w:rPr>
           <w:rFonts w:ascii="Times New Roman" w:hAnsi="Times New Roman"/>
           <w:sz w:val="24"/>
@@ -1765,12 +1797,27 @@
           <w:rFonts w:ascii="Times New Roman" w:hAnsi="Times New Roman"/>
           <w:sz w:val="24"/>
         </w:rPr>
-        <w:t xml:space="preserve"> for scheduling, GitHub for version control, Figma(free) for wire framing and development framework: React.js/Node.js will be used.</w:t>
+        <w:t xml:space="preserve"> for scheduling, GitHub for version control, Figma(free) for wire framing and development framework: React.js</w:t>
+      </w:r>
+      <w:r>
+        <w:rPr>
+          <w:rFonts w:ascii="Times New Roman" w:hAnsi="Times New Roman"/>
+          <w:sz w:val="24"/>
+        </w:rPr>
+        <w:t xml:space="preserve"> </w:t>
+      </w:r>
+      <w:r>
+        <w:rPr>
+          <w:rFonts w:ascii="Times New Roman" w:hAnsi="Times New Roman"/>
+          <w:sz w:val="24"/>
+        </w:rPr>
+        <w:t>will be used.</w:t>
       </w:r>
     </w:p>
     <w:p>
       <w:pPr>
         <w:spacing w:line="360" w:lineRule="auto"/>
+        <w:jc w:val="both"/>
         <w:rPr>
           <w:rFonts w:ascii="Times New Roman" w:hAnsi="Times New Roman"/>
           <w:sz w:val="24"/>
@@ -1797,7 +1844,21 @@
           <w:rFonts w:ascii="Times New Roman" w:hAnsi="Times New Roman"/>
           <w:sz w:val="24"/>
         </w:rPr>
-        <w:t xml:space="preserve"> 1 through 3 will be </w:t>
+        <w:t xml:space="preserve"> 1 t</w:t>
+      </w:r>
+      <w:r>
+        <w:rPr>
+          <w:rFonts w:ascii="Times New Roman" w:hAnsi="Times New Roman"/>
+          <w:sz w:val="24"/>
+        </w:rPr>
+        <w:t>o</w:t>
+      </w:r>
+      <w:r>
+        <w:rPr>
+          <w:rFonts w:ascii="Times New Roman" w:hAnsi="Times New Roman"/>
+          <w:sz w:val="24"/>
+        </w:rPr>
+        <w:t xml:space="preserve"> 3 will be </w:t>
       </w:r>
       <w:proofErr w:type="spellStart"/>
       <w:r>
@@ -1829,12 +1890,27 @@
           <w:rFonts w:ascii="Times New Roman" w:hAnsi="Times New Roman"/>
           <w:sz w:val="24"/>
         </w:rPr>
-        <w:t xml:space="preserve"> 4 through 6 will be finished by August 21, 2026, in Iteration 2.</w:t>
+        <w:t xml:space="preserve"> 4 </w:t>
+      </w:r>
+      <w:r>
+        <w:rPr>
+          <w:rFonts w:ascii="Times New Roman" w:hAnsi="Times New Roman"/>
+          <w:sz w:val="24"/>
+        </w:rPr>
+        <w:t>to</w:t>
+      </w:r>
+      <w:r>
+        <w:rPr>
+          <w:rFonts w:ascii="Times New Roman" w:hAnsi="Times New Roman"/>
+          <w:sz w:val="24"/>
+        </w:rPr>
+        <w:t xml:space="preserve"> 6 will be finished by August 21, 2026, in Iteration 2.</w:t>
       </w:r>
     </w:p>
     <w:p>
       <w:pPr>
         <w:spacing w:line="360" w:lineRule="auto"/>
+        <w:jc w:val="both"/>
         <w:rPr>
           <w:rFonts w:ascii="Times New Roman" w:hAnsi="Times New Roman"/>
           <w:sz w:val="24"/>
@@ -1844,6 +1920,7 @@
     <w:p>
       <w:pPr>
         <w:spacing w:line="360" w:lineRule="auto"/>
+        <w:jc w:val="both"/>
         <w:rPr>
           <w:rFonts w:ascii="Times New Roman" w:hAnsi="Times New Roman"/>
           <w:sz w:val="24"/>
@@ -1854,6 +1931,7 @@
       <w:pPr>
         <w:pStyle w:val="Heading1"/>
         <w:spacing w:line="360" w:lineRule="auto"/>
+        <w:jc w:val="both"/>
         <w:rPr>
           <w:rFonts w:ascii="Times New Roman" w:hAnsi="Times New Roman"/>
           <w:sz w:val="24"/>
@@ -1865,7 +1943,6 @@
           <w:rFonts w:ascii="Times New Roman" w:hAnsi="Times New Roman"/>
           <w:sz w:val="24"/>
         </w:rPr>
-        <w:lastRenderedPageBreak/>
         <w:t>2.0  Project Aims</w:t>
       </w:r>
       <w:bookmarkEnd w:id="1"/>
@@ -1873,6 +1950,7 @@
     <w:p>
       <w:pPr>
         <w:spacing w:line="360" w:lineRule="auto"/>
+        <w:jc w:val="both"/>
         <w:rPr>
           <w:rFonts w:ascii="Times New Roman" w:hAnsi="Times New Roman"/>
           <w:sz w:val="24"/>
@@ -1909,6 +1987,7 @@
           <w:numId w:val="1"/>
         </w:numPr>
         <w:spacing w:line="360" w:lineRule="auto"/>
+        <w:jc w:val="both"/>
         <w:rPr>
           <w:rFonts w:ascii="Times New Roman" w:hAnsi="Times New Roman"/>
           <w:sz w:val="24"/>
@@ -1919,6 +1998,7 @@
           <w:rFonts w:ascii="Times New Roman" w:hAnsi="Times New Roman"/>
           <w:sz w:val="24"/>
         </w:rPr>
+        <w:lastRenderedPageBreak/>
         <w:t>To develop a functional and user-friendly web-based application that helps Malaysian households manage their food inventory and reduce food waste.</w:t>
       </w:r>
     </w:p>
@@ -1929,6 +2009,7 @@
           <w:numId w:val="1"/>
         </w:numPr>
         <w:spacing w:line="360" w:lineRule="auto"/>
+        <w:jc w:val="both"/>
         <w:rPr>
           <w:rFonts w:ascii="Times New Roman" w:hAnsi="Times New Roman"/>
           <w:sz w:val="24"/>
@@ -1951,6 +2032,7 @@
         </w:numPr>
         <w:spacing w:after="60" w:line="360" w:lineRule="auto"/>
         <w:contextualSpacing w:val="0"/>
+        <w:jc w:val="both"/>
         <w:rPr>
           <w:rFonts w:ascii="Times New Roman" w:hAnsi="Times New Roman" w:cs="Times New Roman"/>
           <w:sz w:val="24"/>
@@ -1971,6 +2053,7 @@
           <w:numId w:val="1"/>
         </w:numPr>
         <w:spacing w:line="360" w:lineRule="auto"/>
+        <w:jc w:val="both"/>
         <w:rPr>
           <w:rFonts w:ascii="Times New Roman" w:hAnsi="Times New Roman"/>
           <w:sz w:val="24"/>
@@ -1991,6 +2074,7 @@
           <w:numId w:val="1"/>
         </w:numPr>
         <w:spacing w:line="360" w:lineRule="auto"/>
+        <w:jc w:val="both"/>
         <w:rPr>
           <w:rFonts w:ascii="Times New Roman" w:hAnsi="Times New Roman"/>
           <w:sz w:val="24"/>
@@ -2007,6 +2091,7 @@
     <w:p>
       <w:pPr>
         <w:spacing w:line="360" w:lineRule="auto"/>
+        <w:jc w:val="both"/>
         <w:rPr>
           <w:rFonts w:ascii="Times New Roman" w:hAnsi="Times New Roman"/>
           <w:sz w:val="24"/>
@@ -2024,6 +2109,7 @@
       <w:pPr>
         <w:pStyle w:val="Heading1"/>
         <w:spacing w:line="360" w:lineRule="auto"/>
+        <w:jc w:val="both"/>
         <w:rPr>
           <w:rFonts w:ascii="Times New Roman" w:hAnsi="Times New Roman"/>
           <w:sz w:val="24"/>
@@ -2043,6 +2129,7 @@
     <w:p>
       <w:pPr>
         <w:spacing w:line="360" w:lineRule="auto"/>
+        <w:jc w:val="both"/>
         <w:rPr>
           <w:rFonts w:ascii="Times New Roman" w:hAnsi="Times New Roman"/>
           <w:sz w:val="24"/>
@@ -2064,6 +2151,7 @@
           <w:numId w:val="2"/>
         </w:numPr>
         <w:spacing w:line="360" w:lineRule="auto"/>
+        <w:jc w:val="both"/>
         <w:rPr>
           <w:rFonts w:ascii="Times New Roman" w:hAnsi="Times New Roman" w:cs="Times New Roman"/>
           <w:sz w:val="24"/>
@@ -2092,6 +2180,7 @@
           <w:numId w:val="2"/>
         </w:numPr>
         <w:spacing w:line="360" w:lineRule="auto"/>
+        <w:jc w:val="both"/>
         <w:rPr>
           <w:rFonts w:ascii="Times New Roman" w:hAnsi="Times New Roman" w:cs="Times New Roman"/>
           <w:sz w:val="24"/>
@@ -2113,6 +2202,7 @@
           <w:numId w:val="2"/>
         </w:numPr>
         <w:spacing w:line="360" w:lineRule="auto"/>
+        <w:jc w:val="both"/>
         <w:rPr>
           <w:rFonts w:ascii="Times New Roman" w:hAnsi="Times New Roman" w:cs="Times New Roman"/>
           <w:sz w:val="24"/>
@@ -2134,6 +2224,7 @@
           <w:numId w:val="2"/>
         </w:numPr>
         <w:spacing w:line="360" w:lineRule="auto"/>
+        <w:jc w:val="both"/>
         <w:rPr>
           <w:rFonts w:ascii="Times New Roman" w:hAnsi="Times New Roman" w:cs="Times New Roman"/>
           <w:sz w:val="24"/>
@@ -2155,6 +2246,7 @@
           <w:numId w:val="2"/>
         </w:numPr>
         <w:spacing w:line="360" w:lineRule="auto"/>
+        <w:jc w:val="both"/>
         <w:rPr>
           <w:rFonts w:ascii="Times New Roman" w:hAnsi="Times New Roman" w:cs="Times New Roman"/>
           <w:sz w:val="24"/>
@@ -2176,6 +2268,7 @@
           <w:numId w:val="2"/>
         </w:numPr>
         <w:spacing w:line="360" w:lineRule="auto"/>
+        <w:jc w:val="both"/>
         <w:rPr>
           <w:rFonts w:ascii="Times New Roman" w:hAnsi="Times New Roman" w:cs="Times New Roman"/>
           <w:sz w:val="24"/>
@@ -2197,6 +2290,7 @@
           <w:numId w:val="2"/>
         </w:numPr>
         <w:spacing w:line="360" w:lineRule="auto"/>
+        <w:jc w:val="both"/>
         <w:rPr>
           <w:rFonts w:ascii="Times New Roman" w:hAnsi="Times New Roman" w:cs="Times New Roman"/>
           <w:sz w:val="24"/>
@@ -2221,6 +2315,7 @@
       <w:pPr>
         <w:pStyle w:val="Heading1"/>
         <w:spacing w:line="360" w:lineRule="auto"/>
+        <w:jc w:val="both"/>
         <w:rPr>
           <w:rFonts w:ascii="Times New Roman" w:hAnsi="Times New Roman"/>
           <w:sz w:val="24"/>
@@ -2241,6 +2336,7 @@
       <w:pPr>
         <w:pStyle w:val="Heading2"/>
         <w:spacing w:line="360" w:lineRule="auto"/>
+        <w:jc w:val="both"/>
         <w:rPr>
           <w:rFonts w:ascii="Times New Roman" w:hAnsi="Times New Roman"/>
           <w:sz w:val="24"/>
@@ -2259,6 +2355,7 @@
     <w:p>
       <w:pPr>
         <w:spacing w:line="360" w:lineRule="auto"/>
+        <w:jc w:val="both"/>
         <w:rPr>
           <w:rFonts w:ascii="Times New Roman" w:hAnsi="Times New Roman"/>
           <w:sz w:val="24"/>
@@ -2280,6 +2377,7 @@
           <w:numId w:val="5"/>
         </w:numPr>
         <w:spacing w:line="360" w:lineRule="auto"/>
+        <w:jc w:val="both"/>
         <w:rPr>
           <w:rFonts w:ascii="Times New Roman" w:hAnsi="Times New Roman" w:cs="Times New Roman"/>
           <w:sz w:val="24"/>
@@ -2315,6 +2413,7 @@
           <w:numId w:val="5"/>
         </w:numPr>
         <w:spacing w:line="360" w:lineRule="auto"/>
+        <w:jc w:val="both"/>
         <w:rPr>
           <w:rFonts w:ascii="Times New Roman" w:hAnsi="Times New Roman" w:cs="Times New Roman"/>
           <w:sz w:val="24"/>
@@ -2336,6 +2435,7 @@
           <w:numId w:val="5"/>
         </w:numPr>
         <w:spacing w:line="360" w:lineRule="auto"/>
+        <w:jc w:val="both"/>
         <w:rPr>
           <w:rFonts w:ascii="Times New Roman" w:hAnsi="Times New Roman" w:cs="Times New Roman"/>
           <w:sz w:val="24"/>
@@ -2357,6 +2457,7 @@
           <w:numId w:val="5"/>
         </w:numPr>
         <w:spacing w:line="360" w:lineRule="auto"/>
+        <w:jc w:val="both"/>
         <w:rPr>
           <w:rFonts w:ascii="Times New Roman" w:hAnsi="Times New Roman" w:cs="Times New Roman"/>
           <w:sz w:val="24"/>
@@ -2378,6 +2479,7 @@
           <w:numId w:val="5"/>
         </w:numPr>
         <w:spacing w:line="360" w:lineRule="auto"/>
+        <w:jc w:val="both"/>
         <w:rPr>
           <w:rFonts w:ascii="Times New Roman" w:hAnsi="Times New Roman" w:cs="Times New Roman"/>
           <w:sz w:val="24"/>
@@ -2399,6 +2501,7 @@
           <w:numId w:val="5"/>
         </w:numPr>
         <w:spacing w:line="360" w:lineRule="auto"/>
+        <w:jc w:val="both"/>
         <w:rPr>
           <w:rFonts w:ascii="Times New Roman" w:hAnsi="Times New Roman" w:cs="Times New Roman"/>
           <w:sz w:val="24"/>
@@ -2416,6 +2519,7 @@
       <w:pPr>
         <w:pStyle w:val="Heading2"/>
         <w:spacing w:line="360" w:lineRule="auto"/>
+        <w:jc w:val="both"/>
         <w:rPr>
           <w:rFonts w:ascii="Times New Roman" w:eastAsiaTheme="minorHAnsi" w:hAnsi="Times New Roman"/>
           <w:sz w:val="24"/>
@@ -2426,6 +2530,7 @@
       <w:pPr>
         <w:pStyle w:val="Heading2"/>
         <w:spacing w:line="360" w:lineRule="auto"/>
+        <w:jc w:val="both"/>
         <w:rPr>
           <w:rFonts w:ascii="Times New Roman" w:hAnsi="Times New Roman"/>
           <w:sz w:val="24"/>
@@ -2444,6 +2549,7 @@
     <w:p>
       <w:pPr>
         <w:spacing w:line="360" w:lineRule="auto"/>
+        <w:jc w:val="both"/>
         <w:rPr>
           <w:rFonts w:ascii="Times New Roman" w:hAnsi="Times New Roman"/>
           <w:sz w:val="24"/>
@@ -2465,6 +2571,7 @@
           <w:numId w:val="4"/>
         </w:numPr>
         <w:spacing w:line="360" w:lineRule="auto"/>
+        <w:jc w:val="both"/>
         <w:rPr>
           <w:rFonts w:ascii="Times New Roman" w:hAnsi="Times New Roman" w:cs="Times New Roman"/>
           <w:sz w:val="24"/>
@@ -2486,6 +2593,7 @@
           <w:numId w:val="4"/>
         </w:numPr>
         <w:spacing w:line="360" w:lineRule="auto"/>
+        <w:jc w:val="both"/>
         <w:rPr>
           <w:rFonts w:ascii="Times New Roman" w:hAnsi="Times New Roman" w:cs="Times New Roman"/>
           <w:sz w:val="24"/>
@@ -2521,6 +2629,7 @@
           <w:numId w:val="4"/>
         </w:numPr>
         <w:spacing w:line="360" w:lineRule="auto"/>
+        <w:jc w:val="both"/>
         <w:rPr>
           <w:rFonts w:ascii="Times New Roman" w:hAnsi="Times New Roman" w:cs="Times New Roman"/>
           <w:sz w:val="24"/>
@@ -2542,6 +2651,7 @@
           <w:numId w:val="4"/>
         </w:numPr>
         <w:spacing w:line="360" w:lineRule="auto"/>
+        <w:jc w:val="both"/>
         <w:rPr>
           <w:rFonts w:ascii="Times New Roman" w:hAnsi="Times New Roman" w:cs="Times New Roman"/>
           <w:sz w:val="24"/>
@@ -2563,6 +2673,7 @@
           <w:numId w:val="4"/>
         </w:numPr>
         <w:spacing w:line="360" w:lineRule="auto"/>
+        <w:jc w:val="both"/>
         <w:rPr>
           <w:rFonts w:ascii="Times New Roman" w:hAnsi="Times New Roman" w:cs="Times New Roman"/>
           <w:sz w:val="24"/>
@@ -2584,6 +2695,7 @@
           <w:numId w:val="4"/>
         </w:numPr>
         <w:spacing w:line="360" w:lineRule="auto"/>
+        <w:jc w:val="both"/>
         <w:rPr>
           <w:rFonts w:ascii="Times New Roman" w:hAnsi="Times New Roman" w:cs="Times New Roman"/>
           <w:sz w:val="24"/>
@@ -2600,6 +2712,7 @@
     <w:p>
       <w:pPr>
         <w:spacing w:line="360" w:lineRule="auto"/>
+        <w:jc w:val="both"/>
         <w:rPr>
           <w:rFonts w:ascii="Times New Roman" w:hAnsi="Times New Roman"/>
           <w:sz w:val="24"/>
@@ -2609,6 +2722,7 @@
     <w:p>
       <w:pPr>
         <w:spacing w:line="360" w:lineRule="auto"/>
+        <w:jc w:val="both"/>
         <w:rPr>
           <w:rFonts w:ascii="Times New Roman" w:hAnsi="Times New Roman"/>
           <w:sz w:val="24"/>
@@ -2618,6 +2732,7 @@
     <w:p>
       <w:pPr>
         <w:spacing w:line="360" w:lineRule="auto"/>
+        <w:jc w:val="both"/>
         <w:rPr>
           <w:rFonts w:ascii="Times New Roman" w:hAnsi="Times New Roman"/>
           <w:sz w:val="24"/>
@@ -2627,6 +2742,7 @@
     <w:p>
       <w:pPr>
         <w:spacing w:line="360" w:lineRule="auto"/>
+        <w:jc w:val="both"/>
         <w:rPr>
           <w:rFonts w:ascii="Times New Roman" w:hAnsi="Times New Roman"/>
           <w:sz w:val="24"/>
@@ -2637,6 +2753,7 @@
       <w:pPr>
         <w:pStyle w:val="Heading1"/>
         <w:spacing w:line="360" w:lineRule="auto"/>
+        <w:jc w:val="both"/>
         <w:rPr>
           <w:rFonts w:ascii="Times New Roman" w:hAnsi="Times New Roman"/>
           <w:sz w:val="24"/>
@@ -2657,6 +2774,7 @@
       <w:pPr>
         <w:pStyle w:val="Heading2"/>
         <w:spacing w:line="360" w:lineRule="auto"/>
+        <w:jc w:val="both"/>
         <w:rPr>
           <w:rFonts w:ascii="Times New Roman" w:hAnsi="Times New Roman"/>
           <w:sz w:val="24"/>
@@ -2674,6 +2792,7 @@
     </w:p>
     <w:p>
       <w:pPr>
+        <w:jc w:val="both"/>
         <w:rPr>
           <w:rFonts w:ascii="Times New Roman" w:hAnsi="Times New Roman"/>
           <w:sz w:val="24"/>
@@ -2684,7 +2803,21 @@
           <w:rFonts w:ascii="Times New Roman" w:hAnsi="Times New Roman"/>
           <w:sz w:val="24"/>
         </w:rPr>
-        <w:t xml:space="preserve">This is the WBS which was made separately  in the excel is pasted here . But the actual WBS file is uploaded in the </w:t>
+        <w:t>This is the WBS which was made separately  in the excel is pasted here . But the actual WBS file is uploaded in the</w:t>
+      </w:r>
+      <w:r>
+        <w:rPr>
+          <w:rFonts w:ascii="Times New Roman" w:hAnsi="Times New Roman"/>
+          <w:sz w:val="24"/>
+        </w:rPr>
+        <w:t xml:space="preserve"> team</w:t>
+      </w:r>
+      <w:r>
+        <w:rPr>
+          <w:rFonts w:ascii="Times New Roman" w:hAnsi="Times New Roman"/>
+          <w:sz w:val="24"/>
+        </w:rPr>
+        <w:t xml:space="preserve"> </w:t>
       </w:r>
       <w:proofErr w:type="spellStart"/>
       <w:r>
@@ -2700,7 +2833,21 @@
           <w:rFonts w:ascii="Times New Roman" w:hAnsi="Times New Roman"/>
           <w:sz w:val="24"/>
         </w:rPr>
-        <w:t xml:space="preserve"> folder. The link of the </w:t>
+        <w:t xml:space="preserve"> </w:t>
+      </w:r>
+      <w:r>
+        <w:rPr>
+          <w:rFonts w:ascii="Times New Roman" w:hAnsi="Times New Roman"/>
+          <w:sz w:val="24"/>
+        </w:rPr>
+        <w:t>repository</w:t>
+      </w:r>
+      <w:r>
+        <w:rPr>
+          <w:rFonts w:ascii="Times New Roman" w:hAnsi="Times New Roman"/>
+          <w:sz w:val="24"/>
+        </w:rPr>
+        <w:t xml:space="preserve">. The link of the </w:t>
       </w:r>
       <w:proofErr w:type="spellStart"/>
       <w:r>
@@ -2716,7 +2863,21 @@
           <w:rFonts w:ascii="Times New Roman" w:hAnsi="Times New Roman"/>
           <w:sz w:val="24"/>
         </w:rPr>
-        <w:t xml:space="preserve"> is given at the end of the report.</w:t>
+        <w:t xml:space="preserve"> is given at the end of th</w:t>
+      </w:r>
+      <w:r>
+        <w:rPr>
+          <w:rFonts w:ascii="Times New Roman" w:hAnsi="Times New Roman"/>
+          <w:sz w:val="24"/>
+        </w:rPr>
+        <w:t xml:space="preserve">is </w:t>
+      </w:r>
+      <w:r>
+        <w:rPr>
+          <w:rFonts w:ascii="Times New Roman" w:hAnsi="Times New Roman"/>
+          <w:sz w:val="24"/>
+        </w:rPr>
+        <w:t>report.</w:t>
       </w:r>
     </w:p>
     <w:tbl>
@@ -2751,6 +2912,7 @@
           <w:p>
             <w:pPr>
               <w:spacing w:after="0" w:line="240" w:lineRule="auto"/>
+              <w:jc w:val="both"/>
               <w:rPr>
                 <w:rFonts w:ascii="Times New Roman" w:hAnsi="Times New Roman"/>
                 <w:sz w:val="20"/>
@@ -2775,6 +2937,7 @@
           <w:p>
             <w:pPr>
               <w:spacing w:after="0" w:line="240" w:lineRule="auto"/>
+              <w:jc w:val="both"/>
               <w:rPr>
                 <w:rFonts w:ascii="Times New Roman" w:hAnsi="Times New Roman"/>
                 <w:sz w:val="20"/>
@@ -2798,6 +2961,7 @@
           <w:p>
             <w:pPr>
               <w:spacing w:after="0" w:line="240" w:lineRule="auto"/>
+              <w:jc w:val="both"/>
               <w:rPr>
                 <w:rFonts w:ascii="Times New Roman" w:hAnsi="Times New Roman"/>
                 <w:sz w:val="20"/>
@@ -2821,6 +2985,7 @@
           <w:p>
             <w:pPr>
               <w:spacing w:after="0" w:line="240" w:lineRule="auto"/>
+              <w:jc w:val="both"/>
               <w:rPr>
                 <w:rFonts w:ascii="Times New Roman" w:hAnsi="Times New Roman"/>
                 <w:sz w:val="20"/>
@@ -2871,6 +3036,7 @@
           <w:p>
             <w:pPr>
               <w:spacing w:after="0" w:line="240" w:lineRule="auto"/>
+              <w:jc w:val="both"/>
               <w:rPr>
                 <w:rFonts w:ascii="Times New Roman" w:hAnsi="Times New Roman"/>
                 <w:sz w:val="20"/>
@@ -2903,6 +3069,7 @@
           <w:p>
             <w:pPr>
               <w:spacing w:after="0" w:line="240" w:lineRule="auto"/>
+              <w:jc w:val="both"/>
               <w:rPr>
                 <w:rFonts w:ascii="Times New Roman" w:hAnsi="Times New Roman"/>
                 <w:sz w:val="20"/>
@@ -2934,6 +3101,7 @@
           <w:p>
             <w:pPr>
               <w:spacing w:after="0" w:line="240" w:lineRule="auto"/>
+              <w:jc w:val="both"/>
               <w:rPr>
                 <w:rFonts w:ascii="Times New Roman" w:hAnsi="Times New Roman"/>
                 <w:sz w:val="20"/>
@@ -2957,6 +3125,7 @@
           <w:p>
             <w:pPr>
               <w:spacing w:after="0" w:line="240" w:lineRule="auto"/>
+              <w:jc w:val="both"/>
               <w:rPr>
                 <w:rFonts w:ascii="Times New Roman" w:hAnsi="Times New Roman"/>
                 <w:sz w:val="20"/>
@@ -2980,6 +3149,7 @@
           <w:p>
             <w:pPr>
               <w:spacing w:after="0" w:line="240" w:lineRule="auto"/>
+              <w:jc w:val="both"/>
               <w:rPr>
                 <w:rFonts w:ascii="Times New Roman" w:hAnsi="Times New Roman"/>
                 <w:sz w:val="20"/>
@@ -3010,6 +3180,7 @@
           <w:p>
             <w:pPr>
               <w:spacing w:after="0" w:line="240" w:lineRule="auto"/>
+              <w:jc w:val="both"/>
               <w:rPr>
                 <w:rFonts w:ascii="Times New Roman" w:hAnsi="Times New Roman"/>
                 <w:sz w:val="20"/>
@@ -3039,6 +3210,7 @@
           <w:p>
             <w:pPr>
               <w:spacing w:after="0" w:line="240" w:lineRule="auto"/>
+              <w:jc w:val="both"/>
               <w:rPr>
                 <w:rFonts w:ascii="Times New Roman" w:hAnsi="Times New Roman"/>
                 <w:sz w:val="20"/>
@@ -3063,6 +3235,7 @@
           <w:p>
             <w:pPr>
               <w:spacing w:after="0" w:line="240" w:lineRule="auto"/>
+              <w:jc w:val="both"/>
               <w:rPr>
                 <w:rFonts w:ascii="Times New Roman" w:hAnsi="Times New Roman"/>
                 <w:sz w:val="20"/>
@@ -3086,6 +3259,7 @@
           <w:p>
             <w:pPr>
               <w:spacing w:after="0" w:line="240" w:lineRule="auto"/>
+              <w:jc w:val="both"/>
               <w:rPr>
                 <w:rFonts w:ascii="Times New Roman" w:hAnsi="Times New Roman"/>
                 <w:sz w:val="20"/>
@@ -3101,6 +3275,7 @@
           <w:p>
             <w:pPr>
               <w:spacing w:after="0" w:line="240" w:lineRule="auto"/>
+              <w:jc w:val="both"/>
               <w:rPr>
                 <w:rFonts w:ascii="Times New Roman" w:hAnsi="Times New Roman"/>
                 <w:sz w:val="20"/>
@@ -3124,6 +3299,7 @@
           <w:p>
             <w:pPr>
               <w:spacing w:after="0" w:line="240" w:lineRule="auto"/>
+              <w:jc w:val="both"/>
               <w:rPr>
                 <w:rFonts w:ascii="Times New Roman" w:hAnsi="Times New Roman"/>
                 <w:sz w:val="20"/>
@@ -3147,6 +3323,7 @@
           <w:p>
             <w:pPr>
               <w:spacing w:after="0" w:line="240" w:lineRule="auto"/>
+              <w:jc w:val="both"/>
               <w:rPr>
                 <w:rFonts w:ascii="Times New Roman" w:hAnsi="Times New Roman"/>
                 <w:sz w:val="20"/>
@@ -3170,6 +3347,7 @@
           <w:p>
             <w:pPr>
               <w:spacing w:after="0" w:line="240" w:lineRule="auto"/>
+              <w:jc w:val="both"/>
               <w:rPr>
                 <w:rFonts w:ascii="Times New Roman" w:hAnsi="Times New Roman"/>
                 <w:sz w:val="20"/>
@@ -3193,6 +3371,7 @@
           <w:p>
             <w:pPr>
               <w:spacing w:after="0" w:line="240" w:lineRule="auto"/>
+              <w:jc w:val="both"/>
               <w:rPr>
                 <w:rFonts w:ascii="Times New Roman" w:hAnsi="Times New Roman"/>
                 <w:sz w:val="20"/>
@@ -3216,6 +3395,7 @@
           <w:p>
             <w:pPr>
               <w:spacing w:after="0" w:line="240" w:lineRule="auto"/>
+              <w:jc w:val="both"/>
               <w:rPr>
                 <w:rFonts w:ascii="Times New Roman" w:hAnsi="Times New Roman"/>
                 <w:sz w:val="20"/>
@@ -3245,6 +3425,7 @@
           <w:p>
             <w:pPr>
               <w:spacing w:after="0" w:line="240" w:lineRule="auto"/>
+              <w:jc w:val="both"/>
               <w:rPr>
                 <w:rFonts w:ascii="Times New Roman" w:hAnsi="Times New Roman"/>
                 <w:sz w:val="20"/>
@@ -3269,6 +3450,7 @@
           <w:p>
             <w:pPr>
               <w:spacing w:after="0" w:line="240" w:lineRule="auto"/>
+              <w:jc w:val="both"/>
               <w:rPr>
                 <w:rFonts w:ascii="Times New Roman" w:hAnsi="Times New Roman"/>
                 <w:sz w:val="20"/>
@@ -3292,6 +3474,7 @@
           <w:p>
             <w:pPr>
               <w:spacing w:after="0" w:line="240" w:lineRule="auto"/>
+              <w:jc w:val="both"/>
               <w:rPr>
                 <w:rFonts w:ascii="Times New Roman" w:hAnsi="Times New Roman"/>
                 <w:sz w:val="20"/>
@@ -3307,6 +3490,7 @@
           <w:p>
             <w:pPr>
               <w:spacing w:after="0" w:line="240" w:lineRule="auto"/>
+              <w:jc w:val="both"/>
               <w:rPr>
                 <w:rFonts w:ascii="Times New Roman" w:hAnsi="Times New Roman"/>
                 <w:sz w:val="20"/>
@@ -3330,6 +3514,7 @@
           <w:p>
             <w:pPr>
               <w:spacing w:after="0" w:line="240" w:lineRule="auto"/>
+              <w:jc w:val="both"/>
               <w:rPr>
                 <w:rFonts w:ascii="Times New Roman" w:hAnsi="Times New Roman"/>
                 <w:sz w:val="20"/>
@@ -3353,6 +3538,7 @@
           <w:p>
             <w:pPr>
               <w:spacing w:after="0" w:line="240" w:lineRule="auto"/>
+              <w:jc w:val="both"/>
               <w:rPr>
                 <w:rFonts w:ascii="Times New Roman" w:hAnsi="Times New Roman"/>
                 <w:sz w:val="20"/>
@@ -3376,6 +3562,7 @@
           <w:p>
             <w:pPr>
               <w:spacing w:after="0" w:line="240" w:lineRule="auto"/>
+              <w:jc w:val="both"/>
               <w:rPr>
                 <w:rFonts w:ascii="Times New Roman" w:hAnsi="Times New Roman"/>
                 <w:sz w:val="20"/>
@@ -3399,6 +3586,7 @@
           <w:p>
             <w:pPr>
               <w:spacing w:after="0" w:line="240" w:lineRule="auto"/>
+              <w:jc w:val="both"/>
               <w:rPr>
                 <w:rFonts w:ascii="Times New Roman" w:hAnsi="Times New Roman"/>
                 <w:sz w:val="20"/>
@@ -3422,6 +3610,7 @@
           <w:p>
             <w:pPr>
               <w:spacing w:after="0" w:line="240" w:lineRule="auto"/>
+              <w:jc w:val="both"/>
               <w:rPr>
                 <w:rFonts w:ascii="Times New Roman" w:hAnsi="Times New Roman"/>
                 <w:sz w:val="20"/>
@@ -3451,6 +3640,7 @@
           <w:p>
             <w:pPr>
               <w:spacing w:after="0" w:line="240" w:lineRule="auto"/>
+              <w:jc w:val="both"/>
               <w:rPr>
                 <w:rFonts w:ascii="Times New Roman" w:hAnsi="Times New Roman"/>
                 <w:sz w:val="20"/>
@@ -3475,6 +3665,7 @@
           <w:p>
             <w:pPr>
               <w:spacing w:after="0" w:line="240" w:lineRule="auto"/>
+              <w:jc w:val="both"/>
               <w:rPr>
                 <w:rFonts w:ascii="Times New Roman" w:hAnsi="Times New Roman"/>
                 <w:sz w:val="20"/>
@@ -3498,6 +3689,7 @@
           <w:p>
             <w:pPr>
               <w:spacing w:after="0" w:line="240" w:lineRule="auto"/>
+              <w:jc w:val="both"/>
               <w:rPr>
                 <w:rFonts w:ascii="Times New Roman" w:hAnsi="Times New Roman"/>
                 <w:sz w:val="20"/>
@@ -3513,6 +3705,7 @@
           <w:p>
             <w:pPr>
               <w:spacing w:after="0" w:line="240" w:lineRule="auto"/>
+              <w:jc w:val="both"/>
               <w:rPr>
                 <w:rFonts w:ascii="Times New Roman" w:hAnsi="Times New Roman"/>
                 <w:sz w:val="20"/>
@@ -3536,6 +3729,7 @@
           <w:p>
             <w:pPr>
               <w:spacing w:after="0" w:line="240" w:lineRule="auto"/>
+              <w:jc w:val="both"/>
               <w:rPr>
                 <w:rFonts w:ascii="Times New Roman" w:hAnsi="Times New Roman"/>
                 <w:sz w:val="20"/>
@@ -3559,6 +3753,7 @@
           <w:p>
             <w:pPr>
               <w:spacing w:after="0" w:line="240" w:lineRule="auto"/>
+              <w:jc w:val="both"/>
               <w:rPr>
                 <w:rFonts w:ascii="Times New Roman" w:hAnsi="Times New Roman"/>
                 <w:sz w:val="20"/>
@@ -3582,6 +3777,7 @@
           <w:p>
             <w:pPr>
               <w:spacing w:after="0" w:line="240" w:lineRule="auto"/>
+              <w:jc w:val="both"/>
               <w:rPr>
                 <w:rFonts w:ascii="Times New Roman" w:hAnsi="Times New Roman"/>
                 <w:sz w:val="20"/>
@@ -3605,6 +3801,7 @@
           <w:p>
             <w:pPr>
               <w:spacing w:after="0" w:line="240" w:lineRule="auto"/>
+              <w:jc w:val="both"/>
               <w:rPr>
                 <w:rFonts w:ascii="Times New Roman" w:hAnsi="Times New Roman"/>
                 <w:sz w:val="20"/>
@@ -3628,6 +3825,7 @@
           <w:p>
             <w:pPr>
               <w:spacing w:after="0" w:line="240" w:lineRule="auto"/>
+              <w:jc w:val="both"/>
               <w:rPr>
                 <w:rFonts w:ascii="Times New Roman" w:hAnsi="Times New Roman"/>
                 <w:sz w:val="20"/>
@@ -3657,6 +3855,7 @@
           <w:p>
             <w:pPr>
               <w:spacing w:after="0" w:line="240" w:lineRule="auto"/>
+              <w:jc w:val="both"/>
               <w:rPr>
                 <w:rFonts w:ascii="Times New Roman" w:hAnsi="Times New Roman"/>
                 <w:sz w:val="20"/>
@@ -3681,6 +3880,7 @@
           <w:p>
             <w:pPr>
               <w:spacing w:after="0" w:line="240" w:lineRule="auto"/>
+              <w:jc w:val="both"/>
               <w:rPr>
                 <w:rFonts w:ascii="Times New Roman" w:hAnsi="Times New Roman"/>
                 <w:sz w:val="20"/>
@@ -3704,6 +3904,7 @@
           <w:p>
             <w:pPr>
               <w:spacing w:after="0" w:line="240" w:lineRule="auto"/>
+              <w:jc w:val="both"/>
               <w:rPr>
                 <w:rFonts w:ascii="Times New Roman" w:hAnsi="Times New Roman"/>
                 <w:sz w:val="20"/>
@@ -3719,6 +3920,7 @@
           <w:p>
             <w:pPr>
               <w:spacing w:after="0" w:line="240" w:lineRule="auto"/>
+              <w:jc w:val="both"/>
               <w:rPr>
                 <w:rFonts w:ascii="Times New Roman" w:hAnsi="Times New Roman"/>
                 <w:sz w:val="20"/>
@@ -3742,6 +3944,7 @@
           <w:p>
             <w:pPr>
               <w:spacing w:after="0" w:line="240" w:lineRule="auto"/>
+              <w:jc w:val="both"/>
               <w:rPr>
                 <w:rFonts w:ascii="Times New Roman" w:hAnsi="Times New Roman"/>
                 <w:sz w:val="20"/>
@@ -3765,6 +3968,7 @@
           <w:p>
             <w:pPr>
               <w:spacing w:after="0" w:line="240" w:lineRule="auto"/>
+              <w:jc w:val="both"/>
               <w:rPr>
                 <w:rFonts w:ascii="Times New Roman" w:hAnsi="Times New Roman"/>
                 <w:sz w:val="20"/>
@@ -3788,6 +3992,7 @@
           <w:p>
             <w:pPr>
               <w:spacing w:after="0" w:line="240" w:lineRule="auto"/>
+              <w:jc w:val="both"/>
               <w:rPr>
                 <w:rFonts w:ascii="Times New Roman" w:hAnsi="Times New Roman"/>
                 <w:sz w:val="20"/>
@@ -3811,6 +4016,7 @@
           <w:p>
             <w:pPr>
               <w:spacing w:after="0" w:line="240" w:lineRule="auto"/>
+              <w:jc w:val="both"/>
               <w:rPr>
                 <w:rFonts w:ascii="Times New Roman" w:hAnsi="Times New Roman"/>
                 <w:sz w:val="20"/>
@@ -3834,6 +4040,7 @@
           <w:p>
             <w:pPr>
               <w:spacing w:after="0" w:line="240" w:lineRule="auto"/>
+              <w:jc w:val="both"/>
               <w:rPr>
                 <w:rFonts w:ascii="Times New Roman" w:hAnsi="Times New Roman"/>
                 <w:sz w:val="20"/>
@@ -3863,6 +4070,7 @@
           <w:p>
             <w:pPr>
               <w:spacing w:after="0" w:line="240" w:lineRule="auto"/>
+              <w:jc w:val="both"/>
               <w:rPr>
                 <w:rFonts w:ascii="Times New Roman" w:hAnsi="Times New Roman"/>
                 <w:sz w:val="20"/>
@@ -3887,6 +4095,7 @@
           <w:p>
             <w:pPr>
               <w:spacing w:after="0" w:line="240" w:lineRule="auto"/>
+              <w:jc w:val="both"/>
               <w:rPr>
                 <w:rFonts w:ascii="Times New Roman" w:hAnsi="Times New Roman"/>
                 <w:sz w:val="20"/>
@@ -3910,6 +4119,7 @@
           <w:p>
             <w:pPr>
               <w:spacing w:after="0" w:line="240" w:lineRule="auto"/>
+              <w:jc w:val="both"/>
               <w:rPr>
                 <w:rFonts w:ascii="Times New Roman" w:hAnsi="Times New Roman"/>
                 <w:sz w:val="20"/>
@@ -3925,6 +4135,7 @@
           <w:p>
             <w:pPr>
               <w:spacing w:after="0" w:line="240" w:lineRule="auto"/>
+              <w:jc w:val="both"/>
               <w:rPr>
                 <w:rFonts w:ascii="Times New Roman" w:hAnsi="Times New Roman"/>
                 <w:sz w:val="20"/>
@@ -3948,6 +4159,7 @@
           <w:p>
             <w:pPr>
               <w:spacing w:after="0" w:line="240" w:lineRule="auto"/>
+              <w:jc w:val="both"/>
               <w:rPr>
                 <w:rFonts w:ascii="Times New Roman" w:hAnsi="Times New Roman"/>
                 <w:sz w:val="20"/>
@@ -3971,6 +4183,7 @@
           <w:p>
             <w:pPr>
               <w:spacing w:after="0" w:line="240" w:lineRule="auto"/>
+              <w:jc w:val="both"/>
               <w:rPr>
                 <w:rFonts w:ascii="Times New Roman" w:hAnsi="Times New Roman"/>
                 <w:sz w:val="20"/>
@@ -3994,6 +4207,7 @@
           <w:p>
             <w:pPr>
               <w:spacing w:after="0" w:line="240" w:lineRule="auto"/>
+              <w:jc w:val="both"/>
               <w:rPr>
                 <w:rFonts w:ascii="Times New Roman" w:hAnsi="Times New Roman"/>
                 <w:sz w:val="20"/>
@@ -4017,6 +4231,7 @@
           <w:p>
             <w:pPr>
               <w:spacing w:after="0" w:line="240" w:lineRule="auto"/>
+              <w:jc w:val="both"/>
               <w:rPr>
                 <w:rFonts w:ascii="Times New Roman" w:hAnsi="Times New Roman"/>
                 <w:sz w:val="20"/>
@@ -4040,6 +4255,7 @@
           <w:p>
             <w:pPr>
               <w:spacing w:after="0" w:line="240" w:lineRule="auto"/>
+              <w:jc w:val="both"/>
               <w:rPr>
                 <w:rFonts w:ascii="Times New Roman" w:hAnsi="Times New Roman"/>
                 <w:sz w:val="20"/>
@@ -4069,6 +4285,7 @@
           <w:p>
             <w:pPr>
               <w:spacing w:after="0" w:line="240" w:lineRule="auto"/>
+              <w:jc w:val="both"/>
               <w:rPr>
                 <w:rFonts w:ascii="Times New Roman" w:hAnsi="Times New Roman"/>
                 <w:sz w:val="20"/>
@@ -4093,6 +4310,7 @@
           <w:p>
             <w:pPr>
               <w:spacing w:after="0" w:line="240" w:lineRule="auto"/>
+              <w:jc w:val="both"/>
               <w:rPr>
                 <w:rFonts w:ascii="Times New Roman" w:hAnsi="Times New Roman"/>
                 <w:sz w:val="20"/>
@@ -4111,6 +4329,7 @@
           <w:p>
             <w:pPr>
               <w:spacing w:after="0" w:line="240" w:lineRule="auto"/>
+              <w:jc w:val="both"/>
               <w:rPr>
                 <w:rFonts w:ascii="Times New Roman" w:hAnsi="Times New Roman"/>
                 <w:sz w:val="20"/>
@@ -4134,6 +4353,7 @@
           <w:p>
             <w:pPr>
               <w:spacing w:after="0" w:line="240" w:lineRule="auto"/>
+              <w:jc w:val="both"/>
               <w:rPr>
                 <w:rFonts w:ascii="Times New Roman" w:hAnsi="Times New Roman"/>
                 <w:sz w:val="20"/>
@@ -4149,6 +4369,7 @@
           <w:p>
             <w:pPr>
               <w:spacing w:after="0" w:line="240" w:lineRule="auto"/>
+              <w:jc w:val="both"/>
               <w:rPr>
                 <w:rFonts w:ascii="Times New Roman" w:hAnsi="Times New Roman"/>
                 <w:sz w:val="20"/>
@@ -4172,6 +4393,7 @@
           <w:p>
             <w:pPr>
               <w:spacing w:after="0" w:line="240" w:lineRule="auto"/>
+              <w:jc w:val="both"/>
               <w:rPr>
                 <w:rFonts w:ascii="Times New Roman" w:hAnsi="Times New Roman"/>
                 <w:sz w:val="20"/>
@@ -4195,6 +4417,7 @@
           <w:p>
             <w:pPr>
               <w:spacing w:after="0" w:line="240" w:lineRule="auto"/>
+              <w:jc w:val="both"/>
               <w:rPr>
                 <w:rFonts w:ascii="Times New Roman" w:hAnsi="Times New Roman"/>
                 <w:sz w:val="20"/>
@@ -4218,6 +4441,7 @@
           <w:p>
             <w:pPr>
               <w:spacing w:after="0" w:line="240" w:lineRule="auto"/>
+              <w:jc w:val="both"/>
               <w:rPr>
                 <w:rFonts w:ascii="Times New Roman" w:hAnsi="Times New Roman"/>
                 <w:sz w:val="20"/>
@@ -4241,6 +4465,7 @@
           <w:p>
             <w:pPr>
               <w:spacing w:after="0" w:line="240" w:lineRule="auto"/>
+              <w:jc w:val="both"/>
               <w:rPr>
                 <w:rFonts w:ascii="Times New Roman" w:hAnsi="Times New Roman"/>
                 <w:sz w:val="20"/>
@@ -4264,6 +4489,7 @@
           <w:p>
             <w:pPr>
               <w:spacing w:after="0" w:line="240" w:lineRule="auto"/>
+              <w:jc w:val="both"/>
               <w:rPr>
                 <w:rFonts w:ascii="Times New Roman" w:hAnsi="Times New Roman"/>
                 <w:sz w:val="20"/>
@@ -4293,6 +4519,7 @@
           <w:p>
             <w:pPr>
               <w:spacing w:after="0" w:line="240" w:lineRule="auto"/>
+              <w:jc w:val="both"/>
               <w:rPr>
                 <w:rFonts w:ascii="Times New Roman" w:hAnsi="Times New Roman"/>
                 <w:sz w:val="20"/>
@@ -4317,6 +4544,7 @@
           <w:p>
             <w:pPr>
               <w:spacing w:after="0" w:line="240" w:lineRule="auto"/>
+              <w:jc w:val="both"/>
               <w:rPr>
                 <w:rFonts w:ascii="Times New Roman" w:hAnsi="Times New Roman"/>
                 <w:sz w:val="20"/>
@@ -4335,6 +4563,7 @@
           <w:p>
             <w:pPr>
               <w:spacing w:after="0" w:line="240" w:lineRule="auto"/>
+              <w:jc w:val="both"/>
               <w:rPr>
                 <w:rFonts w:ascii="Times New Roman" w:hAnsi="Times New Roman"/>
                 <w:sz w:val="20"/>
@@ -4358,6 +4587,7 @@
           <w:p>
             <w:pPr>
               <w:spacing w:after="0" w:line="240" w:lineRule="auto"/>
+              <w:jc w:val="both"/>
               <w:rPr>
                 <w:rFonts w:ascii="Times New Roman" w:hAnsi="Times New Roman"/>
                 <w:sz w:val="20"/>
@@ -4373,6 +4603,7 @@
           <w:p>
             <w:pPr>
               <w:spacing w:after="0" w:line="240" w:lineRule="auto"/>
+              <w:jc w:val="both"/>
               <w:rPr>
                 <w:rFonts w:ascii="Times New Roman" w:hAnsi="Times New Roman"/>
                 <w:sz w:val="20"/>
@@ -4396,6 +4627,7 @@
           <w:p>
             <w:pPr>
               <w:spacing w:after="0" w:line="240" w:lineRule="auto"/>
+              <w:jc w:val="both"/>
               <w:rPr>
                 <w:rFonts w:ascii="Times New Roman" w:hAnsi="Times New Roman"/>
                 <w:sz w:val="20"/>
@@ -4419,6 +4651,7 @@
           <w:p>
             <w:pPr>
               <w:spacing w:after="0" w:line="240" w:lineRule="auto"/>
+              <w:jc w:val="both"/>
               <w:rPr>
                 <w:rFonts w:ascii="Times New Roman" w:hAnsi="Times New Roman"/>
                 <w:sz w:val="20"/>
@@ -4442,6 +4675,7 @@
           <w:p>
             <w:pPr>
               <w:spacing w:after="0" w:line="240" w:lineRule="auto"/>
+              <w:jc w:val="both"/>
               <w:rPr>
                 <w:rFonts w:ascii="Times New Roman" w:hAnsi="Times New Roman"/>
                 <w:sz w:val="20"/>
@@ -4465,6 +4699,7 @@
           <w:p>
             <w:pPr>
               <w:spacing w:after="0" w:line="240" w:lineRule="auto"/>
+              <w:jc w:val="both"/>
               <w:rPr>
                 <w:rFonts w:ascii="Times New Roman" w:hAnsi="Times New Roman"/>
                 <w:sz w:val="20"/>
@@ -4488,6 +4723,7 @@
           <w:p>
             <w:pPr>
               <w:spacing w:after="0" w:line="240" w:lineRule="auto"/>
+              <w:jc w:val="both"/>
               <w:rPr>
                 <w:rFonts w:ascii="Times New Roman" w:hAnsi="Times New Roman"/>
                 <w:sz w:val="20"/>
@@ -4517,6 +4753,7 @@
           <w:p>
             <w:pPr>
               <w:spacing w:after="0" w:line="240" w:lineRule="auto"/>
+              <w:jc w:val="both"/>
               <w:rPr>
                 <w:rFonts w:ascii="Times New Roman" w:hAnsi="Times New Roman"/>
                 <w:sz w:val="20"/>
@@ -4541,6 +4778,7 @@
           <w:p>
             <w:pPr>
               <w:spacing w:after="0" w:line="240" w:lineRule="auto"/>
+              <w:jc w:val="both"/>
               <w:rPr>
                 <w:rFonts w:ascii="Times New Roman" w:hAnsi="Times New Roman"/>
                 <w:sz w:val="20"/>
@@ -4559,6 +4797,7 @@
           <w:p>
             <w:pPr>
               <w:spacing w:after="0" w:line="240" w:lineRule="auto"/>
+              <w:jc w:val="both"/>
               <w:rPr>
                 <w:rFonts w:ascii="Times New Roman" w:hAnsi="Times New Roman"/>
                 <w:sz w:val="20"/>
@@ -4582,6 +4821,7 @@
           <w:p>
             <w:pPr>
               <w:spacing w:after="0" w:line="240" w:lineRule="auto"/>
+              <w:jc w:val="both"/>
               <w:rPr>
                 <w:rFonts w:ascii="Times New Roman" w:hAnsi="Times New Roman"/>
                 <w:sz w:val="20"/>
@@ -4597,6 +4837,7 @@
           <w:p>
             <w:pPr>
               <w:spacing w:after="0" w:line="240" w:lineRule="auto"/>
+              <w:jc w:val="both"/>
               <w:rPr>
                 <w:rFonts w:ascii="Times New Roman" w:hAnsi="Times New Roman"/>
                 <w:sz w:val="20"/>
@@ -4620,6 +4861,7 @@
           <w:p>
             <w:pPr>
               <w:spacing w:after="0" w:line="240" w:lineRule="auto"/>
+              <w:jc w:val="both"/>
               <w:rPr>
                 <w:rFonts w:ascii="Times New Roman" w:hAnsi="Times New Roman"/>
                 <w:sz w:val="20"/>
@@ -4643,6 +4885,7 @@
           <w:p>
             <w:pPr>
               <w:spacing w:after="0" w:line="240" w:lineRule="auto"/>
+              <w:jc w:val="both"/>
               <w:rPr>
                 <w:rFonts w:ascii="Times New Roman" w:hAnsi="Times New Roman"/>
                 <w:sz w:val="20"/>
@@ -4666,6 +4909,7 @@
           <w:p>
             <w:pPr>
               <w:spacing w:after="0" w:line="240" w:lineRule="auto"/>
+              <w:jc w:val="both"/>
               <w:rPr>
                 <w:rFonts w:ascii="Times New Roman" w:hAnsi="Times New Roman"/>
                 <w:sz w:val="20"/>
@@ -4689,6 +4933,7 @@
           <w:p>
             <w:pPr>
               <w:spacing w:after="0" w:line="240" w:lineRule="auto"/>
+              <w:jc w:val="both"/>
               <w:rPr>
                 <w:rFonts w:ascii="Times New Roman" w:hAnsi="Times New Roman"/>
                 <w:sz w:val="20"/>
@@ -4712,6 +4957,7 @@
           <w:p>
             <w:pPr>
               <w:spacing w:after="0" w:line="240" w:lineRule="auto"/>
+              <w:jc w:val="both"/>
               <w:rPr>
                 <w:rFonts w:ascii="Times New Roman" w:hAnsi="Times New Roman"/>
                 <w:sz w:val="20"/>
@@ -4741,6 +4987,7 @@
           <w:p>
             <w:pPr>
               <w:spacing w:after="0" w:line="240" w:lineRule="auto"/>
+              <w:jc w:val="both"/>
               <w:rPr>
                 <w:rFonts w:ascii="Times New Roman" w:hAnsi="Times New Roman"/>
                 <w:sz w:val="20"/>
@@ -4765,6 +5012,7 @@
           <w:p>
             <w:pPr>
               <w:spacing w:after="0" w:line="240" w:lineRule="auto"/>
+              <w:jc w:val="both"/>
               <w:rPr>
                 <w:rFonts w:ascii="Times New Roman" w:hAnsi="Times New Roman"/>
                 <w:sz w:val="20"/>
@@ -4783,6 +5031,7 @@
           <w:p>
             <w:pPr>
               <w:spacing w:after="0" w:line="240" w:lineRule="auto"/>
+              <w:jc w:val="both"/>
               <w:rPr>
                 <w:rFonts w:ascii="Times New Roman" w:hAnsi="Times New Roman"/>
                 <w:sz w:val="20"/>
@@ -4806,6 +5055,7 @@
           <w:p>
             <w:pPr>
               <w:spacing w:after="0" w:line="240" w:lineRule="auto"/>
+              <w:jc w:val="both"/>
               <w:rPr>
                 <w:rFonts w:ascii="Times New Roman" w:hAnsi="Times New Roman"/>
                 <w:sz w:val="20"/>
@@ -4821,6 +5071,7 @@
           <w:p>
             <w:pPr>
               <w:spacing w:after="0" w:line="240" w:lineRule="auto"/>
+              <w:jc w:val="both"/>
               <w:rPr>
                 <w:rFonts w:ascii="Times New Roman" w:hAnsi="Times New Roman"/>
                 <w:sz w:val="20"/>
@@ -4844,6 +5095,7 @@
           <w:p>
             <w:pPr>
               <w:spacing w:after="0" w:line="240" w:lineRule="auto"/>
+              <w:jc w:val="both"/>
               <w:rPr>
                 <w:rFonts w:ascii="Times New Roman" w:hAnsi="Times New Roman"/>
                 <w:sz w:val="20"/>
@@ -4867,6 +5119,7 @@
           <w:p>
             <w:pPr>
               <w:spacing w:after="0" w:line="240" w:lineRule="auto"/>
+              <w:jc w:val="both"/>
               <w:rPr>
                 <w:rFonts w:ascii="Times New Roman" w:hAnsi="Times New Roman"/>
                 <w:sz w:val="20"/>
@@ -4890,6 +5143,7 @@
           <w:p>
             <w:pPr>
               <w:spacing w:after="0" w:line="240" w:lineRule="auto"/>
+              <w:jc w:val="both"/>
               <w:rPr>
                 <w:rFonts w:ascii="Times New Roman" w:hAnsi="Times New Roman"/>
                 <w:sz w:val="20"/>
@@ -4913,6 +5167,7 @@
           <w:p>
             <w:pPr>
               <w:spacing w:after="0" w:line="240" w:lineRule="auto"/>
+              <w:jc w:val="both"/>
               <w:rPr>
                 <w:rFonts w:ascii="Times New Roman" w:hAnsi="Times New Roman"/>
                 <w:sz w:val="20"/>
@@ -4936,6 +5191,7 @@
           <w:p>
             <w:pPr>
               <w:spacing w:after="0" w:line="240" w:lineRule="auto"/>
+              <w:jc w:val="both"/>
               <w:rPr>
                 <w:rFonts w:ascii="Times New Roman" w:hAnsi="Times New Roman"/>
                 <w:sz w:val="20"/>
@@ -4965,6 +5221,7 @@
           <w:p>
             <w:pPr>
               <w:spacing w:after="0" w:line="240" w:lineRule="auto"/>
+              <w:jc w:val="both"/>
               <w:rPr>
                 <w:rFonts w:ascii="Times New Roman" w:hAnsi="Times New Roman"/>
                 <w:sz w:val="20"/>
@@ -4989,6 +5246,7 @@
           <w:p>
             <w:pPr>
               <w:spacing w:after="0" w:line="240" w:lineRule="auto"/>
+              <w:jc w:val="both"/>
               <w:rPr>
                 <w:rFonts w:ascii="Times New Roman" w:hAnsi="Times New Roman"/>
                 <w:sz w:val="20"/>
@@ -5007,6 +5265,7 @@
           <w:p>
             <w:pPr>
               <w:spacing w:after="0" w:line="240" w:lineRule="auto"/>
+              <w:jc w:val="both"/>
               <w:rPr>
                 <w:rFonts w:ascii="Times New Roman" w:hAnsi="Times New Roman"/>
                 <w:sz w:val="20"/>
@@ -5022,6 +5281,7 @@
           <w:p>
             <w:pPr>
               <w:spacing w:after="0" w:line="240" w:lineRule="auto"/>
+              <w:jc w:val="both"/>
               <w:rPr>
                 <w:rFonts w:ascii="Times New Roman" w:hAnsi="Times New Roman"/>
                 <w:sz w:val="20"/>
@@ -5045,6 +5305,7 @@
           <w:p>
             <w:pPr>
               <w:spacing w:after="0" w:line="240" w:lineRule="auto"/>
+              <w:jc w:val="both"/>
               <w:rPr>
                 <w:rFonts w:ascii="Times New Roman" w:hAnsi="Times New Roman"/>
                 <w:sz w:val="20"/>
@@ -5060,6 +5321,7 @@
           <w:p>
             <w:pPr>
               <w:spacing w:after="0" w:line="240" w:lineRule="auto"/>
+              <w:jc w:val="both"/>
               <w:rPr>
                 <w:rFonts w:ascii="Times New Roman" w:hAnsi="Times New Roman"/>
                 <w:sz w:val="20"/>
@@ -5075,6 +5337,7 @@
           <w:p>
             <w:pPr>
               <w:spacing w:after="0" w:line="240" w:lineRule="auto"/>
+              <w:jc w:val="both"/>
               <w:rPr>
                 <w:rFonts w:ascii="Times New Roman" w:hAnsi="Times New Roman"/>
                 <w:sz w:val="20"/>
@@ -5098,6 +5361,7 @@
           <w:p>
             <w:pPr>
               <w:spacing w:after="0" w:line="240" w:lineRule="auto"/>
+              <w:jc w:val="both"/>
               <w:rPr>
                 <w:rFonts w:ascii="Times New Roman" w:hAnsi="Times New Roman"/>
                 <w:sz w:val="20"/>
@@ -5121,6 +5385,7 @@
           <w:p>
             <w:pPr>
               <w:spacing w:after="0" w:line="240" w:lineRule="auto"/>
+              <w:jc w:val="both"/>
               <w:rPr>
                 <w:rFonts w:ascii="Times New Roman" w:hAnsi="Times New Roman"/>
                 <w:sz w:val="20"/>
@@ -5144,6 +5409,7 @@
           <w:p>
             <w:pPr>
               <w:spacing w:after="0" w:line="240" w:lineRule="auto"/>
+              <w:jc w:val="both"/>
               <w:rPr>
                 <w:rFonts w:ascii="Times New Roman" w:hAnsi="Times New Roman"/>
                 <w:sz w:val="20"/>
@@ -5174,6 +5440,7 @@
           <w:p>
             <w:pPr>
               <w:spacing w:after="0" w:line="240" w:lineRule="auto"/>
+              <w:jc w:val="both"/>
               <w:rPr>
                 <w:rFonts w:ascii="Times New Roman" w:hAnsi="Times New Roman"/>
                 <w:sz w:val="20"/>
@@ -5203,6 +5470,7 @@
           <w:p>
             <w:pPr>
               <w:spacing w:after="0" w:line="240" w:lineRule="auto"/>
+              <w:jc w:val="both"/>
               <w:rPr>
                 <w:rFonts w:ascii="Times New Roman" w:hAnsi="Times New Roman"/>
                 <w:sz w:val="20"/>
@@ -5227,6 +5495,7 @@
           <w:p>
             <w:pPr>
               <w:spacing w:after="0" w:line="240" w:lineRule="auto"/>
+              <w:jc w:val="both"/>
               <w:rPr>
                 <w:rFonts w:ascii="Times New Roman" w:hAnsi="Times New Roman"/>
                 <w:sz w:val="20"/>
@@ -5250,6 +5519,7 @@
           <w:p>
             <w:pPr>
               <w:spacing w:after="0" w:line="240" w:lineRule="auto"/>
+              <w:jc w:val="both"/>
               <w:rPr>
                 <w:rFonts w:ascii="Times New Roman" w:hAnsi="Times New Roman"/>
                 <w:sz w:val="20"/>
@@ -5265,6 +5535,7 @@
           <w:p>
             <w:pPr>
               <w:spacing w:after="0" w:line="240" w:lineRule="auto"/>
+              <w:jc w:val="both"/>
               <w:rPr>
                 <w:rFonts w:ascii="Times New Roman" w:hAnsi="Times New Roman"/>
                 <w:sz w:val="20"/>
@@ -5288,6 +5559,7 @@
           <w:p>
             <w:pPr>
               <w:spacing w:after="0" w:line="240" w:lineRule="auto"/>
+              <w:jc w:val="both"/>
               <w:rPr>
                 <w:rFonts w:ascii="Times New Roman" w:hAnsi="Times New Roman"/>
                 <w:sz w:val="20"/>
@@ -5311,6 +5583,7 @@
           <w:p>
             <w:pPr>
               <w:spacing w:after="0" w:line="240" w:lineRule="auto"/>
+              <w:jc w:val="both"/>
               <w:rPr>
                 <w:rFonts w:ascii="Times New Roman" w:hAnsi="Times New Roman"/>
                 <w:sz w:val="20"/>
@@ -5334,6 +5607,7 @@
           <w:p>
             <w:pPr>
               <w:spacing w:after="0" w:line="240" w:lineRule="auto"/>
+              <w:jc w:val="both"/>
               <w:rPr>
                 <w:rFonts w:ascii="Times New Roman" w:hAnsi="Times New Roman"/>
                 <w:sz w:val="20"/>
@@ -5357,6 +5631,7 @@
           <w:p>
             <w:pPr>
               <w:spacing w:after="0" w:line="240" w:lineRule="auto"/>
+              <w:jc w:val="both"/>
               <w:rPr>
                 <w:rFonts w:ascii="Times New Roman" w:hAnsi="Times New Roman"/>
                 <w:sz w:val="20"/>
@@ -5380,6 +5655,7 @@
           <w:p>
             <w:pPr>
               <w:spacing w:after="0" w:line="240" w:lineRule="auto"/>
+              <w:jc w:val="both"/>
               <w:rPr>
                 <w:rFonts w:ascii="Times New Roman" w:hAnsi="Times New Roman"/>
                 <w:sz w:val="20"/>
@@ -5409,6 +5685,7 @@
           <w:p>
             <w:pPr>
               <w:spacing w:after="0" w:line="240" w:lineRule="auto"/>
+              <w:jc w:val="both"/>
               <w:rPr>
                 <w:rFonts w:ascii="Times New Roman" w:hAnsi="Times New Roman"/>
                 <w:sz w:val="20"/>
@@ -5433,6 +5710,7 @@
           <w:p>
             <w:pPr>
               <w:spacing w:after="0" w:line="240" w:lineRule="auto"/>
+              <w:jc w:val="both"/>
               <w:rPr>
                 <w:rFonts w:ascii="Times New Roman" w:hAnsi="Times New Roman"/>
                 <w:sz w:val="20"/>
@@ -5456,6 +5734,7 @@
           <w:p>
             <w:pPr>
               <w:spacing w:after="0" w:line="240" w:lineRule="auto"/>
+              <w:jc w:val="both"/>
               <w:rPr>
                 <w:rFonts w:ascii="Times New Roman" w:hAnsi="Times New Roman"/>
                 <w:sz w:val="20"/>
@@ -5471,6 +5750,7 @@
           <w:p>
             <w:pPr>
               <w:spacing w:after="0" w:line="240" w:lineRule="auto"/>
+              <w:jc w:val="both"/>
               <w:rPr>
                 <w:rFonts w:ascii="Times New Roman" w:hAnsi="Times New Roman"/>
                 <w:sz w:val="20"/>
@@ -5486,6 +5766,7 @@
           <w:p>
             <w:pPr>
               <w:spacing w:after="0" w:line="240" w:lineRule="auto"/>
+              <w:jc w:val="both"/>
               <w:rPr>
                 <w:rFonts w:ascii="Times New Roman" w:hAnsi="Times New Roman"/>
                 <w:sz w:val="20"/>
@@ -5501,6 +5782,7 @@
           <w:p>
             <w:pPr>
               <w:spacing w:after="0" w:line="240" w:lineRule="auto"/>
+              <w:jc w:val="both"/>
               <w:rPr>
                 <w:rFonts w:ascii="Times New Roman" w:hAnsi="Times New Roman"/>
                 <w:sz w:val="20"/>
@@ -5524,6 +5806,7 @@
           <w:p>
             <w:pPr>
               <w:spacing w:after="0" w:line="240" w:lineRule="auto"/>
+              <w:jc w:val="both"/>
               <w:rPr>
                 <w:rFonts w:ascii="Times New Roman" w:hAnsi="Times New Roman"/>
                 <w:sz w:val="20"/>
@@ -5539,6 +5822,7 @@
           <w:p>
             <w:pPr>
               <w:spacing w:after="0" w:line="240" w:lineRule="auto"/>
+              <w:jc w:val="both"/>
               <w:rPr>
                 <w:rFonts w:ascii="Times New Roman" w:hAnsi="Times New Roman"/>
                 <w:sz w:val="20"/>
@@ -5554,6 +5838,7 @@
           <w:p>
             <w:pPr>
               <w:spacing w:after="0" w:line="240" w:lineRule="auto"/>
+              <w:jc w:val="both"/>
               <w:rPr>
                 <w:rFonts w:ascii="Times New Roman" w:hAnsi="Times New Roman"/>
                 <w:sz w:val="20"/>
@@ -5575,6 +5860,7 @@
           <w:p>
             <w:pPr>
               <w:spacing w:after="0" w:line="240" w:lineRule="auto"/>
+              <w:jc w:val="both"/>
               <w:rPr>
                 <w:rFonts w:ascii="Times New Roman" w:hAnsi="Times New Roman"/>
                 <w:sz w:val="20"/>
@@ -5599,6 +5885,7 @@
           <w:p>
             <w:pPr>
               <w:spacing w:after="0" w:line="240" w:lineRule="auto"/>
+              <w:jc w:val="both"/>
               <w:rPr>
                 <w:rFonts w:ascii="Times New Roman" w:hAnsi="Times New Roman"/>
                 <w:sz w:val="20"/>
@@ -5622,6 +5909,7 @@
           <w:p>
             <w:pPr>
               <w:spacing w:after="0" w:line="240" w:lineRule="auto"/>
+              <w:jc w:val="both"/>
               <w:rPr>
                 <w:rFonts w:ascii="Times New Roman" w:hAnsi="Times New Roman"/>
                 <w:sz w:val="20"/>
@@ -5637,6 +5925,7 @@
           <w:p>
             <w:pPr>
               <w:spacing w:after="0" w:line="240" w:lineRule="auto"/>
+              <w:jc w:val="both"/>
               <w:rPr>
                 <w:rFonts w:ascii="Times New Roman" w:hAnsi="Times New Roman"/>
                 <w:sz w:val="20"/>
@@ -5660,6 +5949,7 @@
           <w:p>
             <w:pPr>
               <w:spacing w:after="0" w:line="240" w:lineRule="auto"/>
+              <w:jc w:val="both"/>
               <w:rPr>
                 <w:rFonts w:ascii="Times New Roman" w:hAnsi="Times New Roman"/>
                 <w:sz w:val="20"/>
@@ -5683,6 +5973,7 @@
           <w:p>
             <w:pPr>
               <w:spacing w:after="0" w:line="240" w:lineRule="auto"/>
+              <w:jc w:val="both"/>
               <w:rPr>
                 <w:rFonts w:ascii="Times New Roman" w:hAnsi="Times New Roman"/>
                 <w:sz w:val="20"/>
@@ -5706,6 +5997,7 @@
           <w:p>
             <w:pPr>
               <w:spacing w:after="0" w:line="240" w:lineRule="auto"/>
+              <w:jc w:val="both"/>
               <w:rPr>
                 <w:rFonts w:ascii="Times New Roman" w:hAnsi="Times New Roman"/>
                 <w:sz w:val="20"/>
@@ -5729,6 +6021,7 @@
           <w:p>
             <w:pPr>
               <w:spacing w:after="0" w:line="240" w:lineRule="auto"/>
+              <w:jc w:val="both"/>
               <w:rPr>
                 <w:rFonts w:ascii="Times New Roman" w:hAnsi="Times New Roman"/>
                 <w:sz w:val="20"/>
@@ -5752,6 +6045,7 @@
           <w:p>
             <w:pPr>
               <w:spacing w:after="0" w:line="240" w:lineRule="auto"/>
+              <w:jc w:val="both"/>
               <w:rPr>
                 <w:rFonts w:ascii="Times New Roman" w:hAnsi="Times New Roman"/>
                 <w:sz w:val="20"/>
@@ -5781,6 +6075,7 @@
           <w:p>
             <w:pPr>
               <w:spacing w:after="0" w:line="240" w:lineRule="auto"/>
+              <w:jc w:val="both"/>
               <w:rPr>
                 <w:rFonts w:ascii="Times New Roman" w:hAnsi="Times New Roman"/>
                 <w:sz w:val="20"/>
@@ -5805,6 +6100,7 @@
           <w:p>
             <w:pPr>
               <w:spacing w:after="0" w:line="240" w:lineRule="auto"/>
+              <w:jc w:val="both"/>
               <w:rPr>
                 <w:rFonts w:ascii="Times New Roman" w:hAnsi="Times New Roman"/>
                 <w:sz w:val="20"/>
@@ -5828,6 +6124,7 @@
           <w:p>
             <w:pPr>
               <w:spacing w:after="0" w:line="240" w:lineRule="auto"/>
+              <w:jc w:val="both"/>
               <w:rPr>
                 <w:rFonts w:ascii="Times New Roman" w:hAnsi="Times New Roman"/>
                 <w:sz w:val="20"/>
@@ -5843,6 +6140,7 @@
           <w:p>
             <w:pPr>
               <w:spacing w:after="0" w:line="240" w:lineRule="auto"/>
+              <w:jc w:val="both"/>
               <w:rPr>
                 <w:rFonts w:ascii="Times New Roman" w:hAnsi="Times New Roman"/>
                 <w:sz w:val="20"/>
@@ -5866,6 +6164,7 @@
           <w:p>
             <w:pPr>
               <w:spacing w:after="0" w:line="240" w:lineRule="auto"/>
+              <w:jc w:val="both"/>
               <w:rPr>
                 <w:rFonts w:ascii="Times New Roman" w:hAnsi="Times New Roman"/>
                 <w:sz w:val="20"/>
@@ -5889,6 +6188,7 @@
           <w:p>
             <w:pPr>
               <w:spacing w:after="0" w:line="240" w:lineRule="auto"/>
+              <w:jc w:val="both"/>
               <w:rPr>
                 <w:rFonts w:ascii="Times New Roman" w:hAnsi="Times New Roman"/>
                 <w:sz w:val="20"/>
@@ -5912,6 +6212,7 @@
           <w:p>
             <w:pPr>
               <w:spacing w:after="0" w:line="240" w:lineRule="auto"/>
+              <w:jc w:val="both"/>
               <w:rPr>
                 <w:rFonts w:ascii="Times New Roman" w:hAnsi="Times New Roman"/>
                 <w:sz w:val="20"/>
@@ -5935,6 +6236,7 @@
           <w:p>
             <w:pPr>
               <w:spacing w:after="0" w:line="240" w:lineRule="auto"/>
+              <w:jc w:val="both"/>
               <w:rPr>
                 <w:rFonts w:ascii="Times New Roman" w:hAnsi="Times New Roman"/>
                 <w:sz w:val="20"/>
@@ -5958,6 +6260,7 @@
           <w:p>
             <w:pPr>
               <w:spacing w:after="0" w:line="240" w:lineRule="auto"/>
+              <w:jc w:val="both"/>
               <w:rPr>
                 <w:rFonts w:ascii="Times New Roman" w:hAnsi="Times New Roman"/>
                 <w:sz w:val="20"/>
@@ -5987,6 +6290,7 @@
           <w:p>
             <w:pPr>
               <w:spacing w:after="0" w:line="240" w:lineRule="auto"/>
+              <w:jc w:val="both"/>
               <w:rPr>
                 <w:rFonts w:ascii="Times New Roman" w:hAnsi="Times New Roman"/>
                 <w:sz w:val="20"/>
@@ -6011,6 +6315,7 @@
           <w:p>
             <w:pPr>
               <w:spacing w:after="0" w:line="240" w:lineRule="auto"/>
+              <w:jc w:val="both"/>
               <w:rPr>
                 <w:rFonts w:ascii="Times New Roman" w:hAnsi="Times New Roman"/>
                 <w:sz w:val="20"/>
@@ -6034,6 +6339,7 @@
           <w:p>
             <w:pPr>
               <w:spacing w:after="0" w:line="240" w:lineRule="auto"/>
+              <w:jc w:val="both"/>
               <w:rPr>
                 <w:rFonts w:ascii="Times New Roman" w:hAnsi="Times New Roman"/>
                 <w:sz w:val="20"/>
@@ -6049,6 +6355,7 @@
           <w:p>
             <w:pPr>
               <w:spacing w:after="0" w:line="240" w:lineRule="auto"/>
+              <w:jc w:val="both"/>
               <w:rPr>
                 <w:rFonts w:ascii="Times New Roman" w:hAnsi="Times New Roman"/>
                 <w:sz w:val="20"/>
@@ -6072,6 +6379,7 @@
           <w:p>
             <w:pPr>
               <w:spacing w:after="0" w:line="240" w:lineRule="auto"/>
+              <w:jc w:val="both"/>
               <w:rPr>
                 <w:rFonts w:ascii="Times New Roman" w:hAnsi="Times New Roman"/>
                 <w:sz w:val="20"/>
@@ -6095,6 +6403,7 @@
           <w:p>
             <w:pPr>
               <w:spacing w:after="0" w:line="240" w:lineRule="auto"/>
+              <w:jc w:val="both"/>
               <w:rPr>
                 <w:rFonts w:ascii="Times New Roman" w:hAnsi="Times New Roman"/>
                 <w:sz w:val="20"/>
@@ -6118,6 +6427,7 @@
           <w:p>
             <w:pPr>
               <w:spacing w:after="0" w:line="240" w:lineRule="auto"/>
+              <w:jc w:val="both"/>
               <w:rPr>
                 <w:rFonts w:ascii="Times New Roman" w:hAnsi="Times New Roman"/>
                 <w:sz w:val="20"/>
@@ -6141,6 +6451,7 @@
           <w:p>
             <w:pPr>
               <w:spacing w:after="0" w:line="240" w:lineRule="auto"/>
+              <w:jc w:val="both"/>
               <w:rPr>
                 <w:rFonts w:ascii="Times New Roman" w:hAnsi="Times New Roman"/>
                 <w:sz w:val="20"/>
@@ -6164,6 +6475,7 @@
           <w:p>
             <w:pPr>
               <w:spacing w:after="0" w:line="240" w:lineRule="auto"/>
+              <w:jc w:val="both"/>
               <w:rPr>
                 <w:rFonts w:ascii="Times New Roman" w:hAnsi="Times New Roman"/>
                 <w:sz w:val="20"/>
@@ -6193,6 +6505,7 @@
           <w:p>
             <w:pPr>
               <w:spacing w:after="0" w:line="240" w:lineRule="auto"/>
+              <w:jc w:val="both"/>
               <w:rPr>
                 <w:rFonts w:ascii="Times New Roman" w:hAnsi="Times New Roman"/>
                 <w:sz w:val="20"/>
@@ -6217,6 +6530,7 @@
           <w:p>
             <w:pPr>
               <w:spacing w:after="0" w:line="240" w:lineRule="auto"/>
+              <w:jc w:val="both"/>
               <w:rPr>
                 <w:rFonts w:ascii="Times New Roman" w:hAnsi="Times New Roman"/>
                 <w:sz w:val="20"/>
@@ -6240,6 +6554,7 @@
           <w:p>
             <w:pPr>
               <w:spacing w:after="0" w:line="240" w:lineRule="auto"/>
+              <w:jc w:val="both"/>
               <w:rPr>
                 <w:rFonts w:ascii="Times New Roman" w:hAnsi="Times New Roman"/>
                 <w:sz w:val="20"/>
@@ -6255,6 +6570,7 @@
           <w:p>
             <w:pPr>
               <w:spacing w:after="0" w:line="240" w:lineRule="auto"/>
+              <w:jc w:val="both"/>
               <w:rPr>
                 <w:rFonts w:ascii="Times New Roman" w:hAnsi="Times New Roman"/>
                 <w:sz w:val="20"/>
@@ -6278,6 +6594,7 @@
           <w:p>
             <w:pPr>
               <w:spacing w:after="0" w:line="240" w:lineRule="auto"/>
+              <w:jc w:val="both"/>
               <w:rPr>
                 <w:rFonts w:ascii="Times New Roman" w:hAnsi="Times New Roman"/>
                 <w:sz w:val="20"/>
@@ -6301,6 +6618,7 @@
           <w:p>
             <w:pPr>
               <w:spacing w:after="0" w:line="240" w:lineRule="auto"/>
+              <w:jc w:val="both"/>
               <w:rPr>
                 <w:rFonts w:ascii="Times New Roman" w:hAnsi="Times New Roman"/>
                 <w:sz w:val="20"/>
@@ -6324,6 +6642,7 @@
           <w:p>
             <w:pPr>
               <w:spacing w:after="0" w:line="240" w:lineRule="auto"/>
+              <w:jc w:val="both"/>
               <w:rPr>
                 <w:rFonts w:ascii="Times New Roman" w:hAnsi="Times New Roman"/>
                 <w:sz w:val="20"/>
@@ -6347,6 +6666,7 @@
           <w:p>
             <w:pPr>
               <w:spacing w:after="0" w:line="240" w:lineRule="auto"/>
+              <w:jc w:val="both"/>
               <w:rPr>
                 <w:rFonts w:ascii="Times New Roman" w:hAnsi="Times New Roman"/>
                 <w:sz w:val="20"/>
@@ -6370,6 +6690,7 @@
           <w:p>
             <w:pPr>
               <w:spacing w:after="0" w:line="240" w:lineRule="auto"/>
+              <w:jc w:val="both"/>
               <w:rPr>
                 <w:rFonts w:ascii="Times New Roman" w:hAnsi="Times New Roman"/>
                 <w:sz w:val="20"/>
@@ -6399,6 +6720,7 @@
           <w:p>
             <w:pPr>
               <w:spacing w:after="0" w:line="240" w:lineRule="auto"/>
+              <w:jc w:val="both"/>
               <w:rPr>
                 <w:rFonts w:ascii="Times New Roman" w:hAnsi="Times New Roman"/>
                 <w:sz w:val="20"/>
@@ -6423,6 +6745,7 @@
           <w:p>
             <w:pPr>
               <w:spacing w:after="0" w:line="240" w:lineRule="auto"/>
+              <w:jc w:val="both"/>
               <w:rPr>
                 <w:rFonts w:ascii="Times New Roman" w:hAnsi="Times New Roman"/>
                 <w:sz w:val="20"/>
@@ -6446,6 +6769,7 @@
           <w:p>
             <w:pPr>
               <w:spacing w:after="0" w:line="240" w:lineRule="auto"/>
+              <w:jc w:val="both"/>
               <w:rPr>
                 <w:rFonts w:ascii="Times New Roman" w:hAnsi="Times New Roman"/>
                 <w:sz w:val="20"/>
@@ -6461,6 +6785,7 @@
           <w:p>
             <w:pPr>
               <w:spacing w:after="0" w:line="240" w:lineRule="auto"/>
+              <w:jc w:val="both"/>
               <w:rPr>
                 <w:rFonts w:ascii="Times New Roman" w:hAnsi="Times New Roman"/>
                 <w:sz w:val="20"/>
@@ -6484,6 +6809,7 @@
           <w:p>
             <w:pPr>
               <w:spacing w:after="0" w:line="240" w:lineRule="auto"/>
+              <w:jc w:val="both"/>
               <w:rPr>
                 <w:rFonts w:ascii="Times New Roman" w:hAnsi="Times New Roman"/>
                 <w:sz w:val="20"/>
@@ -6507,6 +6833,7 @@
           <w:p>
             <w:pPr>
               <w:spacing w:after="0" w:line="240" w:lineRule="auto"/>
+              <w:jc w:val="both"/>
               <w:rPr>
                 <w:rFonts w:ascii="Times New Roman" w:hAnsi="Times New Roman"/>
                 <w:sz w:val="20"/>
@@ -6530,6 +6857,7 @@
           <w:p>
             <w:pPr>
               <w:spacing w:after="0" w:line="240" w:lineRule="auto"/>
+              <w:jc w:val="both"/>
               <w:rPr>
                 <w:rFonts w:ascii="Times New Roman" w:hAnsi="Times New Roman"/>
                 <w:sz w:val="20"/>
@@ -6553,6 +6881,7 @@
           <w:p>
             <w:pPr>
               <w:spacing w:after="0" w:line="240" w:lineRule="auto"/>
+              <w:jc w:val="both"/>
               <w:rPr>
                 <w:rFonts w:ascii="Times New Roman" w:hAnsi="Times New Roman"/>
                 <w:sz w:val="20"/>
@@ -6576,6 +6905,7 @@
           <w:p>
             <w:pPr>
               <w:spacing w:after="0" w:line="240" w:lineRule="auto"/>
+              <w:jc w:val="both"/>
               <w:rPr>
                 <w:rFonts w:ascii="Times New Roman" w:hAnsi="Times New Roman"/>
                 <w:sz w:val="20"/>
@@ -6605,6 +6935,7 @@
           <w:p>
             <w:pPr>
               <w:spacing w:after="0" w:line="240" w:lineRule="auto"/>
+              <w:jc w:val="both"/>
               <w:rPr>
                 <w:rFonts w:ascii="Times New Roman" w:hAnsi="Times New Roman"/>
                 <w:sz w:val="20"/>
@@ -6629,6 +6960,7 @@
           <w:p>
             <w:pPr>
               <w:spacing w:after="0" w:line="240" w:lineRule="auto"/>
+              <w:jc w:val="both"/>
               <w:rPr>
                 <w:rFonts w:ascii="Times New Roman" w:hAnsi="Times New Roman"/>
                 <w:sz w:val="20"/>
@@ -6652,6 +6984,7 @@
           <w:p>
             <w:pPr>
               <w:spacing w:after="0" w:line="240" w:lineRule="auto"/>
+              <w:jc w:val="both"/>
               <w:rPr>
                 <w:rFonts w:ascii="Times New Roman" w:hAnsi="Times New Roman"/>
                 <w:sz w:val="20"/>
@@ -6667,6 +7000,7 @@
           <w:p>
             <w:pPr>
               <w:spacing w:after="0" w:line="240" w:lineRule="auto"/>
+              <w:jc w:val="both"/>
               <w:rPr>
                 <w:rFonts w:ascii="Times New Roman" w:hAnsi="Times New Roman"/>
                 <w:sz w:val="20"/>
@@ -6690,6 +7024,7 @@
           <w:p>
             <w:pPr>
               <w:spacing w:after="0" w:line="240" w:lineRule="auto"/>
+              <w:jc w:val="both"/>
               <w:rPr>
                 <w:rFonts w:ascii="Times New Roman" w:hAnsi="Times New Roman"/>
                 <w:sz w:val="20"/>
@@ -6713,6 +7048,7 @@
           <w:p>
             <w:pPr>
               <w:spacing w:after="0" w:line="240" w:lineRule="auto"/>
+              <w:jc w:val="both"/>
               <w:rPr>
                 <w:rFonts w:ascii="Times New Roman" w:hAnsi="Times New Roman"/>
                 <w:sz w:val="20"/>
@@ -6736,6 +7072,7 @@
           <w:p>
             <w:pPr>
               <w:spacing w:after="0" w:line="240" w:lineRule="auto"/>
+              <w:jc w:val="both"/>
               <w:rPr>
                 <w:rFonts w:ascii="Times New Roman" w:hAnsi="Times New Roman"/>
                 <w:sz w:val="20"/>
@@ -6759,6 +7096,7 @@
           <w:p>
             <w:pPr>
               <w:spacing w:after="0" w:line="240" w:lineRule="auto"/>
+              <w:jc w:val="both"/>
               <w:rPr>
                 <w:rFonts w:ascii="Times New Roman" w:hAnsi="Times New Roman"/>
                 <w:sz w:val="20"/>
@@ -6782,6 +7120,7 @@
           <w:p>
             <w:pPr>
               <w:spacing w:after="0" w:line="240" w:lineRule="auto"/>
+              <w:jc w:val="both"/>
               <w:rPr>
                 <w:rFonts w:ascii="Times New Roman" w:hAnsi="Times New Roman"/>
                 <w:sz w:val="20"/>
@@ -6811,6 +7150,7 @@
           <w:p>
             <w:pPr>
               <w:spacing w:after="0" w:line="240" w:lineRule="auto"/>
+              <w:jc w:val="both"/>
               <w:rPr>
                 <w:rFonts w:ascii="Times New Roman" w:hAnsi="Times New Roman"/>
                 <w:sz w:val="20"/>
@@ -6827,6 +7167,7 @@
           <w:p>
             <w:pPr>
               <w:spacing w:after="0" w:line="240" w:lineRule="auto"/>
+              <w:jc w:val="both"/>
               <w:rPr>
                 <w:rFonts w:ascii="Times New Roman" w:hAnsi="Times New Roman"/>
                 <w:sz w:val="20"/>
@@ -6850,6 +7191,7 @@
           <w:p>
             <w:pPr>
               <w:spacing w:after="0" w:line="240" w:lineRule="auto"/>
+              <w:jc w:val="both"/>
               <w:rPr>
                 <w:rFonts w:ascii="Times New Roman" w:hAnsi="Times New Roman"/>
                 <w:sz w:val="20"/>
@@ -6873,6 +7215,7 @@
           <w:p>
             <w:pPr>
               <w:spacing w:after="0" w:line="240" w:lineRule="auto"/>
+              <w:jc w:val="both"/>
               <w:rPr>
                 <w:rFonts w:ascii="Times New Roman" w:hAnsi="Times New Roman"/>
                 <w:sz w:val="20"/>
@@ -6888,6 +7231,7 @@
           <w:p>
             <w:pPr>
               <w:spacing w:after="0" w:line="240" w:lineRule="auto"/>
+              <w:jc w:val="both"/>
               <w:rPr>
                 <w:rFonts w:ascii="Times New Roman" w:hAnsi="Times New Roman"/>
                 <w:sz w:val="20"/>
@@ -6903,6 +7247,7 @@
           <w:p>
             <w:pPr>
               <w:spacing w:after="0" w:line="240" w:lineRule="auto"/>
+              <w:jc w:val="both"/>
               <w:rPr>
                 <w:rFonts w:ascii="Times New Roman" w:hAnsi="Times New Roman"/>
                 <w:sz w:val="20"/>
@@ -6926,6 +7271,7 @@
           <w:p>
             <w:pPr>
               <w:spacing w:after="0" w:line="240" w:lineRule="auto"/>
+              <w:jc w:val="both"/>
               <w:rPr>
                 <w:rFonts w:ascii="Times New Roman" w:hAnsi="Times New Roman"/>
                 <w:sz w:val="20"/>
@@ -6949,6 +7295,7 @@
           <w:p>
             <w:pPr>
               <w:spacing w:after="0" w:line="240" w:lineRule="auto"/>
+              <w:jc w:val="both"/>
               <w:rPr>
                 <w:rFonts w:ascii="Times New Roman" w:hAnsi="Times New Roman"/>
                 <w:sz w:val="20"/>
@@ -6972,6 +7319,7 @@
           <w:p>
             <w:pPr>
               <w:spacing w:after="0" w:line="240" w:lineRule="auto"/>
+              <w:jc w:val="both"/>
               <w:rPr>
                 <w:rFonts w:ascii="Times New Roman" w:hAnsi="Times New Roman"/>
                 <w:sz w:val="20"/>
@@ -7002,6 +7350,7 @@
           <w:p>
             <w:pPr>
               <w:spacing w:after="0" w:line="240" w:lineRule="auto"/>
+              <w:jc w:val="both"/>
               <w:rPr>
                 <w:rFonts w:ascii="Times New Roman" w:hAnsi="Times New Roman"/>
                 <w:sz w:val="20"/>
@@ -7032,6 +7381,7 @@
           <w:p>
             <w:pPr>
               <w:spacing w:after="0" w:line="240" w:lineRule="auto"/>
+              <w:jc w:val="both"/>
               <w:rPr>
                 <w:rFonts w:ascii="Times New Roman" w:hAnsi="Times New Roman"/>
                 <w:sz w:val="20"/>
@@ -7056,6 +7406,7 @@
           <w:p>
             <w:pPr>
               <w:spacing w:after="0" w:line="240" w:lineRule="auto"/>
+              <w:jc w:val="both"/>
               <w:rPr>
                 <w:rFonts w:ascii="Times New Roman" w:hAnsi="Times New Roman"/>
                 <w:sz w:val="20"/>
@@ -7079,6 +7430,7 @@
           <w:p>
             <w:pPr>
               <w:spacing w:after="0" w:line="240" w:lineRule="auto"/>
+              <w:jc w:val="both"/>
               <w:rPr>
                 <w:rFonts w:ascii="Times New Roman" w:hAnsi="Times New Roman"/>
                 <w:sz w:val="20"/>
@@ -7094,6 +7446,7 @@
           <w:p>
             <w:pPr>
               <w:spacing w:after="0" w:line="240" w:lineRule="auto"/>
+              <w:jc w:val="both"/>
               <w:rPr>
                 <w:rFonts w:ascii="Times New Roman" w:hAnsi="Times New Roman"/>
                 <w:sz w:val="20"/>
@@ -7109,6 +7462,7 @@
           <w:p>
             <w:pPr>
               <w:spacing w:after="0" w:line="240" w:lineRule="auto"/>
+              <w:jc w:val="both"/>
               <w:rPr>
                 <w:rFonts w:ascii="Times New Roman" w:hAnsi="Times New Roman"/>
                 <w:sz w:val="20"/>
@@ -7124,6 +7478,7 @@
           <w:p>
             <w:pPr>
               <w:spacing w:after="0" w:line="240" w:lineRule="auto"/>
+              <w:jc w:val="both"/>
               <w:rPr>
                 <w:rFonts w:ascii="Times New Roman" w:hAnsi="Times New Roman"/>
                 <w:sz w:val="20"/>
@@ -7147,6 +7502,7 @@
           <w:p>
             <w:pPr>
               <w:spacing w:after="0" w:line="240" w:lineRule="auto"/>
+              <w:jc w:val="both"/>
               <w:rPr>
                 <w:rFonts w:ascii="Times New Roman" w:hAnsi="Times New Roman"/>
                 <w:sz w:val="20"/>
@@ -7162,6 +7518,7 @@
           <w:p>
             <w:pPr>
               <w:spacing w:after="0" w:line="240" w:lineRule="auto"/>
+              <w:jc w:val="both"/>
               <w:rPr>
                 <w:rFonts w:ascii="Times New Roman" w:hAnsi="Times New Roman"/>
                 <w:sz w:val="20"/>
@@ -7177,6 +7534,7 @@
           <w:p>
             <w:pPr>
               <w:spacing w:after="0" w:line="240" w:lineRule="auto"/>
+              <w:jc w:val="both"/>
               <w:rPr>
                 <w:rFonts w:ascii="Times New Roman" w:hAnsi="Times New Roman"/>
                 <w:sz w:val="20"/>
@@ -7199,6 +7557,7 @@
           <w:p>
             <w:pPr>
               <w:spacing w:after="0" w:line="240" w:lineRule="auto"/>
+              <w:jc w:val="both"/>
               <w:rPr>
                 <w:rFonts w:ascii="Times New Roman" w:hAnsi="Times New Roman"/>
                 <w:sz w:val="20"/>
@@ -7222,6 +7581,7 @@
           <w:p>
             <w:pPr>
               <w:spacing w:after="0" w:line="240" w:lineRule="auto"/>
+              <w:jc w:val="both"/>
               <w:rPr>
                 <w:rFonts w:ascii="Times New Roman" w:hAnsi="Times New Roman"/>
                 <w:sz w:val="20"/>
@@ -7245,6 +7605,7 @@
           <w:p>
             <w:pPr>
               <w:spacing w:after="0" w:line="240" w:lineRule="auto"/>
+              <w:jc w:val="both"/>
               <w:rPr>
                 <w:rFonts w:ascii="Times New Roman" w:hAnsi="Times New Roman"/>
                 <w:sz w:val="20"/>
@@ -7260,6 +7621,7 @@
           <w:p>
             <w:pPr>
               <w:spacing w:after="0" w:line="240" w:lineRule="auto"/>
+              <w:jc w:val="both"/>
               <w:rPr>
                 <w:rFonts w:ascii="Times New Roman" w:hAnsi="Times New Roman"/>
                 <w:sz w:val="20"/>
@@ -7283,6 +7645,7 @@
           <w:p>
             <w:pPr>
               <w:spacing w:after="0" w:line="240" w:lineRule="auto"/>
+              <w:jc w:val="both"/>
               <w:rPr>
                 <w:rFonts w:ascii="Times New Roman" w:hAnsi="Times New Roman"/>
                 <w:sz w:val="20"/>
@@ -7306,6 +7669,7 @@
           <w:p>
             <w:pPr>
               <w:spacing w:after="0" w:line="240" w:lineRule="auto"/>
+              <w:jc w:val="both"/>
               <w:rPr>
                 <w:rFonts w:ascii="Times New Roman" w:hAnsi="Times New Roman"/>
                 <w:sz w:val="20"/>
@@ -7329,6 +7693,7 @@
           <w:p>
             <w:pPr>
               <w:spacing w:after="0" w:line="240" w:lineRule="auto"/>
+              <w:jc w:val="both"/>
               <w:rPr>
                 <w:rFonts w:ascii="Times New Roman" w:hAnsi="Times New Roman"/>
                 <w:sz w:val="20"/>
@@ -7352,6 +7717,7 @@
           <w:p>
             <w:pPr>
               <w:spacing w:after="0" w:line="240" w:lineRule="auto"/>
+              <w:jc w:val="both"/>
               <w:rPr>
                 <w:rFonts w:ascii="Times New Roman" w:hAnsi="Times New Roman"/>
                 <w:sz w:val="20"/>
@@ -7375,6 +7741,7 @@
           <w:p>
             <w:pPr>
               <w:spacing w:after="0" w:line="240" w:lineRule="auto"/>
+              <w:jc w:val="both"/>
               <w:rPr>
                 <w:rFonts w:ascii="Times New Roman" w:hAnsi="Times New Roman"/>
                 <w:sz w:val="20"/>
@@ -7405,6 +7772,7 @@
           <w:p>
             <w:pPr>
               <w:spacing w:after="0" w:line="240" w:lineRule="auto"/>
+              <w:jc w:val="both"/>
               <w:rPr>
                 <w:rFonts w:ascii="Times New Roman" w:hAnsi="Times New Roman"/>
                 <w:sz w:val="20"/>
@@ -7428,6 +7796,7 @@
           <w:p>
             <w:pPr>
               <w:spacing w:after="0" w:line="240" w:lineRule="auto"/>
+              <w:jc w:val="both"/>
               <w:rPr>
                 <w:rFonts w:ascii="Times New Roman" w:hAnsi="Times New Roman"/>
                 <w:sz w:val="20"/>
@@ -7451,6 +7820,7 @@
           <w:p>
             <w:pPr>
               <w:spacing w:after="0" w:line="240" w:lineRule="auto"/>
+              <w:jc w:val="both"/>
               <w:rPr>
                 <w:rFonts w:ascii="Times New Roman" w:hAnsi="Times New Roman"/>
                 <w:sz w:val="20"/>
@@ -7466,6 +7836,7 @@
           <w:p>
             <w:pPr>
               <w:spacing w:after="0" w:line="240" w:lineRule="auto"/>
+              <w:jc w:val="both"/>
               <w:rPr>
                 <w:rFonts w:ascii="Times New Roman" w:hAnsi="Times New Roman"/>
                 <w:sz w:val="20"/>
@@ -7489,6 +7860,7 @@
           <w:p>
             <w:pPr>
               <w:spacing w:after="0" w:line="240" w:lineRule="auto"/>
+              <w:jc w:val="both"/>
               <w:rPr>
                 <w:rFonts w:ascii="Times New Roman" w:hAnsi="Times New Roman"/>
                 <w:sz w:val="20"/>
@@ -7512,6 +7884,7 @@
           <w:p>
             <w:pPr>
               <w:spacing w:after="0" w:line="240" w:lineRule="auto"/>
+              <w:jc w:val="both"/>
               <w:rPr>
                 <w:rFonts w:ascii="Times New Roman" w:hAnsi="Times New Roman"/>
                 <w:sz w:val="20"/>
@@ -7535,6 +7908,7 @@
           <w:p>
             <w:pPr>
               <w:spacing w:after="0" w:line="240" w:lineRule="auto"/>
+              <w:jc w:val="both"/>
               <w:rPr>
                 <w:rFonts w:ascii="Times New Roman" w:hAnsi="Times New Roman"/>
                 <w:sz w:val="20"/>
@@ -7558,6 +7932,7 @@
           <w:p>
             <w:pPr>
               <w:spacing w:after="0" w:line="240" w:lineRule="auto"/>
+              <w:jc w:val="both"/>
               <w:rPr>
                 <w:rFonts w:ascii="Times New Roman" w:hAnsi="Times New Roman"/>
                 <w:sz w:val="20"/>
@@ -7581,6 +7956,7 @@
           <w:p>
             <w:pPr>
               <w:spacing w:after="0" w:line="240" w:lineRule="auto"/>
+              <w:jc w:val="both"/>
               <w:rPr>
                 <w:rFonts w:ascii="Times New Roman" w:hAnsi="Times New Roman"/>
                 <w:sz w:val="20"/>
@@ -7611,6 +7987,7 @@
           <w:p>
             <w:pPr>
               <w:spacing w:after="0" w:line="240" w:lineRule="auto"/>
+              <w:jc w:val="both"/>
               <w:rPr>
                 <w:rFonts w:ascii="Times New Roman" w:hAnsi="Times New Roman"/>
                 <w:sz w:val="20"/>
@@ -7634,6 +8011,7 @@
           <w:p>
             <w:pPr>
               <w:spacing w:after="0" w:line="240" w:lineRule="auto"/>
+              <w:jc w:val="both"/>
               <w:rPr>
                 <w:rFonts w:ascii="Times New Roman" w:hAnsi="Times New Roman"/>
                 <w:sz w:val="20"/>
@@ -7657,6 +8035,7 @@
           <w:p>
             <w:pPr>
               <w:spacing w:after="0" w:line="240" w:lineRule="auto"/>
+              <w:jc w:val="both"/>
               <w:rPr>
                 <w:rFonts w:ascii="Times New Roman" w:hAnsi="Times New Roman"/>
                 <w:sz w:val="20"/>
@@ -7672,6 +8051,7 @@
           <w:p>
             <w:pPr>
               <w:spacing w:after="0" w:line="240" w:lineRule="auto"/>
+              <w:jc w:val="both"/>
               <w:rPr>
                 <w:rFonts w:ascii="Times New Roman" w:hAnsi="Times New Roman"/>
                 <w:sz w:val="20"/>
@@ -7695,6 +8075,7 @@
           <w:p>
             <w:pPr>
               <w:spacing w:after="0" w:line="240" w:lineRule="auto"/>
+              <w:jc w:val="both"/>
               <w:rPr>
                 <w:rFonts w:ascii="Times New Roman" w:hAnsi="Times New Roman"/>
                 <w:sz w:val="20"/>
@@ -7718,6 +8099,7 @@
           <w:p>
             <w:pPr>
               <w:spacing w:after="0" w:line="240" w:lineRule="auto"/>
+              <w:jc w:val="both"/>
               <w:rPr>
                 <w:rFonts w:ascii="Times New Roman" w:hAnsi="Times New Roman"/>
                 <w:sz w:val="20"/>
@@ -7741,6 +8123,7 @@
           <w:p>
             <w:pPr>
               <w:spacing w:after="0" w:line="240" w:lineRule="auto"/>
+              <w:jc w:val="both"/>
               <w:rPr>
                 <w:rFonts w:ascii="Times New Roman" w:hAnsi="Times New Roman"/>
                 <w:sz w:val="20"/>
@@ -7764,6 +8147,7 @@
           <w:p>
             <w:pPr>
               <w:spacing w:after="0" w:line="240" w:lineRule="auto"/>
+              <w:jc w:val="both"/>
               <w:rPr>
                 <w:rFonts w:ascii="Times New Roman" w:hAnsi="Times New Roman"/>
                 <w:sz w:val="20"/>
@@ -7787,6 +8171,7 @@
           <w:p>
             <w:pPr>
               <w:spacing w:after="0" w:line="240" w:lineRule="auto"/>
+              <w:jc w:val="both"/>
               <w:rPr>
                 <w:rFonts w:ascii="Times New Roman" w:hAnsi="Times New Roman"/>
                 <w:sz w:val="20"/>
@@ -7817,6 +8202,7 @@
           <w:p>
             <w:pPr>
               <w:spacing w:after="0" w:line="240" w:lineRule="auto"/>
+              <w:jc w:val="both"/>
               <w:rPr>
                 <w:rFonts w:ascii="Times New Roman" w:hAnsi="Times New Roman"/>
                 <w:sz w:val="20"/>
@@ -7840,6 +8226,7 @@
           <w:p>
             <w:pPr>
               <w:spacing w:after="0" w:line="240" w:lineRule="auto"/>
+              <w:jc w:val="both"/>
               <w:rPr>
                 <w:rFonts w:ascii="Times New Roman" w:hAnsi="Times New Roman"/>
                 <w:sz w:val="20"/>
@@ -7863,6 +8250,7 @@
           <w:p>
             <w:pPr>
               <w:spacing w:after="0" w:line="240" w:lineRule="auto"/>
+              <w:jc w:val="both"/>
               <w:rPr>
                 <w:rFonts w:ascii="Times New Roman" w:hAnsi="Times New Roman"/>
                 <w:sz w:val="20"/>
@@ -7878,6 +8266,7 @@
           <w:p>
             <w:pPr>
               <w:spacing w:after="0" w:line="240" w:lineRule="auto"/>
+              <w:jc w:val="both"/>
               <w:rPr>
                 <w:rFonts w:ascii="Times New Roman" w:hAnsi="Times New Roman"/>
                 <w:sz w:val="20"/>
@@ -7901,6 +8290,7 @@
           <w:p>
             <w:pPr>
               <w:spacing w:after="0" w:line="240" w:lineRule="auto"/>
+              <w:jc w:val="both"/>
               <w:rPr>
                 <w:rFonts w:ascii="Times New Roman" w:hAnsi="Times New Roman"/>
                 <w:sz w:val="20"/>
@@ -7924,6 +8314,7 @@
           <w:p>
             <w:pPr>
               <w:spacing w:after="0" w:line="240" w:lineRule="auto"/>
+              <w:jc w:val="both"/>
               <w:rPr>
                 <w:rFonts w:ascii="Times New Roman" w:hAnsi="Times New Roman"/>
                 <w:sz w:val="20"/>
@@ -7947,6 +8338,7 @@
           <w:p>
             <w:pPr>
               <w:spacing w:after="0" w:line="240" w:lineRule="auto"/>
+              <w:jc w:val="both"/>
               <w:rPr>
                 <w:rFonts w:ascii="Times New Roman" w:hAnsi="Times New Roman"/>
                 <w:sz w:val="20"/>
@@ -7970,6 +8362,7 @@
           <w:p>
             <w:pPr>
               <w:spacing w:after="0" w:line="240" w:lineRule="auto"/>
+              <w:jc w:val="both"/>
               <w:rPr>
                 <w:rFonts w:ascii="Times New Roman" w:hAnsi="Times New Roman"/>
                 <w:sz w:val="20"/>
@@ -7993,6 +8386,7 @@
           <w:p>
             <w:pPr>
               <w:spacing w:after="0" w:line="240" w:lineRule="auto"/>
+              <w:jc w:val="both"/>
               <w:rPr>
                 <w:rFonts w:ascii="Times New Roman" w:hAnsi="Times New Roman"/>
                 <w:sz w:val="20"/>
@@ -8023,6 +8417,7 @@
           <w:p>
             <w:pPr>
               <w:spacing w:after="0" w:line="240" w:lineRule="auto"/>
+              <w:jc w:val="both"/>
               <w:rPr>
                 <w:rFonts w:ascii="Times New Roman" w:hAnsi="Times New Roman"/>
                 <w:sz w:val="20"/>
@@ -8046,6 +8441,7 @@
           <w:p>
             <w:pPr>
               <w:spacing w:after="0" w:line="240" w:lineRule="auto"/>
+              <w:jc w:val="both"/>
               <w:rPr>
                 <w:rFonts w:ascii="Times New Roman" w:hAnsi="Times New Roman"/>
                 <w:sz w:val="20"/>
@@ -8069,6 +8465,7 @@
           <w:p>
             <w:pPr>
               <w:spacing w:after="0" w:line="240" w:lineRule="auto"/>
+              <w:jc w:val="both"/>
               <w:rPr>
                 <w:rFonts w:ascii="Times New Roman" w:hAnsi="Times New Roman"/>
                 <w:sz w:val="20"/>
@@ -8084,6 +8481,7 @@
           <w:p>
             <w:pPr>
               <w:spacing w:after="0" w:line="240" w:lineRule="auto"/>
+              <w:jc w:val="both"/>
               <w:rPr>
                 <w:rFonts w:ascii="Times New Roman" w:hAnsi="Times New Roman"/>
                 <w:sz w:val="20"/>
@@ -8107,6 +8505,7 @@
           <w:p>
             <w:pPr>
               <w:spacing w:after="0" w:line="240" w:lineRule="auto"/>
+              <w:jc w:val="both"/>
               <w:rPr>
                 <w:rFonts w:ascii="Times New Roman" w:hAnsi="Times New Roman"/>
                 <w:sz w:val="20"/>
@@ -8130,6 +8529,7 @@
           <w:p>
             <w:pPr>
               <w:spacing w:after="0" w:line="240" w:lineRule="auto"/>
+              <w:jc w:val="both"/>
               <w:rPr>
                 <w:rFonts w:ascii="Times New Roman" w:hAnsi="Times New Roman"/>
                 <w:sz w:val="20"/>
@@ -8153,6 +8553,7 @@
           <w:p>
             <w:pPr>
               <w:spacing w:after="0" w:line="240" w:lineRule="auto"/>
+              <w:jc w:val="both"/>
               <w:rPr>
                 <w:rFonts w:ascii="Times New Roman" w:hAnsi="Times New Roman"/>
                 <w:sz w:val="20"/>
@@ -8176,6 +8577,7 @@
           <w:p>
             <w:pPr>
               <w:spacing w:after="0" w:line="240" w:lineRule="auto"/>
+              <w:jc w:val="both"/>
               <w:rPr>
                 <w:rFonts w:ascii="Times New Roman" w:hAnsi="Times New Roman"/>
                 <w:sz w:val="20"/>
@@ -8199,6 +8601,7 @@
           <w:p>
             <w:pPr>
               <w:spacing w:after="0" w:line="240" w:lineRule="auto"/>
+              <w:jc w:val="both"/>
               <w:rPr>
                 <w:rFonts w:ascii="Times New Roman" w:hAnsi="Times New Roman"/>
                 <w:sz w:val="20"/>
@@ -8229,6 +8632,7 @@
           <w:p>
             <w:pPr>
               <w:spacing w:after="0" w:line="240" w:lineRule="auto"/>
+              <w:jc w:val="both"/>
               <w:rPr>
                 <w:rFonts w:ascii="Times New Roman" w:hAnsi="Times New Roman"/>
                 <w:sz w:val="20"/>
@@ -8252,6 +8656,7 @@
           <w:p>
             <w:pPr>
               <w:spacing w:after="0" w:line="240" w:lineRule="auto"/>
+              <w:jc w:val="both"/>
               <w:rPr>
                 <w:rFonts w:ascii="Times New Roman" w:hAnsi="Times New Roman"/>
                 <w:sz w:val="20"/>
@@ -8275,6 +8680,7 @@
           <w:p>
             <w:pPr>
               <w:spacing w:after="0" w:line="240" w:lineRule="auto"/>
+              <w:jc w:val="both"/>
               <w:rPr>
                 <w:rFonts w:ascii="Times New Roman" w:hAnsi="Times New Roman"/>
                 <w:sz w:val="20"/>
@@ -8290,6 +8696,7 @@
           <w:p>
             <w:pPr>
               <w:spacing w:after="0" w:line="240" w:lineRule="auto"/>
+              <w:jc w:val="both"/>
               <w:rPr>
                 <w:rFonts w:ascii="Times New Roman" w:hAnsi="Times New Roman"/>
                 <w:sz w:val="20"/>
@@ -8313,6 +8720,7 @@
           <w:p>
             <w:pPr>
               <w:spacing w:after="0" w:line="240" w:lineRule="auto"/>
+              <w:jc w:val="both"/>
               <w:rPr>
                 <w:rFonts w:ascii="Times New Roman" w:hAnsi="Times New Roman"/>
                 <w:sz w:val="20"/>
@@ -8336,6 +8744,7 @@
           <w:p>
             <w:pPr>
               <w:spacing w:after="0" w:line="240" w:lineRule="auto"/>
+              <w:jc w:val="both"/>
               <w:rPr>
                 <w:rFonts w:ascii="Times New Roman" w:hAnsi="Times New Roman"/>
                 <w:sz w:val="20"/>
@@ -8359,6 +8768,7 @@
           <w:p>
             <w:pPr>
               <w:spacing w:after="0" w:line="240" w:lineRule="auto"/>
+              <w:jc w:val="both"/>
               <w:rPr>
                 <w:rFonts w:ascii="Times New Roman" w:hAnsi="Times New Roman"/>
                 <w:sz w:val="20"/>
@@ -8382,6 +8792,7 @@
           <w:p>
             <w:pPr>
               <w:spacing w:after="0" w:line="240" w:lineRule="auto"/>
+              <w:jc w:val="both"/>
               <w:rPr>
                 <w:rFonts w:ascii="Times New Roman" w:hAnsi="Times New Roman"/>
                 <w:sz w:val="20"/>
@@ -8405,6 +8816,7 @@
           <w:p>
             <w:pPr>
               <w:spacing w:after="0" w:line="240" w:lineRule="auto"/>
+              <w:jc w:val="both"/>
               <w:rPr>
                 <w:rFonts w:ascii="Times New Roman" w:hAnsi="Times New Roman"/>
                 <w:sz w:val="20"/>
@@ -8435,6 +8847,7 @@
           <w:p>
             <w:pPr>
               <w:spacing w:after="0" w:line="240" w:lineRule="auto"/>
+              <w:jc w:val="both"/>
               <w:rPr>
                 <w:rFonts w:ascii="Times New Roman" w:hAnsi="Times New Roman"/>
                 <w:sz w:val="20"/>
@@ -8458,6 +8871,7 @@
           <w:p>
             <w:pPr>
               <w:spacing w:after="0" w:line="240" w:lineRule="auto"/>
+              <w:jc w:val="both"/>
               <w:rPr>
                 <w:rFonts w:ascii="Times New Roman" w:hAnsi="Times New Roman"/>
                 <w:sz w:val="20"/>
@@ -8481,6 +8895,7 @@
           <w:p>
             <w:pPr>
               <w:spacing w:after="0" w:line="240" w:lineRule="auto"/>
+              <w:jc w:val="both"/>
               <w:rPr>
                 <w:rFonts w:ascii="Times New Roman" w:hAnsi="Times New Roman"/>
                 <w:sz w:val="20"/>
@@ -8496,6 +8911,7 @@
           <w:p>
             <w:pPr>
               <w:spacing w:after="0" w:line="240" w:lineRule="auto"/>
+              <w:jc w:val="both"/>
               <w:rPr>
                 <w:rFonts w:ascii="Times New Roman" w:hAnsi="Times New Roman"/>
                 <w:sz w:val="20"/>
@@ -8519,6 +8935,7 @@
           <w:p>
             <w:pPr>
               <w:spacing w:after="0" w:line="240" w:lineRule="auto"/>
+              <w:jc w:val="both"/>
               <w:rPr>
                 <w:rFonts w:ascii="Times New Roman" w:hAnsi="Times New Roman"/>
                 <w:sz w:val="20"/>
@@ -8542,6 +8959,7 @@
           <w:p>
             <w:pPr>
               <w:spacing w:after="0" w:line="240" w:lineRule="auto"/>
+              <w:jc w:val="both"/>
               <w:rPr>
                 <w:rFonts w:ascii="Times New Roman" w:hAnsi="Times New Roman"/>
                 <w:sz w:val="20"/>
@@ -8565,6 +8983,7 @@
           <w:p>
             <w:pPr>
               <w:spacing w:after="0" w:line="240" w:lineRule="auto"/>
+              <w:jc w:val="both"/>
               <w:rPr>
                 <w:rFonts w:ascii="Times New Roman" w:hAnsi="Times New Roman"/>
                 <w:sz w:val="20"/>
@@ -8588,6 +9007,7 @@
           <w:p>
             <w:pPr>
               <w:spacing w:after="0" w:line="240" w:lineRule="auto"/>
+              <w:jc w:val="both"/>
               <w:rPr>
                 <w:rFonts w:ascii="Times New Roman" w:hAnsi="Times New Roman"/>
                 <w:sz w:val="20"/>
@@ -8611,6 +9031,7 @@
           <w:p>
             <w:pPr>
               <w:spacing w:after="0" w:line="240" w:lineRule="auto"/>
+              <w:jc w:val="both"/>
               <w:rPr>
                 <w:rFonts w:ascii="Times New Roman" w:hAnsi="Times New Roman"/>
                 <w:sz w:val="20"/>
@@ -8641,6 +9062,7 @@
           <w:p>
             <w:pPr>
               <w:spacing w:after="0" w:line="240" w:lineRule="auto"/>
+              <w:jc w:val="both"/>
               <w:rPr>
                 <w:rFonts w:ascii="Times New Roman" w:hAnsi="Times New Roman"/>
                 <w:sz w:val="20"/>
@@ -8664,6 +9086,7 @@
           <w:p>
             <w:pPr>
               <w:spacing w:after="0" w:line="240" w:lineRule="auto"/>
+              <w:jc w:val="both"/>
               <w:rPr>
                 <w:rFonts w:ascii="Times New Roman" w:hAnsi="Times New Roman"/>
                 <w:sz w:val="20"/>
@@ -8687,6 +9110,7 @@
           <w:p>
             <w:pPr>
               <w:spacing w:after="0" w:line="240" w:lineRule="auto"/>
+              <w:jc w:val="both"/>
               <w:rPr>
                 <w:rFonts w:ascii="Times New Roman" w:hAnsi="Times New Roman"/>
                 <w:sz w:val="20"/>
@@ -8702,6 +9126,7 @@
           <w:p>
             <w:pPr>
               <w:spacing w:after="0" w:line="240" w:lineRule="auto"/>
+              <w:jc w:val="both"/>
               <w:rPr>
                 <w:rFonts w:ascii="Times New Roman" w:hAnsi="Times New Roman"/>
                 <w:sz w:val="20"/>
@@ -8725,6 +9150,7 @@
           <w:p>
             <w:pPr>
               <w:spacing w:after="0" w:line="240" w:lineRule="auto"/>
+              <w:jc w:val="both"/>
               <w:rPr>
                 <w:rFonts w:ascii="Times New Roman" w:hAnsi="Times New Roman"/>
                 <w:sz w:val="20"/>
@@ -8748,6 +9174,7 @@
           <w:p>
             <w:pPr>
               <w:spacing w:after="0" w:line="240" w:lineRule="auto"/>
+              <w:jc w:val="both"/>
               <w:rPr>
                 <w:rFonts w:ascii="Times New Roman" w:hAnsi="Times New Roman"/>
                 <w:sz w:val="20"/>
@@ -8771,6 +9198,7 @@
           <w:p>
             <w:pPr>
               <w:spacing w:after="0" w:line="240" w:lineRule="auto"/>
+              <w:jc w:val="both"/>
               <w:rPr>
                 <w:rFonts w:ascii="Times New Roman" w:hAnsi="Times New Roman"/>
                 <w:sz w:val="20"/>
@@ -8794,6 +9222,7 @@
           <w:p>
             <w:pPr>
               <w:spacing w:after="0" w:line="240" w:lineRule="auto"/>
+              <w:jc w:val="both"/>
               <w:rPr>
                 <w:rFonts w:ascii="Times New Roman" w:hAnsi="Times New Roman"/>
                 <w:sz w:val="20"/>
@@ -8817,6 +9246,7 @@
           <w:p>
             <w:pPr>
               <w:spacing w:after="0" w:line="240" w:lineRule="auto"/>
+              <w:jc w:val="both"/>
               <w:rPr>
                 <w:rFonts w:ascii="Times New Roman" w:hAnsi="Times New Roman"/>
                 <w:sz w:val="20"/>
@@ -8847,6 +9277,7 @@
           <w:p>
             <w:pPr>
               <w:spacing w:after="0" w:line="240" w:lineRule="auto"/>
+              <w:jc w:val="both"/>
               <w:rPr>
                 <w:rFonts w:ascii="Times New Roman" w:hAnsi="Times New Roman"/>
                 <w:sz w:val="20"/>
@@ -8870,6 +9301,7 @@
           <w:p>
             <w:pPr>
               <w:spacing w:after="0" w:line="240" w:lineRule="auto"/>
+              <w:jc w:val="both"/>
               <w:rPr>
                 <w:rFonts w:ascii="Times New Roman" w:hAnsi="Times New Roman"/>
                 <w:sz w:val="20"/>
@@ -8893,6 +9325,7 @@
           <w:p>
             <w:pPr>
               <w:spacing w:after="0" w:line="240" w:lineRule="auto"/>
+              <w:jc w:val="both"/>
               <w:rPr>
                 <w:rFonts w:ascii="Times New Roman" w:hAnsi="Times New Roman"/>
                 <w:sz w:val="20"/>
@@ -8908,6 +9341,7 @@
           <w:p>
             <w:pPr>
               <w:spacing w:after="0" w:line="240" w:lineRule="auto"/>
+              <w:jc w:val="both"/>
               <w:rPr>
                 <w:rFonts w:ascii="Times New Roman" w:hAnsi="Times New Roman"/>
                 <w:sz w:val="20"/>
@@ -8931,6 +9365,7 @@
           <w:p>
             <w:pPr>
               <w:spacing w:after="0" w:line="240" w:lineRule="auto"/>
+              <w:jc w:val="both"/>
               <w:rPr>
                 <w:rFonts w:ascii="Times New Roman" w:hAnsi="Times New Roman"/>
                 <w:sz w:val="20"/>
@@ -8954,6 +9389,7 @@
           <w:p>
             <w:pPr>
               <w:spacing w:after="0" w:line="240" w:lineRule="auto"/>
+              <w:jc w:val="both"/>
               <w:rPr>
                 <w:rFonts w:ascii="Times New Roman" w:hAnsi="Times New Roman"/>
                 <w:sz w:val="20"/>
@@ -8977,6 +9413,7 @@
           <w:p>
             <w:pPr>
               <w:spacing w:after="0" w:line="240" w:lineRule="auto"/>
+              <w:jc w:val="both"/>
               <w:rPr>
                 <w:rFonts w:ascii="Times New Roman" w:hAnsi="Times New Roman"/>
                 <w:sz w:val="20"/>
@@ -9000,6 +9437,7 @@
           <w:p>
             <w:pPr>
               <w:spacing w:after="0" w:line="240" w:lineRule="auto"/>
+              <w:jc w:val="both"/>
               <w:rPr>
                 <w:rFonts w:ascii="Times New Roman" w:hAnsi="Times New Roman"/>
                 <w:sz w:val="20"/>
@@ -9023,6 +9461,7 @@
           <w:p>
             <w:pPr>
               <w:spacing w:after="0" w:line="240" w:lineRule="auto"/>
+              <w:jc w:val="both"/>
               <w:rPr>
                 <w:rFonts w:ascii="Times New Roman" w:hAnsi="Times New Roman"/>
                 <w:sz w:val="20"/>
@@ -9053,6 +9492,7 @@
           <w:p>
             <w:pPr>
               <w:spacing w:after="0" w:line="240" w:lineRule="auto"/>
+              <w:jc w:val="both"/>
               <w:rPr>
                 <w:rFonts w:ascii="Times New Roman" w:hAnsi="Times New Roman"/>
                 <w:sz w:val="20"/>
@@ -9076,6 +9516,7 @@
           <w:p>
             <w:pPr>
               <w:spacing w:after="0" w:line="240" w:lineRule="auto"/>
+              <w:jc w:val="both"/>
               <w:rPr>
                 <w:rFonts w:ascii="Times New Roman" w:hAnsi="Times New Roman"/>
                 <w:sz w:val="20"/>
@@ -9099,6 +9540,7 @@
           <w:p>
             <w:pPr>
               <w:spacing w:after="0" w:line="240" w:lineRule="auto"/>
+              <w:jc w:val="both"/>
               <w:rPr>
                 <w:rFonts w:ascii="Times New Roman" w:hAnsi="Times New Roman"/>
                 <w:sz w:val="20"/>
@@ -9114,6 +9556,7 @@
           <w:p>
             <w:pPr>
               <w:spacing w:after="0" w:line="240" w:lineRule="auto"/>
+              <w:jc w:val="both"/>
               <w:rPr>
                 <w:rFonts w:ascii="Times New Roman" w:hAnsi="Times New Roman"/>
                 <w:sz w:val="20"/>
@@ -9137,6 +9580,7 @@
           <w:p>
             <w:pPr>
               <w:spacing w:after="0" w:line="240" w:lineRule="auto"/>
+              <w:jc w:val="both"/>
               <w:rPr>
                 <w:rFonts w:ascii="Times New Roman" w:hAnsi="Times New Roman"/>
                 <w:sz w:val="20"/>
@@ -9160,6 +9604,7 @@
           <w:p>
             <w:pPr>
               <w:spacing w:after="0" w:line="240" w:lineRule="auto"/>
+              <w:jc w:val="both"/>
               <w:rPr>
                 <w:rFonts w:ascii="Times New Roman" w:hAnsi="Times New Roman"/>
                 <w:sz w:val="20"/>
@@ -9183,6 +9628,7 @@
           <w:p>
             <w:pPr>
               <w:spacing w:after="0" w:line="240" w:lineRule="auto"/>
+              <w:jc w:val="both"/>
               <w:rPr>
                 <w:rFonts w:ascii="Times New Roman" w:hAnsi="Times New Roman"/>
                 <w:sz w:val="20"/>
@@ -9206,6 +9652,7 @@
           <w:p>
             <w:pPr>
               <w:spacing w:after="0" w:line="240" w:lineRule="auto"/>
+              <w:jc w:val="both"/>
               <w:rPr>
                 <w:rFonts w:ascii="Times New Roman" w:hAnsi="Times New Roman"/>
                 <w:sz w:val="20"/>
@@ -9229,6 +9676,7 @@
           <w:p>
             <w:pPr>
               <w:spacing w:after="0" w:line="240" w:lineRule="auto"/>
+              <w:jc w:val="both"/>
               <w:rPr>
                 <w:rFonts w:ascii="Times New Roman" w:hAnsi="Times New Roman"/>
                 <w:sz w:val="20"/>
@@ -9259,6 +9707,7 @@
           <w:p>
             <w:pPr>
               <w:spacing w:after="0" w:line="240" w:lineRule="auto"/>
+              <w:jc w:val="both"/>
               <w:rPr>
                 <w:rFonts w:ascii="Times New Roman" w:hAnsi="Times New Roman"/>
                 <w:sz w:val="20"/>
@@ -9282,6 +9731,7 @@
           <w:p>
             <w:pPr>
               <w:spacing w:after="0" w:line="240" w:lineRule="auto"/>
+              <w:jc w:val="both"/>
               <w:rPr>
                 <w:rFonts w:ascii="Times New Roman" w:hAnsi="Times New Roman"/>
                 <w:sz w:val="20"/>
@@ -9305,6 +9755,7 @@
           <w:p>
             <w:pPr>
               <w:spacing w:after="0" w:line="240" w:lineRule="auto"/>
+              <w:jc w:val="both"/>
               <w:rPr>
                 <w:rFonts w:ascii="Times New Roman" w:hAnsi="Times New Roman"/>
                 <w:sz w:val="20"/>
@@ -9328,6 +9779,7 @@
           <w:p>
             <w:pPr>
               <w:spacing w:after="0" w:line="240" w:lineRule="auto"/>
+              <w:jc w:val="both"/>
               <w:rPr>
                 <w:rFonts w:ascii="Times New Roman" w:hAnsi="Times New Roman"/>
                 <w:sz w:val="20"/>
@@ -9343,6 +9795,7 @@
           <w:p>
             <w:pPr>
               <w:spacing w:after="0" w:line="240" w:lineRule="auto"/>
+              <w:jc w:val="both"/>
               <w:rPr>
                 <w:rFonts w:ascii="Times New Roman" w:hAnsi="Times New Roman"/>
                 <w:sz w:val="20"/>
@@ -9358,6 +9811,7 @@
           <w:p>
             <w:pPr>
               <w:spacing w:after="0" w:line="240" w:lineRule="auto"/>
+              <w:jc w:val="both"/>
               <w:rPr>
                 <w:rFonts w:ascii="Times New Roman" w:hAnsi="Times New Roman"/>
                 <w:sz w:val="20"/>
@@ -9381,6 +9835,7 @@
           <w:p>
             <w:pPr>
               <w:spacing w:after="0" w:line="240" w:lineRule="auto"/>
+              <w:jc w:val="both"/>
               <w:rPr>
                 <w:rFonts w:ascii="Times New Roman" w:hAnsi="Times New Roman"/>
                 <w:sz w:val="20"/>
@@ -9404,6 +9859,7 @@
           <w:p>
             <w:pPr>
               <w:spacing w:after="0" w:line="240" w:lineRule="auto"/>
+              <w:jc w:val="both"/>
               <w:rPr>
                 <w:rFonts w:ascii="Times New Roman" w:hAnsi="Times New Roman"/>
                 <w:sz w:val="20"/>
@@ -9427,6 +9883,7 @@
           <w:p>
             <w:pPr>
               <w:spacing w:after="0" w:line="240" w:lineRule="auto"/>
+              <w:jc w:val="both"/>
               <w:rPr>
                 <w:rFonts w:ascii="Times New Roman" w:hAnsi="Times New Roman"/>
                 <w:sz w:val="20"/>
@@ -9457,6 +9914,7 @@
           <w:p>
             <w:pPr>
               <w:spacing w:after="0" w:line="240" w:lineRule="auto"/>
+              <w:jc w:val="both"/>
               <w:rPr>
                 <w:rFonts w:ascii="Times New Roman" w:hAnsi="Times New Roman"/>
                 <w:sz w:val="20"/>
@@ -9487,6 +9945,7 @@
           <w:p>
             <w:pPr>
               <w:spacing w:after="0" w:line="240" w:lineRule="auto"/>
+              <w:jc w:val="both"/>
               <w:rPr>
                 <w:rFonts w:ascii="Times New Roman" w:hAnsi="Times New Roman"/>
                 <w:sz w:val="20"/>
@@ -9510,6 +9969,7 @@
           <w:p>
             <w:pPr>
               <w:spacing w:after="0" w:line="240" w:lineRule="auto"/>
+              <w:jc w:val="both"/>
               <w:rPr>
                 <w:rFonts w:ascii="Times New Roman" w:hAnsi="Times New Roman"/>
                 <w:sz w:val="20"/>
@@ -9533,6 +9993,7 @@
           <w:p>
             <w:pPr>
               <w:spacing w:after="0" w:line="240" w:lineRule="auto"/>
+              <w:jc w:val="both"/>
               <w:rPr>
                 <w:rFonts w:ascii="Times New Roman" w:hAnsi="Times New Roman"/>
                 <w:sz w:val="20"/>
@@ -9548,6 +10009,7 @@
           <w:p>
             <w:pPr>
               <w:spacing w:after="0" w:line="240" w:lineRule="auto"/>
+              <w:jc w:val="both"/>
               <w:rPr>
                 <w:rFonts w:ascii="Times New Roman" w:hAnsi="Times New Roman"/>
                 <w:sz w:val="20"/>
@@ -9571,6 +10033,7 @@
           <w:p>
             <w:pPr>
               <w:spacing w:after="0" w:line="240" w:lineRule="auto"/>
+              <w:jc w:val="both"/>
               <w:rPr>
                 <w:rFonts w:ascii="Times New Roman" w:hAnsi="Times New Roman"/>
                 <w:sz w:val="20"/>
@@ -9594,6 +10057,7 @@
           <w:p>
             <w:pPr>
               <w:spacing w:after="0" w:line="240" w:lineRule="auto"/>
+              <w:jc w:val="both"/>
               <w:rPr>
                 <w:rFonts w:ascii="Times New Roman" w:hAnsi="Times New Roman"/>
                 <w:sz w:val="20"/>
@@ -9617,6 +10081,7 @@
           <w:p>
             <w:pPr>
               <w:spacing w:after="0" w:line="240" w:lineRule="auto"/>
+              <w:jc w:val="both"/>
               <w:rPr>
                 <w:rFonts w:ascii="Times New Roman" w:hAnsi="Times New Roman"/>
                 <w:sz w:val="20"/>
@@ -9640,6 +10105,7 @@
           <w:p>
             <w:pPr>
               <w:spacing w:after="0" w:line="240" w:lineRule="auto"/>
+              <w:jc w:val="both"/>
               <w:rPr>
                 <w:rFonts w:ascii="Times New Roman" w:hAnsi="Times New Roman"/>
                 <w:sz w:val="20"/>
@@ -9663,6 +10129,7 @@
           <w:p>
             <w:pPr>
               <w:spacing w:after="0" w:line="240" w:lineRule="auto"/>
+              <w:jc w:val="both"/>
               <w:rPr>
                 <w:rFonts w:ascii="Times New Roman" w:hAnsi="Times New Roman"/>
                 <w:sz w:val="20"/>
@@ -9693,6 +10160,7 @@
           <w:p>
             <w:pPr>
               <w:spacing w:after="0" w:line="240" w:lineRule="auto"/>
+              <w:jc w:val="both"/>
               <w:rPr>
                 <w:rFonts w:ascii="Times New Roman" w:hAnsi="Times New Roman"/>
                 <w:sz w:val="20"/>
@@ -9716,6 +10184,7 @@
           <w:p>
             <w:pPr>
               <w:spacing w:after="0" w:line="240" w:lineRule="auto"/>
+              <w:jc w:val="both"/>
               <w:rPr>
                 <w:rFonts w:ascii="Times New Roman" w:hAnsi="Times New Roman"/>
                 <w:sz w:val="20"/>
@@ -9739,6 +10208,7 @@
           <w:p>
             <w:pPr>
               <w:spacing w:after="0" w:line="240" w:lineRule="auto"/>
+              <w:jc w:val="both"/>
               <w:rPr>
                 <w:rFonts w:ascii="Times New Roman" w:hAnsi="Times New Roman"/>
                 <w:sz w:val="20"/>
@@ -9762,6 +10232,7 @@
           <w:p>
             <w:pPr>
               <w:spacing w:after="0" w:line="240" w:lineRule="auto"/>
+              <w:jc w:val="both"/>
               <w:rPr>
                 <w:rFonts w:ascii="Times New Roman" w:hAnsi="Times New Roman"/>
                 <w:sz w:val="20"/>
@@ -9777,6 +10248,7 @@
           <w:p>
             <w:pPr>
               <w:spacing w:after="0" w:line="240" w:lineRule="auto"/>
+              <w:jc w:val="both"/>
               <w:rPr>
                 <w:rFonts w:ascii="Times New Roman" w:hAnsi="Times New Roman"/>
                 <w:sz w:val="20"/>
@@ -9792,6 +10264,7 @@
           <w:p>
             <w:pPr>
               <w:spacing w:after="0" w:line="240" w:lineRule="auto"/>
+              <w:jc w:val="both"/>
               <w:rPr>
                 <w:rFonts w:ascii="Times New Roman" w:hAnsi="Times New Roman"/>
                 <w:sz w:val="20"/>
@@ -9815,6 +10288,7 @@
           <w:p>
             <w:pPr>
               <w:spacing w:after="0" w:line="240" w:lineRule="auto"/>
+              <w:jc w:val="both"/>
               <w:rPr>
                 <w:rFonts w:ascii="Times New Roman" w:hAnsi="Times New Roman"/>
                 <w:sz w:val="20"/>
@@ -9838,6 +10312,7 @@
           <w:p>
             <w:pPr>
               <w:spacing w:after="0" w:line="240" w:lineRule="auto"/>
+              <w:jc w:val="both"/>
               <w:rPr>
                 <w:rFonts w:ascii="Times New Roman" w:hAnsi="Times New Roman"/>
                 <w:sz w:val="20"/>
@@ -9861,6 +10336,7 @@
           <w:p>
             <w:pPr>
               <w:spacing w:after="0" w:line="240" w:lineRule="auto"/>
+              <w:jc w:val="both"/>
               <w:rPr>
                 <w:rFonts w:ascii="Times New Roman" w:hAnsi="Times New Roman"/>
                 <w:sz w:val="20"/>
@@ -9891,6 +10367,7 @@
           <w:p>
             <w:pPr>
               <w:spacing w:after="0" w:line="240" w:lineRule="auto"/>
+              <w:jc w:val="both"/>
               <w:rPr>
                 <w:rFonts w:ascii="Times New Roman" w:hAnsi="Times New Roman"/>
                 <w:sz w:val="20"/>
@@ -9914,6 +10391,7 @@
           <w:p>
             <w:pPr>
               <w:spacing w:after="0" w:line="240" w:lineRule="auto"/>
+              <w:jc w:val="both"/>
               <w:rPr>
                 <w:rFonts w:ascii="Times New Roman" w:hAnsi="Times New Roman"/>
                 <w:sz w:val="20"/>
@@ -9937,6 +10415,7 @@
           <w:p>
             <w:pPr>
               <w:spacing w:after="0" w:line="240" w:lineRule="auto"/>
+              <w:jc w:val="both"/>
               <w:rPr>
                 <w:rFonts w:ascii="Times New Roman" w:hAnsi="Times New Roman"/>
                 <w:sz w:val="20"/>
@@ -9952,6 +10431,7 @@
           <w:p>
             <w:pPr>
               <w:spacing w:after="0" w:line="240" w:lineRule="auto"/>
+              <w:jc w:val="both"/>
               <w:rPr>
                 <w:rFonts w:ascii="Times New Roman" w:hAnsi="Times New Roman"/>
                 <w:sz w:val="20"/>
@@ -9975,6 +10455,7 @@
           <w:p>
             <w:pPr>
               <w:spacing w:after="0" w:line="240" w:lineRule="auto"/>
+              <w:jc w:val="both"/>
               <w:rPr>
                 <w:rFonts w:ascii="Times New Roman" w:hAnsi="Times New Roman"/>
                 <w:sz w:val="20"/>
@@ -9998,6 +10479,7 @@
           <w:p>
             <w:pPr>
               <w:spacing w:after="0" w:line="240" w:lineRule="auto"/>
+              <w:jc w:val="both"/>
               <w:rPr>
                 <w:rFonts w:ascii="Times New Roman" w:hAnsi="Times New Roman"/>
                 <w:sz w:val="20"/>
@@ -10021,6 +10503,7 @@
           <w:p>
             <w:pPr>
               <w:spacing w:after="0" w:line="240" w:lineRule="auto"/>
+              <w:jc w:val="both"/>
               <w:rPr>
                 <w:rFonts w:ascii="Times New Roman" w:hAnsi="Times New Roman"/>
                 <w:sz w:val="20"/>
@@ -10044,6 +10527,7 @@
           <w:p>
             <w:pPr>
               <w:spacing w:after="0" w:line="240" w:lineRule="auto"/>
+              <w:jc w:val="both"/>
               <w:rPr>
                 <w:rFonts w:ascii="Times New Roman" w:hAnsi="Times New Roman"/>
                 <w:sz w:val="20"/>
@@ -10067,6 +10551,7 @@
           <w:p>
             <w:pPr>
               <w:spacing w:after="0" w:line="240" w:lineRule="auto"/>
+              <w:jc w:val="both"/>
               <w:rPr>
                 <w:rFonts w:ascii="Times New Roman" w:hAnsi="Times New Roman"/>
                 <w:sz w:val="20"/>
@@ -10097,6 +10582,7 @@
           <w:p>
             <w:pPr>
               <w:spacing w:after="0" w:line="240" w:lineRule="auto"/>
+              <w:jc w:val="both"/>
               <w:rPr>
                 <w:rFonts w:ascii="Times New Roman" w:hAnsi="Times New Roman"/>
                 <w:sz w:val="20"/>
@@ -10120,6 +10606,7 @@
           <w:p>
             <w:pPr>
               <w:spacing w:after="0" w:line="240" w:lineRule="auto"/>
+              <w:jc w:val="both"/>
               <w:rPr>
                 <w:rFonts w:ascii="Times New Roman" w:hAnsi="Times New Roman"/>
                 <w:sz w:val="20"/>
@@ -10143,6 +10630,7 @@
           <w:p>
             <w:pPr>
               <w:spacing w:after="0" w:line="240" w:lineRule="auto"/>
+              <w:jc w:val="both"/>
               <w:rPr>
                 <w:rFonts w:ascii="Times New Roman" w:hAnsi="Times New Roman"/>
                 <w:sz w:val="20"/>
@@ -10166,6 +10654,7 @@
           <w:p>
             <w:pPr>
               <w:spacing w:after="0" w:line="240" w:lineRule="auto"/>
+              <w:jc w:val="both"/>
               <w:rPr>
                 <w:rFonts w:ascii="Times New Roman" w:hAnsi="Times New Roman"/>
                 <w:sz w:val="20"/>
@@ -10181,6 +10670,7 @@
           <w:p>
             <w:pPr>
               <w:spacing w:after="0" w:line="240" w:lineRule="auto"/>
+              <w:jc w:val="both"/>
               <w:rPr>
                 <w:rFonts w:ascii="Times New Roman" w:hAnsi="Times New Roman"/>
                 <w:sz w:val="20"/>
@@ -10196,6 +10686,7 @@
           <w:p>
             <w:pPr>
               <w:spacing w:after="0" w:line="240" w:lineRule="auto"/>
+              <w:jc w:val="both"/>
               <w:rPr>
                 <w:rFonts w:ascii="Times New Roman" w:hAnsi="Times New Roman"/>
                 <w:sz w:val="20"/>
@@ -10219,6 +10710,7 @@
           <w:p>
             <w:pPr>
               <w:spacing w:after="0" w:line="240" w:lineRule="auto"/>
+              <w:jc w:val="both"/>
               <w:rPr>
                 <w:rFonts w:ascii="Times New Roman" w:hAnsi="Times New Roman"/>
                 <w:sz w:val="20"/>
@@ -10242,6 +10734,7 @@
           <w:p>
             <w:pPr>
               <w:spacing w:after="0" w:line="240" w:lineRule="auto"/>
+              <w:jc w:val="both"/>
               <w:rPr>
                 <w:rFonts w:ascii="Times New Roman" w:hAnsi="Times New Roman"/>
                 <w:sz w:val="20"/>
@@ -10265,6 +10758,7 @@
           <w:p>
             <w:pPr>
               <w:spacing w:after="0" w:line="240" w:lineRule="auto"/>
+              <w:jc w:val="both"/>
               <w:rPr>
                 <w:rFonts w:ascii="Times New Roman" w:hAnsi="Times New Roman"/>
                 <w:sz w:val="20"/>
@@ -10295,6 +10789,7 @@
           <w:p>
             <w:pPr>
               <w:spacing w:after="0" w:line="240" w:lineRule="auto"/>
+              <w:jc w:val="both"/>
               <w:rPr>
                 <w:rFonts w:ascii="Times New Roman" w:hAnsi="Times New Roman"/>
                 <w:sz w:val="20"/>
@@ -10318,6 +10813,7 @@
           <w:p>
             <w:pPr>
               <w:spacing w:after="0" w:line="240" w:lineRule="auto"/>
+              <w:jc w:val="both"/>
               <w:rPr>
                 <w:rFonts w:ascii="Times New Roman" w:hAnsi="Times New Roman"/>
                 <w:sz w:val="20"/>
@@ -10341,6 +10837,7 @@
           <w:p>
             <w:pPr>
               <w:spacing w:after="0" w:line="240" w:lineRule="auto"/>
+              <w:jc w:val="both"/>
               <w:rPr>
                 <w:rFonts w:ascii="Times New Roman" w:hAnsi="Times New Roman"/>
                 <w:sz w:val="20"/>
@@ -10356,6 +10853,7 @@
           <w:p>
             <w:pPr>
               <w:spacing w:after="0" w:line="240" w:lineRule="auto"/>
+              <w:jc w:val="both"/>
               <w:rPr>
                 <w:rFonts w:ascii="Times New Roman" w:hAnsi="Times New Roman"/>
                 <w:sz w:val="20"/>
@@ -10379,6 +10877,7 @@
           <w:p>
             <w:pPr>
               <w:spacing w:after="0" w:line="240" w:lineRule="auto"/>
+              <w:jc w:val="both"/>
               <w:rPr>
                 <w:rFonts w:ascii="Times New Roman" w:hAnsi="Times New Roman"/>
                 <w:sz w:val="20"/>
@@ -10402,6 +10901,7 @@
           <w:p>
             <w:pPr>
               <w:spacing w:after="0" w:line="240" w:lineRule="auto"/>
+              <w:jc w:val="both"/>
               <w:rPr>
                 <w:rFonts w:ascii="Times New Roman" w:hAnsi="Times New Roman"/>
                 <w:sz w:val="20"/>
@@ -10425,6 +10925,7 @@
           <w:p>
             <w:pPr>
               <w:spacing w:after="0" w:line="240" w:lineRule="auto"/>
+              <w:jc w:val="both"/>
               <w:rPr>
                 <w:rFonts w:ascii="Times New Roman" w:hAnsi="Times New Roman"/>
                 <w:sz w:val="20"/>
@@ -10448,6 +10949,7 @@
           <w:p>
             <w:pPr>
               <w:spacing w:after="0" w:line="240" w:lineRule="auto"/>
+              <w:jc w:val="both"/>
               <w:rPr>
                 <w:rFonts w:ascii="Times New Roman" w:hAnsi="Times New Roman"/>
                 <w:sz w:val="20"/>
@@ -10471,6 +10973,7 @@
           <w:p>
             <w:pPr>
               <w:spacing w:after="0" w:line="240" w:lineRule="auto"/>
+              <w:jc w:val="both"/>
               <w:rPr>
                 <w:rFonts w:ascii="Times New Roman" w:hAnsi="Times New Roman"/>
                 <w:sz w:val="20"/>
@@ -10501,6 +11004,7 @@
           <w:p>
             <w:pPr>
               <w:spacing w:after="0" w:line="240" w:lineRule="auto"/>
+              <w:jc w:val="both"/>
               <w:rPr>
                 <w:rFonts w:ascii="Times New Roman" w:hAnsi="Times New Roman"/>
                 <w:sz w:val="20"/>
@@ -10524,6 +11028,7 @@
           <w:p>
             <w:pPr>
               <w:spacing w:after="0" w:line="240" w:lineRule="auto"/>
+              <w:jc w:val="both"/>
               <w:rPr>
                 <w:rFonts w:ascii="Times New Roman" w:hAnsi="Times New Roman"/>
                 <w:sz w:val="20"/>
@@ -10547,6 +11052,7 @@
           <w:p>
             <w:pPr>
               <w:spacing w:after="0" w:line="240" w:lineRule="auto"/>
+              <w:jc w:val="both"/>
               <w:rPr>
                 <w:rFonts w:ascii="Times New Roman" w:hAnsi="Times New Roman"/>
                 <w:sz w:val="20"/>
@@ -10570,6 +11076,7 @@
           <w:p>
             <w:pPr>
               <w:spacing w:after="0" w:line="240" w:lineRule="auto"/>
+              <w:jc w:val="both"/>
               <w:rPr>
                 <w:rFonts w:ascii="Times New Roman" w:hAnsi="Times New Roman"/>
                 <w:sz w:val="20"/>
@@ -10585,6 +11092,7 @@
           <w:p>
             <w:pPr>
               <w:spacing w:after="0" w:line="240" w:lineRule="auto"/>
+              <w:jc w:val="both"/>
               <w:rPr>
                 <w:rFonts w:ascii="Times New Roman" w:hAnsi="Times New Roman"/>
                 <w:sz w:val="20"/>
@@ -10600,6 +11108,7 @@
           <w:p>
             <w:pPr>
               <w:spacing w:after="0" w:line="240" w:lineRule="auto"/>
+              <w:jc w:val="both"/>
               <w:rPr>
                 <w:rFonts w:ascii="Times New Roman" w:hAnsi="Times New Roman"/>
                 <w:sz w:val="20"/>
@@ -10623,6 +11132,7 @@
           <w:p>
             <w:pPr>
               <w:spacing w:after="0" w:line="240" w:lineRule="auto"/>
+              <w:jc w:val="both"/>
               <w:rPr>
                 <w:rFonts w:ascii="Times New Roman" w:hAnsi="Times New Roman"/>
                 <w:sz w:val="20"/>
@@ -10646,6 +11156,7 @@
           <w:p>
             <w:pPr>
               <w:spacing w:after="0" w:line="240" w:lineRule="auto"/>
+              <w:jc w:val="both"/>
               <w:rPr>
                 <w:rFonts w:ascii="Times New Roman" w:hAnsi="Times New Roman"/>
                 <w:sz w:val="20"/>
@@ -10669,6 +11180,7 @@
           <w:p>
             <w:pPr>
               <w:spacing w:after="0" w:line="240" w:lineRule="auto"/>
+              <w:jc w:val="both"/>
               <w:rPr>
                 <w:rFonts w:ascii="Times New Roman" w:hAnsi="Times New Roman"/>
                 <w:sz w:val="20"/>
@@ -10699,6 +11211,7 @@
           <w:p>
             <w:pPr>
               <w:spacing w:after="0" w:line="240" w:lineRule="auto"/>
+              <w:jc w:val="both"/>
               <w:rPr>
                 <w:rFonts w:ascii="Times New Roman" w:hAnsi="Times New Roman"/>
                 <w:sz w:val="20"/>
@@ -10722,6 +11235,7 @@
           <w:p>
             <w:pPr>
               <w:spacing w:after="0" w:line="240" w:lineRule="auto"/>
+              <w:jc w:val="both"/>
               <w:rPr>
                 <w:rFonts w:ascii="Times New Roman" w:hAnsi="Times New Roman"/>
                 <w:sz w:val="20"/>
@@ -10745,6 +11259,7 @@
           <w:p>
             <w:pPr>
               <w:spacing w:after="0" w:line="240" w:lineRule="auto"/>
+              <w:jc w:val="both"/>
               <w:rPr>
                 <w:rFonts w:ascii="Times New Roman" w:hAnsi="Times New Roman"/>
                 <w:sz w:val="20"/>
@@ -10760,6 +11275,7 @@
           <w:p>
             <w:pPr>
               <w:spacing w:after="0" w:line="240" w:lineRule="auto"/>
+              <w:jc w:val="both"/>
               <w:rPr>
                 <w:rFonts w:ascii="Times New Roman" w:hAnsi="Times New Roman"/>
                 <w:sz w:val="20"/>
@@ -10783,6 +11299,7 @@
           <w:p>
             <w:pPr>
               <w:spacing w:after="0" w:line="240" w:lineRule="auto"/>
+              <w:jc w:val="both"/>
               <w:rPr>
                 <w:rFonts w:ascii="Times New Roman" w:hAnsi="Times New Roman"/>
                 <w:sz w:val="20"/>
@@ -10806,6 +11323,7 @@
           <w:p>
             <w:pPr>
               <w:spacing w:after="0" w:line="240" w:lineRule="auto"/>
+              <w:jc w:val="both"/>
               <w:rPr>
                 <w:rFonts w:ascii="Times New Roman" w:hAnsi="Times New Roman"/>
                 <w:sz w:val="20"/>
@@ -10829,6 +11347,7 @@
           <w:p>
             <w:pPr>
               <w:spacing w:after="0" w:line="240" w:lineRule="auto"/>
+              <w:jc w:val="both"/>
               <w:rPr>
                 <w:rFonts w:ascii="Times New Roman" w:hAnsi="Times New Roman"/>
                 <w:sz w:val="20"/>
@@ -10852,6 +11371,7 @@
           <w:p>
             <w:pPr>
               <w:spacing w:after="0" w:line="240" w:lineRule="auto"/>
+              <w:jc w:val="both"/>
               <w:rPr>
                 <w:rFonts w:ascii="Times New Roman" w:hAnsi="Times New Roman"/>
                 <w:sz w:val="20"/>
@@ -10875,6 +11395,7 @@
           <w:p>
             <w:pPr>
               <w:spacing w:after="0" w:line="240" w:lineRule="auto"/>
+              <w:jc w:val="both"/>
               <w:rPr>
                 <w:rFonts w:ascii="Times New Roman" w:hAnsi="Times New Roman"/>
                 <w:sz w:val="20"/>
@@ -10905,6 +11426,7 @@
           <w:p>
             <w:pPr>
               <w:spacing w:after="0" w:line="240" w:lineRule="auto"/>
+              <w:jc w:val="both"/>
               <w:rPr>
                 <w:rFonts w:ascii="Times New Roman" w:hAnsi="Times New Roman"/>
                 <w:sz w:val="20"/>
@@ -10928,6 +11450,7 @@
           <w:p>
             <w:pPr>
               <w:spacing w:after="0" w:line="240" w:lineRule="auto"/>
+              <w:jc w:val="both"/>
               <w:rPr>
                 <w:rFonts w:ascii="Times New Roman" w:hAnsi="Times New Roman"/>
                 <w:sz w:val="20"/>
@@ -10951,6 +11474,7 @@
           <w:p>
             <w:pPr>
               <w:spacing w:after="0" w:line="240" w:lineRule="auto"/>
+              <w:jc w:val="both"/>
               <w:rPr>
                 <w:rFonts w:ascii="Times New Roman" w:hAnsi="Times New Roman"/>
                 <w:sz w:val="20"/>
@@ -10974,6 +11498,7 @@
           <w:p>
             <w:pPr>
               <w:spacing w:after="0" w:line="240" w:lineRule="auto"/>
+              <w:jc w:val="both"/>
               <w:rPr>
                 <w:rFonts w:ascii="Times New Roman" w:hAnsi="Times New Roman"/>
                 <w:sz w:val="20"/>
@@ -10989,6 +11514,7 @@
           <w:p>
             <w:pPr>
               <w:spacing w:after="0" w:line="240" w:lineRule="auto"/>
+              <w:jc w:val="both"/>
               <w:rPr>
                 <w:rFonts w:ascii="Times New Roman" w:hAnsi="Times New Roman"/>
                 <w:sz w:val="20"/>
@@ -11004,6 +11530,7 @@
           <w:p>
             <w:pPr>
               <w:spacing w:after="0" w:line="240" w:lineRule="auto"/>
+              <w:jc w:val="both"/>
               <w:rPr>
                 <w:rFonts w:ascii="Times New Roman" w:hAnsi="Times New Roman"/>
                 <w:sz w:val="20"/>
@@ -11027,6 +11554,7 @@
           <w:p>
             <w:pPr>
               <w:spacing w:after="0" w:line="240" w:lineRule="auto"/>
+              <w:jc w:val="both"/>
               <w:rPr>
                 <w:rFonts w:ascii="Times New Roman" w:hAnsi="Times New Roman"/>
                 <w:sz w:val="20"/>
@@ -11050,6 +11578,7 @@
           <w:p>
             <w:pPr>
               <w:spacing w:after="0" w:line="240" w:lineRule="auto"/>
+              <w:jc w:val="both"/>
               <w:rPr>
                 <w:rFonts w:ascii="Times New Roman" w:hAnsi="Times New Roman"/>
                 <w:sz w:val="20"/>
@@ -11073,6 +11602,7 @@
           <w:p>
             <w:pPr>
               <w:spacing w:after="0" w:line="240" w:lineRule="auto"/>
+              <w:jc w:val="both"/>
               <w:rPr>
                 <w:rFonts w:ascii="Times New Roman" w:hAnsi="Times New Roman"/>
                 <w:sz w:val="20"/>
@@ -11103,6 +11633,7 @@
           <w:p>
             <w:pPr>
               <w:spacing w:after="0" w:line="240" w:lineRule="auto"/>
+              <w:jc w:val="both"/>
               <w:rPr>
                 <w:rFonts w:ascii="Times New Roman" w:hAnsi="Times New Roman"/>
                 <w:sz w:val="20"/>
@@ -11133,6 +11664,7 @@
           <w:p>
             <w:pPr>
               <w:spacing w:after="0" w:line="240" w:lineRule="auto"/>
+              <w:jc w:val="both"/>
               <w:rPr>
                 <w:rFonts w:ascii="Times New Roman" w:hAnsi="Times New Roman"/>
                 <w:sz w:val="20"/>
@@ -11156,6 +11688,7 @@
           <w:p>
             <w:pPr>
               <w:spacing w:after="0" w:line="240" w:lineRule="auto"/>
+              <w:jc w:val="both"/>
               <w:rPr>
                 <w:rFonts w:ascii="Times New Roman" w:hAnsi="Times New Roman"/>
                 <w:sz w:val="20"/>
@@ -11179,6 +11712,7 @@
           <w:p>
             <w:pPr>
               <w:spacing w:after="0" w:line="240" w:lineRule="auto"/>
+              <w:jc w:val="both"/>
               <w:rPr>
                 <w:rFonts w:ascii="Times New Roman" w:hAnsi="Times New Roman"/>
                 <w:sz w:val="20"/>
@@ -11194,6 +11728,7 @@
           <w:p>
             <w:pPr>
               <w:spacing w:after="0" w:line="240" w:lineRule="auto"/>
+              <w:jc w:val="both"/>
               <w:rPr>
                 <w:rFonts w:ascii="Times New Roman" w:hAnsi="Times New Roman"/>
                 <w:sz w:val="20"/>
@@ -11217,6 +11752,7 @@
           <w:p>
             <w:pPr>
               <w:spacing w:after="0" w:line="240" w:lineRule="auto"/>
+              <w:jc w:val="both"/>
               <w:rPr>
                 <w:rFonts w:ascii="Times New Roman" w:hAnsi="Times New Roman"/>
                 <w:sz w:val="20"/>
@@ -11240,6 +11776,7 @@
           <w:p>
             <w:pPr>
               <w:spacing w:after="0" w:line="240" w:lineRule="auto"/>
+              <w:jc w:val="both"/>
               <w:rPr>
                 <w:rFonts w:ascii="Times New Roman" w:hAnsi="Times New Roman"/>
                 <w:sz w:val="20"/>
@@ -11263,6 +11800,7 @@
           <w:p>
             <w:pPr>
               <w:spacing w:after="0" w:line="240" w:lineRule="auto"/>
+              <w:jc w:val="both"/>
               <w:rPr>
                 <w:rFonts w:ascii="Times New Roman" w:hAnsi="Times New Roman"/>
                 <w:sz w:val="20"/>
@@ -11286,6 +11824,7 @@
           <w:p>
             <w:pPr>
               <w:spacing w:after="0" w:line="240" w:lineRule="auto"/>
+              <w:jc w:val="both"/>
               <w:rPr>
                 <w:rFonts w:ascii="Times New Roman" w:hAnsi="Times New Roman"/>
                 <w:sz w:val="20"/>
@@ -11309,6 +11848,7 @@
           <w:p>
             <w:pPr>
               <w:spacing w:after="0" w:line="240" w:lineRule="auto"/>
+              <w:jc w:val="both"/>
               <w:rPr>
                 <w:rFonts w:ascii="Times New Roman" w:hAnsi="Times New Roman"/>
                 <w:sz w:val="20"/>
@@ -11339,6 +11879,7 @@
           <w:p>
             <w:pPr>
               <w:spacing w:after="0" w:line="240" w:lineRule="auto"/>
+              <w:jc w:val="both"/>
               <w:rPr>
                 <w:rFonts w:ascii="Times New Roman" w:hAnsi="Times New Roman"/>
                 <w:sz w:val="20"/>
@@ -11363,6 +11904,7 @@
           <w:p>
             <w:pPr>
               <w:spacing w:after="0" w:line="240" w:lineRule="auto"/>
+              <w:jc w:val="both"/>
               <w:rPr>
                 <w:rFonts w:ascii="Times New Roman" w:hAnsi="Times New Roman"/>
                 <w:sz w:val="20"/>
@@ -11386,6 +11928,7 @@
           <w:p>
             <w:pPr>
               <w:spacing w:after="0" w:line="240" w:lineRule="auto"/>
+              <w:jc w:val="both"/>
               <w:rPr>
                 <w:rFonts w:ascii="Times New Roman" w:hAnsi="Times New Roman"/>
                 <w:sz w:val="20"/>
@@ -11409,6 +11952,7 @@
           <w:p>
             <w:pPr>
               <w:spacing w:after="0" w:line="240" w:lineRule="auto"/>
+              <w:jc w:val="both"/>
               <w:rPr>
                 <w:rFonts w:ascii="Times New Roman" w:hAnsi="Times New Roman"/>
                 <w:sz w:val="20"/>
@@ -11424,6 +11968,7 @@
           <w:p>
             <w:pPr>
               <w:spacing w:after="0" w:line="240" w:lineRule="auto"/>
+              <w:jc w:val="both"/>
               <w:rPr>
                 <w:rFonts w:ascii="Times New Roman" w:hAnsi="Times New Roman"/>
                 <w:sz w:val="20"/>
@@ -11439,6 +11984,7 @@
           <w:p>
             <w:pPr>
               <w:spacing w:after="0" w:line="240" w:lineRule="auto"/>
+              <w:jc w:val="both"/>
               <w:rPr>
                 <w:rFonts w:ascii="Times New Roman" w:hAnsi="Times New Roman"/>
                 <w:sz w:val="20"/>
@@ -11462,6 +12008,7 @@
           <w:p>
             <w:pPr>
               <w:spacing w:after="0" w:line="240" w:lineRule="auto"/>
+              <w:jc w:val="both"/>
               <w:rPr>
                 <w:rFonts w:ascii="Times New Roman" w:hAnsi="Times New Roman"/>
                 <w:sz w:val="20"/>
@@ -11485,6 +12032,7 @@
           <w:p>
             <w:pPr>
               <w:spacing w:after="0" w:line="240" w:lineRule="auto"/>
+              <w:jc w:val="both"/>
               <w:rPr>
                 <w:rFonts w:ascii="Times New Roman" w:hAnsi="Times New Roman"/>
                 <w:sz w:val="20"/>
@@ -11508,6 +12056,7 @@
           <w:p>
             <w:pPr>
               <w:spacing w:after="0" w:line="240" w:lineRule="auto"/>
+              <w:jc w:val="both"/>
               <w:rPr>
                 <w:rFonts w:ascii="Times New Roman" w:hAnsi="Times New Roman"/>
                 <w:sz w:val="20"/>
@@ -11538,6 +12087,7 @@
           <w:p>
             <w:pPr>
               <w:spacing w:after="0" w:line="240" w:lineRule="auto"/>
+              <w:jc w:val="both"/>
               <w:rPr>
                 <w:rFonts w:ascii="Times New Roman" w:hAnsi="Times New Roman"/>
                 <w:sz w:val="20"/>
@@ -11561,6 +12111,7 @@
           <w:p>
             <w:pPr>
               <w:spacing w:after="0" w:line="240" w:lineRule="auto"/>
+              <w:jc w:val="both"/>
               <w:rPr>
                 <w:rFonts w:ascii="Times New Roman" w:hAnsi="Times New Roman"/>
                 <w:sz w:val="20"/>
@@ -11584,6 +12135,7 @@
           <w:p>
             <w:pPr>
               <w:spacing w:after="0" w:line="240" w:lineRule="auto"/>
+              <w:jc w:val="both"/>
               <w:rPr>
                 <w:rFonts w:ascii="Times New Roman" w:hAnsi="Times New Roman"/>
                 <w:sz w:val="20"/>
@@ -11599,6 +12151,7 @@
           <w:p>
             <w:pPr>
               <w:spacing w:after="0" w:line="240" w:lineRule="auto"/>
+              <w:jc w:val="both"/>
               <w:rPr>
                 <w:rFonts w:ascii="Times New Roman" w:hAnsi="Times New Roman"/>
                 <w:sz w:val="20"/>
@@ -11622,6 +12175,7 @@
           <w:p>
             <w:pPr>
               <w:spacing w:after="0" w:line="240" w:lineRule="auto"/>
+              <w:jc w:val="both"/>
               <w:rPr>
                 <w:rFonts w:ascii="Times New Roman" w:hAnsi="Times New Roman"/>
                 <w:sz w:val="20"/>
@@ -11645,6 +12199,7 @@
           <w:p>
             <w:pPr>
               <w:spacing w:after="0" w:line="240" w:lineRule="auto"/>
+              <w:jc w:val="both"/>
               <w:rPr>
                 <w:rFonts w:ascii="Times New Roman" w:hAnsi="Times New Roman"/>
                 <w:sz w:val="20"/>
@@ -11668,6 +12223,7 @@
           <w:p>
             <w:pPr>
               <w:spacing w:after="0" w:line="240" w:lineRule="auto"/>
+              <w:jc w:val="both"/>
               <w:rPr>
                 <w:rFonts w:ascii="Times New Roman" w:hAnsi="Times New Roman"/>
                 <w:sz w:val="20"/>
@@ -11691,6 +12247,7 @@
           <w:p>
             <w:pPr>
               <w:spacing w:after="0" w:line="240" w:lineRule="auto"/>
+              <w:jc w:val="both"/>
               <w:rPr>
                 <w:rFonts w:ascii="Times New Roman" w:hAnsi="Times New Roman"/>
                 <w:sz w:val="20"/>
@@ -11714,6 +12271,7 @@
           <w:p>
             <w:pPr>
               <w:spacing w:after="0" w:line="240" w:lineRule="auto"/>
+              <w:jc w:val="both"/>
               <w:rPr>
                 <w:rFonts w:ascii="Times New Roman" w:hAnsi="Times New Roman"/>
                 <w:sz w:val="20"/>
@@ -11744,6 +12302,7 @@
           <w:p>
             <w:pPr>
               <w:spacing w:after="0" w:line="240" w:lineRule="auto"/>
+              <w:jc w:val="both"/>
               <w:rPr>
                 <w:rFonts w:ascii="Times New Roman" w:hAnsi="Times New Roman"/>
                 <w:sz w:val="20"/>
@@ -11767,6 +12326,7 @@
           <w:p>
             <w:pPr>
               <w:spacing w:after="0" w:line="240" w:lineRule="auto"/>
+              <w:jc w:val="both"/>
               <w:rPr>
                 <w:rFonts w:ascii="Times New Roman" w:hAnsi="Times New Roman"/>
                 <w:sz w:val="20"/>
@@ -11790,6 +12350,7 @@
           <w:p>
             <w:pPr>
               <w:spacing w:after="0" w:line="240" w:lineRule="auto"/>
+              <w:jc w:val="both"/>
               <w:rPr>
                 <w:rFonts w:ascii="Times New Roman" w:hAnsi="Times New Roman"/>
                 <w:sz w:val="20"/>
@@ -11813,6 +12374,7 @@
           <w:p>
             <w:pPr>
               <w:spacing w:after="0" w:line="240" w:lineRule="auto"/>
+              <w:jc w:val="both"/>
               <w:rPr>
                 <w:rFonts w:ascii="Times New Roman" w:hAnsi="Times New Roman"/>
                 <w:sz w:val="20"/>
@@ -11828,6 +12390,7 @@
           <w:p>
             <w:pPr>
               <w:spacing w:after="0" w:line="240" w:lineRule="auto"/>
+              <w:jc w:val="both"/>
               <w:rPr>
                 <w:rFonts w:ascii="Times New Roman" w:hAnsi="Times New Roman"/>
                 <w:sz w:val="20"/>
@@ -11843,6 +12406,7 @@
           <w:p>
             <w:pPr>
               <w:spacing w:after="0" w:line="240" w:lineRule="auto"/>
+              <w:jc w:val="both"/>
               <w:rPr>
                 <w:rFonts w:ascii="Times New Roman" w:hAnsi="Times New Roman"/>
                 <w:sz w:val="20"/>
@@ -11866,6 +12430,7 @@
           <w:p>
             <w:pPr>
               <w:spacing w:after="0" w:line="240" w:lineRule="auto"/>
+              <w:jc w:val="both"/>
               <w:rPr>
                 <w:rFonts w:ascii="Times New Roman" w:hAnsi="Times New Roman"/>
                 <w:sz w:val="20"/>
@@ -11889,6 +12454,7 @@
           <w:p>
             <w:pPr>
               <w:spacing w:after="0" w:line="240" w:lineRule="auto"/>
+              <w:jc w:val="both"/>
               <w:rPr>
                 <w:rFonts w:ascii="Times New Roman" w:hAnsi="Times New Roman"/>
                 <w:sz w:val="20"/>
@@ -11912,6 +12478,7 @@
           <w:p>
             <w:pPr>
               <w:spacing w:after="0" w:line="240" w:lineRule="auto"/>
+              <w:jc w:val="both"/>
               <w:rPr>
                 <w:rFonts w:ascii="Times New Roman" w:hAnsi="Times New Roman"/>
                 <w:sz w:val="20"/>
@@ -11942,6 +12509,7 @@
           <w:p>
             <w:pPr>
               <w:spacing w:after="0" w:line="240" w:lineRule="auto"/>
+              <w:jc w:val="both"/>
               <w:rPr>
                 <w:rFonts w:ascii="Times New Roman" w:hAnsi="Times New Roman"/>
                 <w:sz w:val="20"/>
@@ -11965,6 +12533,7 @@
           <w:p>
             <w:pPr>
               <w:spacing w:after="0" w:line="240" w:lineRule="auto"/>
+              <w:jc w:val="both"/>
               <w:rPr>
                 <w:rFonts w:ascii="Times New Roman" w:hAnsi="Times New Roman"/>
                 <w:sz w:val="20"/>
@@ -11988,6 +12557,7 @@
           <w:p>
             <w:pPr>
               <w:spacing w:after="0" w:line="240" w:lineRule="auto"/>
+              <w:jc w:val="both"/>
               <w:rPr>
                 <w:rFonts w:ascii="Times New Roman" w:hAnsi="Times New Roman"/>
                 <w:sz w:val="20"/>
@@ -12003,6 +12573,7 @@
           <w:p>
             <w:pPr>
               <w:spacing w:after="0" w:line="240" w:lineRule="auto"/>
+              <w:jc w:val="both"/>
               <w:rPr>
                 <w:rFonts w:ascii="Times New Roman" w:hAnsi="Times New Roman"/>
                 <w:sz w:val="20"/>
@@ -12026,6 +12597,7 @@
           <w:p>
             <w:pPr>
               <w:spacing w:after="0" w:line="240" w:lineRule="auto"/>
+              <w:jc w:val="both"/>
               <w:rPr>
                 <w:rFonts w:ascii="Times New Roman" w:hAnsi="Times New Roman"/>
                 <w:sz w:val="20"/>
@@ -12049,6 +12621,7 @@
           <w:p>
             <w:pPr>
               <w:spacing w:after="0" w:line="240" w:lineRule="auto"/>
+              <w:jc w:val="both"/>
               <w:rPr>
                 <w:rFonts w:ascii="Times New Roman" w:hAnsi="Times New Roman"/>
                 <w:sz w:val="20"/>
@@ -12072,6 +12645,7 @@
           <w:p>
             <w:pPr>
               <w:spacing w:after="0" w:line="240" w:lineRule="auto"/>
+              <w:jc w:val="both"/>
               <w:rPr>
                 <w:rFonts w:ascii="Times New Roman" w:hAnsi="Times New Roman"/>
                 <w:sz w:val="20"/>
@@ -12095,6 +12669,7 @@
           <w:p>
             <w:pPr>
               <w:spacing w:after="0" w:line="240" w:lineRule="auto"/>
+              <w:jc w:val="both"/>
               <w:rPr>
                 <w:rFonts w:ascii="Times New Roman" w:hAnsi="Times New Roman"/>
                 <w:sz w:val="20"/>
@@ -12118,6 +12693,7 @@
           <w:p>
             <w:pPr>
               <w:spacing w:after="0" w:line="240" w:lineRule="auto"/>
+              <w:jc w:val="both"/>
               <w:rPr>
                 <w:rFonts w:ascii="Times New Roman" w:hAnsi="Times New Roman"/>
                 <w:sz w:val="20"/>
@@ -12148,6 +12724,7 @@
           <w:p>
             <w:pPr>
               <w:spacing w:after="0" w:line="240" w:lineRule="auto"/>
+              <w:jc w:val="both"/>
               <w:rPr>
                 <w:rFonts w:ascii="Times New Roman" w:hAnsi="Times New Roman"/>
                 <w:sz w:val="20"/>
@@ -12171,6 +12748,7 @@
           <w:p>
             <w:pPr>
               <w:spacing w:after="0" w:line="240" w:lineRule="auto"/>
+              <w:jc w:val="both"/>
               <w:rPr>
                 <w:rFonts w:ascii="Times New Roman" w:hAnsi="Times New Roman"/>
                 <w:sz w:val="20"/>
@@ -12194,6 +12772,7 @@
           <w:p>
             <w:pPr>
               <w:spacing w:after="0" w:line="240" w:lineRule="auto"/>
+              <w:jc w:val="both"/>
               <w:rPr>
                 <w:rFonts w:ascii="Times New Roman" w:hAnsi="Times New Roman"/>
                 <w:sz w:val="20"/>
@@ -12217,6 +12796,7 @@
           <w:p>
             <w:pPr>
               <w:spacing w:after="0" w:line="240" w:lineRule="auto"/>
+              <w:jc w:val="both"/>
               <w:rPr>
                 <w:rFonts w:ascii="Times New Roman" w:hAnsi="Times New Roman"/>
                 <w:sz w:val="20"/>
@@ -12232,6 +12812,7 @@
           <w:p>
             <w:pPr>
               <w:spacing w:after="0" w:line="240" w:lineRule="auto"/>
+              <w:jc w:val="both"/>
               <w:rPr>
                 <w:rFonts w:ascii="Times New Roman" w:hAnsi="Times New Roman"/>
                 <w:sz w:val="20"/>
@@ -12247,6 +12828,7 @@
           <w:p>
             <w:pPr>
               <w:spacing w:after="0" w:line="240" w:lineRule="auto"/>
+              <w:jc w:val="both"/>
               <w:rPr>
                 <w:rFonts w:ascii="Times New Roman" w:hAnsi="Times New Roman"/>
                 <w:sz w:val="20"/>
@@ -12270,6 +12852,7 @@
           <w:p>
             <w:pPr>
               <w:spacing w:after="0" w:line="240" w:lineRule="auto"/>
+              <w:jc w:val="both"/>
               <w:rPr>
                 <w:rFonts w:ascii="Times New Roman" w:hAnsi="Times New Roman"/>
                 <w:sz w:val="20"/>
@@ -12293,6 +12876,7 @@
           <w:p>
             <w:pPr>
               <w:spacing w:after="0" w:line="240" w:lineRule="auto"/>
+              <w:jc w:val="both"/>
               <w:rPr>
                 <w:rFonts w:ascii="Times New Roman" w:hAnsi="Times New Roman"/>
                 <w:sz w:val="20"/>
@@ -12316,6 +12900,7 @@
           <w:p>
             <w:pPr>
               <w:spacing w:after="0" w:line="240" w:lineRule="auto"/>
+              <w:jc w:val="both"/>
               <w:rPr>
                 <w:rFonts w:ascii="Times New Roman" w:hAnsi="Times New Roman"/>
                 <w:sz w:val="20"/>
@@ -12346,6 +12931,7 @@
           <w:p>
             <w:pPr>
               <w:spacing w:after="0" w:line="240" w:lineRule="auto"/>
+              <w:jc w:val="both"/>
               <w:rPr>
                 <w:rFonts w:ascii="Times New Roman" w:hAnsi="Times New Roman"/>
                 <w:sz w:val="20"/>
@@ -12369,6 +12955,7 @@
           <w:p>
             <w:pPr>
               <w:spacing w:after="0" w:line="240" w:lineRule="auto"/>
+              <w:jc w:val="both"/>
               <w:rPr>
                 <w:rFonts w:ascii="Times New Roman" w:hAnsi="Times New Roman"/>
                 <w:sz w:val="20"/>
@@ -12392,6 +12979,7 @@
           <w:p>
             <w:pPr>
               <w:spacing w:after="0" w:line="240" w:lineRule="auto"/>
+              <w:jc w:val="both"/>
               <w:rPr>
                 <w:rFonts w:ascii="Times New Roman" w:hAnsi="Times New Roman"/>
                 <w:sz w:val="20"/>
@@ -12407,6 +12995,7 @@
           <w:p>
             <w:pPr>
               <w:spacing w:after="0" w:line="240" w:lineRule="auto"/>
+              <w:jc w:val="both"/>
               <w:rPr>
                 <w:rFonts w:ascii="Times New Roman" w:hAnsi="Times New Roman"/>
                 <w:sz w:val="20"/>
@@ -12430,6 +13019,7 @@
           <w:p>
             <w:pPr>
               <w:spacing w:after="0" w:line="240" w:lineRule="auto"/>
+              <w:jc w:val="both"/>
               <w:rPr>
                 <w:rFonts w:ascii="Times New Roman" w:hAnsi="Times New Roman"/>
                 <w:sz w:val="20"/>
@@ -12453,6 +13043,7 @@
           <w:p>
             <w:pPr>
               <w:spacing w:after="0" w:line="240" w:lineRule="auto"/>
+              <w:jc w:val="both"/>
               <w:rPr>
                 <w:rFonts w:ascii="Times New Roman" w:hAnsi="Times New Roman"/>
                 <w:sz w:val="20"/>
@@ -12476,6 +13067,7 @@
           <w:p>
             <w:pPr>
               <w:spacing w:after="0" w:line="240" w:lineRule="auto"/>
+              <w:jc w:val="both"/>
               <w:rPr>
                 <w:rFonts w:ascii="Times New Roman" w:hAnsi="Times New Roman"/>
                 <w:sz w:val="20"/>
@@ -12499,6 +13091,7 @@
           <w:p>
             <w:pPr>
               <w:spacing w:after="0" w:line="240" w:lineRule="auto"/>
+              <w:jc w:val="both"/>
               <w:rPr>
                 <w:rFonts w:ascii="Times New Roman" w:hAnsi="Times New Roman"/>
                 <w:sz w:val="20"/>
@@ -12522,6 +13115,7 @@
           <w:p>
             <w:pPr>
               <w:spacing w:after="0" w:line="240" w:lineRule="auto"/>
+              <w:jc w:val="both"/>
               <w:rPr>
                 <w:rFonts w:ascii="Times New Roman" w:hAnsi="Times New Roman"/>
                 <w:sz w:val="20"/>
@@ -12552,6 +13146,7 @@
           <w:p>
             <w:pPr>
               <w:spacing w:after="0" w:line="240" w:lineRule="auto"/>
+              <w:jc w:val="both"/>
               <w:rPr>
                 <w:rFonts w:ascii="Times New Roman" w:hAnsi="Times New Roman"/>
                 <w:sz w:val="20"/>
@@ -12575,6 +13170,7 @@
           <w:p>
             <w:pPr>
               <w:spacing w:after="0" w:line="240" w:lineRule="auto"/>
+              <w:jc w:val="both"/>
               <w:rPr>
                 <w:rFonts w:ascii="Times New Roman" w:hAnsi="Times New Roman"/>
                 <w:sz w:val="20"/>
@@ -12598,6 +13194,7 @@
           <w:p>
             <w:pPr>
               <w:spacing w:after="0" w:line="240" w:lineRule="auto"/>
+              <w:jc w:val="both"/>
               <w:rPr>
                 <w:rFonts w:ascii="Times New Roman" w:hAnsi="Times New Roman"/>
                 <w:sz w:val="20"/>
@@ -12613,6 +13210,7 @@
           <w:p>
             <w:pPr>
               <w:spacing w:after="0" w:line="240" w:lineRule="auto"/>
+              <w:jc w:val="both"/>
               <w:rPr>
                 <w:rFonts w:ascii="Times New Roman" w:hAnsi="Times New Roman"/>
                 <w:sz w:val="20"/>
@@ -12636,6 +13234,7 @@
           <w:p>
             <w:pPr>
               <w:spacing w:after="0" w:line="240" w:lineRule="auto"/>
+              <w:jc w:val="both"/>
               <w:rPr>
                 <w:rFonts w:ascii="Times New Roman" w:hAnsi="Times New Roman"/>
                 <w:sz w:val="20"/>
@@ -12659,6 +13258,7 @@
           <w:p>
             <w:pPr>
               <w:spacing w:after="0" w:line="240" w:lineRule="auto"/>
+              <w:jc w:val="both"/>
               <w:rPr>
                 <w:rFonts w:ascii="Times New Roman" w:hAnsi="Times New Roman"/>
                 <w:sz w:val="20"/>
@@ -12682,6 +13282,7 @@
           <w:p>
             <w:pPr>
               <w:spacing w:after="0" w:line="240" w:lineRule="auto"/>
+              <w:jc w:val="both"/>
               <w:rPr>
                 <w:rFonts w:ascii="Times New Roman" w:hAnsi="Times New Roman"/>
                 <w:sz w:val="20"/>
@@ -12705,6 +13306,7 @@
           <w:p>
             <w:pPr>
               <w:spacing w:after="0" w:line="240" w:lineRule="auto"/>
+              <w:jc w:val="both"/>
               <w:rPr>
                 <w:rFonts w:ascii="Times New Roman" w:hAnsi="Times New Roman"/>
                 <w:sz w:val="20"/>
@@ -12728,6 +13330,7 @@
           <w:p>
             <w:pPr>
               <w:spacing w:after="0" w:line="240" w:lineRule="auto"/>
+              <w:jc w:val="both"/>
               <w:rPr>
                 <w:rFonts w:ascii="Times New Roman" w:hAnsi="Times New Roman"/>
                 <w:sz w:val="20"/>
@@ -12758,6 +13361,7 @@
           <w:p>
             <w:pPr>
               <w:spacing w:after="0" w:line="240" w:lineRule="auto"/>
+              <w:jc w:val="both"/>
               <w:rPr>
                 <w:rFonts w:ascii="Times New Roman" w:hAnsi="Times New Roman"/>
                 <w:sz w:val="20"/>
@@ -12781,6 +13385,7 @@
           <w:p>
             <w:pPr>
               <w:spacing w:after="0" w:line="240" w:lineRule="auto"/>
+              <w:jc w:val="both"/>
               <w:rPr>
                 <w:rFonts w:ascii="Times New Roman" w:hAnsi="Times New Roman"/>
                 <w:sz w:val="20"/>
@@ -12804,6 +13409,7 @@
           <w:p>
             <w:pPr>
               <w:spacing w:after="0" w:line="240" w:lineRule="auto"/>
+              <w:jc w:val="both"/>
               <w:rPr>
                 <w:rFonts w:ascii="Times New Roman" w:hAnsi="Times New Roman"/>
                 <w:sz w:val="20"/>
@@ -12819,6 +13425,7 @@
           <w:p>
             <w:pPr>
               <w:spacing w:after="0" w:line="240" w:lineRule="auto"/>
+              <w:jc w:val="both"/>
               <w:rPr>
                 <w:rFonts w:ascii="Times New Roman" w:hAnsi="Times New Roman"/>
                 <w:sz w:val="20"/>
@@ -12842,6 +13449,7 @@
           <w:p>
             <w:pPr>
               <w:spacing w:after="0" w:line="240" w:lineRule="auto"/>
+              <w:jc w:val="both"/>
               <w:rPr>
                 <w:rFonts w:ascii="Times New Roman" w:hAnsi="Times New Roman"/>
                 <w:sz w:val="20"/>
@@ -12865,6 +13473,7 @@
           <w:p>
             <w:pPr>
               <w:spacing w:after="0" w:line="240" w:lineRule="auto"/>
+              <w:jc w:val="both"/>
               <w:rPr>
                 <w:rFonts w:ascii="Times New Roman" w:hAnsi="Times New Roman"/>
                 <w:sz w:val="20"/>
@@ -12888,6 +13497,7 @@
           <w:p>
             <w:pPr>
               <w:spacing w:after="0" w:line="240" w:lineRule="auto"/>
+              <w:jc w:val="both"/>
               <w:rPr>
                 <w:rFonts w:ascii="Times New Roman" w:hAnsi="Times New Roman"/>
                 <w:sz w:val="20"/>
@@ -12911,6 +13521,7 @@
           <w:p>
             <w:pPr>
               <w:spacing w:after="0" w:line="240" w:lineRule="auto"/>
+              <w:jc w:val="both"/>
               <w:rPr>
                 <w:rFonts w:ascii="Times New Roman" w:hAnsi="Times New Roman"/>
                 <w:sz w:val="20"/>
@@ -12934,6 +13545,7 @@
           <w:p>
             <w:pPr>
               <w:spacing w:after="0" w:line="240" w:lineRule="auto"/>
+              <w:jc w:val="both"/>
               <w:rPr>
                 <w:rFonts w:ascii="Times New Roman" w:hAnsi="Times New Roman"/>
                 <w:sz w:val="20"/>
@@ -12964,6 +13576,7 @@
           <w:p>
             <w:pPr>
               <w:spacing w:after="0" w:line="240" w:lineRule="auto"/>
+              <w:jc w:val="both"/>
               <w:rPr>
                 <w:rFonts w:ascii="Times New Roman" w:hAnsi="Times New Roman"/>
                 <w:sz w:val="20"/>
@@ -12987,6 +13600,7 @@
           <w:p>
             <w:pPr>
               <w:spacing w:after="0" w:line="240" w:lineRule="auto"/>
+              <w:jc w:val="both"/>
               <w:rPr>
                 <w:rFonts w:ascii="Times New Roman" w:hAnsi="Times New Roman"/>
                 <w:sz w:val="20"/>
@@ -13010,6 +13624,7 @@
           <w:p>
             <w:pPr>
               <w:spacing w:after="0" w:line="240" w:lineRule="auto"/>
+              <w:jc w:val="both"/>
               <w:rPr>
                 <w:rFonts w:ascii="Times New Roman" w:hAnsi="Times New Roman"/>
                 <w:sz w:val="20"/>
@@ -13025,6 +13640,7 @@
           <w:p>
             <w:pPr>
               <w:spacing w:after="0" w:line="240" w:lineRule="auto"/>
+              <w:jc w:val="both"/>
               <w:rPr>
                 <w:rFonts w:ascii="Times New Roman" w:hAnsi="Times New Roman"/>
                 <w:sz w:val="20"/>
@@ -13048,6 +13664,7 @@
           <w:p>
             <w:pPr>
               <w:spacing w:after="0" w:line="240" w:lineRule="auto"/>
+              <w:jc w:val="both"/>
               <w:rPr>
                 <w:rFonts w:ascii="Times New Roman" w:hAnsi="Times New Roman"/>
                 <w:sz w:val="20"/>
@@ -13071,6 +13688,7 @@
           <w:p>
             <w:pPr>
               <w:spacing w:after="0" w:line="240" w:lineRule="auto"/>
+              <w:jc w:val="both"/>
               <w:rPr>
                 <w:rFonts w:ascii="Times New Roman" w:hAnsi="Times New Roman"/>
                 <w:sz w:val="20"/>
@@ -13094,6 +13712,7 @@
           <w:p>
             <w:pPr>
               <w:spacing w:after="0" w:line="240" w:lineRule="auto"/>
+              <w:jc w:val="both"/>
               <w:rPr>
                 <w:rFonts w:ascii="Times New Roman" w:hAnsi="Times New Roman"/>
                 <w:sz w:val="20"/>
@@ -13117,6 +13736,7 @@
           <w:p>
             <w:pPr>
               <w:spacing w:after="0" w:line="240" w:lineRule="auto"/>
+              <w:jc w:val="both"/>
               <w:rPr>
                 <w:rFonts w:ascii="Times New Roman" w:hAnsi="Times New Roman"/>
                 <w:sz w:val="20"/>
@@ -13140,6 +13760,7 @@
           <w:p>
             <w:pPr>
               <w:spacing w:after="0" w:line="240" w:lineRule="auto"/>
+              <w:jc w:val="both"/>
               <w:rPr>
                 <w:rFonts w:ascii="Times New Roman" w:hAnsi="Times New Roman"/>
                 <w:sz w:val="20"/>
@@ -13170,6 +13791,7 @@
           <w:p>
             <w:pPr>
               <w:spacing w:after="0" w:line="240" w:lineRule="auto"/>
+              <w:jc w:val="both"/>
               <w:rPr>
                 <w:rFonts w:ascii="Times New Roman" w:hAnsi="Times New Roman"/>
                 <w:sz w:val="20"/>
@@ -13193,6 +13815,7 @@
           <w:p>
             <w:pPr>
               <w:spacing w:after="0" w:line="240" w:lineRule="auto"/>
+              <w:jc w:val="both"/>
               <w:rPr>
                 <w:rFonts w:ascii="Times New Roman" w:hAnsi="Times New Roman"/>
                 <w:sz w:val="20"/>
@@ -13216,6 +13839,7 @@
           <w:p>
             <w:pPr>
               <w:spacing w:after="0" w:line="240" w:lineRule="auto"/>
+              <w:jc w:val="both"/>
               <w:rPr>
                 <w:rFonts w:ascii="Times New Roman" w:hAnsi="Times New Roman"/>
                 <w:sz w:val="20"/>
@@ -13239,6 +13863,7 @@
           <w:p>
             <w:pPr>
               <w:spacing w:after="0" w:line="240" w:lineRule="auto"/>
+              <w:jc w:val="both"/>
               <w:rPr>
                 <w:rFonts w:ascii="Times New Roman" w:hAnsi="Times New Roman"/>
                 <w:sz w:val="20"/>
@@ -13254,6 +13879,7 @@
           <w:p>
             <w:pPr>
               <w:spacing w:after="0" w:line="240" w:lineRule="auto"/>
+              <w:jc w:val="both"/>
               <w:rPr>
                 <w:rFonts w:ascii="Times New Roman" w:hAnsi="Times New Roman"/>
                 <w:sz w:val="20"/>
@@ -13269,6 +13895,7 @@
           <w:p>
             <w:pPr>
               <w:spacing w:after="0" w:line="240" w:lineRule="auto"/>
+              <w:jc w:val="both"/>
               <w:rPr>
                 <w:rFonts w:ascii="Times New Roman" w:hAnsi="Times New Roman"/>
                 <w:sz w:val="20"/>
@@ -13292,6 +13919,7 @@
           <w:p>
             <w:pPr>
               <w:spacing w:after="0" w:line="240" w:lineRule="auto"/>
+              <w:jc w:val="both"/>
               <w:rPr>
                 <w:rFonts w:ascii="Times New Roman" w:hAnsi="Times New Roman"/>
                 <w:sz w:val="20"/>
@@ -13315,6 +13943,7 @@
           <w:p>
             <w:pPr>
               <w:spacing w:after="0" w:line="240" w:lineRule="auto"/>
+              <w:jc w:val="both"/>
               <w:rPr>
                 <w:rFonts w:ascii="Times New Roman" w:hAnsi="Times New Roman"/>
                 <w:sz w:val="20"/>
@@ -13338,6 +13967,7 @@
           <w:p>
             <w:pPr>
               <w:spacing w:after="0" w:line="240" w:lineRule="auto"/>
+              <w:jc w:val="both"/>
               <w:rPr>
                 <w:rFonts w:ascii="Times New Roman" w:hAnsi="Times New Roman"/>
                 <w:sz w:val="20"/>
@@ -13359,6 +13989,7 @@
     <w:p>
       <w:pPr>
         <w:spacing w:line="360" w:lineRule="auto"/>
+        <w:jc w:val="both"/>
         <w:rPr>
           <w:rFonts w:ascii="Times New Roman" w:hAnsi="Times New Roman"/>
           <w:sz w:val="24"/>
@@ -13369,6 +14000,7 @@
       <w:pPr>
         <w:pStyle w:val="Heading2"/>
         <w:spacing w:line="360" w:lineRule="auto"/>
+        <w:jc w:val="both"/>
         <w:rPr>
           <w:rFonts w:ascii="Times New Roman" w:hAnsi="Times New Roman"/>
           <w:sz w:val="24"/>
@@ -13403,6 +14035,7 @@
           <w:p>
             <w:pPr>
               <w:spacing w:after="0" w:line="360" w:lineRule="auto"/>
+              <w:jc w:val="both"/>
               <w:rPr>
                 <w:rFonts w:ascii="Times New Roman" w:hAnsi="Times New Roman"/>
                 <w:sz w:val="24"/>
@@ -13424,6 +14057,7 @@
           <w:p>
             <w:pPr>
               <w:spacing w:after="0" w:line="360" w:lineRule="auto"/>
+              <w:jc w:val="both"/>
               <w:rPr>
                 <w:rFonts w:ascii="Times New Roman" w:hAnsi="Times New Roman"/>
                 <w:sz w:val="24"/>
@@ -13445,6 +14079,7 @@
           <w:p>
             <w:pPr>
               <w:spacing w:after="0" w:line="360" w:lineRule="auto"/>
+              <w:jc w:val="both"/>
               <w:rPr>
                 <w:rFonts w:ascii="Times New Roman" w:hAnsi="Times New Roman"/>
                 <w:sz w:val="24"/>
@@ -13468,6 +14103,7 @@
           <w:p>
             <w:pPr>
               <w:spacing w:after="0" w:line="360" w:lineRule="auto"/>
+              <w:jc w:val="both"/>
               <w:rPr>
                 <w:rFonts w:ascii="Times New Roman" w:hAnsi="Times New Roman"/>
                 <w:sz w:val="24"/>
@@ -13489,6 +14125,7 @@
           <w:p>
             <w:pPr>
               <w:spacing w:after="0" w:line="360" w:lineRule="auto"/>
+              <w:jc w:val="both"/>
               <w:rPr>
                 <w:rFonts w:ascii="Times New Roman" w:hAnsi="Times New Roman"/>
                 <w:sz w:val="24"/>
@@ -13510,6 +14147,7 @@
           <w:p>
             <w:pPr>
               <w:spacing w:after="0" w:line="360" w:lineRule="auto"/>
+              <w:jc w:val="both"/>
               <w:rPr>
                 <w:rFonts w:ascii="Times New Roman" w:hAnsi="Times New Roman"/>
                 <w:sz w:val="24"/>
@@ -13548,6 +14186,7 @@
           <w:p>
             <w:pPr>
               <w:spacing w:after="0" w:line="360" w:lineRule="auto"/>
+              <w:jc w:val="both"/>
               <w:rPr>
                 <w:rFonts w:ascii="Times New Roman" w:hAnsi="Times New Roman"/>
                 <w:sz w:val="24"/>
@@ -13569,6 +14208,7 @@
           <w:p>
             <w:pPr>
               <w:spacing w:after="0" w:line="360" w:lineRule="auto"/>
+              <w:jc w:val="both"/>
               <w:rPr>
                 <w:rFonts w:ascii="Times New Roman" w:hAnsi="Times New Roman"/>
                 <w:sz w:val="24"/>
@@ -13590,6 +14230,7 @@
           <w:p>
             <w:pPr>
               <w:spacing w:after="0" w:line="360" w:lineRule="auto"/>
+              <w:jc w:val="both"/>
               <w:rPr>
                 <w:rFonts w:ascii="Times New Roman" w:hAnsi="Times New Roman"/>
                 <w:sz w:val="24"/>
@@ -13628,6 +14269,7 @@
           <w:p>
             <w:pPr>
               <w:spacing w:after="0" w:line="360" w:lineRule="auto"/>
+              <w:jc w:val="both"/>
               <w:rPr>
                 <w:rFonts w:ascii="Times New Roman" w:hAnsi="Times New Roman"/>
                 <w:sz w:val="24"/>
@@ -13649,6 +14291,7 @@
           <w:p>
             <w:pPr>
               <w:spacing w:after="0" w:line="360" w:lineRule="auto"/>
+              <w:jc w:val="both"/>
               <w:rPr>
                 <w:rFonts w:ascii="Times New Roman" w:hAnsi="Times New Roman"/>
                 <w:sz w:val="24"/>
@@ -13670,6 +14313,7 @@
           <w:p>
             <w:pPr>
               <w:spacing w:after="0" w:line="360" w:lineRule="auto"/>
+              <w:jc w:val="both"/>
               <w:rPr>
                 <w:rFonts w:ascii="Times New Roman" w:hAnsi="Times New Roman"/>
                 <w:sz w:val="24"/>
@@ -13708,6 +14352,7 @@
           <w:p>
             <w:pPr>
               <w:spacing w:after="0" w:line="360" w:lineRule="auto"/>
+              <w:jc w:val="both"/>
               <w:rPr>
                 <w:rFonts w:ascii="Times New Roman" w:hAnsi="Times New Roman"/>
                 <w:sz w:val="24"/>
@@ -13729,6 +14374,7 @@
           <w:p>
             <w:pPr>
               <w:spacing w:after="0" w:line="360" w:lineRule="auto"/>
+              <w:jc w:val="both"/>
               <w:rPr>
                 <w:rFonts w:ascii="Times New Roman" w:hAnsi="Times New Roman"/>
                 <w:sz w:val="24"/>
@@ -13750,6 +14396,7 @@
           <w:p>
             <w:pPr>
               <w:spacing w:after="0" w:line="360" w:lineRule="auto"/>
+              <w:jc w:val="both"/>
               <w:rPr>
                 <w:rFonts w:ascii="Times New Roman" w:hAnsi="Times New Roman"/>
                 <w:sz w:val="24"/>
@@ -13788,6 +14435,7 @@
           <w:p>
             <w:pPr>
               <w:spacing w:after="0" w:line="360" w:lineRule="auto"/>
+              <w:jc w:val="both"/>
               <w:rPr>
                 <w:rFonts w:ascii="Times New Roman" w:hAnsi="Times New Roman"/>
                 <w:sz w:val="24"/>
@@ -13809,6 +14457,7 @@
           <w:p>
             <w:pPr>
               <w:spacing w:after="0" w:line="360" w:lineRule="auto"/>
+              <w:jc w:val="both"/>
               <w:rPr>
                 <w:rFonts w:ascii="Times New Roman" w:hAnsi="Times New Roman"/>
                 <w:sz w:val="24"/>
@@ -13830,6 +14479,7 @@
           <w:p>
             <w:pPr>
               <w:spacing w:after="0" w:line="360" w:lineRule="auto"/>
+              <w:jc w:val="both"/>
               <w:rPr>
                 <w:rFonts w:ascii="Times New Roman" w:hAnsi="Times New Roman"/>
                 <w:sz w:val="24"/>
@@ -13868,6 +14518,7 @@
           <w:p>
             <w:pPr>
               <w:spacing w:after="0" w:line="360" w:lineRule="auto"/>
+              <w:jc w:val="both"/>
               <w:rPr>
                 <w:rFonts w:ascii="Times New Roman" w:hAnsi="Times New Roman"/>
                 <w:sz w:val="24"/>
@@ -13889,6 +14540,7 @@
           <w:p>
             <w:pPr>
               <w:spacing w:after="0" w:line="360" w:lineRule="auto"/>
+              <w:jc w:val="both"/>
               <w:rPr>
                 <w:rFonts w:ascii="Times New Roman" w:hAnsi="Times New Roman"/>
                 <w:sz w:val="24"/>
@@ -13924,6 +14576,7 @@
           <w:p>
             <w:pPr>
               <w:spacing w:after="0" w:line="360" w:lineRule="auto"/>
+              <w:jc w:val="both"/>
               <w:rPr>
                 <w:rFonts w:ascii="Times New Roman" w:hAnsi="Times New Roman"/>
                 <w:sz w:val="24"/>
@@ -13962,6 +14615,7 @@
           <w:p>
             <w:pPr>
               <w:spacing w:after="0" w:line="360" w:lineRule="auto"/>
+              <w:jc w:val="both"/>
               <w:rPr>
                 <w:rFonts w:ascii="Times New Roman" w:hAnsi="Times New Roman"/>
                 <w:sz w:val="24"/>
@@ -13983,6 +14637,7 @@
           <w:p>
             <w:pPr>
               <w:spacing w:after="0" w:line="360" w:lineRule="auto"/>
+              <w:jc w:val="both"/>
               <w:rPr>
                 <w:rFonts w:ascii="Times New Roman" w:hAnsi="Times New Roman"/>
                 <w:sz w:val="24"/>
@@ -14004,6 +14659,7 @@
           <w:p>
             <w:pPr>
               <w:spacing w:after="0" w:line="360" w:lineRule="auto"/>
+              <w:jc w:val="both"/>
               <w:rPr>
                 <w:rFonts w:ascii="Times New Roman" w:hAnsi="Times New Roman"/>
                 <w:sz w:val="24"/>
@@ -14042,6 +14698,7 @@
           <w:p>
             <w:pPr>
               <w:spacing w:after="0" w:line="360" w:lineRule="auto"/>
+              <w:jc w:val="both"/>
               <w:rPr>
                 <w:rFonts w:ascii="Times New Roman" w:hAnsi="Times New Roman"/>
                 <w:sz w:val="24"/>
@@ -14063,6 +14720,7 @@
           <w:p>
             <w:pPr>
               <w:spacing w:after="0" w:line="360" w:lineRule="auto"/>
+              <w:jc w:val="both"/>
               <w:rPr>
                 <w:rFonts w:ascii="Times New Roman" w:hAnsi="Times New Roman"/>
                 <w:sz w:val="24"/>
@@ -14098,6 +14756,7 @@
           <w:p>
             <w:pPr>
               <w:spacing w:after="0" w:line="360" w:lineRule="auto"/>
+              <w:jc w:val="both"/>
               <w:rPr>
                 <w:rFonts w:ascii="Times New Roman" w:hAnsi="Times New Roman"/>
                 <w:sz w:val="24"/>
@@ -14136,6 +14795,7 @@
           <w:p>
             <w:pPr>
               <w:spacing w:after="0" w:line="360" w:lineRule="auto"/>
+              <w:jc w:val="both"/>
               <w:rPr>
                 <w:rFonts w:ascii="Times New Roman" w:hAnsi="Times New Roman"/>
                 <w:sz w:val="24"/>
@@ -14157,6 +14817,7 @@
           <w:p>
             <w:pPr>
               <w:spacing w:after="0" w:line="360" w:lineRule="auto"/>
+              <w:jc w:val="both"/>
               <w:rPr>
                 <w:rFonts w:ascii="Times New Roman" w:hAnsi="Times New Roman"/>
                 <w:sz w:val="24"/>
@@ -14192,6 +14853,7 @@
           <w:p>
             <w:pPr>
               <w:spacing w:after="0" w:line="360" w:lineRule="auto"/>
+              <w:jc w:val="both"/>
               <w:rPr>
                 <w:rFonts w:ascii="Times New Roman" w:hAnsi="Times New Roman"/>
                 <w:sz w:val="24"/>
@@ -14230,6 +14892,7 @@
           <w:p>
             <w:pPr>
               <w:spacing w:after="0" w:line="360" w:lineRule="auto"/>
+              <w:jc w:val="both"/>
               <w:rPr>
                 <w:rFonts w:ascii="Times New Roman" w:hAnsi="Times New Roman"/>
                 <w:sz w:val="24"/>
@@ -14251,6 +14914,7 @@
           <w:p>
             <w:pPr>
               <w:spacing w:after="0" w:line="360" w:lineRule="auto"/>
+              <w:jc w:val="both"/>
               <w:rPr>
                 <w:rFonts w:ascii="Times New Roman" w:hAnsi="Times New Roman"/>
                 <w:sz w:val="24"/>
@@ -14286,6 +14950,7 @@
           <w:p>
             <w:pPr>
               <w:spacing w:after="0" w:line="360" w:lineRule="auto"/>
+              <w:jc w:val="both"/>
               <w:rPr>
                 <w:rFonts w:ascii="Times New Roman" w:hAnsi="Times New Roman"/>
                 <w:sz w:val="24"/>
@@ -14324,6 +14989,7 @@
           <w:p>
             <w:pPr>
               <w:spacing w:after="0" w:line="360" w:lineRule="auto"/>
+              <w:jc w:val="both"/>
               <w:rPr>
                 <w:rFonts w:ascii="Times New Roman" w:hAnsi="Times New Roman"/>
                 <w:sz w:val="24"/>
@@ -14352,6 +15018,7 @@
           <w:p>
             <w:pPr>
               <w:spacing w:after="0" w:line="360" w:lineRule="auto"/>
+              <w:jc w:val="both"/>
               <w:rPr>
                 <w:rFonts w:ascii="Times New Roman" w:hAnsi="Times New Roman"/>
                 <w:sz w:val="24"/>
@@ -14373,6 +15040,7 @@
           <w:p>
             <w:pPr>
               <w:spacing w:after="0" w:line="360" w:lineRule="auto"/>
+              <w:jc w:val="both"/>
               <w:rPr>
                 <w:rFonts w:ascii="Times New Roman" w:hAnsi="Times New Roman"/>
                 <w:sz w:val="24"/>
@@ -14407,6 +15075,7 @@
     <w:p>
       <w:pPr>
         <w:spacing w:line="360" w:lineRule="auto"/>
+        <w:jc w:val="both"/>
         <w:rPr>
           <w:rFonts w:ascii="Times New Roman" w:hAnsi="Times New Roman"/>
           <w:sz w:val="24"/>
@@ -14416,6 +15085,7 @@
     <w:p>
       <w:pPr>
         <w:spacing w:line="360" w:lineRule="auto"/>
+        <w:jc w:val="both"/>
         <w:rPr>
           <w:rFonts w:ascii="Times New Roman" w:hAnsi="Times New Roman"/>
           <w:sz w:val="24"/>
@@ -14425,15 +15095,7 @@
     <w:p>
       <w:pPr>
         <w:spacing w:line="360" w:lineRule="auto"/>
-        <w:rPr>
-          <w:rFonts w:ascii="Times New Roman" w:hAnsi="Times New Roman"/>
-          <w:sz w:val="24"/>
-        </w:rPr>
-      </w:pPr>
-    </w:p>
-    <w:p>
-      <w:pPr>
-        <w:spacing w:line="360" w:lineRule="auto"/>
+        <w:jc w:val="both"/>
         <w:rPr>
           <w:rFonts w:ascii="Times New Roman" w:hAnsi="Times New Roman"/>
           <w:sz w:val="24"/>
@@ -14444,6 +15106,7 @@
       <w:pPr>
         <w:pStyle w:val="Heading2"/>
         <w:spacing w:line="360" w:lineRule="auto"/>
+        <w:jc w:val="both"/>
         <w:rPr>
           <w:rFonts w:ascii="Times New Roman" w:hAnsi="Times New Roman"/>
           <w:sz w:val="24"/>
@@ -14455,6 +15118,7 @@
           <w:rFonts w:ascii="Times New Roman" w:hAnsi="Times New Roman"/>
           <w:sz w:val="24"/>
         </w:rPr>
+        <w:lastRenderedPageBreak/>
         <w:t>5.3 Gantt Chart</w:t>
       </w:r>
       <w:bookmarkEnd w:id="9"/>
@@ -14462,6 +15126,7 @@
     <w:p>
       <w:pPr>
         <w:spacing w:line="360" w:lineRule="auto"/>
+        <w:jc w:val="both"/>
         <w:rPr>
           <w:rFonts w:ascii="Times New Roman" w:hAnsi="Times New Roman"/>
           <w:sz w:val="24"/>
@@ -14495,6 +15160,7 @@
       <w:pPr>
         <w:keepNext/>
         <w:spacing w:line="360" w:lineRule="auto"/>
+        <w:jc w:val="both"/>
         <w:rPr>
           <w:rFonts w:ascii="Times New Roman" w:hAnsi="Times New Roman"/>
         </w:rPr>
@@ -14606,6 +15272,7 @@
     </w:p>
     <w:p>
       <w:pPr>
+        <w:jc w:val="both"/>
         <w:rPr>
           <w:rFonts w:ascii="Times New Roman" w:hAnsi="Times New Roman"/>
           <w:sz w:val="24"/>
@@ -14724,7 +15391,21 @@
           <w:rFonts w:ascii="Times New Roman" w:hAnsi="Times New Roman"/>
           <w:sz w:val="24"/>
         </w:rPr>
-        <w:t xml:space="preserve"> file is uploaded in the </w:t>
+        <w:t xml:space="preserve"> file is uploaded in the</w:t>
+      </w:r>
+      <w:r>
+        <w:rPr>
+          <w:rFonts w:ascii="Times New Roman" w:hAnsi="Times New Roman"/>
+          <w:sz w:val="24"/>
+        </w:rPr>
+        <w:t xml:space="preserve"> team </w:t>
+      </w:r>
+      <w:r>
+        <w:rPr>
+          <w:rFonts w:ascii="Times New Roman" w:hAnsi="Times New Roman"/>
+          <w:sz w:val="24"/>
+        </w:rPr>
+        <w:t xml:space="preserve"> </w:t>
       </w:r>
       <w:proofErr w:type="spellStart"/>
       <w:r>
@@ -14740,7 +15421,14 @@
           <w:rFonts w:ascii="Times New Roman" w:hAnsi="Times New Roman"/>
           <w:sz w:val="24"/>
         </w:rPr>
-        <w:t xml:space="preserve"> folder</w:t>
+        <w:t xml:space="preserve"> </w:t>
+      </w:r>
+      <w:r>
+        <w:rPr>
+          <w:rFonts w:ascii="Times New Roman" w:hAnsi="Times New Roman"/>
+          <w:sz w:val="24"/>
+        </w:rPr>
+        <w:t>repository</w:t>
       </w:r>
       <w:r>
         <w:rPr>
@@ -14768,6 +15456,7 @@
     </w:p>
     <w:p>
       <w:pPr>
+        <w:jc w:val="both"/>
         <w:rPr>
           <w:rFonts w:ascii="Times New Roman" w:hAnsi="Times New Roman"/>
         </w:rPr>
@@ -14775,6 +15464,7 @@
     </w:p>
     <w:p>
       <w:pPr>
+        <w:jc w:val="both"/>
         <w:rPr>
           <w:rFonts w:ascii="Times New Roman" w:hAnsi="Times New Roman"/>
         </w:rPr>
@@ -14782,6 +15472,7 @@
     </w:p>
     <w:p>
       <w:pPr>
+        <w:jc w:val="both"/>
         <w:rPr>
           <w:rFonts w:ascii="Times New Roman" w:hAnsi="Times New Roman"/>
         </w:rPr>
@@ -14789,6 +15480,7 @@
     </w:p>
     <w:p>
       <w:pPr>
+        <w:jc w:val="both"/>
         <w:rPr>
           <w:rFonts w:ascii="Times New Roman" w:hAnsi="Times New Roman"/>
         </w:rPr>
@@ -14798,6 +15490,7 @@
       <w:pPr>
         <w:pStyle w:val="Heading1"/>
         <w:spacing w:line="360" w:lineRule="auto"/>
+        <w:jc w:val="both"/>
         <w:rPr>
           <w:rFonts w:ascii="Times New Roman" w:hAnsi="Times New Roman"/>
           <w:sz w:val="24"/>
@@ -14817,6 +15510,7 @@
     <w:p>
       <w:pPr>
         <w:spacing w:line="360" w:lineRule="auto"/>
+        <w:jc w:val="both"/>
         <w:rPr>
           <w:rFonts w:ascii="Times New Roman" w:hAnsi="Times New Roman"/>
           <w:sz w:val="24"/>
@@ -14924,6 +15618,7 @@
       <w:pPr>
         <w:pStyle w:val="Heading2"/>
         <w:spacing w:line="360" w:lineRule="auto"/>
+        <w:jc w:val="both"/>
         <w:rPr>
           <w:rFonts w:ascii="Times New Roman" w:hAnsi="Times New Roman"/>
           <w:sz w:val="24"/>
@@ -14942,6 +15637,7 @@
     <w:p>
       <w:pPr>
         <w:spacing w:line="360" w:lineRule="auto"/>
+        <w:jc w:val="both"/>
         <w:rPr>
           <w:rFonts w:ascii="Times New Roman" w:hAnsi="Times New Roman"/>
           <w:sz w:val="24"/>
@@ -14991,6 +15687,7 @@
           <w:p>
             <w:pPr>
               <w:spacing w:after="0" w:line="360" w:lineRule="auto"/>
+              <w:jc w:val="both"/>
               <w:rPr>
                 <w:rFonts w:ascii="Times New Roman" w:hAnsi="Times New Roman"/>
                 <w:b/>
@@ -15014,6 +15711,7 @@
           <w:p>
             <w:pPr>
               <w:spacing w:after="0" w:line="360" w:lineRule="auto"/>
+              <w:jc w:val="both"/>
               <w:rPr>
                 <w:rFonts w:ascii="Times New Roman" w:hAnsi="Times New Roman"/>
                 <w:b/>
@@ -15037,6 +15735,7 @@
           <w:p>
             <w:pPr>
               <w:spacing w:after="0" w:line="360" w:lineRule="auto"/>
+              <w:jc w:val="both"/>
               <w:rPr>
                 <w:rFonts w:ascii="Times New Roman" w:hAnsi="Times New Roman"/>
                 <w:b/>
@@ -15060,6 +15759,7 @@
           <w:p>
             <w:pPr>
               <w:spacing w:after="0" w:line="360" w:lineRule="auto"/>
+              <w:jc w:val="both"/>
               <w:rPr>
                 <w:rFonts w:ascii="Times New Roman" w:hAnsi="Times New Roman"/>
                 <w:b/>
@@ -15081,10 +15781,32 @@
         <w:tc>
           <w:tcPr>
             <w:tcW w:w="2254" w:type="dxa"/>
+            <w:vMerge w:val="restart"/>
           </w:tcPr>
           <w:p>
             <w:pPr>
               <w:spacing w:after="0" w:line="360" w:lineRule="auto"/>
+              <w:jc w:val="both"/>
+              <w:rPr>
+                <w:rFonts w:ascii="Times New Roman" w:hAnsi="Times New Roman"/>
+                <w:sz w:val="24"/>
+              </w:rPr>
+            </w:pPr>
+          </w:p>
+          <w:p>
+            <w:pPr>
+              <w:spacing w:after="0" w:line="360" w:lineRule="auto"/>
+              <w:jc w:val="both"/>
+              <w:rPr>
+                <w:rFonts w:ascii="Times New Roman" w:hAnsi="Times New Roman"/>
+                <w:sz w:val="24"/>
+              </w:rPr>
+            </w:pPr>
+          </w:p>
+          <w:p>
+            <w:pPr>
+              <w:spacing w:after="0" w:line="360" w:lineRule="auto"/>
+              <w:jc w:val="both"/>
               <w:rPr>
                 <w:rFonts w:ascii="Times New Roman" w:hAnsi="Times New Roman"/>
                 <w:sz w:val="24"/>
@@ -15106,6 +15828,7 @@
           <w:p>
             <w:pPr>
               <w:spacing w:after="0" w:line="360" w:lineRule="auto"/>
+              <w:jc w:val="both"/>
               <w:rPr>
                 <w:rFonts w:ascii="Times New Roman" w:hAnsi="Times New Roman"/>
                 <w:sz w:val="24"/>
@@ -15127,6 +15850,7 @@
           <w:p>
             <w:pPr>
               <w:spacing w:after="0" w:line="360" w:lineRule="auto"/>
+              <w:jc w:val="both"/>
               <w:rPr>
                 <w:rFonts w:ascii="Times New Roman" w:hAnsi="Times New Roman"/>
                 <w:sz w:val="24"/>
@@ -15148,6 +15872,7 @@
           <w:p>
             <w:pPr>
               <w:spacing w:after="0" w:line="360" w:lineRule="auto"/>
+              <w:jc w:val="both"/>
               <w:rPr>
                 <w:rFonts w:ascii="Times New Roman" w:hAnsi="Times New Roman"/>
                 <w:sz w:val="24"/>
@@ -15167,22 +15892,17 @@
         <w:tc>
           <w:tcPr>
             <w:tcW w:w="2254" w:type="dxa"/>
+            <w:vMerge/>
           </w:tcPr>
           <w:p>
             <w:pPr>
               <w:spacing w:after="0" w:line="360" w:lineRule="auto"/>
-              <w:rPr>
-                <w:rFonts w:ascii="Times New Roman" w:hAnsi="Times New Roman"/>
-                <w:sz w:val="24"/>
-              </w:rPr>
-            </w:pPr>
-            <w:r>
-              <w:rPr>
-                <w:rFonts w:ascii="Times New Roman" w:hAnsi="Times New Roman"/>
-                <w:sz w:val="24"/>
-              </w:rPr>
-              <w:t xml:space="preserve">Documentation </w:t>
-            </w:r>
+              <w:jc w:val="both"/>
+              <w:rPr>
+                <w:rFonts w:ascii="Times New Roman" w:hAnsi="Times New Roman"/>
+                <w:sz w:val="24"/>
+              </w:rPr>
+            </w:pPr>
           </w:p>
         </w:tc>
         <w:tc>
@@ -15192,6 +15912,7 @@
           <w:p>
             <w:pPr>
               <w:spacing w:after="0" w:line="360" w:lineRule="auto"/>
+              <w:jc w:val="both"/>
               <w:rPr>
                 <w:rFonts w:ascii="Times New Roman" w:hAnsi="Times New Roman"/>
                 <w:sz w:val="24"/>
@@ -15228,6 +15949,7 @@
           <w:p>
             <w:pPr>
               <w:spacing w:after="0" w:line="360" w:lineRule="auto"/>
+              <w:jc w:val="both"/>
               <w:rPr>
                 <w:rFonts w:ascii="Times New Roman" w:hAnsi="Times New Roman"/>
                 <w:sz w:val="24"/>
@@ -15253,7 +15975,14 @@
                 <w:rFonts w:ascii="Times New Roman" w:hAnsi="Times New Roman"/>
                 <w:sz w:val="24"/>
               </w:rPr>
-              <w:t xml:space="preserve"> Ed.</w:t>
+              <w:t xml:space="preserve"> Ed</w:t>
+            </w:r>
+            <w:r>
+              <w:rPr>
+                <w:rFonts w:ascii="Times New Roman" w:hAnsi="Times New Roman"/>
+                <w:sz w:val="24"/>
+              </w:rPr>
+              <w:t>ition</w:t>
             </w:r>
           </w:p>
         </w:tc>
@@ -15264,6 +15993,7 @@
           <w:p>
             <w:pPr>
               <w:spacing w:after="0" w:line="360" w:lineRule="auto"/>
+              <w:jc w:val="both"/>
               <w:rPr>
                 <w:rFonts w:ascii="Times New Roman" w:hAnsi="Times New Roman"/>
                 <w:sz w:val="24"/>
@@ -15287,6 +16017,7 @@
           <w:p>
             <w:pPr>
               <w:spacing w:after="0" w:line="360" w:lineRule="auto"/>
+              <w:jc w:val="both"/>
               <w:rPr>
                 <w:rFonts w:ascii="Times New Roman" w:hAnsi="Times New Roman"/>
                 <w:sz w:val="24"/>
@@ -15308,6 +16039,7 @@
           <w:p>
             <w:pPr>
               <w:spacing w:after="0" w:line="360" w:lineRule="auto"/>
+              <w:jc w:val="both"/>
               <w:rPr>
                 <w:rFonts w:ascii="Times New Roman" w:hAnsi="Times New Roman"/>
                 <w:sz w:val="24"/>
@@ -15338,6 +16070,7 @@
           <w:p>
             <w:pPr>
               <w:spacing w:after="0" w:line="360" w:lineRule="auto"/>
+              <w:jc w:val="both"/>
               <w:rPr>
                 <w:rFonts w:ascii="Times New Roman" w:hAnsi="Times New Roman"/>
                 <w:sz w:val="24"/>
@@ -15359,6 +16092,7 @@
           <w:p>
             <w:pPr>
               <w:spacing w:after="0" w:line="360" w:lineRule="auto"/>
+              <w:jc w:val="both"/>
               <w:rPr>
                 <w:rFonts w:ascii="Times New Roman" w:hAnsi="Times New Roman"/>
                 <w:sz w:val="24"/>
@@ -15382,6 +16116,7 @@
           <w:p>
             <w:pPr>
               <w:spacing w:after="0" w:line="360" w:lineRule="auto"/>
+              <w:jc w:val="both"/>
               <w:rPr>
                 <w:rFonts w:ascii="Times New Roman" w:hAnsi="Times New Roman"/>
                 <w:sz w:val="24"/>
@@ -15403,6 +16138,7 @@
           <w:p>
             <w:pPr>
               <w:spacing w:after="0" w:line="360" w:lineRule="auto"/>
+              <w:jc w:val="both"/>
               <w:rPr>
                 <w:rFonts w:ascii="Times New Roman" w:hAnsi="Times New Roman"/>
                 <w:sz w:val="24"/>
@@ -15424,6 +16160,7 @@
           <w:p>
             <w:pPr>
               <w:spacing w:after="0" w:line="360" w:lineRule="auto"/>
+              <w:jc w:val="both"/>
               <w:rPr>
                 <w:rFonts w:ascii="Times New Roman" w:hAnsi="Times New Roman"/>
                 <w:sz w:val="24"/>
@@ -15445,6 +16182,7 @@
           <w:p>
             <w:pPr>
               <w:spacing w:after="0" w:line="360" w:lineRule="auto"/>
+              <w:jc w:val="both"/>
               <w:rPr>
                 <w:rFonts w:ascii="Times New Roman" w:hAnsi="Times New Roman"/>
                 <w:sz w:val="24"/>
@@ -15468,6 +16206,7 @@
           <w:p>
             <w:pPr>
               <w:spacing w:after="0" w:line="360" w:lineRule="auto"/>
+              <w:jc w:val="both"/>
               <w:rPr>
                 <w:rFonts w:ascii="Times New Roman" w:hAnsi="Times New Roman"/>
                 <w:sz w:val="24"/>
@@ -15489,6 +16228,7 @@
           <w:p>
             <w:pPr>
               <w:spacing w:after="0" w:line="360" w:lineRule="auto"/>
+              <w:jc w:val="both"/>
               <w:rPr>
                 <w:rFonts w:ascii="Times New Roman" w:hAnsi="Times New Roman"/>
                 <w:sz w:val="24"/>
@@ -15500,7 +16240,21 @@
                 <w:rFonts w:ascii="Times New Roman" w:hAnsi="Times New Roman"/>
                 <w:sz w:val="24"/>
               </w:rPr>
-              <w:t>Ganttproject</w:t>
+              <w:t>Gantt</w:t>
+            </w:r>
+            <w:r>
+              <w:rPr>
+                <w:rFonts w:ascii="Times New Roman" w:hAnsi="Times New Roman"/>
+                <w:sz w:val="24"/>
+              </w:rPr>
+              <w:t>P</w:t>
+            </w:r>
+            <w:r>
+              <w:rPr>
+                <w:rFonts w:ascii="Times New Roman" w:hAnsi="Times New Roman"/>
+                <w:sz w:val="24"/>
+              </w:rPr>
+              <w:t>roject</w:t>
             </w:r>
             <w:proofErr w:type="spellEnd"/>
           </w:p>
@@ -15512,6 +16266,7 @@
           <w:p>
             <w:pPr>
               <w:spacing w:after="0" w:line="360" w:lineRule="auto"/>
+              <w:jc w:val="both"/>
               <w:rPr>
                 <w:rFonts w:ascii="Times New Roman" w:hAnsi="Times New Roman"/>
                 <w:sz w:val="24"/>
@@ -15533,6 +16288,7 @@
           <w:p>
             <w:pPr>
               <w:spacing w:after="0" w:line="360" w:lineRule="auto"/>
+              <w:jc w:val="both"/>
               <w:rPr>
                 <w:rFonts w:ascii="Times New Roman" w:hAnsi="Times New Roman"/>
                 <w:sz w:val="24"/>
@@ -15552,10 +16308,32 @@
         <w:tc>
           <w:tcPr>
             <w:tcW w:w="2254" w:type="dxa"/>
+            <w:vMerge w:val="restart"/>
           </w:tcPr>
           <w:p>
             <w:pPr>
               <w:spacing w:after="0" w:line="360" w:lineRule="auto"/>
+              <w:jc w:val="both"/>
+              <w:rPr>
+                <w:rFonts w:ascii="Times New Roman" w:hAnsi="Times New Roman"/>
+                <w:sz w:val="24"/>
+              </w:rPr>
+            </w:pPr>
+          </w:p>
+          <w:p>
+            <w:pPr>
+              <w:spacing w:after="0" w:line="360" w:lineRule="auto"/>
+              <w:jc w:val="both"/>
+              <w:rPr>
+                <w:rFonts w:ascii="Times New Roman" w:hAnsi="Times New Roman"/>
+                <w:sz w:val="24"/>
+              </w:rPr>
+            </w:pPr>
+          </w:p>
+          <w:p>
+            <w:pPr>
+              <w:spacing w:after="0" w:line="360" w:lineRule="auto"/>
+              <w:jc w:val="both"/>
               <w:rPr>
                 <w:rFonts w:ascii="Times New Roman" w:hAnsi="Times New Roman"/>
                 <w:sz w:val="24"/>
@@ -15577,6 +16355,7 @@
           <w:p>
             <w:pPr>
               <w:spacing w:after="0" w:line="360" w:lineRule="auto"/>
+              <w:jc w:val="both"/>
               <w:rPr>
                 <w:rFonts w:ascii="Times New Roman" w:hAnsi="Times New Roman"/>
                 <w:sz w:val="24"/>
@@ -15598,6 +16377,7 @@
           <w:p>
             <w:pPr>
               <w:spacing w:after="0" w:line="360" w:lineRule="auto"/>
+              <w:jc w:val="both"/>
               <w:rPr>
                 <w:rFonts w:ascii="Times New Roman" w:hAnsi="Times New Roman"/>
                 <w:sz w:val="24"/>
@@ -15619,6 +16399,7 @@
           <w:p>
             <w:pPr>
               <w:spacing w:after="0" w:line="360" w:lineRule="auto"/>
+              <w:jc w:val="both"/>
               <w:rPr>
                 <w:rFonts w:ascii="Times New Roman" w:hAnsi="Times New Roman"/>
                 <w:sz w:val="24"/>
@@ -15638,22 +16419,17 @@
         <w:tc>
           <w:tcPr>
             <w:tcW w:w="2254" w:type="dxa"/>
+            <w:vMerge/>
           </w:tcPr>
           <w:p>
             <w:pPr>
               <w:spacing w:after="0" w:line="360" w:lineRule="auto"/>
-              <w:rPr>
-                <w:rFonts w:ascii="Times New Roman" w:hAnsi="Times New Roman"/>
-                <w:sz w:val="24"/>
-              </w:rPr>
-            </w:pPr>
-            <w:r>
-              <w:rPr>
-                <w:rFonts w:ascii="Times New Roman" w:hAnsi="Times New Roman"/>
-                <w:sz w:val="24"/>
-              </w:rPr>
-              <w:t>Collaboration</w:t>
-            </w:r>
+              <w:jc w:val="both"/>
+              <w:rPr>
+                <w:rFonts w:ascii="Times New Roman" w:hAnsi="Times New Roman"/>
+                <w:sz w:val="24"/>
+              </w:rPr>
+            </w:pPr>
           </w:p>
         </w:tc>
         <w:tc>
@@ -15663,6 +16439,7 @@
           <w:p>
             <w:pPr>
               <w:spacing w:after="0" w:line="360" w:lineRule="auto"/>
+              <w:jc w:val="both"/>
               <w:rPr>
                 <w:rFonts w:ascii="Times New Roman" w:hAnsi="Times New Roman"/>
                 <w:sz w:val="24"/>
@@ -15684,6 +16461,7 @@
           <w:p>
             <w:pPr>
               <w:spacing w:after="0" w:line="360" w:lineRule="auto"/>
+              <w:jc w:val="both"/>
               <w:rPr>
                 <w:rFonts w:ascii="Times New Roman" w:hAnsi="Times New Roman"/>
                 <w:sz w:val="24"/>
@@ -15705,6 +16483,7 @@
           <w:p>
             <w:pPr>
               <w:spacing w:after="0" w:line="360" w:lineRule="auto"/>
+              <w:jc w:val="both"/>
               <w:rPr>
                 <w:rFonts w:ascii="Times New Roman" w:hAnsi="Times New Roman"/>
                 <w:sz w:val="24"/>
@@ -15724,22 +16503,17 @@
         <w:tc>
           <w:tcPr>
             <w:tcW w:w="2254" w:type="dxa"/>
+            <w:vMerge/>
           </w:tcPr>
           <w:p>
             <w:pPr>
               <w:spacing w:after="0" w:line="360" w:lineRule="auto"/>
-              <w:rPr>
-                <w:rFonts w:ascii="Times New Roman" w:hAnsi="Times New Roman"/>
-                <w:sz w:val="24"/>
-              </w:rPr>
-            </w:pPr>
-            <w:r>
-              <w:rPr>
-                <w:rFonts w:ascii="Times New Roman" w:hAnsi="Times New Roman"/>
-                <w:sz w:val="24"/>
-              </w:rPr>
-              <w:t>Framework- Frontend</w:t>
-            </w:r>
+              <w:jc w:val="both"/>
+              <w:rPr>
+                <w:rFonts w:ascii="Times New Roman" w:hAnsi="Times New Roman"/>
+                <w:sz w:val="24"/>
+              </w:rPr>
+            </w:pPr>
           </w:p>
         </w:tc>
         <w:tc>
@@ -15749,17 +16523,18 @@
           <w:p>
             <w:pPr>
               <w:spacing w:after="0" w:line="360" w:lineRule="auto"/>
-              <w:rPr>
-                <w:rFonts w:ascii="Times New Roman" w:hAnsi="Times New Roman"/>
-                <w:sz w:val="24"/>
-              </w:rPr>
-            </w:pPr>
-            <w:r>
-              <w:rPr>
-                <w:rFonts w:ascii="Times New Roman" w:hAnsi="Times New Roman"/>
-                <w:sz w:val="24"/>
-              </w:rPr>
-              <w:t>React.js</w:t>
+              <w:jc w:val="both"/>
+              <w:rPr>
+                <w:rFonts w:ascii="Times New Roman" w:hAnsi="Times New Roman"/>
+                <w:sz w:val="24"/>
+              </w:rPr>
+            </w:pPr>
+            <w:r>
+              <w:rPr>
+                <w:rFonts w:ascii="Times New Roman" w:hAnsi="Times New Roman"/>
+                <w:sz w:val="24"/>
+              </w:rPr>
+              <w:t xml:space="preserve">WhatsApp </w:t>
             </w:r>
           </w:p>
         </w:tc>
@@ -15770,18 +16545,12 @@
           <w:p>
             <w:pPr>
               <w:spacing w:after="0" w:line="360" w:lineRule="auto"/>
-              <w:rPr>
-                <w:rFonts w:ascii="Times New Roman" w:hAnsi="Times New Roman"/>
-                <w:sz w:val="24"/>
-              </w:rPr>
-            </w:pPr>
-            <w:r>
-              <w:rPr>
-                <w:rFonts w:ascii="Times New Roman" w:hAnsi="Times New Roman"/>
-                <w:sz w:val="24"/>
-              </w:rPr>
-              <w:t>Latest</w:t>
-            </w:r>
+              <w:jc w:val="both"/>
+              <w:rPr>
+                <w:rFonts w:ascii="Times New Roman" w:hAnsi="Times New Roman"/>
+                <w:sz w:val="24"/>
+              </w:rPr>
+            </w:pPr>
           </w:p>
         </w:tc>
         <w:tc>
@@ -15791,17 +16560,18 @@
           <w:p>
             <w:pPr>
               <w:spacing w:after="0" w:line="360" w:lineRule="auto"/>
-              <w:rPr>
-                <w:rFonts w:ascii="Times New Roman" w:hAnsi="Times New Roman"/>
-                <w:sz w:val="24"/>
-              </w:rPr>
-            </w:pPr>
-            <w:r>
-              <w:rPr>
-                <w:rFonts w:ascii="Times New Roman" w:hAnsi="Times New Roman"/>
-                <w:sz w:val="24"/>
-              </w:rPr>
-              <w:t>Component based web UI development</w:t>
+              <w:jc w:val="both"/>
+              <w:rPr>
+                <w:rFonts w:ascii="Times New Roman" w:hAnsi="Times New Roman"/>
+                <w:sz w:val="24"/>
+              </w:rPr>
+            </w:pPr>
+            <w:r>
+              <w:rPr>
+                <w:rFonts w:ascii="Times New Roman" w:hAnsi="Times New Roman"/>
+                <w:sz w:val="24"/>
+              </w:rPr>
+              <w:t>For updates and group call</w:t>
             </w:r>
           </w:p>
         </w:tc>
@@ -15814,17 +16584,18 @@
           <w:p>
             <w:pPr>
               <w:spacing w:after="0" w:line="360" w:lineRule="auto"/>
-              <w:rPr>
-                <w:rFonts w:ascii="Times New Roman" w:hAnsi="Times New Roman"/>
-                <w:sz w:val="24"/>
-              </w:rPr>
-            </w:pPr>
-            <w:r>
-              <w:rPr>
-                <w:rFonts w:ascii="Times New Roman" w:hAnsi="Times New Roman"/>
-                <w:sz w:val="24"/>
-              </w:rPr>
-              <w:t xml:space="preserve">Framework-Backend </w:t>
+              <w:jc w:val="both"/>
+              <w:rPr>
+                <w:rFonts w:ascii="Times New Roman" w:hAnsi="Times New Roman"/>
+                <w:sz w:val="24"/>
+              </w:rPr>
+            </w:pPr>
+            <w:r>
+              <w:rPr>
+                <w:rFonts w:ascii="Times New Roman" w:hAnsi="Times New Roman"/>
+                <w:sz w:val="24"/>
+              </w:rPr>
+              <w:t>Framework- Frontend</w:t>
             </w:r>
           </w:p>
         </w:tc>
@@ -15835,24 +16606,18 @@
           <w:p>
             <w:pPr>
               <w:spacing w:after="0" w:line="360" w:lineRule="auto"/>
-              <w:rPr>
-                <w:rFonts w:ascii="Times New Roman" w:hAnsi="Times New Roman"/>
-                <w:sz w:val="24"/>
-              </w:rPr>
-            </w:pPr>
-            <w:r>
-              <w:rPr>
-                <w:rFonts w:ascii="Times New Roman" w:hAnsi="Times New Roman"/>
-                <w:sz w:val="24"/>
-              </w:rPr>
-              <w:t xml:space="preserve"> Django</w:t>
-            </w:r>
-            <w:r>
-              <w:rPr>
-                <w:rFonts w:ascii="Times New Roman" w:hAnsi="Times New Roman"/>
-                <w:sz w:val="24"/>
-              </w:rPr>
-              <w:t>(python)</w:t>
+              <w:jc w:val="both"/>
+              <w:rPr>
+                <w:rFonts w:ascii="Times New Roman" w:hAnsi="Times New Roman"/>
+                <w:sz w:val="24"/>
+              </w:rPr>
+            </w:pPr>
+            <w:r>
+              <w:rPr>
+                <w:rFonts w:ascii="Times New Roman" w:hAnsi="Times New Roman"/>
+                <w:sz w:val="24"/>
+              </w:rPr>
+              <w:t>React.js</w:t>
             </w:r>
           </w:p>
         </w:tc>
@@ -15863,24 +16628,18 @@
           <w:p>
             <w:pPr>
               <w:spacing w:after="0" w:line="360" w:lineRule="auto"/>
-              <w:rPr>
-                <w:rFonts w:ascii="Times New Roman" w:hAnsi="Times New Roman"/>
-                <w:sz w:val="24"/>
-              </w:rPr>
-            </w:pPr>
-            <w:r>
-              <w:rPr>
-                <w:rFonts w:ascii="Times New Roman" w:hAnsi="Times New Roman"/>
-                <w:sz w:val="24"/>
-              </w:rPr>
-              <w:t>L</w:t>
-            </w:r>
-            <w:r>
-              <w:rPr>
-                <w:rFonts w:ascii="Times New Roman" w:hAnsi="Times New Roman"/>
-                <w:sz w:val="24"/>
-              </w:rPr>
-              <w:t>atest</w:t>
+              <w:jc w:val="both"/>
+              <w:rPr>
+                <w:rFonts w:ascii="Times New Roman" w:hAnsi="Times New Roman"/>
+                <w:sz w:val="24"/>
+              </w:rPr>
+            </w:pPr>
+            <w:r>
+              <w:rPr>
+                <w:rFonts w:ascii="Times New Roman" w:hAnsi="Times New Roman"/>
+                <w:sz w:val="24"/>
+              </w:rPr>
+              <w:t>Latest</w:t>
             </w:r>
           </w:p>
         </w:tc>
@@ -15891,17 +16650,18 @@
           <w:p>
             <w:pPr>
               <w:spacing w:after="0" w:line="360" w:lineRule="auto"/>
-              <w:rPr>
-                <w:rFonts w:ascii="Times New Roman" w:hAnsi="Times New Roman"/>
-                <w:sz w:val="24"/>
-              </w:rPr>
-            </w:pPr>
-            <w:r>
-              <w:rPr>
-                <w:rFonts w:ascii="Times New Roman" w:hAnsi="Times New Roman"/>
-                <w:sz w:val="24"/>
-              </w:rPr>
-              <w:t>Python framework for scalable secure API development</w:t>
+              <w:jc w:val="both"/>
+              <w:rPr>
+                <w:rFonts w:ascii="Times New Roman" w:hAnsi="Times New Roman"/>
+                <w:sz w:val="24"/>
+              </w:rPr>
+            </w:pPr>
+            <w:r>
+              <w:rPr>
+                <w:rFonts w:ascii="Times New Roman" w:hAnsi="Times New Roman"/>
+                <w:sz w:val="24"/>
+              </w:rPr>
+              <w:t>Component based web UI development</w:t>
             </w:r>
           </w:p>
         </w:tc>
@@ -15914,17 +16674,18 @@
           <w:p>
             <w:pPr>
               <w:spacing w:after="0" w:line="360" w:lineRule="auto"/>
-              <w:rPr>
-                <w:rFonts w:ascii="Times New Roman" w:hAnsi="Times New Roman"/>
-                <w:sz w:val="24"/>
-              </w:rPr>
-            </w:pPr>
-            <w:r>
-              <w:rPr>
-                <w:rFonts w:ascii="Times New Roman" w:hAnsi="Times New Roman"/>
-                <w:sz w:val="24"/>
-              </w:rPr>
-              <w:t>Database</w:t>
+              <w:jc w:val="both"/>
+              <w:rPr>
+                <w:rFonts w:ascii="Times New Roman" w:hAnsi="Times New Roman"/>
+                <w:sz w:val="24"/>
+              </w:rPr>
+            </w:pPr>
+            <w:r>
+              <w:rPr>
+                <w:rFonts w:ascii="Times New Roman" w:hAnsi="Times New Roman"/>
+                <w:sz w:val="24"/>
+              </w:rPr>
+              <w:t xml:space="preserve">Framework-Backend </w:t>
             </w:r>
           </w:p>
         </w:tc>
@@ -15935,20 +16696,26 @@
           <w:p>
             <w:pPr>
               <w:spacing w:after="0" w:line="360" w:lineRule="auto"/>
-              <w:rPr>
-                <w:rFonts w:ascii="Times New Roman" w:hAnsi="Times New Roman"/>
-                <w:sz w:val="24"/>
-              </w:rPr>
-            </w:pPr>
-            <w:proofErr w:type="spellStart"/>
-            <w:r>
-              <w:rPr>
-                <w:rFonts w:ascii="Times New Roman" w:hAnsi="Times New Roman"/>
-                <w:sz w:val="24"/>
-              </w:rPr>
-              <w:t>PostGreSQL</w:t>
-            </w:r>
-            <w:proofErr w:type="spellEnd"/>
+              <w:jc w:val="both"/>
+              <w:rPr>
+                <w:rFonts w:ascii="Times New Roman" w:hAnsi="Times New Roman"/>
+                <w:sz w:val="24"/>
+              </w:rPr>
+            </w:pPr>
+            <w:r>
+              <w:rPr>
+                <w:rFonts w:ascii="Times New Roman" w:hAnsi="Times New Roman"/>
+                <w:sz w:val="24"/>
+              </w:rPr>
+              <w:t xml:space="preserve"> Django</w:t>
+            </w:r>
+            <w:r>
+              <w:rPr>
+                <w:rFonts w:ascii="Times New Roman" w:hAnsi="Times New Roman"/>
+                <w:sz w:val="24"/>
+              </w:rPr>
+              <w:t>(python)</w:t>
+            </w:r>
           </w:p>
         </w:tc>
         <w:tc>
@@ -15958,17 +16725,25 @@
           <w:p>
             <w:pPr>
               <w:spacing w:after="0" w:line="360" w:lineRule="auto"/>
-              <w:rPr>
-                <w:rFonts w:ascii="Times New Roman" w:hAnsi="Times New Roman"/>
-                <w:sz w:val="24"/>
-              </w:rPr>
-            </w:pPr>
-            <w:r>
-              <w:rPr>
-                <w:rFonts w:ascii="Times New Roman" w:hAnsi="Times New Roman"/>
-                <w:sz w:val="24"/>
-              </w:rPr>
-              <w:t>Latest</w:t>
+              <w:jc w:val="both"/>
+              <w:rPr>
+                <w:rFonts w:ascii="Times New Roman" w:hAnsi="Times New Roman"/>
+                <w:sz w:val="24"/>
+              </w:rPr>
+            </w:pPr>
+            <w:r>
+              <w:rPr>
+                <w:rFonts w:ascii="Times New Roman" w:hAnsi="Times New Roman"/>
+                <w:sz w:val="24"/>
+              </w:rPr>
+              <w:t>L</w:t>
+            </w:r>
+            <w:r>
+              <w:rPr>
+                <w:rFonts w:ascii="Times New Roman" w:hAnsi="Times New Roman"/>
+                <w:sz w:val="24"/>
+              </w:rPr>
+              <w:t>atest</w:t>
             </w:r>
           </w:p>
         </w:tc>
@@ -15979,31 +16754,18 @@
           <w:p>
             <w:pPr>
               <w:spacing w:after="0" w:line="360" w:lineRule="auto"/>
-              <w:rPr>
-                <w:rFonts w:ascii="Times New Roman" w:hAnsi="Times New Roman"/>
-                <w:sz w:val="24"/>
-              </w:rPr>
-            </w:pPr>
-            <w:r>
-              <w:rPr>
-                <w:rFonts w:ascii="Times New Roman" w:hAnsi="Times New Roman"/>
-                <w:sz w:val="24"/>
-              </w:rPr>
-              <w:t>Relational datab</w:t>
-            </w:r>
-            <w:r>
-              <w:rPr>
-                <w:rFonts w:ascii="Times New Roman" w:hAnsi="Times New Roman"/>
-                <w:sz w:val="24"/>
-              </w:rPr>
-              <w:t>a</w:t>
-            </w:r>
-            <w:r>
-              <w:rPr>
-                <w:rFonts w:ascii="Times New Roman" w:hAnsi="Times New Roman"/>
-                <w:sz w:val="24"/>
-              </w:rPr>
-              <w:t>se for user and inventory data</w:t>
+              <w:jc w:val="both"/>
+              <w:rPr>
+                <w:rFonts w:ascii="Times New Roman" w:hAnsi="Times New Roman"/>
+                <w:sz w:val="24"/>
+              </w:rPr>
+            </w:pPr>
+            <w:r>
+              <w:rPr>
+                <w:rFonts w:ascii="Times New Roman" w:hAnsi="Times New Roman"/>
+                <w:sz w:val="24"/>
+              </w:rPr>
+              <w:t>Python framework for scalable secure API development</w:t>
             </w:r>
           </w:p>
         </w:tc>
@@ -16016,6 +16778,7 @@
           <w:p>
             <w:pPr>
               <w:spacing w:after="0" w:line="360" w:lineRule="auto"/>
+              <w:jc w:val="both"/>
               <w:rPr>
                 <w:rFonts w:ascii="Times New Roman" w:hAnsi="Times New Roman"/>
                 <w:sz w:val="24"/>
@@ -16027,7 +16790,7 @@
                 <w:sz w:val="24"/>
               </w:rPr>
               <w:lastRenderedPageBreak/>
-              <w:t>Notification Service</w:t>
+              <w:t>Database</w:t>
             </w:r>
           </w:p>
         </w:tc>
@@ -16038,25 +16801,21 @@
           <w:p>
             <w:pPr>
               <w:spacing w:after="0" w:line="360" w:lineRule="auto"/>
-              <w:rPr>
-                <w:rFonts w:ascii="Times New Roman" w:hAnsi="Times New Roman"/>
-                <w:sz w:val="24"/>
-              </w:rPr>
-            </w:pPr>
-            <w:r>
-              <w:rPr>
-                <w:rFonts w:ascii="Times New Roman" w:hAnsi="Times New Roman"/>
-                <w:sz w:val="24"/>
-              </w:rPr>
-              <w:t>Firebase Cloud Messaging (FMC)</w:t>
-            </w:r>
-            <w:r>
-              <w:rPr>
-                <w:rFonts w:ascii="Times New Roman" w:hAnsi="Times New Roman"/>
-                <w:sz w:val="24"/>
-              </w:rPr>
-              <w:t>, Web socket</w:t>
-            </w:r>
+              <w:jc w:val="both"/>
+              <w:rPr>
+                <w:rFonts w:ascii="Times New Roman" w:hAnsi="Times New Roman"/>
+                <w:sz w:val="24"/>
+              </w:rPr>
+            </w:pPr>
+            <w:proofErr w:type="spellStart"/>
+            <w:r>
+              <w:rPr>
+                <w:rFonts w:ascii="Times New Roman" w:hAnsi="Times New Roman"/>
+                <w:sz w:val="24"/>
+              </w:rPr>
+              <w:t>PostGreSQL</w:t>
+            </w:r>
+            <w:proofErr w:type="spellEnd"/>
           </w:p>
         </w:tc>
         <w:tc>
@@ -16066,17 +16825,18 @@
           <w:p>
             <w:pPr>
               <w:spacing w:after="0" w:line="360" w:lineRule="auto"/>
-              <w:rPr>
-                <w:rFonts w:ascii="Times New Roman" w:hAnsi="Times New Roman"/>
-                <w:sz w:val="24"/>
-              </w:rPr>
-            </w:pPr>
-            <w:r>
-              <w:rPr>
-                <w:rFonts w:ascii="Times New Roman" w:hAnsi="Times New Roman"/>
-                <w:sz w:val="24"/>
-              </w:rPr>
-              <w:t xml:space="preserve">Latest </w:t>
+              <w:jc w:val="both"/>
+              <w:rPr>
+                <w:rFonts w:ascii="Times New Roman" w:hAnsi="Times New Roman"/>
+                <w:sz w:val="24"/>
+              </w:rPr>
+            </w:pPr>
+            <w:r>
+              <w:rPr>
+                <w:rFonts w:ascii="Times New Roman" w:hAnsi="Times New Roman"/>
+                <w:sz w:val="24"/>
+              </w:rPr>
+              <w:t>Latest</w:t>
             </w:r>
           </w:p>
         </w:tc>
@@ -16087,17 +16847,39 @@
           <w:p>
             <w:pPr>
               <w:spacing w:after="0" w:line="360" w:lineRule="auto"/>
-              <w:rPr>
-                <w:rFonts w:ascii="Times New Roman" w:hAnsi="Times New Roman"/>
-                <w:sz w:val="24"/>
-              </w:rPr>
-            </w:pPr>
-            <w:r>
-              <w:rPr>
-                <w:rFonts w:ascii="Times New Roman" w:hAnsi="Times New Roman"/>
-                <w:sz w:val="24"/>
-              </w:rPr>
-              <w:t>Push notification delivery service</w:t>
+              <w:jc w:val="both"/>
+              <w:rPr>
+                <w:rFonts w:ascii="Times New Roman" w:hAnsi="Times New Roman"/>
+                <w:sz w:val="24"/>
+              </w:rPr>
+            </w:pPr>
+            <w:r>
+              <w:rPr>
+                <w:rFonts w:ascii="Times New Roman" w:hAnsi="Times New Roman"/>
+                <w:sz w:val="24"/>
+              </w:rPr>
+              <w:t>D</w:t>
+            </w:r>
+            <w:r>
+              <w:rPr>
+                <w:rFonts w:ascii="Times New Roman" w:hAnsi="Times New Roman"/>
+                <w:sz w:val="24"/>
+              </w:rPr>
+              <w:t>atab</w:t>
+            </w:r>
+            <w:r>
+              <w:rPr>
+                <w:rFonts w:ascii="Times New Roman" w:hAnsi="Times New Roman"/>
+                <w:sz w:val="24"/>
+              </w:rPr>
+              <w:t>a</w:t>
+            </w:r>
+            <w:r>
+              <w:rPr>
+                <w:rFonts w:ascii="Times New Roman" w:hAnsi="Times New Roman"/>
+                <w:sz w:val="24"/>
+              </w:rPr>
+              <w:t>se for user and inventory data</w:t>
             </w:r>
           </w:p>
         </w:tc>
@@ -16110,17 +16892,18 @@
           <w:p>
             <w:pPr>
               <w:spacing w:after="0" w:line="360" w:lineRule="auto"/>
-              <w:rPr>
-                <w:rFonts w:ascii="Times New Roman" w:hAnsi="Times New Roman"/>
-                <w:sz w:val="24"/>
-              </w:rPr>
-            </w:pPr>
-            <w:r>
-              <w:rPr>
-                <w:rFonts w:ascii="Times New Roman" w:hAnsi="Times New Roman"/>
-                <w:sz w:val="24"/>
-              </w:rPr>
-              <w:t xml:space="preserve">Testing </w:t>
+              <w:jc w:val="both"/>
+              <w:rPr>
+                <w:rFonts w:ascii="Times New Roman" w:hAnsi="Times New Roman"/>
+                <w:sz w:val="24"/>
+              </w:rPr>
+            </w:pPr>
+            <w:r>
+              <w:rPr>
+                <w:rFonts w:ascii="Times New Roman" w:hAnsi="Times New Roman"/>
+                <w:sz w:val="24"/>
+              </w:rPr>
+              <w:t>Notification Service</w:t>
             </w:r>
           </w:p>
         </w:tc>
@@ -16131,20 +16914,26 @@
           <w:p>
             <w:pPr>
               <w:spacing w:after="0" w:line="360" w:lineRule="auto"/>
-              <w:rPr>
-                <w:rFonts w:ascii="Times New Roman" w:hAnsi="Times New Roman"/>
-                <w:sz w:val="24"/>
-              </w:rPr>
-            </w:pPr>
-            <w:proofErr w:type="spellStart"/>
-            <w:r>
-              <w:rPr>
-                <w:rFonts w:ascii="Times New Roman" w:hAnsi="Times New Roman"/>
-                <w:sz w:val="24"/>
-              </w:rPr>
-              <w:t>pytest</w:t>
-            </w:r>
-            <w:proofErr w:type="spellEnd"/>
+              <w:jc w:val="both"/>
+              <w:rPr>
+                <w:rFonts w:ascii="Times New Roman" w:hAnsi="Times New Roman"/>
+                <w:sz w:val="24"/>
+              </w:rPr>
+            </w:pPr>
+            <w:r>
+              <w:rPr>
+                <w:rFonts w:ascii="Times New Roman" w:hAnsi="Times New Roman"/>
+                <w:sz w:val="24"/>
+              </w:rPr>
+              <w:t>Firebase Cloud Messaging (FMC)</w:t>
+            </w:r>
+            <w:r>
+              <w:rPr>
+                <w:rFonts w:ascii="Times New Roman" w:hAnsi="Times New Roman"/>
+                <w:sz w:val="24"/>
+              </w:rPr>
+              <w:t>, Web socket</w:t>
+            </w:r>
           </w:p>
         </w:tc>
         <w:tc>
@@ -16154,17 +16943,18 @@
           <w:p>
             <w:pPr>
               <w:spacing w:after="0" w:line="360" w:lineRule="auto"/>
-              <w:rPr>
-                <w:rFonts w:ascii="Times New Roman" w:hAnsi="Times New Roman"/>
-                <w:sz w:val="24"/>
-              </w:rPr>
-            </w:pPr>
-            <w:r>
-              <w:rPr>
-                <w:rFonts w:ascii="Times New Roman" w:hAnsi="Times New Roman"/>
-                <w:sz w:val="24"/>
-              </w:rPr>
-              <w:t>Latest</w:t>
+              <w:jc w:val="both"/>
+              <w:rPr>
+                <w:rFonts w:ascii="Times New Roman" w:hAnsi="Times New Roman"/>
+                <w:sz w:val="24"/>
+              </w:rPr>
+            </w:pPr>
+            <w:r>
+              <w:rPr>
+                <w:rFonts w:ascii="Times New Roman" w:hAnsi="Times New Roman"/>
+                <w:sz w:val="24"/>
+              </w:rPr>
+              <w:t xml:space="preserve">Latest </w:t>
             </w:r>
           </w:p>
         </w:tc>
@@ -16175,17 +16965,18 @@
           <w:p>
             <w:pPr>
               <w:spacing w:after="0" w:line="360" w:lineRule="auto"/>
-              <w:rPr>
-                <w:rFonts w:ascii="Times New Roman" w:hAnsi="Times New Roman"/>
-                <w:sz w:val="24"/>
-              </w:rPr>
-            </w:pPr>
-            <w:r>
-              <w:rPr>
-                <w:rFonts w:ascii="Times New Roman" w:hAnsi="Times New Roman"/>
-                <w:sz w:val="24"/>
-              </w:rPr>
-              <w:t>Unit and integration testing framework</w:t>
+              <w:jc w:val="both"/>
+              <w:rPr>
+                <w:rFonts w:ascii="Times New Roman" w:hAnsi="Times New Roman"/>
+                <w:sz w:val="24"/>
+              </w:rPr>
+            </w:pPr>
+            <w:r>
+              <w:rPr>
+                <w:rFonts w:ascii="Times New Roman" w:hAnsi="Times New Roman"/>
+                <w:sz w:val="24"/>
+              </w:rPr>
+              <w:t>Push notification delivery service</w:t>
             </w:r>
           </w:p>
         </w:tc>
@@ -16198,17 +16989,18 @@
           <w:p>
             <w:pPr>
               <w:spacing w:after="0" w:line="360" w:lineRule="auto"/>
-              <w:rPr>
-                <w:rFonts w:ascii="Times New Roman" w:hAnsi="Times New Roman"/>
-                <w:sz w:val="24"/>
-              </w:rPr>
-            </w:pPr>
-            <w:r>
-              <w:rPr>
-                <w:rFonts w:ascii="Times New Roman" w:hAnsi="Times New Roman"/>
-                <w:sz w:val="24"/>
-              </w:rPr>
-              <w:t>Hardware (Dev)</w:t>
+              <w:jc w:val="both"/>
+              <w:rPr>
+                <w:rFonts w:ascii="Times New Roman" w:hAnsi="Times New Roman"/>
+                <w:sz w:val="24"/>
+              </w:rPr>
+            </w:pPr>
+            <w:r>
+              <w:rPr>
+                <w:rFonts w:ascii="Times New Roman" w:hAnsi="Times New Roman"/>
+                <w:sz w:val="24"/>
+              </w:rPr>
+              <w:t xml:space="preserve">Testing </w:t>
             </w:r>
           </w:p>
         </w:tc>
@@ -16219,24 +17011,322 @@
           <w:p>
             <w:pPr>
               <w:spacing w:after="0" w:line="360" w:lineRule="auto"/>
-              <w:rPr>
-                <w:rFonts w:ascii="Times New Roman" w:hAnsi="Times New Roman"/>
-                <w:sz w:val="24"/>
-              </w:rPr>
-            </w:pPr>
-            <w:r>
-              <w:rPr>
-                <w:rFonts w:ascii="Times New Roman" w:hAnsi="Times New Roman"/>
-                <w:sz w:val="24"/>
-              </w:rPr>
-              <w:t xml:space="preserve">Dell- Intel core i5/LOQ- Intel Core i7/ Asus </w:t>
-            </w:r>
+              <w:jc w:val="both"/>
+              <w:rPr>
+                <w:rFonts w:ascii="Times New Roman" w:hAnsi="Times New Roman"/>
+                <w:sz w:val="24"/>
+              </w:rPr>
+            </w:pPr>
             <w:proofErr w:type="spellStart"/>
             <w:r>
               <w:rPr>
                 <w:rFonts w:ascii="Times New Roman" w:hAnsi="Times New Roman"/>
                 <w:sz w:val="24"/>
               </w:rPr>
+              <w:t>pytest</w:t>
+            </w:r>
+            <w:proofErr w:type="spellEnd"/>
+          </w:p>
+        </w:tc>
+        <w:tc>
+          <w:tcPr>
+            <w:tcW w:w="2254" w:type="dxa"/>
+          </w:tcPr>
+          <w:p>
+            <w:pPr>
+              <w:spacing w:after="0" w:line="360" w:lineRule="auto"/>
+              <w:jc w:val="both"/>
+              <w:rPr>
+                <w:rFonts w:ascii="Times New Roman" w:hAnsi="Times New Roman"/>
+                <w:sz w:val="24"/>
+              </w:rPr>
+            </w:pPr>
+            <w:r>
+              <w:rPr>
+                <w:rFonts w:ascii="Times New Roman" w:hAnsi="Times New Roman"/>
+                <w:sz w:val="24"/>
+              </w:rPr>
+              <w:t>Latest</w:t>
+            </w:r>
+          </w:p>
+        </w:tc>
+        <w:tc>
+          <w:tcPr>
+            <w:tcW w:w="2683" w:type="dxa"/>
+          </w:tcPr>
+          <w:p>
+            <w:pPr>
+              <w:spacing w:after="0" w:line="360" w:lineRule="auto"/>
+              <w:jc w:val="both"/>
+              <w:rPr>
+                <w:rFonts w:ascii="Times New Roman" w:hAnsi="Times New Roman"/>
+                <w:sz w:val="24"/>
+              </w:rPr>
+            </w:pPr>
+            <w:r>
+              <w:rPr>
+                <w:rFonts w:ascii="Times New Roman" w:hAnsi="Times New Roman"/>
+                <w:sz w:val="24"/>
+              </w:rPr>
+              <w:t>Unit and integration testing framework</w:t>
+            </w:r>
+          </w:p>
+        </w:tc>
+      </w:tr>
+      <w:tr>
+        <w:tc>
+          <w:tcPr>
+            <w:tcW w:w="9445" w:type="dxa"/>
+            <w:gridSpan w:val="4"/>
+          </w:tcPr>
+          <w:p>
+            <w:pPr>
+              <w:spacing w:after="0" w:line="360" w:lineRule="auto"/>
+              <w:jc w:val="both"/>
+              <w:rPr>
+                <w:rFonts w:ascii="Times New Roman" w:hAnsi="Times New Roman"/>
+                <w:sz w:val="24"/>
+              </w:rPr>
+            </w:pPr>
+            <w:r>
+              <w:rPr>
+                <w:rFonts w:ascii="Times New Roman" w:hAnsi="Times New Roman"/>
+                <w:sz w:val="24"/>
+              </w:rPr>
+              <w:t>Hardware (</w:t>
+            </w:r>
+            <w:r>
+              <w:rPr>
+                <w:rFonts w:ascii="Times New Roman" w:hAnsi="Times New Roman"/>
+                <w:sz w:val="24"/>
+              </w:rPr>
+              <w:t>Specs</w:t>
+            </w:r>
+            <w:r>
+              <w:rPr>
+                <w:rFonts w:ascii="Times New Roman" w:hAnsi="Times New Roman"/>
+                <w:sz w:val="24"/>
+              </w:rPr>
+              <w:t>)</w:t>
+            </w:r>
+          </w:p>
+        </w:tc>
+      </w:tr>
+      <w:tr>
+        <w:tc>
+          <w:tcPr>
+            <w:tcW w:w="2254" w:type="dxa"/>
+          </w:tcPr>
+          <w:p>
+            <w:pPr>
+              <w:spacing w:after="0" w:line="360" w:lineRule="auto"/>
+              <w:jc w:val="both"/>
+              <w:rPr>
+                <w:rFonts w:ascii="Times New Roman" w:hAnsi="Times New Roman"/>
+                <w:sz w:val="24"/>
+              </w:rPr>
+            </w:pPr>
+            <w:r>
+              <w:rPr>
+                <w:rFonts w:ascii="Times New Roman" w:hAnsi="Times New Roman"/>
+                <w:sz w:val="24"/>
+              </w:rPr>
+              <w:t>Device specs of student 1 – Sujina Tuladhar (E2300582)</w:t>
+            </w:r>
+          </w:p>
+        </w:tc>
+        <w:tc>
+          <w:tcPr>
+            <w:tcW w:w="2254" w:type="dxa"/>
+          </w:tcPr>
+          <w:p>
+            <w:pPr>
+              <w:spacing w:after="0" w:line="360" w:lineRule="auto"/>
+              <w:jc w:val="both"/>
+              <w:rPr>
+                <w:rFonts w:ascii="Times New Roman" w:hAnsi="Times New Roman"/>
+                <w:sz w:val="24"/>
+              </w:rPr>
+            </w:pPr>
+            <w:r>
+              <w:rPr>
+                <w:rFonts w:ascii="Times New Roman" w:hAnsi="Times New Roman"/>
+                <w:sz w:val="24"/>
+              </w:rPr>
+              <w:t xml:space="preserve">Dell Intel Core i5 with </w:t>
+            </w:r>
+            <w:r>
+              <w:rPr>
+                <w:rFonts w:ascii="Times New Roman" w:hAnsi="Times New Roman"/>
+                <w:sz w:val="24"/>
+              </w:rPr>
+              <w:t>12</w:t>
+            </w:r>
+            <w:r>
+              <w:rPr>
+                <w:rFonts w:ascii="Times New Roman" w:hAnsi="Times New Roman"/>
+                <w:sz w:val="24"/>
+              </w:rPr>
+              <w:t>GB RAM and 1 TB SSD</w:t>
+            </w:r>
+          </w:p>
+        </w:tc>
+        <w:tc>
+          <w:tcPr>
+            <w:tcW w:w="2254" w:type="dxa"/>
+          </w:tcPr>
+          <w:p>
+            <w:pPr>
+              <w:spacing w:after="0" w:line="360" w:lineRule="auto"/>
+              <w:jc w:val="both"/>
+              <w:rPr>
+                <w:rFonts w:ascii="Times New Roman" w:hAnsi="Times New Roman"/>
+                <w:sz w:val="24"/>
+              </w:rPr>
+            </w:pPr>
+          </w:p>
+        </w:tc>
+        <w:tc>
+          <w:tcPr>
+            <w:tcW w:w="2683" w:type="dxa"/>
+          </w:tcPr>
+          <w:p>
+            <w:pPr>
+              <w:spacing w:after="0" w:line="360" w:lineRule="auto"/>
+              <w:jc w:val="both"/>
+              <w:rPr>
+                <w:rFonts w:ascii="Times New Roman" w:hAnsi="Times New Roman"/>
+                <w:sz w:val="24"/>
+              </w:rPr>
+            </w:pPr>
+          </w:p>
+        </w:tc>
+      </w:tr>
+      <w:tr>
+        <w:tc>
+          <w:tcPr>
+            <w:tcW w:w="2254" w:type="dxa"/>
+          </w:tcPr>
+          <w:p>
+            <w:pPr>
+              <w:spacing w:after="0" w:line="360" w:lineRule="auto"/>
+              <w:jc w:val="both"/>
+              <w:rPr>
+                <w:rFonts w:ascii="Times New Roman" w:hAnsi="Times New Roman"/>
+                <w:sz w:val="24"/>
+              </w:rPr>
+            </w:pPr>
+            <w:r>
+              <w:rPr>
+                <w:rFonts w:ascii="Times New Roman" w:hAnsi="Times New Roman"/>
+                <w:sz w:val="24"/>
+              </w:rPr>
+              <w:t>Device Specs of Student 2 – Pasang Lama (E2300560)</w:t>
+            </w:r>
+          </w:p>
+        </w:tc>
+        <w:tc>
+          <w:tcPr>
+            <w:tcW w:w="2254" w:type="dxa"/>
+          </w:tcPr>
+          <w:p>
+            <w:pPr>
+              <w:spacing w:after="0" w:line="360" w:lineRule="auto"/>
+              <w:jc w:val="both"/>
+              <w:rPr>
+                <w:rFonts w:ascii="Times New Roman" w:hAnsi="Times New Roman"/>
+                <w:sz w:val="24"/>
+              </w:rPr>
+            </w:pPr>
+            <w:r>
+              <w:rPr>
+                <w:rFonts w:ascii="Times New Roman" w:hAnsi="Times New Roman"/>
+                <w:sz w:val="24"/>
+              </w:rPr>
+              <w:t>LOQ Intel Core i7 with 16GB RAM and 512 SSD</w:t>
+            </w:r>
+          </w:p>
+        </w:tc>
+        <w:tc>
+          <w:tcPr>
+            <w:tcW w:w="2254" w:type="dxa"/>
+          </w:tcPr>
+          <w:p>
+            <w:pPr>
+              <w:spacing w:after="0" w:line="360" w:lineRule="auto"/>
+              <w:jc w:val="both"/>
+              <w:rPr>
+                <w:rFonts w:ascii="Times New Roman" w:hAnsi="Times New Roman"/>
+                <w:sz w:val="24"/>
+              </w:rPr>
+            </w:pPr>
+          </w:p>
+        </w:tc>
+        <w:tc>
+          <w:tcPr>
+            <w:tcW w:w="2683" w:type="dxa"/>
+          </w:tcPr>
+          <w:p>
+            <w:pPr>
+              <w:spacing w:after="0" w:line="360" w:lineRule="auto"/>
+              <w:jc w:val="both"/>
+              <w:rPr>
+                <w:rFonts w:ascii="Times New Roman" w:hAnsi="Times New Roman"/>
+                <w:sz w:val="24"/>
+              </w:rPr>
+            </w:pPr>
+          </w:p>
+        </w:tc>
+      </w:tr>
+      <w:tr>
+        <w:tc>
+          <w:tcPr>
+            <w:tcW w:w="2254" w:type="dxa"/>
+          </w:tcPr>
+          <w:p>
+            <w:pPr>
+              <w:spacing w:after="0" w:line="360" w:lineRule="auto"/>
+              <w:jc w:val="both"/>
+              <w:rPr>
+                <w:rFonts w:ascii="Times New Roman" w:hAnsi="Times New Roman"/>
+                <w:sz w:val="24"/>
+              </w:rPr>
+            </w:pPr>
+            <w:r>
+              <w:rPr>
+                <w:rFonts w:ascii="Times New Roman" w:hAnsi="Times New Roman"/>
+                <w:sz w:val="24"/>
+              </w:rPr>
+              <w:t>Device Specs of student 3 – Manav Rawal</w:t>
+            </w:r>
+          </w:p>
+        </w:tc>
+        <w:tc>
+          <w:tcPr>
+            <w:tcW w:w="2254" w:type="dxa"/>
+          </w:tcPr>
+          <w:p>
+            <w:pPr>
+              <w:spacing w:after="0" w:line="360" w:lineRule="auto"/>
+              <w:jc w:val="both"/>
+              <w:rPr>
+                <w:rFonts w:ascii="Times New Roman" w:hAnsi="Times New Roman"/>
+                <w:sz w:val="24"/>
+              </w:rPr>
+            </w:pPr>
+            <w:r>
+              <w:rPr>
+                <w:rFonts w:ascii="Times New Roman" w:hAnsi="Times New Roman"/>
+                <w:sz w:val="24"/>
+              </w:rPr>
+              <w:t xml:space="preserve">ASUS </w:t>
+            </w:r>
+            <w:proofErr w:type="spellStart"/>
+            <w:r>
+              <w:rPr>
+                <w:rFonts w:ascii="Times New Roman" w:hAnsi="Times New Roman"/>
+                <w:sz w:val="24"/>
+              </w:rPr>
               <w:t>Expertbook</w:t>
             </w:r>
             <w:proofErr w:type="spellEnd"/>
@@ -16245,7 +17335,21 @@
                 <w:rFonts w:ascii="Times New Roman" w:hAnsi="Times New Roman"/>
                 <w:sz w:val="24"/>
               </w:rPr>
-              <w:t xml:space="preserve"> intel core i5</w:t>
+              <w:t xml:space="preserve"> Intel Core i5 with </w:t>
+            </w:r>
+            <w:r>
+              <w:rPr>
+                <w:rFonts w:ascii="Times New Roman" w:hAnsi="Times New Roman"/>
+                <w:sz w:val="24"/>
+              </w:rPr>
+              <w:t>16</w:t>
+            </w:r>
+            <w:r>
+              <w:rPr>
+                <w:rFonts w:ascii="Times New Roman" w:hAnsi="Times New Roman"/>
+                <w:sz w:val="24"/>
+              </w:rPr>
+              <w:t>GB RAM and 512 SSD</w:t>
             </w:r>
           </w:p>
         </w:tc>
@@ -16256,18 +17360,12 @@
           <w:p>
             <w:pPr>
               <w:spacing w:after="0" w:line="360" w:lineRule="auto"/>
-              <w:rPr>
-                <w:rFonts w:ascii="Times New Roman" w:hAnsi="Times New Roman"/>
-                <w:sz w:val="24"/>
-              </w:rPr>
-            </w:pPr>
-            <w:r>
-              <w:rPr>
-                <w:rFonts w:ascii="Times New Roman" w:hAnsi="Times New Roman"/>
-                <w:sz w:val="24"/>
-              </w:rPr>
-              <w:t>-</w:t>
-            </w:r>
+              <w:jc w:val="both"/>
+              <w:rPr>
+                <w:rFonts w:ascii="Times New Roman" w:hAnsi="Times New Roman"/>
+                <w:sz w:val="24"/>
+              </w:rPr>
+            </w:pPr>
           </w:p>
         </w:tc>
         <w:tc>
@@ -16277,6 +17375,7 @@
           <w:p>
             <w:pPr>
               <w:spacing w:after="0" w:line="360" w:lineRule="auto"/>
+              <w:jc w:val="both"/>
               <w:rPr>
                 <w:rFonts w:ascii="Times New Roman" w:hAnsi="Times New Roman"/>
                 <w:sz w:val="24"/>
@@ -16289,6 +17388,7 @@
     <w:p>
       <w:pPr>
         <w:spacing w:line="360" w:lineRule="auto"/>
+        <w:jc w:val="both"/>
         <w:rPr>
           <w:rFonts w:ascii="Times New Roman" w:hAnsi="Times New Roman"/>
           <w:sz w:val="24"/>
@@ -16299,6 +17399,7 @@
       <w:pPr>
         <w:pStyle w:val="Heading2"/>
         <w:spacing w:line="360" w:lineRule="auto"/>
+        <w:jc w:val="both"/>
         <w:rPr>
           <w:rFonts w:ascii="Times New Roman" w:hAnsi="Times New Roman"/>
           <w:sz w:val="24"/>
@@ -16356,6 +17457,7 @@
           <w:p>
             <w:pPr>
               <w:spacing w:after="0" w:line="360" w:lineRule="auto"/>
+              <w:jc w:val="both"/>
               <w:rPr>
                 <w:rFonts w:ascii="Times New Roman" w:hAnsi="Times New Roman"/>
                 <w:b/>
@@ -16379,6 +17481,7 @@
           <w:p>
             <w:pPr>
               <w:spacing w:after="0" w:line="360" w:lineRule="auto"/>
+              <w:jc w:val="both"/>
               <w:rPr>
                 <w:rFonts w:ascii="Times New Roman" w:hAnsi="Times New Roman"/>
                 <w:b/>
@@ -16402,6 +17505,7 @@
           <w:p>
             <w:pPr>
               <w:spacing w:after="0" w:line="360" w:lineRule="auto"/>
+              <w:jc w:val="both"/>
               <w:rPr>
                 <w:rFonts w:ascii="Times New Roman" w:hAnsi="Times New Roman"/>
                 <w:b/>
@@ -16425,6 +17529,7 @@
           <w:p>
             <w:pPr>
               <w:spacing w:after="0" w:line="360" w:lineRule="auto"/>
+              <w:jc w:val="both"/>
               <w:rPr>
                 <w:rFonts w:ascii="Times New Roman" w:hAnsi="Times New Roman"/>
                 <w:b/>
@@ -16450,6 +17555,7 @@
           <w:p>
             <w:pPr>
               <w:spacing w:after="0" w:line="360" w:lineRule="auto"/>
+              <w:jc w:val="both"/>
               <w:rPr>
                 <w:rFonts w:ascii="Times New Roman" w:hAnsi="Times New Roman"/>
                 <w:sz w:val="24"/>
@@ -16471,6 +17577,7 @@
           <w:p>
             <w:pPr>
               <w:spacing w:after="0" w:line="360" w:lineRule="auto"/>
+              <w:jc w:val="both"/>
               <w:rPr>
                 <w:rFonts w:ascii="Times New Roman" w:hAnsi="Times New Roman"/>
                 <w:sz w:val="24"/>
@@ -16492,6 +17599,7 @@
           <w:p>
             <w:pPr>
               <w:spacing w:after="0" w:line="360" w:lineRule="auto"/>
+              <w:jc w:val="both"/>
               <w:rPr>
                 <w:rFonts w:ascii="Times New Roman" w:hAnsi="Times New Roman"/>
                 <w:sz w:val="24"/>
@@ -16513,17 +17621,25 @@
           <w:p>
             <w:pPr>
               <w:spacing w:after="0" w:line="360" w:lineRule="auto"/>
-              <w:rPr>
-                <w:rFonts w:ascii="Times New Roman" w:hAnsi="Times New Roman"/>
-                <w:sz w:val="24"/>
-              </w:rPr>
-            </w:pPr>
-            <w:r>
-              <w:rPr>
-                <w:rFonts w:ascii="Times New Roman" w:hAnsi="Times New Roman"/>
-                <w:sz w:val="24"/>
-              </w:rPr>
-              <w:t>Primary demonstration browser</w:t>
+              <w:jc w:val="both"/>
+              <w:rPr>
+                <w:rFonts w:ascii="Times New Roman" w:hAnsi="Times New Roman"/>
+                <w:sz w:val="24"/>
+              </w:rPr>
+            </w:pPr>
+            <w:r>
+              <w:rPr>
+                <w:rFonts w:ascii="Times New Roman" w:hAnsi="Times New Roman"/>
+                <w:sz w:val="24"/>
+              </w:rPr>
+              <w:t>Primary browser</w:t>
+            </w:r>
+            <w:r>
+              <w:rPr>
+                <w:rFonts w:ascii="Times New Roman" w:hAnsi="Times New Roman"/>
+                <w:sz w:val="24"/>
+              </w:rPr>
+              <w:t xml:space="preserve"> for demonstration</w:t>
             </w:r>
           </w:p>
         </w:tc>
@@ -16536,6 +17652,7 @@
           <w:p>
             <w:pPr>
               <w:spacing w:after="0" w:line="360" w:lineRule="auto"/>
+              <w:jc w:val="both"/>
               <w:rPr>
                 <w:rFonts w:ascii="Times New Roman" w:hAnsi="Times New Roman"/>
                 <w:sz w:val="24"/>
@@ -16557,6 +17674,7 @@
           <w:p>
             <w:pPr>
               <w:spacing w:after="0" w:line="360" w:lineRule="auto"/>
+              <w:jc w:val="both"/>
               <w:rPr>
                 <w:rFonts w:ascii="Times New Roman" w:hAnsi="Times New Roman"/>
                 <w:sz w:val="24"/>
@@ -16578,6 +17696,7 @@
           <w:p>
             <w:pPr>
               <w:spacing w:after="0" w:line="360" w:lineRule="auto"/>
+              <w:jc w:val="both"/>
               <w:rPr>
                 <w:rFonts w:ascii="Times New Roman" w:hAnsi="Times New Roman"/>
                 <w:sz w:val="24"/>
@@ -16599,6 +17718,7 @@
           <w:p>
             <w:pPr>
               <w:spacing w:after="0" w:line="360" w:lineRule="auto"/>
+              <w:jc w:val="both"/>
               <w:rPr>
                 <w:rFonts w:ascii="Times New Roman" w:hAnsi="Times New Roman"/>
                 <w:sz w:val="24"/>
@@ -16622,6 +17742,7 @@
           <w:p>
             <w:pPr>
               <w:spacing w:after="0" w:line="360" w:lineRule="auto"/>
+              <w:jc w:val="both"/>
               <w:rPr>
                 <w:rFonts w:ascii="Times New Roman" w:hAnsi="Times New Roman"/>
                 <w:sz w:val="24"/>
@@ -16643,6 +17764,7 @@
           <w:p>
             <w:pPr>
               <w:spacing w:after="0" w:line="360" w:lineRule="auto"/>
+              <w:jc w:val="both"/>
               <w:rPr>
                 <w:rFonts w:ascii="Times New Roman" w:hAnsi="Times New Roman"/>
                 <w:sz w:val="24"/>
@@ -16659,6 +17781,7 @@
           <w:p>
             <w:pPr>
               <w:spacing w:after="0" w:line="360" w:lineRule="auto"/>
+              <w:jc w:val="both"/>
               <w:rPr>
                 <w:rFonts w:ascii="Times New Roman" w:hAnsi="Times New Roman"/>
                 <w:sz w:val="24"/>
@@ -16680,18 +17803,12 @@
           <w:p>
             <w:pPr>
               <w:spacing w:after="0" w:line="360" w:lineRule="auto"/>
-              <w:rPr>
-                <w:rFonts w:ascii="Times New Roman" w:hAnsi="Times New Roman"/>
-                <w:sz w:val="24"/>
-              </w:rPr>
-            </w:pPr>
-            <w:r>
-              <w:rPr>
-                <w:rFonts w:ascii="Times New Roman" w:hAnsi="Times New Roman"/>
-                <w:sz w:val="24"/>
-              </w:rPr>
-              <w:t>-</w:t>
-            </w:r>
+              <w:jc w:val="both"/>
+              <w:rPr>
+                <w:rFonts w:ascii="Times New Roman" w:hAnsi="Times New Roman"/>
+                <w:sz w:val="24"/>
+              </w:rPr>
+            </w:pPr>
           </w:p>
         </w:tc>
         <w:tc>
@@ -16701,6 +17818,7 @@
           <w:p>
             <w:pPr>
               <w:spacing w:after="0" w:line="360" w:lineRule="auto"/>
+              <w:jc w:val="both"/>
               <w:rPr>
                 <w:rFonts w:ascii="Times New Roman" w:hAnsi="Times New Roman"/>
                 <w:sz w:val="24"/>
@@ -16713,6 +17831,7 @@
     <w:p>
       <w:pPr>
         <w:spacing w:line="360" w:lineRule="auto"/>
+        <w:jc w:val="both"/>
         <w:rPr>
           <w:rFonts w:ascii="Times New Roman" w:hAnsi="Times New Roman"/>
           <w:sz w:val="24"/>
@@ -16722,6 +17841,7 @@
     <w:p>
       <w:pPr>
         <w:spacing w:line="360" w:lineRule="auto"/>
+        <w:jc w:val="both"/>
         <w:rPr>
           <w:rFonts w:ascii="Times New Roman" w:hAnsi="Times New Roman"/>
           <w:sz w:val="24"/>
@@ -16731,51 +17851,7 @@
     <w:p>
       <w:pPr>
         <w:spacing w:line="360" w:lineRule="auto"/>
-        <w:rPr>
-          <w:rFonts w:ascii="Times New Roman" w:hAnsi="Times New Roman"/>
-          <w:sz w:val="24"/>
-        </w:rPr>
-      </w:pPr>
-    </w:p>
-    <w:p>
-      <w:pPr>
-        <w:spacing w:line="360" w:lineRule="auto"/>
-        <w:rPr>
-          <w:rFonts w:ascii="Times New Roman" w:hAnsi="Times New Roman"/>
-          <w:sz w:val="24"/>
-        </w:rPr>
-      </w:pPr>
-    </w:p>
-    <w:p>
-      <w:pPr>
-        <w:spacing w:line="360" w:lineRule="auto"/>
-        <w:rPr>
-          <w:rFonts w:ascii="Times New Roman" w:hAnsi="Times New Roman"/>
-          <w:sz w:val="24"/>
-        </w:rPr>
-      </w:pPr>
-    </w:p>
-    <w:p>
-      <w:pPr>
-        <w:spacing w:line="360" w:lineRule="auto"/>
-        <w:rPr>
-          <w:rFonts w:ascii="Times New Roman" w:hAnsi="Times New Roman"/>
-          <w:sz w:val="24"/>
-        </w:rPr>
-      </w:pPr>
-    </w:p>
-    <w:p>
-      <w:pPr>
-        <w:spacing w:line="360" w:lineRule="auto"/>
-        <w:rPr>
-          <w:rFonts w:ascii="Times New Roman" w:hAnsi="Times New Roman"/>
-          <w:sz w:val="24"/>
-        </w:rPr>
-      </w:pPr>
-    </w:p>
-    <w:p>
-      <w:pPr>
-        <w:spacing w:line="360" w:lineRule="auto"/>
+        <w:jc w:val="both"/>
         <w:rPr>
           <w:rFonts w:ascii="Times New Roman" w:hAnsi="Times New Roman"/>
           <w:sz w:val="24"/>
@@ -16786,6 +17862,7 @@
       <w:pPr>
         <w:pStyle w:val="Heading1"/>
         <w:spacing w:line="360" w:lineRule="auto"/>
+        <w:jc w:val="both"/>
         <w:rPr>
           <w:rFonts w:ascii="Times New Roman" w:hAnsi="Times New Roman"/>
           <w:sz w:val="24"/>
@@ -16822,6 +17899,7 @@
           <w:p>
             <w:pPr>
               <w:spacing w:line="360" w:lineRule="auto"/>
+              <w:jc w:val="both"/>
               <w:rPr>
                 <w:rFonts w:ascii="Times New Roman" w:hAnsi="Times New Roman"/>
                 <w:sz w:val="24"/>
@@ -16843,6 +17921,7 @@
           <w:p>
             <w:pPr>
               <w:spacing w:line="360" w:lineRule="auto"/>
+              <w:jc w:val="both"/>
               <w:rPr>
                 <w:rFonts w:ascii="Times New Roman" w:hAnsi="Times New Roman"/>
                 <w:sz w:val="24"/>
@@ -16864,6 +17943,7 @@
           <w:p>
             <w:pPr>
               <w:spacing w:line="360" w:lineRule="auto"/>
+              <w:jc w:val="both"/>
               <w:rPr>
                 <w:rFonts w:ascii="Times New Roman" w:hAnsi="Times New Roman"/>
                 <w:sz w:val="24"/>
@@ -16885,6 +17965,7 @@
           <w:p>
             <w:pPr>
               <w:spacing w:line="360" w:lineRule="auto"/>
+              <w:jc w:val="both"/>
               <w:rPr>
                 <w:rFonts w:ascii="Times New Roman" w:hAnsi="Times New Roman"/>
                 <w:sz w:val="24"/>
@@ -16908,6 +17989,7 @@
           <w:p>
             <w:pPr>
               <w:spacing w:line="360" w:lineRule="auto"/>
+              <w:jc w:val="both"/>
               <w:rPr>
                 <w:rFonts w:ascii="Times New Roman" w:hAnsi="Times New Roman"/>
                 <w:sz w:val="24"/>
@@ -16929,6 +18011,7 @@
           <w:p>
             <w:pPr>
               <w:spacing w:line="360" w:lineRule="auto"/>
+              <w:jc w:val="both"/>
               <w:rPr>
                 <w:rFonts w:ascii="Times New Roman" w:hAnsi="Times New Roman"/>
                 <w:sz w:val="24"/>
@@ -16950,6 +18033,7 @@
           <w:p>
             <w:pPr>
               <w:spacing w:line="360" w:lineRule="auto"/>
+              <w:jc w:val="both"/>
               <w:rPr>
                 <w:rFonts w:ascii="Times New Roman" w:hAnsi="Times New Roman"/>
                 <w:sz w:val="24"/>
@@ -16971,6 +18055,7 @@
           <w:p>
             <w:pPr>
               <w:spacing w:line="360" w:lineRule="auto"/>
+              <w:jc w:val="both"/>
               <w:rPr>
                 <w:rFonts w:ascii="Times New Roman" w:hAnsi="Times New Roman"/>
                 <w:sz w:val="24"/>
@@ -17015,6 +18100,7 @@
           <w:p>
             <w:pPr>
               <w:spacing w:line="360" w:lineRule="auto"/>
+              <w:jc w:val="both"/>
               <w:rPr>
                 <w:rFonts w:ascii="Times New Roman" w:hAnsi="Times New Roman"/>
                 <w:sz w:val="24"/>
@@ -17031,6 +18117,7 @@
           <w:p>
             <w:pPr>
               <w:spacing w:line="360" w:lineRule="auto"/>
+              <w:jc w:val="both"/>
               <w:rPr>
                 <w:rFonts w:ascii="Times New Roman" w:hAnsi="Times New Roman"/>
                 <w:sz w:val="24"/>
@@ -17052,6 +18139,7 @@
           <w:p>
             <w:pPr>
               <w:spacing w:line="360" w:lineRule="auto"/>
+              <w:jc w:val="both"/>
               <w:rPr>
                 <w:rFonts w:ascii="Times New Roman" w:hAnsi="Times New Roman"/>
                 <w:sz w:val="24"/>
@@ -17073,6 +18161,7 @@
           <w:p>
             <w:pPr>
               <w:spacing w:line="360" w:lineRule="auto"/>
+              <w:jc w:val="both"/>
               <w:rPr>
                 <w:rFonts w:ascii="Times New Roman" w:hAnsi="Times New Roman"/>
                 <w:sz w:val="24"/>
@@ -17094,6 +18183,7 @@
           <w:p>
             <w:pPr>
               <w:spacing w:line="360" w:lineRule="auto"/>
+              <w:jc w:val="both"/>
               <w:rPr>
                 <w:rFonts w:ascii="Times New Roman" w:hAnsi="Times New Roman"/>
                 <w:sz w:val="24"/>
@@ -17138,6 +18228,7 @@
           <w:p>
             <w:pPr>
               <w:spacing w:line="360" w:lineRule="auto"/>
+              <w:jc w:val="both"/>
               <w:rPr>
                 <w:rFonts w:ascii="Times New Roman" w:hAnsi="Times New Roman"/>
                 <w:sz w:val="24"/>
@@ -17159,6 +18250,7 @@
           <w:p>
             <w:pPr>
               <w:spacing w:line="360" w:lineRule="auto"/>
+              <w:jc w:val="both"/>
               <w:rPr>
                 <w:rFonts w:ascii="Times New Roman" w:hAnsi="Times New Roman"/>
                 <w:sz w:val="24"/>
@@ -17180,6 +18272,7 @@
           <w:p>
             <w:pPr>
               <w:spacing w:line="360" w:lineRule="auto"/>
+              <w:jc w:val="both"/>
               <w:rPr>
                 <w:rFonts w:ascii="Times New Roman" w:hAnsi="Times New Roman"/>
                 <w:sz w:val="24"/>
@@ -17201,6 +18294,7 @@
           <w:p>
             <w:pPr>
               <w:spacing w:line="360" w:lineRule="auto"/>
+              <w:jc w:val="both"/>
               <w:rPr>
                 <w:rFonts w:ascii="Times New Roman" w:hAnsi="Times New Roman"/>
                 <w:sz w:val="24"/>
@@ -17259,6 +18353,7 @@
           <w:p>
             <w:pPr>
               <w:spacing w:line="360" w:lineRule="auto"/>
+              <w:jc w:val="both"/>
               <w:rPr>
                 <w:rFonts w:ascii="Times New Roman" w:hAnsi="Times New Roman"/>
                 <w:sz w:val="24"/>
@@ -17280,6 +18375,7 @@
           <w:p>
             <w:pPr>
               <w:spacing w:line="360" w:lineRule="auto"/>
+              <w:jc w:val="both"/>
               <w:rPr>
                 <w:rFonts w:ascii="Times New Roman" w:hAnsi="Times New Roman"/>
                 <w:sz w:val="24"/>
@@ -17322,6 +18418,7 @@
           <w:p>
             <w:pPr>
               <w:spacing w:line="360" w:lineRule="auto"/>
+              <w:jc w:val="both"/>
               <w:rPr>
                 <w:rFonts w:ascii="Times New Roman" w:hAnsi="Times New Roman"/>
                 <w:sz w:val="24"/>
@@ -17343,6 +18440,7 @@
           <w:p>
             <w:pPr>
               <w:spacing w:line="360" w:lineRule="auto"/>
+              <w:jc w:val="both"/>
               <w:rPr>
                 <w:rFonts w:ascii="Times New Roman" w:hAnsi="Times New Roman"/>
                 <w:sz w:val="24"/>
@@ -17394,6 +18492,7 @@
           <w:p>
             <w:pPr>
               <w:spacing w:line="360" w:lineRule="auto"/>
+              <w:jc w:val="both"/>
               <w:rPr>
                 <w:rFonts w:ascii="Times New Roman" w:hAnsi="Times New Roman"/>
                 <w:sz w:val="24"/>
@@ -17415,6 +18514,7 @@
           <w:p>
             <w:pPr>
               <w:spacing w:line="360" w:lineRule="auto"/>
+              <w:jc w:val="both"/>
               <w:rPr>
                 <w:rFonts w:ascii="Times New Roman" w:hAnsi="Times New Roman"/>
                 <w:sz w:val="24"/>
@@ -17445,6 +18545,7 @@
           <w:p>
             <w:pPr>
               <w:spacing w:line="360" w:lineRule="auto"/>
+              <w:jc w:val="both"/>
               <w:rPr>
                 <w:rFonts w:ascii="Times New Roman" w:hAnsi="Times New Roman"/>
                 <w:sz w:val="24"/>
@@ -17466,6 +18567,7 @@
           <w:p>
             <w:pPr>
               <w:spacing w:line="360" w:lineRule="auto"/>
+              <w:jc w:val="both"/>
               <w:rPr>
                 <w:rFonts w:ascii="Times New Roman" w:hAnsi="Times New Roman"/>
                 <w:sz w:val="24"/>
@@ -17545,6 +18647,7 @@
           <w:p>
             <w:pPr>
               <w:spacing w:line="360" w:lineRule="auto"/>
+              <w:jc w:val="both"/>
               <w:rPr>
                 <w:rFonts w:ascii="Times New Roman" w:hAnsi="Times New Roman"/>
                 <w:sz w:val="24"/>
@@ -17566,17 +18669,18 @@
           <w:p>
             <w:pPr>
               <w:spacing w:line="360" w:lineRule="auto"/>
-              <w:rPr>
-                <w:rFonts w:ascii="Times New Roman" w:hAnsi="Times New Roman"/>
-                <w:sz w:val="24"/>
-              </w:rPr>
-            </w:pPr>
-            <w:r>
-              <w:rPr>
-                <w:rFonts w:ascii="Times New Roman" w:hAnsi="Times New Roman"/>
-                <w:sz w:val="24"/>
-              </w:rPr>
-              <w:t xml:space="preserve">Members of the team generate work that is incompatible </w:t>
+              <w:jc w:val="both"/>
+              <w:rPr>
+                <w:rFonts w:ascii="Times New Roman" w:hAnsi="Times New Roman"/>
+                <w:sz w:val="24"/>
+              </w:rPr>
+            </w:pPr>
+            <w:r>
+              <w:rPr>
+                <w:rFonts w:ascii="Times New Roman" w:hAnsi="Times New Roman"/>
+                <w:sz w:val="24"/>
+              </w:rPr>
+              <w:t xml:space="preserve">Members of the team generate work that is incompatible or </w:t>
             </w:r>
             <w:r>
               <w:rPr>
@@ -17584,7 +18688,7 @@
                 <w:sz w:val="24"/>
               </w:rPr>
               <w:lastRenderedPageBreak/>
-              <w:t>or misunderstanding the requirements.</w:t>
+              <w:t>misunderstanding the requirements.</w:t>
             </w:r>
           </w:p>
         </w:tc>
@@ -17595,6 +18699,7 @@
           <w:p>
             <w:pPr>
               <w:spacing w:line="360" w:lineRule="auto"/>
+              <w:jc w:val="both"/>
               <w:rPr>
                 <w:rFonts w:ascii="Times New Roman" w:hAnsi="Times New Roman"/>
                 <w:sz w:val="24"/>
@@ -17617,6 +18722,7 @@
           <w:p>
             <w:pPr>
               <w:spacing w:line="360" w:lineRule="auto"/>
+              <w:jc w:val="both"/>
               <w:rPr>
                 <w:rFonts w:ascii="Times New Roman" w:hAnsi="Times New Roman"/>
                 <w:sz w:val="24"/>
@@ -17661,6 +18767,7 @@
           <w:p>
             <w:pPr>
               <w:spacing w:line="360" w:lineRule="auto"/>
+              <w:jc w:val="both"/>
               <w:rPr>
                 <w:rFonts w:ascii="Times New Roman" w:hAnsi="Times New Roman"/>
                 <w:sz w:val="24"/>
@@ -17682,6 +18789,7 @@
           <w:p>
             <w:pPr>
               <w:spacing w:line="360" w:lineRule="auto"/>
+              <w:jc w:val="both"/>
               <w:rPr>
                 <w:rFonts w:ascii="Times New Roman" w:hAnsi="Times New Roman"/>
                 <w:sz w:val="24"/>
@@ -17703,6 +18811,7 @@
           <w:p>
             <w:pPr>
               <w:spacing w:line="360" w:lineRule="auto"/>
+              <w:jc w:val="both"/>
               <w:rPr>
                 <w:rFonts w:ascii="Times New Roman" w:hAnsi="Times New Roman"/>
                 <w:sz w:val="24"/>
@@ -17724,6 +18833,7 @@
           <w:p>
             <w:pPr>
               <w:spacing w:line="360" w:lineRule="auto"/>
+              <w:jc w:val="both"/>
               <w:rPr>
                 <w:rFonts w:ascii="Times New Roman" w:hAnsi="Times New Roman"/>
                 <w:sz w:val="24"/>
@@ -17785,6 +18895,7 @@
     <w:p>
       <w:pPr>
         <w:spacing w:line="360" w:lineRule="auto"/>
+        <w:jc w:val="both"/>
         <w:rPr>
           <w:rFonts w:ascii="Times New Roman" w:hAnsi="Times New Roman"/>
           <w:sz w:val="24"/>
@@ -17794,6 +18905,7 @@
     <w:p>
       <w:pPr>
         <w:pStyle w:val="Heading1"/>
+        <w:jc w:val="both"/>
         <w:rPr>
           <w:rFonts w:ascii="Times New Roman" w:hAnsi="Times New Roman"/>
           <w:sz w:val="24"/>
@@ -17812,6 +18924,7 @@
     <w:p>
       <w:pPr>
         <w:spacing w:line="360" w:lineRule="auto"/>
+        <w:jc w:val="both"/>
         <w:rPr>
           <w:rFonts w:ascii="Times New Roman" w:hAnsi="Times New Roman"/>
           <w:sz w:val="24"/>
@@ -17831,6 +18944,7 @@
     <w:p>
       <w:pPr>
         <w:pStyle w:val="Heading1"/>
+        <w:jc w:val="both"/>
         <w:rPr>
           <w:rFonts w:ascii="Times New Roman" w:hAnsi="Times New Roman"/>
           <w:sz w:val="24"/>
@@ -17861,6 +18975,7 @@
           <w:numId w:val="6"/>
         </w:numPr>
         <w:spacing w:line="360" w:lineRule="auto"/>
+        <w:jc w:val="both"/>
         <w:rPr>
           <w:rFonts w:ascii="Times New Roman" w:hAnsi="Times New Roman" w:cs="Times New Roman"/>
           <w:sz w:val="24"/>
@@ -17908,6 +19023,7 @@
           <w:numId w:val="6"/>
         </w:numPr>
         <w:spacing w:line="360" w:lineRule="auto"/>
+        <w:jc w:val="both"/>
         <w:rPr>
           <w:rFonts w:ascii="Times New Roman" w:hAnsi="Times New Roman" w:cs="Times New Roman"/>
           <w:sz w:val="24"/>
@@ -17951,6 +19067,7 @@
       <w:pPr>
         <w:pStyle w:val="ListParagraph"/>
         <w:spacing w:line="360" w:lineRule="auto"/>
+        <w:jc w:val="both"/>
         <w:rPr>
           <w:rFonts w:ascii="Times New Roman" w:hAnsi="Times New Roman" w:cs="Times New Roman"/>
           <w:sz w:val="24"/>
@@ -17960,6 +19077,7 @@
     <w:p>
       <w:pPr>
         <w:spacing w:line="360" w:lineRule="auto"/>
+        <w:jc w:val="both"/>
         <w:rPr>
           <w:rFonts w:ascii="Times New Roman" w:hAnsi="Times New Roman"/>
           <w:sz w:val="24"/>
@@ -17969,6 +19087,7 @@
     <w:p>
       <w:pPr>
         <w:spacing w:line="360" w:lineRule="auto"/>
+        <w:jc w:val="both"/>
         <w:rPr>
           <w:rFonts w:ascii="Times New Roman" w:hAnsi="Times New Roman"/>
           <w:sz w:val="24"/>
@@ -17978,6 +19097,7 @@
     <w:p>
       <w:pPr>
         <w:spacing w:line="360" w:lineRule="auto"/>
+        <w:jc w:val="both"/>
         <w:rPr>
           <w:rFonts w:ascii="Times New Roman" w:hAnsi="Times New Roman"/>
           <w:sz w:val="24"/>

--- a/docs/assignment 1 task 1 (Smart Pantry) BIT 216.docx
+++ b/docs/assignment 1 task 1 (Smart Pantry) BIT 216.docx
@@ -4,8 +4,2491 @@
   <w:body>
     <w:p>
       <w:pPr>
+        <w:tabs>
+          <w:tab w:val="left" w:pos="3060"/>
+        </w:tabs>
+        <w:spacing w:after="0"/>
+      </w:pPr>
+      <w:r>
+        <w:rPr>
+          <w:noProof/>
+        </w:rPr>
+        <w:drawing>
+          <wp:inline distT="0" distB="0" distL="0" distR="0" wp14:anchorId="1EC1F248" wp14:editId="15CC0A8D">
+            <wp:extent cx="929640" cy="429651"/>
+            <wp:effectExtent l="0" t="0" r="3810" b="8890"/>
+            <wp:docPr id="2" name="Picture 2"/>
+            <wp:cNvGraphicFramePr>
+              <a:graphicFrameLocks xmlns:a="http://schemas.openxmlformats.org/drawingml/2006/main" noChangeAspect="1"/>
+            </wp:cNvGraphicFramePr>
+            <a:graphic xmlns:a="http://schemas.openxmlformats.org/drawingml/2006/main">
+              <a:graphicData uri="http://schemas.openxmlformats.org/drawingml/2006/picture">
+                <pic:pic xmlns:pic="http://schemas.openxmlformats.org/drawingml/2006/picture">
+                  <pic:nvPicPr>
+                    <pic:cNvPr id="0" name="HELPGroup_Logos_HU.jpg"/>
+                    <pic:cNvPicPr/>
+                  </pic:nvPicPr>
+                  <pic:blipFill>
+                    <a:blip r:embed="rId8" cstate="print">
+                      <a:extLst>
+                        <a:ext uri="{28A0092B-C50C-407E-A947-70E740481C1C}">
+                          <a14:useLocalDpi xmlns:a14="http://schemas.microsoft.com/office/drawing/2010/main" val="0"/>
+                        </a:ext>
+                      </a:extLst>
+                    </a:blip>
+                    <a:stretch>
+                      <a:fillRect/>
+                    </a:stretch>
+                  </pic:blipFill>
+                  <pic:spPr>
+                    <a:xfrm>
+                      <a:off x="0" y="0"/>
+                      <a:ext cx="955585" cy="441642"/>
+                    </a:xfrm>
+                    <a:prstGeom prst="rect">
+                      <a:avLst/>
+                    </a:prstGeom>
+                  </pic:spPr>
+                </pic:pic>
+              </a:graphicData>
+            </a:graphic>
+          </wp:inline>
+        </w:drawing>
+      </w:r>
+      <w:r>
+        <w:rPr>
+          <w:b/>
+          <w:sz w:val="56"/>
+          <w:szCs w:val="56"/>
+        </w:rPr>
+        <w:t>Assignment Cover</w:t>
+      </w:r>
+      <w:r>
+        <w:rPr>
+          <w:b/>
+          <w:sz w:val="56"/>
+          <w:szCs w:val="56"/>
+        </w:rPr>
+        <w:t xml:space="preserve"> </w:t>
+      </w:r>
+      <w:r>
+        <w:rPr>
+          <w:b/>
+          <w:sz w:val="56"/>
+          <w:szCs w:val="56"/>
+        </w:rPr>
+        <w:t>Sheet</w:t>
+      </w:r>
+    </w:p>
+    <w:tbl>
+      <w:tblPr>
+        <w:tblStyle w:val="TableGrid"/>
+        <w:tblW w:w="9288" w:type="dxa"/>
+        <w:tblLook w:val="04A0" w:firstRow="1" w:lastRow="0" w:firstColumn="1" w:lastColumn="0" w:noHBand="0" w:noVBand="1"/>
+      </w:tblPr>
+      <w:tblGrid>
+        <w:gridCol w:w="4428"/>
+        <w:gridCol w:w="2250"/>
+        <w:gridCol w:w="2610"/>
+      </w:tblGrid>
+      <w:tr>
+        <w:trPr>
+          <w:trHeight w:val="432"/>
+        </w:trPr>
+        <w:tc>
+          <w:tcPr>
+            <w:tcW w:w="6678" w:type="dxa"/>
+            <w:gridSpan w:val="2"/>
+            <w:tcBorders>
+              <w:top w:val="single" w:sz="4" w:space="0" w:color="auto"/>
+              <w:left w:val="single" w:sz="4" w:space="0" w:color="auto"/>
+              <w:bottom w:val="single" w:sz="4" w:space="0" w:color="auto"/>
+              <w:right w:val="single" w:sz="4" w:space="0" w:color="auto"/>
+            </w:tcBorders>
+            <w:shd w:val="clear" w:color="auto" w:fill="D9D9D9" w:themeFill="background1" w:themeFillShade="D9"/>
+            <w:vAlign w:val="center"/>
+          </w:tcPr>
+          <w:p>
+            <w:pPr>
+              <w:spacing w:after="0"/>
+              <w:rPr>
+                <w:szCs w:val="22"/>
+              </w:rPr>
+            </w:pPr>
+            <w:r>
+              <w:rPr>
+                <w:b/>
+                <w:szCs w:val="22"/>
+              </w:rPr>
+              <w:t>Student Information (For group assignment, please state names of all members)</w:t>
+            </w:r>
+          </w:p>
+        </w:tc>
+        <w:tc>
+          <w:tcPr>
+            <w:tcW w:w="2610" w:type="dxa"/>
+            <w:tcBorders>
+              <w:top w:val="single" w:sz="4" w:space="0" w:color="auto"/>
+              <w:left w:val="single" w:sz="4" w:space="0" w:color="auto"/>
+              <w:bottom w:val="single" w:sz="4" w:space="0" w:color="auto"/>
+              <w:right w:val="single" w:sz="4" w:space="0" w:color="auto"/>
+            </w:tcBorders>
+            <w:vAlign w:val="center"/>
+          </w:tcPr>
+          <w:p>
+            <w:pPr>
+              <w:spacing w:after="0"/>
+              <w:jc w:val="center"/>
+              <w:rPr>
+                <w:b/>
+                <w:szCs w:val="22"/>
+              </w:rPr>
+            </w:pPr>
+            <w:r>
+              <w:rPr>
+                <w:b/>
+                <w:szCs w:val="22"/>
+              </w:rPr>
+              <w:t>Grade/Marks</w:t>
+            </w:r>
+          </w:p>
+        </w:tc>
+      </w:tr>
+      <w:tr>
+        <w:trPr>
+          <w:trHeight w:val="432"/>
+        </w:trPr>
+        <w:tc>
+          <w:tcPr>
+            <w:tcW w:w="4428" w:type="dxa"/>
+            <w:tcBorders>
+              <w:top w:val="single" w:sz="4" w:space="0" w:color="auto"/>
+            </w:tcBorders>
+            <w:vAlign w:val="center"/>
+          </w:tcPr>
+          <w:p>
+            <w:pPr>
+              <w:spacing w:after="0"/>
+              <w:rPr>
+                <w:b/>
+                <w:szCs w:val="22"/>
+              </w:rPr>
+            </w:pPr>
+            <w:r>
+              <w:rPr>
+                <w:b/>
+                <w:szCs w:val="22"/>
+              </w:rPr>
+              <w:t>Name</w:t>
+            </w:r>
+          </w:p>
+        </w:tc>
+        <w:tc>
+          <w:tcPr>
+            <w:tcW w:w="2250" w:type="dxa"/>
+            <w:tcBorders>
+              <w:top w:val="single" w:sz="4" w:space="0" w:color="auto"/>
+              <w:right w:val="single" w:sz="4" w:space="0" w:color="auto"/>
+            </w:tcBorders>
+            <w:vAlign w:val="center"/>
+          </w:tcPr>
+          <w:p>
+            <w:pPr>
+              <w:spacing w:after="0"/>
+              <w:rPr>
+                <w:b/>
+                <w:szCs w:val="22"/>
+              </w:rPr>
+            </w:pPr>
+            <w:r>
+              <w:rPr>
+                <w:b/>
+                <w:szCs w:val="22"/>
+              </w:rPr>
+              <w:t>ID</w:t>
+            </w:r>
+          </w:p>
+        </w:tc>
+        <w:tc>
+          <w:tcPr>
+            <w:tcW w:w="2610" w:type="dxa"/>
+            <w:tcBorders>
+              <w:top w:val="single" w:sz="4" w:space="0" w:color="auto"/>
+              <w:left w:val="single" w:sz="4" w:space="0" w:color="auto"/>
+              <w:bottom w:val="nil"/>
+              <w:right w:val="single" w:sz="4" w:space="0" w:color="auto"/>
+            </w:tcBorders>
+            <w:vAlign w:val="center"/>
+          </w:tcPr>
+          <w:p>
+            <w:pPr>
+              <w:spacing w:after="0"/>
+              <w:rPr>
+                <w:b/>
+                <w:szCs w:val="22"/>
+              </w:rPr>
+            </w:pPr>
+          </w:p>
+        </w:tc>
+      </w:tr>
+      <w:tr>
+        <w:trPr>
+          <w:trHeight w:val="576"/>
+        </w:trPr>
+        <w:tc>
+          <w:tcPr>
+            <w:tcW w:w="4428" w:type="dxa"/>
+            <w:vAlign w:val="center"/>
+          </w:tcPr>
+          <w:p>
+            <w:pPr>
+              <w:spacing w:after="0"/>
+              <w:rPr>
+                <w:szCs w:val="22"/>
+              </w:rPr>
+            </w:pPr>
+            <w:r>
+              <w:rPr>
+                <w:szCs w:val="22"/>
+              </w:rPr>
+              <w:t>Sujina Tuladhar</w:t>
+            </w:r>
+          </w:p>
+        </w:tc>
+        <w:tc>
+          <w:tcPr>
+            <w:tcW w:w="2250" w:type="dxa"/>
+            <w:tcBorders>
+              <w:right w:val="single" w:sz="4" w:space="0" w:color="auto"/>
+            </w:tcBorders>
+            <w:vAlign w:val="center"/>
+          </w:tcPr>
+          <w:p>
+            <w:pPr>
+              <w:spacing w:after="0"/>
+              <w:rPr>
+                <w:szCs w:val="22"/>
+              </w:rPr>
+            </w:pPr>
+            <w:r>
+              <w:rPr>
+                <w:szCs w:val="22"/>
+              </w:rPr>
+              <w:t>E2300582</w:t>
+            </w:r>
+          </w:p>
+        </w:tc>
+        <w:tc>
+          <w:tcPr>
+            <w:tcW w:w="2610" w:type="dxa"/>
+            <w:tcBorders>
+              <w:top w:val="nil"/>
+              <w:left w:val="single" w:sz="4" w:space="0" w:color="auto"/>
+              <w:bottom w:val="nil"/>
+              <w:right w:val="single" w:sz="4" w:space="0" w:color="auto"/>
+            </w:tcBorders>
+            <w:vAlign w:val="center"/>
+          </w:tcPr>
+          <w:p>
+            <w:pPr>
+              <w:spacing w:after="0"/>
+              <w:rPr>
+                <w:szCs w:val="22"/>
+              </w:rPr>
+            </w:pPr>
+          </w:p>
+        </w:tc>
+      </w:tr>
+      <w:tr>
+        <w:trPr>
+          <w:trHeight w:val="576"/>
+        </w:trPr>
+        <w:tc>
+          <w:tcPr>
+            <w:tcW w:w="4428" w:type="dxa"/>
+            <w:vAlign w:val="center"/>
+          </w:tcPr>
+          <w:p>
+            <w:pPr>
+              <w:spacing w:after="0"/>
+              <w:rPr>
+                <w:szCs w:val="22"/>
+              </w:rPr>
+            </w:pPr>
+            <w:r>
+              <w:rPr>
+                <w:szCs w:val="22"/>
+              </w:rPr>
+              <w:t>Pasang Lama</w:t>
+            </w:r>
+          </w:p>
+        </w:tc>
+        <w:tc>
+          <w:tcPr>
+            <w:tcW w:w="2250" w:type="dxa"/>
+            <w:tcBorders>
+              <w:right w:val="single" w:sz="4" w:space="0" w:color="auto"/>
+            </w:tcBorders>
+            <w:vAlign w:val="center"/>
+          </w:tcPr>
+          <w:p>
+            <w:pPr>
+              <w:spacing w:after="0"/>
+              <w:rPr>
+                <w:szCs w:val="22"/>
+              </w:rPr>
+            </w:pPr>
+            <w:r>
+              <w:rPr>
+                <w:szCs w:val="22"/>
+              </w:rPr>
+              <w:t>E2400050</w:t>
+            </w:r>
+          </w:p>
+        </w:tc>
+        <w:tc>
+          <w:tcPr>
+            <w:tcW w:w="2610" w:type="dxa"/>
+            <w:tcBorders>
+              <w:top w:val="nil"/>
+              <w:left w:val="single" w:sz="4" w:space="0" w:color="auto"/>
+              <w:bottom w:val="nil"/>
+              <w:right w:val="single" w:sz="4" w:space="0" w:color="auto"/>
+            </w:tcBorders>
+            <w:vAlign w:val="center"/>
+          </w:tcPr>
+          <w:p>
+            <w:pPr>
+              <w:spacing w:after="0"/>
+              <w:rPr>
+                <w:szCs w:val="22"/>
+              </w:rPr>
+            </w:pPr>
+          </w:p>
+        </w:tc>
+      </w:tr>
+      <w:tr>
+        <w:trPr>
+          <w:trHeight w:val="576"/>
+        </w:trPr>
+        <w:tc>
+          <w:tcPr>
+            <w:tcW w:w="4428" w:type="dxa"/>
+            <w:vAlign w:val="center"/>
+          </w:tcPr>
+          <w:p>
+            <w:pPr>
+              <w:spacing w:after="0"/>
+              <w:rPr>
+                <w:szCs w:val="22"/>
+              </w:rPr>
+            </w:pPr>
+            <w:r>
+              <w:rPr>
+                <w:szCs w:val="22"/>
+              </w:rPr>
+              <w:t>Manav Rawal</w:t>
+            </w:r>
+          </w:p>
+        </w:tc>
+        <w:tc>
+          <w:tcPr>
+            <w:tcW w:w="2250" w:type="dxa"/>
+            <w:tcBorders>
+              <w:right w:val="single" w:sz="4" w:space="0" w:color="auto"/>
+            </w:tcBorders>
+            <w:vAlign w:val="center"/>
+          </w:tcPr>
+          <w:p>
+            <w:pPr>
+              <w:spacing w:after="0"/>
+              <w:rPr>
+                <w:szCs w:val="22"/>
+              </w:rPr>
+            </w:pPr>
+            <w:r>
+              <w:rPr>
+                <w:szCs w:val="22"/>
+              </w:rPr>
+              <w:t>E2300560</w:t>
+            </w:r>
+          </w:p>
+        </w:tc>
+        <w:tc>
+          <w:tcPr>
+            <w:tcW w:w="2610" w:type="dxa"/>
+            <w:tcBorders>
+              <w:top w:val="nil"/>
+              <w:left w:val="single" w:sz="4" w:space="0" w:color="auto"/>
+              <w:bottom w:val="nil"/>
+              <w:right w:val="single" w:sz="4" w:space="0" w:color="auto"/>
+            </w:tcBorders>
+            <w:vAlign w:val="center"/>
+          </w:tcPr>
+          <w:p>
+            <w:pPr>
+              <w:spacing w:after="0"/>
+              <w:rPr>
+                <w:szCs w:val="22"/>
+              </w:rPr>
+            </w:pPr>
+          </w:p>
+        </w:tc>
+      </w:tr>
+      <w:tr>
+        <w:trPr>
+          <w:trHeight w:val="576"/>
+        </w:trPr>
+        <w:tc>
+          <w:tcPr>
+            <w:tcW w:w="4428" w:type="dxa"/>
+            <w:vAlign w:val="center"/>
+          </w:tcPr>
+          <w:p>
+            <w:pPr>
+              <w:spacing w:after="0"/>
+              <w:rPr>
+                <w:szCs w:val="22"/>
+              </w:rPr>
+            </w:pPr>
+          </w:p>
+        </w:tc>
+        <w:tc>
+          <w:tcPr>
+            <w:tcW w:w="2250" w:type="dxa"/>
+            <w:tcBorders>
+              <w:right w:val="single" w:sz="4" w:space="0" w:color="auto"/>
+            </w:tcBorders>
+            <w:vAlign w:val="center"/>
+          </w:tcPr>
+          <w:p>
+            <w:pPr>
+              <w:spacing w:after="0"/>
+              <w:rPr>
+                <w:szCs w:val="22"/>
+              </w:rPr>
+            </w:pPr>
+          </w:p>
+        </w:tc>
+        <w:tc>
+          <w:tcPr>
+            <w:tcW w:w="2610" w:type="dxa"/>
+            <w:tcBorders>
+              <w:top w:val="nil"/>
+              <w:left w:val="single" w:sz="4" w:space="0" w:color="auto"/>
+              <w:bottom w:val="nil"/>
+              <w:right w:val="single" w:sz="4" w:space="0" w:color="auto"/>
+            </w:tcBorders>
+            <w:vAlign w:val="center"/>
+          </w:tcPr>
+          <w:p>
+            <w:pPr>
+              <w:spacing w:after="0"/>
+              <w:rPr>
+                <w:szCs w:val="22"/>
+              </w:rPr>
+            </w:pPr>
+          </w:p>
+        </w:tc>
+      </w:tr>
+      <w:tr>
+        <w:trPr>
+          <w:trHeight w:val="576"/>
+        </w:trPr>
+        <w:tc>
+          <w:tcPr>
+            <w:tcW w:w="4428" w:type="dxa"/>
+            <w:vAlign w:val="center"/>
+          </w:tcPr>
+          <w:p>
+            <w:pPr>
+              <w:spacing w:after="0"/>
+              <w:rPr>
+                <w:szCs w:val="22"/>
+              </w:rPr>
+            </w:pPr>
+          </w:p>
+        </w:tc>
+        <w:tc>
+          <w:tcPr>
+            <w:tcW w:w="2250" w:type="dxa"/>
+            <w:tcBorders>
+              <w:right w:val="single" w:sz="4" w:space="0" w:color="auto"/>
+            </w:tcBorders>
+            <w:vAlign w:val="center"/>
+          </w:tcPr>
+          <w:p>
+            <w:pPr>
+              <w:spacing w:after="0"/>
+              <w:rPr>
+                <w:szCs w:val="22"/>
+              </w:rPr>
+            </w:pPr>
+          </w:p>
+        </w:tc>
+        <w:tc>
+          <w:tcPr>
+            <w:tcW w:w="2610" w:type="dxa"/>
+            <w:tcBorders>
+              <w:top w:val="nil"/>
+              <w:left w:val="single" w:sz="4" w:space="0" w:color="auto"/>
+              <w:bottom w:val="nil"/>
+              <w:right w:val="single" w:sz="4" w:space="0" w:color="auto"/>
+            </w:tcBorders>
+            <w:vAlign w:val="center"/>
+          </w:tcPr>
+          <w:p>
+            <w:pPr>
+              <w:spacing w:after="0"/>
+              <w:rPr>
+                <w:szCs w:val="22"/>
+              </w:rPr>
+            </w:pPr>
+          </w:p>
+        </w:tc>
+      </w:tr>
+      <w:tr>
+        <w:trPr>
+          <w:trHeight w:val="576"/>
+        </w:trPr>
+        <w:tc>
+          <w:tcPr>
+            <w:tcW w:w="4428" w:type="dxa"/>
+            <w:vAlign w:val="center"/>
+          </w:tcPr>
+          <w:p>
+            <w:pPr>
+              <w:spacing w:after="0"/>
+              <w:rPr>
+                <w:szCs w:val="22"/>
+              </w:rPr>
+            </w:pPr>
+          </w:p>
+        </w:tc>
+        <w:tc>
+          <w:tcPr>
+            <w:tcW w:w="2250" w:type="dxa"/>
+            <w:tcBorders>
+              <w:right w:val="single" w:sz="4" w:space="0" w:color="auto"/>
+            </w:tcBorders>
+            <w:vAlign w:val="center"/>
+          </w:tcPr>
+          <w:p>
+            <w:pPr>
+              <w:spacing w:after="0"/>
+              <w:rPr>
+                <w:szCs w:val="22"/>
+              </w:rPr>
+            </w:pPr>
+          </w:p>
+        </w:tc>
+        <w:tc>
+          <w:tcPr>
+            <w:tcW w:w="2610" w:type="dxa"/>
+            <w:tcBorders>
+              <w:top w:val="nil"/>
+              <w:left w:val="single" w:sz="4" w:space="0" w:color="auto"/>
+              <w:bottom w:val="nil"/>
+              <w:right w:val="single" w:sz="4" w:space="0" w:color="auto"/>
+            </w:tcBorders>
+            <w:vAlign w:val="center"/>
+          </w:tcPr>
+          <w:p>
+            <w:pPr>
+              <w:spacing w:after="0"/>
+              <w:rPr>
+                <w:szCs w:val="22"/>
+              </w:rPr>
+            </w:pPr>
+          </w:p>
+        </w:tc>
+      </w:tr>
+      <w:tr>
+        <w:trPr>
+          <w:trHeight w:val="576"/>
+        </w:trPr>
+        <w:tc>
+          <w:tcPr>
+            <w:tcW w:w="4428" w:type="dxa"/>
+            <w:vAlign w:val="center"/>
+          </w:tcPr>
+          <w:p>
+            <w:pPr>
+              <w:spacing w:after="0"/>
+              <w:rPr>
+                <w:szCs w:val="22"/>
+              </w:rPr>
+            </w:pPr>
+          </w:p>
+        </w:tc>
+        <w:tc>
+          <w:tcPr>
+            <w:tcW w:w="2250" w:type="dxa"/>
+            <w:tcBorders>
+              <w:right w:val="single" w:sz="4" w:space="0" w:color="auto"/>
+            </w:tcBorders>
+            <w:vAlign w:val="center"/>
+          </w:tcPr>
+          <w:p>
+            <w:pPr>
+              <w:spacing w:after="0"/>
+              <w:rPr>
+                <w:szCs w:val="22"/>
+              </w:rPr>
+            </w:pPr>
+          </w:p>
+        </w:tc>
+        <w:tc>
+          <w:tcPr>
+            <w:tcW w:w="2610" w:type="dxa"/>
+            <w:tcBorders>
+              <w:top w:val="nil"/>
+              <w:left w:val="single" w:sz="4" w:space="0" w:color="auto"/>
+              <w:bottom w:val="single" w:sz="4" w:space="0" w:color="auto"/>
+              <w:right w:val="single" w:sz="4" w:space="0" w:color="auto"/>
+            </w:tcBorders>
+            <w:vAlign w:val="center"/>
+          </w:tcPr>
+          <w:p>
+            <w:pPr>
+              <w:spacing w:after="0"/>
+              <w:rPr>
+                <w:szCs w:val="22"/>
+              </w:rPr>
+            </w:pPr>
+          </w:p>
+        </w:tc>
+      </w:tr>
+    </w:tbl>
+    <w:p>
+      <w:pPr>
+        <w:spacing w:after="0"/>
+        <w:rPr>
+          <w:sz w:val="20"/>
+          <w:szCs w:val="20"/>
+        </w:rPr>
+      </w:pPr>
+    </w:p>
+    <w:tbl>
+      <w:tblPr>
+        <w:tblStyle w:val="TableGrid"/>
+        <w:tblW w:w="9288" w:type="dxa"/>
+        <w:tblLook w:val="04A0" w:firstRow="1" w:lastRow="0" w:firstColumn="1" w:lastColumn="0" w:noHBand="0" w:noVBand="1"/>
+      </w:tblPr>
+      <w:tblGrid>
+        <w:gridCol w:w="2773"/>
+        <w:gridCol w:w="3955"/>
+        <w:gridCol w:w="2560"/>
+      </w:tblGrid>
+      <w:tr>
+        <w:trPr>
+          <w:trHeight w:val="288"/>
+        </w:trPr>
+        <w:tc>
+          <w:tcPr>
+            <w:tcW w:w="6678" w:type="dxa"/>
+            <w:gridSpan w:val="2"/>
+            <w:tcBorders>
+              <w:top w:val="single" w:sz="4" w:space="0" w:color="auto"/>
+              <w:left w:val="single" w:sz="4" w:space="0" w:color="auto"/>
+              <w:bottom w:val="single" w:sz="4" w:space="0" w:color="auto"/>
+              <w:right w:val="single" w:sz="4" w:space="0" w:color="auto"/>
+            </w:tcBorders>
+            <w:shd w:val="clear" w:color="auto" w:fill="D9D9D9" w:themeFill="background1" w:themeFillShade="D9"/>
+            <w:vAlign w:val="center"/>
+          </w:tcPr>
+          <w:p>
+            <w:pPr>
+              <w:spacing w:after="0"/>
+              <w:rPr>
+                <w:szCs w:val="22"/>
+              </w:rPr>
+            </w:pPr>
+            <w:r>
+              <w:rPr>
+                <w:b/>
+                <w:szCs w:val="22"/>
+              </w:rPr>
+              <w:t>Module/Subject Information</w:t>
+            </w:r>
+          </w:p>
+        </w:tc>
+        <w:tc>
+          <w:tcPr>
+            <w:tcW w:w="2610" w:type="dxa"/>
+            <w:tcBorders>
+              <w:top w:val="single" w:sz="4" w:space="0" w:color="auto"/>
+              <w:left w:val="single" w:sz="4" w:space="0" w:color="auto"/>
+              <w:bottom w:val="nil"/>
+              <w:right w:val="single" w:sz="4" w:space="0" w:color="auto"/>
+            </w:tcBorders>
+            <w:vAlign w:val="center"/>
+          </w:tcPr>
+          <w:p>
+            <w:pPr>
+              <w:spacing w:after="0"/>
+              <w:jc w:val="center"/>
+              <w:rPr>
+                <w:b/>
+                <w:szCs w:val="22"/>
+              </w:rPr>
+            </w:pPr>
+            <w:r>
+              <w:rPr>
+                <w:b/>
+                <w:szCs w:val="22"/>
+              </w:rPr>
+              <w:t>Office Acknowledgement</w:t>
+            </w:r>
+          </w:p>
+        </w:tc>
+      </w:tr>
+      <w:tr>
+        <w:trPr>
+          <w:trHeight w:val="432"/>
+        </w:trPr>
+        <w:tc>
+          <w:tcPr>
+            <w:tcW w:w="2448" w:type="dxa"/>
+            <w:tcBorders>
+              <w:top w:val="single" w:sz="4" w:space="0" w:color="auto"/>
+            </w:tcBorders>
+            <w:vAlign w:val="center"/>
+          </w:tcPr>
+          <w:p>
+            <w:pPr>
+              <w:spacing w:after="0"/>
+              <w:rPr>
+                <w:b/>
+                <w:szCs w:val="22"/>
+              </w:rPr>
+            </w:pPr>
+            <w:r>
+              <w:rPr>
+                <w:b/>
+                <w:szCs w:val="22"/>
+              </w:rPr>
+              <w:t>Module/</w:t>
+            </w:r>
+            <w:r>
+              <w:rPr>
+                <w:b/>
+                <w:szCs w:val="22"/>
+              </w:rPr>
+              <w:t>Subject Code</w:t>
+            </w:r>
+          </w:p>
+        </w:tc>
+        <w:tc>
+          <w:tcPr>
+            <w:tcW w:w="4230" w:type="dxa"/>
+            <w:tcBorders>
+              <w:top w:val="single" w:sz="4" w:space="0" w:color="auto"/>
+              <w:right w:val="single" w:sz="4" w:space="0" w:color="auto"/>
+            </w:tcBorders>
+            <w:vAlign w:val="center"/>
+          </w:tcPr>
+          <w:p>
+            <w:pPr>
+              <w:spacing w:after="0"/>
+              <w:rPr>
+                <w:szCs w:val="22"/>
+              </w:rPr>
+            </w:pPr>
+            <w:r>
+              <w:rPr>
+                <w:szCs w:val="22"/>
+              </w:rPr>
+              <w:t>BIT216</w:t>
+            </w:r>
+          </w:p>
+        </w:tc>
+        <w:tc>
+          <w:tcPr>
+            <w:tcW w:w="2610" w:type="dxa"/>
+            <w:tcBorders>
+              <w:top w:val="nil"/>
+              <w:left w:val="single" w:sz="4" w:space="0" w:color="auto"/>
+              <w:bottom w:val="nil"/>
+              <w:right w:val="single" w:sz="4" w:space="0" w:color="auto"/>
+            </w:tcBorders>
+            <w:vAlign w:val="center"/>
+          </w:tcPr>
+          <w:p>
+            <w:pPr>
+              <w:spacing w:after="0"/>
+              <w:rPr>
+                <w:szCs w:val="22"/>
+              </w:rPr>
+            </w:pPr>
+          </w:p>
+        </w:tc>
+      </w:tr>
+      <w:tr>
+        <w:trPr>
+          <w:trHeight w:val="432"/>
+        </w:trPr>
+        <w:tc>
+          <w:tcPr>
+            <w:tcW w:w="2448" w:type="dxa"/>
+            <w:vAlign w:val="center"/>
+          </w:tcPr>
+          <w:p>
+            <w:pPr>
+              <w:spacing w:after="0"/>
+              <w:rPr>
+                <w:b/>
+                <w:szCs w:val="22"/>
+              </w:rPr>
+            </w:pPr>
+            <w:r>
+              <w:rPr>
+                <w:b/>
+                <w:szCs w:val="22"/>
+              </w:rPr>
+              <w:t>Module/</w:t>
+            </w:r>
+            <w:r>
+              <w:rPr>
+                <w:b/>
+                <w:szCs w:val="22"/>
+              </w:rPr>
+              <w:t>Subject Name</w:t>
+            </w:r>
+          </w:p>
+        </w:tc>
+        <w:tc>
+          <w:tcPr>
+            <w:tcW w:w="4230" w:type="dxa"/>
+            <w:tcBorders>
+              <w:right w:val="single" w:sz="4" w:space="0" w:color="auto"/>
+            </w:tcBorders>
+            <w:vAlign w:val="center"/>
+          </w:tcPr>
+          <w:p>
+            <w:pPr>
+              <w:spacing w:after="0"/>
+              <w:rPr>
+                <w:szCs w:val="22"/>
+              </w:rPr>
+            </w:pPr>
+            <w:r>
+              <w:rPr>
+                <w:szCs w:val="22"/>
+              </w:rPr>
+              <w:t>Software Engineering Principles</w:t>
+            </w:r>
+          </w:p>
+        </w:tc>
+        <w:tc>
+          <w:tcPr>
+            <w:tcW w:w="2610" w:type="dxa"/>
+            <w:tcBorders>
+              <w:top w:val="nil"/>
+              <w:left w:val="single" w:sz="4" w:space="0" w:color="auto"/>
+              <w:bottom w:val="nil"/>
+              <w:right w:val="single" w:sz="4" w:space="0" w:color="auto"/>
+            </w:tcBorders>
+            <w:vAlign w:val="center"/>
+          </w:tcPr>
+          <w:p>
+            <w:pPr>
+              <w:spacing w:after="0"/>
+              <w:rPr>
+                <w:szCs w:val="22"/>
+              </w:rPr>
+            </w:pPr>
+          </w:p>
+        </w:tc>
+      </w:tr>
+      <w:tr>
+        <w:trPr>
+          <w:trHeight w:val="432"/>
+        </w:trPr>
+        <w:tc>
+          <w:tcPr>
+            <w:tcW w:w="2448" w:type="dxa"/>
+            <w:vAlign w:val="center"/>
+          </w:tcPr>
+          <w:p>
+            <w:pPr>
+              <w:spacing w:after="0"/>
+              <w:rPr>
+                <w:b/>
+                <w:szCs w:val="22"/>
+              </w:rPr>
+            </w:pPr>
+            <w:r>
+              <w:rPr>
+                <w:b/>
+                <w:szCs w:val="22"/>
+              </w:rPr>
+              <w:t>Lecturer</w:t>
+            </w:r>
+            <w:r>
+              <w:rPr>
+                <w:b/>
+                <w:szCs w:val="22"/>
+              </w:rPr>
+              <w:t>/</w:t>
+            </w:r>
+            <w:r>
+              <w:rPr>
+                <w:b/>
+                <w:szCs w:val="22"/>
+              </w:rPr>
+              <w:t>Tutor</w:t>
+            </w:r>
+            <w:r>
+              <w:rPr>
+                <w:b/>
+                <w:szCs w:val="22"/>
+              </w:rPr>
+              <w:t>/Facilitator</w:t>
+            </w:r>
+          </w:p>
+        </w:tc>
+        <w:tc>
+          <w:tcPr>
+            <w:tcW w:w="4230" w:type="dxa"/>
+            <w:tcBorders>
+              <w:right w:val="single" w:sz="4" w:space="0" w:color="auto"/>
+            </w:tcBorders>
+            <w:vAlign w:val="center"/>
+          </w:tcPr>
+          <w:p>
+            <w:pPr>
+              <w:spacing w:after="0"/>
+              <w:rPr>
+                <w:szCs w:val="22"/>
+              </w:rPr>
+            </w:pPr>
+            <w:r>
+              <w:rPr>
+                <w:szCs w:val="22"/>
+              </w:rPr>
+              <w:t>Mr. Sudeep Lal Bajimaya</w:t>
+            </w:r>
+          </w:p>
+        </w:tc>
+        <w:tc>
+          <w:tcPr>
+            <w:tcW w:w="2610" w:type="dxa"/>
+            <w:tcBorders>
+              <w:top w:val="nil"/>
+              <w:left w:val="single" w:sz="4" w:space="0" w:color="auto"/>
+              <w:bottom w:val="nil"/>
+              <w:right w:val="single" w:sz="4" w:space="0" w:color="auto"/>
+            </w:tcBorders>
+            <w:vAlign w:val="center"/>
+          </w:tcPr>
+          <w:p>
+            <w:pPr>
+              <w:spacing w:after="0"/>
+              <w:rPr>
+                <w:szCs w:val="22"/>
+              </w:rPr>
+            </w:pPr>
+          </w:p>
+        </w:tc>
+      </w:tr>
+      <w:tr>
+        <w:trPr>
+          <w:trHeight w:val="432"/>
+        </w:trPr>
+        <w:tc>
+          <w:tcPr>
+            <w:tcW w:w="2448" w:type="dxa"/>
+            <w:vAlign w:val="center"/>
+          </w:tcPr>
+          <w:p>
+            <w:pPr>
+              <w:spacing w:after="0"/>
+              <w:rPr>
+                <w:b/>
+                <w:szCs w:val="22"/>
+              </w:rPr>
+            </w:pPr>
+            <w:r>
+              <w:rPr>
+                <w:b/>
+                <w:szCs w:val="22"/>
+              </w:rPr>
+              <w:t>Due Date</w:t>
+            </w:r>
+          </w:p>
+        </w:tc>
+        <w:tc>
+          <w:tcPr>
+            <w:tcW w:w="4230" w:type="dxa"/>
+            <w:tcBorders>
+              <w:right w:val="single" w:sz="4" w:space="0" w:color="auto"/>
+            </w:tcBorders>
+            <w:vAlign w:val="center"/>
+          </w:tcPr>
+          <w:p>
+            <w:pPr>
+              <w:spacing w:after="0"/>
+              <w:rPr>
+                <w:szCs w:val="22"/>
+              </w:rPr>
+            </w:pPr>
+            <w:r>
+              <w:rPr>
+                <w:szCs w:val="22"/>
+              </w:rPr>
+              <w:t>12</w:t>
+            </w:r>
+            <w:r>
+              <w:rPr>
+                <w:szCs w:val="22"/>
+                <w:vertAlign w:val="superscript"/>
+              </w:rPr>
+              <w:t>th</w:t>
+            </w:r>
+            <w:r>
+              <w:rPr>
+                <w:szCs w:val="22"/>
+              </w:rPr>
+              <w:t xml:space="preserve"> June 2026</w:t>
+            </w:r>
+          </w:p>
+        </w:tc>
+        <w:tc>
+          <w:tcPr>
+            <w:tcW w:w="2610" w:type="dxa"/>
+            <w:tcBorders>
+              <w:top w:val="nil"/>
+              <w:left w:val="single" w:sz="4" w:space="0" w:color="auto"/>
+              <w:bottom w:val="nil"/>
+              <w:right w:val="single" w:sz="4" w:space="0" w:color="auto"/>
+            </w:tcBorders>
+            <w:vAlign w:val="center"/>
+          </w:tcPr>
+          <w:p>
+            <w:pPr>
+              <w:spacing w:after="0"/>
+              <w:rPr>
+                <w:b/>
+                <w:szCs w:val="22"/>
+              </w:rPr>
+            </w:pPr>
+          </w:p>
+        </w:tc>
+      </w:tr>
+      <w:tr>
+        <w:trPr>
+          <w:trHeight w:val="432"/>
+        </w:trPr>
+        <w:tc>
+          <w:tcPr>
+            <w:tcW w:w="2448" w:type="dxa"/>
+            <w:vAlign w:val="center"/>
+          </w:tcPr>
+          <w:p>
+            <w:pPr>
+              <w:spacing w:after="0"/>
+              <w:rPr>
+                <w:b/>
+                <w:szCs w:val="22"/>
+              </w:rPr>
+            </w:pPr>
+            <w:r>
+              <w:rPr>
+                <w:b/>
+                <w:szCs w:val="22"/>
+              </w:rPr>
+              <w:t>Assignment Title</w:t>
+            </w:r>
+            <w:r>
+              <w:rPr>
+                <w:b/>
+                <w:szCs w:val="22"/>
+              </w:rPr>
+              <w:t>/</w:t>
+            </w:r>
+            <w:r>
+              <w:rPr>
+                <w:b/>
+                <w:szCs w:val="22"/>
+              </w:rPr>
+              <w:t>Topic</w:t>
+            </w:r>
+          </w:p>
+        </w:tc>
+        <w:tc>
+          <w:tcPr>
+            <w:tcW w:w="4230" w:type="dxa"/>
+            <w:tcBorders>
+              <w:right w:val="single" w:sz="4" w:space="0" w:color="auto"/>
+            </w:tcBorders>
+            <w:vAlign w:val="center"/>
+          </w:tcPr>
+          <w:p>
+            <w:pPr>
+              <w:spacing w:after="0"/>
+              <w:rPr>
+                <w:szCs w:val="22"/>
+              </w:rPr>
+            </w:pPr>
+            <w:r>
+              <w:rPr>
+                <w:szCs w:val="22"/>
+              </w:rPr>
+              <w:t>Project Plan Task 1</w:t>
+            </w:r>
+          </w:p>
+        </w:tc>
+        <w:tc>
+          <w:tcPr>
+            <w:tcW w:w="2610" w:type="dxa"/>
+            <w:tcBorders>
+              <w:top w:val="nil"/>
+              <w:left w:val="single" w:sz="4" w:space="0" w:color="auto"/>
+              <w:bottom w:val="nil"/>
+              <w:right w:val="single" w:sz="4" w:space="0" w:color="auto"/>
+            </w:tcBorders>
+            <w:vAlign w:val="center"/>
+          </w:tcPr>
+          <w:p>
+            <w:pPr>
+              <w:spacing w:after="0"/>
+              <w:rPr>
+                <w:b/>
+                <w:szCs w:val="22"/>
+              </w:rPr>
+            </w:pPr>
+          </w:p>
+        </w:tc>
+      </w:tr>
+      <w:tr>
+        <w:trPr>
+          <w:trHeight w:val="432"/>
+        </w:trPr>
+        <w:tc>
+          <w:tcPr>
+            <w:tcW w:w="2448" w:type="dxa"/>
+            <w:vAlign w:val="center"/>
+          </w:tcPr>
+          <w:p>
+            <w:pPr>
+              <w:spacing w:after="0"/>
+              <w:rPr>
+                <w:b/>
+                <w:szCs w:val="22"/>
+              </w:rPr>
+            </w:pPr>
+            <w:r>
+              <w:rPr>
+                <w:b/>
+                <w:szCs w:val="22"/>
+              </w:rPr>
+              <w:t>Intake (where applicable)</w:t>
+            </w:r>
+          </w:p>
+        </w:tc>
+        <w:tc>
+          <w:tcPr>
+            <w:tcW w:w="4230" w:type="dxa"/>
+            <w:tcBorders>
+              <w:right w:val="single" w:sz="4" w:space="0" w:color="auto"/>
+            </w:tcBorders>
+            <w:vAlign w:val="center"/>
+          </w:tcPr>
+          <w:p>
+            <w:pPr>
+              <w:spacing w:after="0"/>
+              <w:rPr>
+                <w:szCs w:val="22"/>
+              </w:rPr>
+            </w:pPr>
+            <w:r>
+              <w:rPr>
+                <w:szCs w:val="22"/>
+              </w:rPr>
+              <w:t>May 2026</w:t>
+            </w:r>
+          </w:p>
+        </w:tc>
+        <w:tc>
+          <w:tcPr>
+            <w:tcW w:w="2610" w:type="dxa"/>
+            <w:tcBorders>
+              <w:top w:val="nil"/>
+              <w:left w:val="single" w:sz="4" w:space="0" w:color="auto"/>
+              <w:bottom w:val="nil"/>
+              <w:right w:val="single" w:sz="4" w:space="0" w:color="auto"/>
+            </w:tcBorders>
+            <w:vAlign w:val="center"/>
+          </w:tcPr>
+          <w:p>
+            <w:pPr>
+              <w:spacing w:after="0"/>
+              <w:rPr>
+                <w:b/>
+                <w:szCs w:val="22"/>
+              </w:rPr>
+            </w:pPr>
+          </w:p>
+        </w:tc>
+      </w:tr>
+      <w:tr>
+        <w:trPr>
+          <w:trHeight w:val="432"/>
+        </w:trPr>
+        <w:tc>
+          <w:tcPr>
+            <w:tcW w:w="2448" w:type="dxa"/>
+            <w:vAlign w:val="center"/>
+          </w:tcPr>
+          <w:p>
+            <w:pPr>
+              <w:spacing w:after="0"/>
+              <w:rPr>
+                <w:b/>
+                <w:szCs w:val="22"/>
+              </w:rPr>
+            </w:pPr>
+            <w:r>
+              <w:rPr>
+                <w:b/>
+                <w:szCs w:val="22"/>
+              </w:rPr>
+              <w:t>Word Count</w:t>
+            </w:r>
+          </w:p>
+        </w:tc>
+        <w:tc>
+          <w:tcPr>
+            <w:tcW w:w="4230" w:type="dxa"/>
+            <w:tcBorders>
+              <w:right w:val="single" w:sz="4" w:space="0" w:color="auto"/>
+            </w:tcBorders>
+            <w:vAlign w:val="center"/>
+          </w:tcPr>
+          <w:p>
+            <w:pPr>
+              <w:spacing w:after="0"/>
+              <w:rPr>
+                <w:szCs w:val="22"/>
+              </w:rPr>
+            </w:pPr>
+            <w:r>
+              <w:rPr>
+                <w:szCs w:val="22"/>
+              </w:rPr>
+              <w:t>2170</w:t>
+            </w:r>
+          </w:p>
+        </w:tc>
+        <w:tc>
+          <w:tcPr>
+            <w:tcW w:w="2610" w:type="dxa"/>
+            <w:tcBorders>
+              <w:top w:val="nil"/>
+              <w:left w:val="single" w:sz="4" w:space="0" w:color="auto"/>
+              <w:bottom w:val="single" w:sz="4" w:space="0" w:color="auto"/>
+              <w:right w:val="single" w:sz="4" w:space="0" w:color="auto"/>
+            </w:tcBorders>
+            <w:vAlign w:val="center"/>
+          </w:tcPr>
+          <w:p>
+            <w:pPr>
+              <w:spacing w:after="0"/>
+              <w:jc w:val="center"/>
+              <w:rPr>
+                <w:b/>
+                <w:szCs w:val="22"/>
+              </w:rPr>
+            </w:pPr>
+            <w:r>
+              <w:rPr>
+                <w:b/>
+                <w:szCs w:val="22"/>
+              </w:rPr>
+              <w:t>Date/Time</w:t>
+            </w:r>
+          </w:p>
+        </w:tc>
+      </w:tr>
+    </w:tbl>
+    <w:p>
+      <w:pPr>
+        <w:tabs>
+          <w:tab w:val="left" w:pos="2340"/>
+          <w:tab w:val="left" w:pos="5040"/>
+        </w:tabs>
+        <w:spacing w:after="0"/>
+        <w:rPr>
+          <w:b/>
+          <w:sz w:val="20"/>
+          <w:szCs w:val="20"/>
+        </w:rPr>
+      </w:pPr>
+      <w:r>
+        <w:rPr>
+          <w:b/>
+          <w:sz w:val="20"/>
+          <w:szCs w:val="20"/>
+        </w:rPr>
+        <w:t>Declaration</w:t>
+      </w:r>
+    </w:p>
+    <w:p>
+      <w:pPr>
+        <w:pStyle w:val="ListParagraph"/>
+        <w:numPr>
+          <w:ilvl w:val="0"/>
+          <w:numId w:val="7"/>
+        </w:numPr>
+        <w:tabs>
+          <w:tab w:val="left" w:pos="2340"/>
+          <w:tab w:val="left" w:pos="5040"/>
+        </w:tabs>
+        <w:spacing w:after="0" w:line="240" w:lineRule="auto"/>
+        <w:ind w:left="360"/>
+        <w:jc w:val="both"/>
+        <w:rPr>
+          <w:sz w:val="20"/>
+          <w:szCs w:val="20"/>
+        </w:rPr>
+      </w:pPr>
+      <w:r>
+        <w:rPr>
+          <w:sz w:val="20"/>
+          <w:szCs w:val="20"/>
+        </w:rPr>
+        <w:t xml:space="preserve">I/We have read and understood the Programme Handbook that explains on </w:t>
+      </w:r>
+      <w:r>
+        <w:rPr>
+          <w:b/>
+          <w:sz w:val="20"/>
+          <w:szCs w:val="20"/>
+        </w:rPr>
+        <w:t>plagiarism</w:t>
+      </w:r>
+      <w:r>
+        <w:rPr>
+          <w:sz w:val="20"/>
+          <w:szCs w:val="20"/>
+        </w:rPr>
+        <w:t>, and I/we testify that, unless otherwise acknowledged, the work submitted herein is entirely my/our own.</w:t>
+      </w:r>
+    </w:p>
+    <w:p>
+      <w:pPr>
+        <w:pStyle w:val="ListParagraph"/>
+        <w:numPr>
+          <w:ilvl w:val="0"/>
+          <w:numId w:val="7"/>
+        </w:numPr>
+        <w:tabs>
+          <w:tab w:val="left" w:pos="2340"/>
+          <w:tab w:val="left" w:pos="5040"/>
+        </w:tabs>
+        <w:spacing w:after="0" w:line="240" w:lineRule="auto"/>
+        <w:ind w:left="360"/>
+        <w:jc w:val="both"/>
+        <w:rPr>
+          <w:sz w:val="20"/>
+          <w:szCs w:val="20"/>
+        </w:rPr>
+      </w:pPr>
+      <w:r>
+        <w:rPr>
+          <w:sz w:val="20"/>
+          <w:szCs w:val="20"/>
+        </w:rPr>
+        <w:t>I/We declare that no part of this assignment has been written for me/us by any other person(s) except where such collaboration has been authorized by the lecturer concerned.</w:t>
+      </w:r>
+    </w:p>
+    <w:p>
+      <w:pPr>
+        <w:pStyle w:val="ListParagraph"/>
+        <w:numPr>
+          <w:ilvl w:val="0"/>
+          <w:numId w:val="7"/>
+        </w:numPr>
+        <w:tabs>
+          <w:tab w:val="left" w:pos="2340"/>
+          <w:tab w:val="left" w:pos="5040"/>
+        </w:tabs>
+        <w:spacing w:after="0" w:line="240" w:lineRule="auto"/>
+        <w:ind w:left="360"/>
+        <w:jc w:val="both"/>
+        <w:rPr>
+          <w:sz w:val="20"/>
+          <w:szCs w:val="20"/>
+        </w:rPr>
+      </w:pPr>
+      <w:r>
+        <w:rPr>
+          <w:sz w:val="20"/>
+          <w:szCs w:val="20"/>
+        </w:rPr>
+        <w:t>I/We authorize the University to test any work submitted by me/us, using text comparison software, for instances of plagiarism. I/We understand this will involve the University or its contractors copying my/our work and storing it on a database to be used in future to test work submitted by others.</w:t>
+      </w:r>
+    </w:p>
+    <w:p>
+      <w:pPr>
+        <w:tabs>
+          <w:tab w:val="left" w:pos="540"/>
+          <w:tab w:val="left" w:pos="2340"/>
+          <w:tab w:val="left" w:pos="5040"/>
+        </w:tabs>
+        <w:spacing w:after="0"/>
+        <w:ind w:left="810" w:hanging="810"/>
+        <w:jc w:val="both"/>
+        <w:rPr>
+          <w:sz w:val="20"/>
+          <w:szCs w:val="20"/>
+        </w:rPr>
+      </w:pPr>
+      <w:r>
+        <w:rPr>
+          <w:sz w:val="20"/>
+          <w:szCs w:val="20"/>
+        </w:rPr>
+        <w:t>Note:</w:t>
+      </w:r>
+      <w:r>
+        <w:rPr>
+          <w:sz w:val="20"/>
+          <w:szCs w:val="20"/>
+        </w:rPr>
+        <w:tab/>
+        <w:t>1) The attachment of this statement on any electronically submitted assignments will be deemed to have the same authority as a signed statement.</w:t>
+      </w:r>
+    </w:p>
+    <w:p>
+      <w:pPr>
+        <w:tabs>
+          <w:tab w:val="left" w:pos="540"/>
+          <w:tab w:val="left" w:pos="2340"/>
+          <w:tab w:val="left" w:pos="5040"/>
+        </w:tabs>
+        <w:spacing w:after="0"/>
+        <w:ind w:left="810" w:hanging="810"/>
+        <w:jc w:val="both"/>
+        <w:rPr>
+          <w:sz w:val="20"/>
+          <w:szCs w:val="20"/>
+        </w:rPr>
+      </w:pPr>
+      <w:r>
+        <w:rPr>
+          <w:sz w:val="20"/>
+          <w:szCs w:val="20"/>
+        </w:rPr>
+        <w:tab/>
+        <w:t>2) The Group Leader signs the declaration on behalf of all members.</w:t>
+      </w:r>
+    </w:p>
+    <w:tbl>
+      <w:tblPr>
+        <w:tblStyle w:val="TableGrid"/>
+        <w:tblW w:w="0" w:type="auto"/>
+        <w:tblLook w:val="04A0" w:firstRow="1" w:lastRow="0" w:firstColumn="1" w:lastColumn="0" w:noHBand="0" w:noVBand="1"/>
+      </w:tblPr>
+      <w:tblGrid>
+        <w:gridCol w:w="6349"/>
+        <w:gridCol w:w="2667"/>
+      </w:tblGrid>
+      <w:tr>
+        <w:trPr>
+          <w:trHeight w:val="432"/>
+        </w:trPr>
+        <w:tc>
+          <w:tcPr>
+            <w:tcW w:w="6480" w:type="dxa"/>
+            <w:tcBorders>
+              <w:bottom w:val="single" w:sz="4" w:space="0" w:color="auto"/>
+            </w:tcBorders>
+            <w:vAlign w:val="center"/>
+          </w:tcPr>
+          <w:p>
+            <w:pPr>
+              <w:spacing w:after="0"/>
+              <w:rPr>
+                <w:szCs w:val="22"/>
+              </w:rPr>
+            </w:pPr>
+            <w:r>
+              <w:rPr>
+                <w:szCs w:val="22"/>
+              </w:rPr>
+              <w:t>Signature</w:t>
+            </w:r>
+            <w:r>
+              <w:rPr>
+                <w:szCs w:val="22"/>
+              </w:rPr>
+              <w:t xml:space="preserve">: Sujina Tuladhar </w:t>
+            </w:r>
+          </w:p>
+        </w:tc>
+        <w:tc>
+          <w:tcPr>
+            <w:tcW w:w="2763" w:type="dxa"/>
+            <w:vAlign w:val="center"/>
+          </w:tcPr>
+          <w:p>
+            <w:pPr>
+              <w:spacing w:after="0"/>
+              <w:rPr>
+                <w:szCs w:val="22"/>
+              </w:rPr>
+            </w:pPr>
+            <w:r>
+              <w:rPr>
+                <w:szCs w:val="22"/>
+              </w:rPr>
+              <w:t>Date</w:t>
+            </w:r>
+            <w:r>
+              <w:rPr>
+                <w:szCs w:val="22"/>
+              </w:rPr>
+              <w:t>: 12</w:t>
+            </w:r>
+            <w:r>
+              <w:rPr>
+                <w:szCs w:val="22"/>
+                <w:vertAlign w:val="superscript"/>
+              </w:rPr>
+              <w:t>th</w:t>
+            </w:r>
+            <w:r>
+              <w:rPr>
+                <w:szCs w:val="22"/>
+              </w:rPr>
+              <w:t xml:space="preserve"> June 2026</w:t>
+            </w:r>
+          </w:p>
+        </w:tc>
+      </w:tr>
+      <w:tr>
+        <w:trPr>
+          <w:trHeight w:val="432"/>
+        </w:trPr>
+        <w:tc>
+          <w:tcPr>
+            <w:tcW w:w="6480" w:type="dxa"/>
+            <w:tcBorders>
+              <w:right w:val="nil"/>
+            </w:tcBorders>
+            <w:vAlign w:val="center"/>
+          </w:tcPr>
+          <w:p>
+            <w:pPr>
+              <w:spacing w:after="0"/>
+              <w:rPr>
+                <w:szCs w:val="22"/>
+              </w:rPr>
+            </w:pPr>
+            <w:r>
+              <w:rPr>
+                <w:szCs w:val="22"/>
+              </w:rPr>
+              <w:t>E-mail: sujina.tuladhar23@midvalley.edu.np</w:t>
+            </w:r>
+          </w:p>
+        </w:tc>
+        <w:tc>
+          <w:tcPr>
+            <w:tcW w:w="2763" w:type="dxa"/>
+            <w:tcBorders>
+              <w:left w:val="nil"/>
+            </w:tcBorders>
+            <w:vAlign w:val="center"/>
+          </w:tcPr>
+          <w:p>
+            <w:pPr>
+              <w:spacing w:after="0"/>
+              <w:rPr>
+                <w:szCs w:val="22"/>
+              </w:rPr>
+            </w:pPr>
+          </w:p>
+        </w:tc>
+      </w:tr>
+    </w:tbl>
+    <w:p>
+      <w:pPr>
+        <w:spacing w:after="0"/>
+        <w:rPr>
+          <w:sz w:val="20"/>
+          <w:szCs w:val="20"/>
+        </w:rPr>
+      </w:pPr>
+      <w:r>
+        <w:rPr>
+          <w:sz w:val="20"/>
+          <w:szCs w:val="20"/>
+        </w:rPr>
+        <w:br w:type="page"/>
+      </w:r>
+    </w:p>
+    <w:tbl>
+      <w:tblPr>
+        <w:tblStyle w:val="TableGrid"/>
+        <w:tblW w:w="0" w:type="auto"/>
+        <w:tblLook w:val="04A0" w:firstRow="1" w:lastRow="0" w:firstColumn="1" w:lastColumn="0" w:noHBand="0" w:noVBand="1"/>
+      </w:tblPr>
+      <w:tblGrid>
+        <w:gridCol w:w="9016"/>
+      </w:tblGrid>
+      <w:tr>
+        <w:tc>
+          <w:tcPr>
+            <w:tcW w:w="9016" w:type="dxa"/>
+            <w:tcBorders>
+              <w:bottom w:val="single" w:sz="4" w:space="0" w:color="auto"/>
+            </w:tcBorders>
+            <w:shd w:val="clear" w:color="auto" w:fill="D9D9D9" w:themeFill="background1" w:themeFillShade="D9"/>
+          </w:tcPr>
+          <w:p>
+            <w:pPr>
+              <w:spacing w:after="0"/>
+              <w:jc w:val="center"/>
+              <w:rPr>
+                <w:b/>
+                <w:szCs w:val="22"/>
+              </w:rPr>
+            </w:pPr>
+            <w:r>
+              <w:rPr>
+                <w:b/>
+                <w:szCs w:val="22"/>
+              </w:rPr>
+              <w:lastRenderedPageBreak/>
+              <w:t>Feedback/Comments</w:t>
+            </w:r>
+            <w:r>
+              <w:rPr>
+                <w:b/>
+                <w:szCs w:val="22"/>
+              </w:rPr>
+              <w:t>*</w:t>
+            </w:r>
+          </w:p>
+        </w:tc>
+      </w:tr>
+      <w:tr>
+        <w:tc>
+          <w:tcPr>
+            <w:tcW w:w="9016" w:type="dxa"/>
+            <w:shd w:val="clear" w:color="auto" w:fill="D9D9D9" w:themeFill="background1" w:themeFillShade="D9"/>
+          </w:tcPr>
+          <w:p>
+            <w:pPr>
+              <w:spacing w:after="0"/>
+              <w:rPr>
+                <w:b/>
+                <w:szCs w:val="22"/>
+              </w:rPr>
+            </w:pPr>
+            <w:r>
+              <w:rPr>
+                <w:b/>
+                <w:szCs w:val="22"/>
+              </w:rPr>
+              <w:t>Main Strength</w:t>
+            </w:r>
+            <w:r>
+              <w:rPr>
+                <w:b/>
+                <w:szCs w:val="22"/>
+              </w:rPr>
+              <w:t>s</w:t>
+            </w:r>
+          </w:p>
+        </w:tc>
+      </w:tr>
+      <w:tr>
+        <w:trPr>
+          <w:trHeight w:val="432"/>
+        </w:trPr>
+        <w:tc>
+          <w:tcPr>
+            <w:tcW w:w="9016" w:type="dxa"/>
+            <w:vAlign w:val="center"/>
+          </w:tcPr>
+          <w:p>
+            <w:pPr>
+              <w:spacing w:after="0"/>
+            </w:pPr>
+          </w:p>
+        </w:tc>
+      </w:tr>
+      <w:tr>
+        <w:trPr>
+          <w:trHeight w:val="432"/>
+        </w:trPr>
+        <w:tc>
+          <w:tcPr>
+            <w:tcW w:w="9016" w:type="dxa"/>
+            <w:vAlign w:val="center"/>
+          </w:tcPr>
+          <w:p>
+            <w:pPr>
+              <w:spacing w:after="0"/>
+            </w:pPr>
+          </w:p>
+        </w:tc>
+      </w:tr>
+      <w:tr>
+        <w:trPr>
+          <w:trHeight w:val="432"/>
+        </w:trPr>
+        <w:tc>
+          <w:tcPr>
+            <w:tcW w:w="9016" w:type="dxa"/>
+            <w:vAlign w:val="center"/>
+          </w:tcPr>
+          <w:p>
+            <w:pPr>
+              <w:spacing w:after="0"/>
+            </w:pPr>
+          </w:p>
+        </w:tc>
+      </w:tr>
+      <w:tr>
+        <w:trPr>
+          <w:trHeight w:val="432"/>
+        </w:trPr>
+        <w:tc>
+          <w:tcPr>
+            <w:tcW w:w="9016" w:type="dxa"/>
+            <w:vAlign w:val="center"/>
+          </w:tcPr>
+          <w:p>
+            <w:pPr>
+              <w:spacing w:after="0"/>
+            </w:pPr>
+          </w:p>
+        </w:tc>
+      </w:tr>
+      <w:tr>
+        <w:trPr>
+          <w:trHeight w:val="432"/>
+        </w:trPr>
+        <w:tc>
+          <w:tcPr>
+            <w:tcW w:w="9016" w:type="dxa"/>
+            <w:vAlign w:val="center"/>
+          </w:tcPr>
+          <w:p>
+            <w:pPr>
+              <w:spacing w:after="0"/>
+            </w:pPr>
+          </w:p>
+        </w:tc>
+      </w:tr>
+      <w:tr>
+        <w:trPr>
+          <w:trHeight w:val="432"/>
+        </w:trPr>
+        <w:tc>
+          <w:tcPr>
+            <w:tcW w:w="9016" w:type="dxa"/>
+            <w:vAlign w:val="center"/>
+          </w:tcPr>
+          <w:p>
+            <w:pPr>
+              <w:spacing w:after="0"/>
+            </w:pPr>
+          </w:p>
+        </w:tc>
+      </w:tr>
+      <w:tr>
+        <w:trPr>
+          <w:trHeight w:val="432"/>
+        </w:trPr>
+        <w:tc>
+          <w:tcPr>
+            <w:tcW w:w="9016" w:type="dxa"/>
+            <w:tcBorders>
+              <w:bottom w:val="single" w:sz="4" w:space="0" w:color="auto"/>
+            </w:tcBorders>
+            <w:vAlign w:val="center"/>
+          </w:tcPr>
+          <w:p>
+            <w:pPr>
+              <w:spacing w:after="0"/>
+            </w:pPr>
+          </w:p>
+        </w:tc>
+      </w:tr>
+      <w:tr>
+        <w:tc>
+          <w:tcPr>
+            <w:tcW w:w="9016" w:type="dxa"/>
+            <w:shd w:val="clear" w:color="auto" w:fill="D9D9D9" w:themeFill="background1" w:themeFillShade="D9"/>
+          </w:tcPr>
+          <w:p>
+            <w:pPr>
+              <w:spacing w:after="0"/>
+              <w:rPr>
+                <w:b/>
+                <w:szCs w:val="22"/>
+              </w:rPr>
+            </w:pPr>
+            <w:r>
+              <w:rPr>
+                <w:b/>
+                <w:szCs w:val="22"/>
+              </w:rPr>
+              <w:t>Main Weakness</w:t>
+            </w:r>
+            <w:r>
+              <w:rPr>
+                <w:b/>
+                <w:szCs w:val="22"/>
+              </w:rPr>
+              <w:t>es</w:t>
+            </w:r>
+          </w:p>
+        </w:tc>
+      </w:tr>
+      <w:tr>
+        <w:trPr>
+          <w:trHeight w:val="432"/>
+        </w:trPr>
+        <w:tc>
+          <w:tcPr>
+            <w:tcW w:w="9016" w:type="dxa"/>
+            <w:vAlign w:val="center"/>
+          </w:tcPr>
+          <w:p>
+            <w:pPr>
+              <w:spacing w:after="0"/>
+            </w:pPr>
+          </w:p>
+        </w:tc>
+      </w:tr>
+      <w:tr>
+        <w:trPr>
+          <w:trHeight w:val="432"/>
+        </w:trPr>
+        <w:tc>
+          <w:tcPr>
+            <w:tcW w:w="9016" w:type="dxa"/>
+            <w:vAlign w:val="center"/>
+          </w:tcPr>
+          <w:p>
+            <w:pPr>
+              <w:spacing w:after="0"/>
+            </w:pPr>
+          </w:p>
+        </w:tc>
+      </w:tr>
+      <w:tr>
+        <w:trPr>
+          <w:trHeight w:val="432"/>
+        </w:trPr>
+        <w:tc>
+          <w:tcPr>
+            <w:tcW w:w="9016" w:type="dxa"/>
+            <w:vAlign w:val="center"/>
+          </w:tcPr>
+          <w:p>
+            <w:pPr>
+              <w:spacing w:after="0"/>
+            </w:pPr>
+          </w:p>
+        </w:tc>
+      </w:tr>
+      <w:tr>
+        <w:trPr>
+          <w:trHeight w:val="432"/>
+        </w:trPr>
+        <w:tc>
+          <w:tcPr>
+            <w:tcW w:w="9016" w:type="dxa"/>
+            <w:vAlign w:val="center"/>
+          </w:tcPr>
+          <w:p>
+            <w:pPr>
+              <w:spacing w:after="0"/>
+            </w:pPr>
+          </w:p>
+        </w:tc>
+      </w:tr>
+      <w:tr>
+        <w:trPr>
+          <w:trHeight w:val="432"/>
+        </w:trPr>
+        <w:tc>
+          <w:tcPr>
+            <w:tcW w:w="9016" w:type="dxa"/>
+            <w:vAlign w:val="center"/>
+          </w:tcPr>
+          <w:p>
+            <w:pPr>
+              <w:spacing w:after="0"/>
+            </w:pPr>
+          </w:p>
+        </w:tc>
+      </w:tr>
+      <w:tr>
+        <w:trPr>
+          <w:trHeight w:val="432"/>
+        </w:trPr>
+        <w:tc>
+          <w:tcPr>
+            <w:tcW w:w="9016" w:type="dxa"/>
+            <w:tcBorders>
+              <w:bottom w:val="single" w:sz="4" w:space="0" w:color="auto"/>
+            </w:tcBorders>
+            <w:vAlign w:val="center"/>
+          </w:tcPr>
+          <w:p>
+            <w:pPr>
+              <w:spacing w:after="0"/>
+            </w:pPr>
+          </w:p>
+        </w:tc>
+      </w:tr>
+      <w:tr>
+        <w:tc>
+          <w:tcPr>
+            <w:tcW w:w="9016" w:type="dxa"/>
+            <w:shd w:val="clear" w:color="auto" w:fill="D9D9D9" w:themeFill="background1" w:themeFillShade="D9"/>
+          </w:tcPr>
+          <w:p>
+            <w:pPr>
+              <w:spacing w:after="0"/>
+              <w:rPr>
+                <w:b/>
+                <w:szCs w:val="22"/>
+              </w:rPr>
+            </w:pPr>
+            <w:r>
+              <w:rPr>
+                <w:b/>
+                <w:szCs w:val="22"/>
+              </w:rPr>
+              <w:t>Suggestion</w:t>
+            </w:r>
+            <w:r>
+              <w:rPr>
+                <w:b/>
+                <w:szCs w:val="22"/>
+              </w:rPr>
+              <w:t>s</w:t>
+            </w:r>
+            <w:r>
+              <w:rPr>
+                <w:b/>
+                <w:szCs w:val="22"/>
+              </w:rPr>
+              <w:t xml:space="preserve"> for improvement</w:t>
+            </w:r>
+          </w:p>
+        </w:tc>
+      </w:tr>
+      <w:tr>
+        <w:trPr>
+          <w:trHeight w:val="432"/>
+        </w:trPr>
+        <w:tc>
+          <w:tcPr>
+            <w:tcW w:w="9016" w:type="dxa"/>
+            <w:vAlign w:val="center"/>
+          </w:tcPr>
+          <w:p>
+            <w:pPr>
+              <w:spacing w:after="0"/>
+            </w:pPr>
+          </w:p>
+        </w:tc>
+      </w:tr>
+      <w:tr>
+        <w:trPr>
+          <w:trHeight w:val="432"/>
+        </w:trPr>
+        <w:tc>
+          <w:tcPr>
+            <w:tcW w:w="9016" w:type="dxa"/>
+            <w:vAlign w:val="center"/>
+          </w:tcPr>
+          <w:p>
+            <w:pPr>
+              <w:spacing w:after="0"/>
+            </w:pPr>
+          </w:p>
+        </w:tc>
+      </w:tr>
+      <w:tr>
+        <w:trPr>
+          <w:trHeight w:val="432"/>
+        </w:trPr>
+        <w:tc>
+          <w:tcPr>
+            <w:tcW w:w="9016" w:type="dxa"/>
+            <w:vAlign w:val="center"/>
+          </w:tcPr>
+          <w:p>
+            <w:pPr>
+              <w:spacing w:after="0"/>
+            </w:pPr>
+          </w:p>
+        </w:tc>
+      </w:tr>
+      <w:tr>
+        <w:trPr>
+          <w:trHeight w:val="432"/>
+        </w:trPr>
+        <w:tc>
+          <w:tcPr>
+            <w:tcW w:w="9016" w:type="dxa"/>
+            <w:vAlign w:val="center"/>
+          </w:tcPr>
+          <w:p>
+            <w:pPr>
+              <w:spacing w:after="0"/>
+            </w:pPr>
+          </w:p>
+        </w:tc>
+      </w:tr>
+      <w:tr>
+        <w:trPr>
+          <w:trHeight w:val="432"/>
+        </w:trPr>
+        <w:tc>
+          <w:tcPr>
+            <w:tcW w:w="9016" w:type="dxa"/>
+            <w:vAlign w:val="center"/>
+          </w:tcPr>
+          <w:p>
+            <w:pPr>
+              <w:spacing w:after="0"/>
+            </w:pPr>
+          </w:p>
+        </w:tc>
+      </w:tr>
+      <w:tr>
+        <w:trPr>
+          <w:trHeight w:val="432"/>
+        </w:trPr>
+        <w:tc>
+          <w:tcPr>
+            <w:tcW w:w="9016" w:type="dxa"/>
+            <w:vAlign w:val="center"/>
+          </w:tcPr>
+          <w:p>
+            <w:pPr>
+              <w:spacing w:after="0"/>
+            </w:pPr>
+          </w:p>
+        </w:tc>
+      </w:tr>
+    </w:tbl>
+    <w:p>
+      <w:pPr>
+        <w:tabs>
+          <w:tab w:val="left" w:pos="6480"/>
+        </w:tabs>
+        <w:spacing w:after="0"/>
+        <w:rPr>
+          <w:sz w:val="16"/>
+          <w:szCs w:val="16"/>
+        </w:rPr>
+      </w:pPr>
+    </w:p>
+    <w:tbl>
+      <w:tblPr>
+        <w:tblStyle w:val="TableGrid"/>
+        <w:tblW w:w="0" w:type="auto"/>
+        <w:tblLook w:val="04A0" w:firstRow="1" w:lastRow="0" w:firstColumn="1" w:lastColumn="0" w:noHBand="0" w:noVBand="1"/>
+      </w:tblPr>
+      <w:tblGrid>
+        <w:gridCol w:w="4299"/>
+        <w:gridCol w:w="4717"/>
+      </w:tblGrid>
+      <w:tr>
+        <w:tc>
+          <w:tcPr>
+            <w:tcW w:w="4428" w:type="dxa"/>
+            <w:vMerge w:val="restart"/>
+            <w:tcBorders>
+              <w:bottom w:val="nil"/>
+            </w:tcBorders>
+          </w:tcPr>
+          <w:p>
+            <w:pPr>
+              <w:spacing w:after="0"/>
+              <w:rPr>
+                <w:b/>
+                <w:szCs w:val="22"/>
+              </w:rPr>
+            </w:pPr>
+          </w:p>
+        </w:tc>
+        <w:tc>
+          <w:tcPr>
+            <w:tcW w:w="4815" w:type="dxa"/>
+            <w:shd w:val="clear" w:color="auto" w:fill="D9D9D9" w:themeFill="background1" w:themeFillShade="D9"/>
+          </w:tcPr>
+          <w:p>
+            <w:pPr>
+              <w:spacing w:after="0"/>
+              <w:rPr>
+                <w:b/>
+                <w:szCs w:val="22"/>
+              </w:rPr>
+            </w:pPr>
+            <w:r>
+              <w:rPr>
+                <w:b/>
+                <w:szCs w:val="22"/>
+              </w:rPr>
+              <w:t>Student a</w:t>
+            </w:r>
+            <w:r>
+              <w:rPr>
+                <w:b/>
+                <w:szCs w:val="22"/>
+              </w:rPr>
+              <w:t>cknowledge feedback/comments</w:t>
+            </w:r>
+          </w:p>
+        </w:tc>
+      </w:tr>
+      <w:tr>
+        <w:trPr>
+          <w:trHeight w:val="898"/>
+        </w:trPr>
+        <w:tc>
+          <w:tcPr>
+            <w:tcW w:w="4428" w:type="dxa"/>
+            <w:vMerge/>
+            <w:tcBorders>
+              <w:bottom w:val="nil"/>
+            </w:tcBorders>
+          </w:tcPr>
+          <w:p>
+            <w:pPr>
+              <w:spacing w:after="0"/>
+            </w:pPr>
+          </w:p>
+        </w:tc>
+        <w:tc>
+          <w:tcPr>
+            <w:tcW w:w="4815" w:type="dxa"/>
+          </w:tcPr>
+          <w:p>
+            <w:pPr>
+              <w:spacing w:after="0"/>
+            </w:pPr>
+          </w:p>
+        </w:tc>
+      </w:tr>
+      <w:tr>
+        <w:trPr>
+          <w:trHeight w:val="432"/>
+        </w:trPr>
+        <w:tc>
+          <w:tcPr>
+            <w:tcW w:w="4428" w:type="dxa"/>
+            <w:tcBorders>
+              <w:top w:val="nil"/>
+            </w:tcBorders>
+            <w:vAlign w:val="center"/>
+          </w:tcPr>
+          <w:p>
+            <w:pPr>
+              <w:spacing w:after="0"/>
+              <w:rPr>
+                <w:szCs w:val="22"/>
+              </w:rPr>
+            </w:pPr>
+            <w:r>
+              <w:rPr>
+                <w:szCs w:val="22"/>
+              </w:rPr>
+              <w:t>Grader</w:t>
+            </w:r>
+            <w:r>
+              <w:rPr>
+                <w:szCs w:val="22"/>
+              </w:rPr>
+              <w:t>’s signature</w:t>
+            </w:r>
+          </w:p>
+        </w:tc>
+        <w:tc>
+          <w:tcPr>
+            <w:tcW w:w="4815" w:type="dxa"/>
+            <w:vAlign w:val="center"/>
+          </w:tcPr>
+          <w:p>
+            <w:pPr>
+              <w:spacing w:after="0"/>
+              <w:rPr>
+                <w:szCs w:val="22"/>
+              </w:rPr>
+            </w:pPr>
+            <w:r>
+              <w:rPr>
+                <w:szCs w:val="22"/>
+              </w:rPr>
+              <w:t>Student’s signature</w:t>
+            </w:r>
+            <w:r>
+              <w:rPr>
+                <w:szCs w:val="22"/>
+              </w:rPr>
+              <w:t>:</w:t>
+            </w:r>
+          </w:p>
+        </w:tc>
+      </w:tr>
+      <w:tr>
+        <w:trPr>
+          <w:trHeight w:val="432"/>
+        </w:trPr>
+        <w:tc>
+          <w:tcPr>
+            <w:tcW w:w="4428" w:type="dxa"/>
+            <w:vAlign w:val="center"/>
+          </w:tcPr>
+          <w:p>
+            <w:pPr>
+              <w:spacing w:after="0"/>
+              <w:rPr>
+                <w:szCs w:val="22"/>
+              </w:rPr>
+            </w:pPr>
+            <w:r>
+              <w:rPr>
+                <w:szCs w:val="22"/>
+              </w:rPr>
+              <w:t>Date</w:t>
+            </w:r>
+            <w:r>
+              <w:rPr>
+                <w:szCs w:val="22"/>
+              </w:rPr>
+              <w:t>:</w:t>
+            </w:r>
+          </w:p>
+        </w:tc>
+        <w:tc>
+          <w:tcPr>
+            <w:tcW w:w="4815" w:type="dxa"/>
+            <w:vAlign w:val="center"/>
+          </w:tcPr>
+          <w:p>
+            <w:pPr>
+              <w:spacing w:after="0"/>
+              <w:rPr>
+                <w:szCs w:val="22"/>
+              </w:rPr>
+            </w:pPr>
+            <w:r>
+              <w:rPr>
+                <w:szCs w:val="22"/>
+              </w:rPr>
+              <w:t>Date</w:t>
+            </w:r>
+            <w:r>
+              <w:rPr>
+                <w:szCs w:val="22"/>
+              </w:rPr>
+              <w:t>:</w:t>
+            </w:r>
+          </w:p>
+        </w:tc>
+      </w:tr>
+    </w:tbl>
+    <w:p>
+      <w:pPr>
+        <w:tabs>
+          <w:tab w:val="left" w:pos="6480"/>
+        </w:tabs>
+        <w:spacing w:after="0"/>
+        <w:rPr>
+          <w:sz w:val="16"/>
+          <w:szCs w:val="16"/>
+        </w:rPr>
+      </w:pPr>
+      <w:r>
+        <w:rPr>
+          <w:sz w:val="16"/>
+          <w:szCs w:val="16"/>
+        </w:rPr>
+        <w:t>Note:</w:t>
+      </w:r>
+    </w:p>
+    <w:p>
+      <w:pPr>
+        <w:pStyle w:val="ListParagraph"/>
+        <w:numPr>
+          <w:ilvl w:val="0"/>
+          <w:numId w:val="8"/>
+        </w:numPr>
+        <w:tabs>
+          <w:tab w:val="left" w:pos="6480"/>
+        </w:tabs>
+        <w:spacing w:after="0" w:line="240" w:lineRule="auto"/>
+        <w:ind w:left="360"/>
+        <w:rPr>
+          <w:sz w:val="18"/>
+          <w:szCs w:val="18"/>
+        </w:rPr>
+      </w:pPr>
+      <w:r>
+        <w:rPr>
+          <w:sz w:val="18"/>
+          <w:szCs w:val="18"/>
+        </w:rPr>
+        <w:t>A soft and hard copy of the assignment shall be submitted.</w:t>
+      </w:r>
+    </w:p>
+    <w:p>
+      <w:pPr>
+        <w:pStyle w:val="ListParagraph"/>
+        <w:numPr>
+          <w:ilvl w:val="0"/>
+          <w:numId w:val="8"/>
+        </w:numPr>
+        <w:tabs>
+          <w:tab w:val="left" w:pos="6480"/>
+        </w:tabs>
+        <w:spacing w:after="0" w:line="240" w:lineRule="auto"/>
+        <w:ind w:left="360"/>
+        <w:rPr>
+          <w:sz w:val="18"/>
+          <w:szCs w:val="18"/>
+        </w:rPr>
+      </w:pPr>
+      <w:r>
+        <w:rPr>
+          <w:sz w:val="18"/>
+          <w:szCs w:val="18"/>
+        </w:rPr>
+        <w:t>The signed copy of the assignment cover sheet shall be retained by the marker.</w:t>
+      </w:r>
+    </w:p>
+    <w:p>
+      <w:pPr>
+        <w:pStyle w:val="ListParagraph"/>
+        <w:numPr>
+          <w:ilvl w:val="0"/>
+          <w:numId w:val="8"/>
+        </w:numPr>
+        <w:tabs>
+          <w:tab w:val="left" w:pos="6480"/>
+        </w:tabs>
+        <w:spacing w:after="0" w:line="240" w:lineRule="auto"/>
+        <w:ind w:left="360"/>
+        <w:rPr>
+          <w:sz w:val="18"/>
+          <w:szCs w:val="18"/>
+        </w:rPr>
+      </w:pPr>
+      <w:r>
+        <w:rPr>
+          <w:sz w:val="18"/>
+          <w:szCs w:val="18"/>
+        </w:rPr>
+        <w:t xml:space="preserve">If the Turnitin report is required, students have to submit it with the assignment. However, departments may allow students up to </w:t>
+      </w:r>
+      <w:r>
+        <w:rPr>
+          <w:b/>
+          <w:sz w:val="18"/>
+          <w:szCs w:val="18"/>
+        </w:rPr>
+        <w:t>THREE</w:t>
+      </w:r>
+      <w:r>
+        <w:rPr>
+          <w:sz w:val="18"/>
+          <w:szCs w:val="18"/>
+        </w:rPr>
+        <w:t xml:space="preserve"> (3) working days after submission of the assignment to submit the Turnitin report. The assignment shall only be marked upon the submission of the Turnitin report.</w:t>
+      </w:r>
+    </w:p>
+    <w:p>
+      <w:pPr>
+        <w:pStyle w:val="ListParagraph"/>
+        <w:tabs>
+          <w:tab w:val="left" w:pos="6480"/>
+        </w:tabs>
+        <w:spacing w:after="0"/>
+        <w:ind w:left="360"/>
+        <w:rPr>
+          <w:sz w:val="16"/>
+          <w:szCs w:val="16"/>
+        </w:rPr>
+      </w:pPr>
+    </w:p>
+    <w:p>
+      <w:pPr>
+        <w:tabs>
+          <w:tab w:val="left" w:pos="3408"/>
+        </w:tabs>
+        <w:spacing w:after="0"/>
+        <w:rPr>
+          <w:sz w:val="18"/>
+          <w:szCs w:val="18"/>
+        </w:rPr>
+      </w:pPr>
+      <w:r>
+        <w:rPr>
+          <w:sz w:val="18"/>
+          <w:szCs w:val="18"/>
+        </w:rPr>
+        <w:t>*Use additional sheets if required.</w:t>
+      </w:r>
+      <w:r>
+        <w:rPr>
+          <w:sz w:val="18"/>
+          <w:szCs w:val="18"/>
+        </w:rPr>
+        <w:tab/>
+      </w:r>
+    </w:p>
+    <w:p>
+      <w:pPr>
+        <w:spacing w:after="0" w:line="240" w:lineRule="auto"/>
+        <w:rPr>
+          <w:rFonts w:ascii="Times New Roman" w:hAnsi="Times New Roman"/>
+          <w:b/>
+          <w:bCs/>
+          <w:sz w:val="24"/>
+        </w:rPr>
+      </w:pPr>
+      <w:r>
+        <w:rPr>
+          <w:rFonts w:ascii="Times New Roman" w:hAnsi="Times New Roman"/>
+          <w:b/>
+          <w:bCs/>
+          <w:sz w:val="24"/>
+        </w:rPr>
+        <w:br w:type="page"/>
+      </w:r>
+    </w:p>
+    <w:p>
+      <w:pPr>
         <w:spacing w:line="360" w:lineRule="auto"/>
-        <w:jc w:val="both"/>
+        <w:jc w:val="center"/>
+        <w:rPr>
+          <w:rFonts w:ascii="Times New Roman" w:hAnsi="Times New Roman"/>
+          <w:b/>
+          <w:bCs/>
+          <w:sz w:val="24"/>
+        </w:rPr>
+      </w:pPr>
+    </w:p>
+    <w:p>
+      <w:pPr>
+        <w:spacing w:line="360" w:lineRule="auto"/>
+        <w:jc w:val="center"/>
         <w:rPr>
           <w:rFonts w:ascii="Times New Roman" w:hAnsi="Times New Roman"/>
           <w:b/>
@@ -44,7 +2527,7 @@
     <w:p>
       <w:pPr>
         <w:spacing w:line="360" w:lineRule="auto"/>
-        <w:jc w:val="both"/>
+        <w:jc w:val="center"/>
         <w:rPr>
           <w:rFonts w:ascii="Times New Roman" w:hAnsi="Times New Roman"/>
           <w:b/>
@@ -65,7 +2548,7 @@
     <w:p>
       <w:pPr>
         <w:spacing w:line="360" w:lineRule="auto"/>
-        <w:jc w:val="both"/>
+        <w:jc w:val="center"/>
         <w:rPr>
           <w:rFonts w:ascii="Times New Roman" w:hAnsi="Times New Roman"/>
           <w:b/>
@@ -73,7 +2556,6 @@
           <w:sz w:val="24"/>
         </w:rPr>
       </w:pPr>
-      <w:proofErr w:type="spellStart"/>
       <w:r>
         <w:rPr>
           <w:rFonts w:ascii="Times New Roman" w:hAnsi="Times New Roman"/>
@@ -81,23 +2563,13 @@
           <w:bCs/>
           <w:sz w:val="24"/>
         </w:rPr>
-        <w:t>SmartPantry</w:t>
-      </w:r>
-      <w:proofErr w:type="spellEnd"/>
-      <w:r>
-        <w:rPr>
-          <w:rFonts w:ascii="Times New Roman" w:hAnsi="Times New Roman"/>
-          <w:b/>
-          <w:bCs/>
-          <w:sz w:val="24"/>
-        </w:rPr>
-        <w:t>- Smart Food Waste Reduction App</w:t>
+        <w:t>SmartPantry- Smart Food Waste Reduction App</w:t>
       </w:r>
     </w:p>
     <w:p>
       <w:pPr>
         <w:spacing w:line="360" w:lineRule="auto"/>
-        <w:jc w:val="both"/>
+        <w:jc w:val="center"/>
         <w:rPr>
           <w:rFonts w:ascii="Times New Roman" w:hAnsi="Times New Roman"/>
           <w:b/>
@@ -109,7 +2581,7 @@
     <w:p>
       <w:pPr>
         <w:spacing w:line="360" w:lineRule="auto"/>
-        <w:jc w:val="both"/>
+        <w:jc w:val="center"/>
         <w:rPr>
           <w:rFonts w:ascii="Times New Roman" w:hAnsi="Times New Roman"/>
           <w:b/>
@@ -121,7 +2593,7 @@
     <w:p>
       <w:pPr>
         <w:spacing w:line="360" w:lineRule="auto"/>
-        <w:jc w:val="both"/>
+        <w:jc w:val="center"/>
         <w:rPr>
           <w:rFonts w:ascii="Times New Roman" w:hAnsi="Times New Roman"/>
           <w:sz w:val="24"/>
@@ -147,7 +2619,7 @@
     <w:p>
       <w:pPr>
         <w:spacing w:line="360" w:lineRule="auto"/>
-        <w:jc w:val="both"/>
+        <w:jc w:val="center"/>
         <w:rPr>
           <w:rFonts w:ascii="Times New Roman" w:hAnsi="Times New Roman"/>
           <w:sz w:val="24"/>
@@ -158,13 +2630,13 @@
           <w:rFonts w:ascii="Times New Roman" w:hAnsi="Times New Roman"/>
           <w:sz w:val="24"/>
         </w:rPr>
-        <w:t xml:space="preserve">                        Pasang Lama (E2400050)</w:t>
+        <w:t>Pasang Lama (E2400050)</w:t>
       </w:r>
     </w:p>
     <w:p>
       <w:pPr>
         <w:spacing w:line="360" w:lineRule="auto"/>
-        <w:jc w:val="both"/>
+        <w:jc w:val="center"/>
         <w:rPr>
           <w:rFonts w:ascii="Times New Roman" w:hAnsi="Times New Roman"/>
           <w:b/>
@@ -177,28 +2649,35 @@
           <w:rFonts w:ascii="Times New Roman" w:hAnsi="Times New Roman"/>
           <w:sz w:val="24"/>
         </w:rPr>
-        <w:t xml:space="preserve">                 </w:t>
+        <w:t>Manav Rawal( E2300560)</w:t>
+      </w:r>
+    </w:p>
+    <w:p>
+      <w:pPr>
+        <w:spacing w:line="360" w:lineRule="auto"/>
+        <w:jc w:val="center"/>
+        <w:rPr>
+          <w:rFonts w:ascii="Times New Roman" w:hAnsi="Times New Roman"/>
+          <w:b/>
+          <w:bCs/>
+          <w:sz w:val="24"/>
+        </w:rPr>
+      </w:pPr>
+      <w:r>
+        <w:rPr>
+          <w:rFonts w:ascii="Times New Roman" w:hAnsi="Times New Roman"/>
+          <w:b/>
+          <w:bCs/>
+          <w:sz w:val="24"/>
+        </w:rPr>
+        <w:t xml:space="preserve">Contact Details: </w:t>
       </w:r>
       <w:r>
         <w:rPr>
           <w:rFonts w:ascii="Times New Roman" w:hAnsi="Times New Roman"/>
           <w:sz w:val="24"/>
         </w:rPr>
-        <w:t xml:space="preserve">      </w:t>
-      </w:r>
-      <w:r>
-        <w:rPr>
-          <w:rFonts w:ascii="Times New Roman" w:hAnsi="Times New Roman"/>
-          <w:sz w:val="24"/>
-        </w:rPr>
-        <w:t xml:space="preserve">  </w:t>
-      </w:r>
-      <w:r>
-        <w:rPr>
-          <w:rFonts w:ascii="Times New Roman" w:hAnsi="Times New Roman"/>
-          <w:sz w:val="24"/>
-        </w:rPr>
-        <w:t>Manav Rawal( E2300560)</w:t>
+        <w:t>sujina.tuladhar23@midvalley.edu.np</w:t>
       </w:r>
       <w:r>
         <w:rPr>
@@ -261,9 +2740,8 @@
             <w:tabs>
               <w:tab w:val="right" w:leader="dot" w:pos="9016"/>
             </w:tabs>
-            <w:jc w:val="both"/>
             <w:rPr>
-              <w:rFonts w:ascii="Times New Roman" w:eastAsiaTheme="minorEastAsia" w:hAnsi="Times New Roman" w:cs="Times New Roman"/>
+              <w:rFonts w:eastAsiaTheme="minorEastAsia" w:cstheme="minorBidi"/>
               <w:noProof/>
               <w:sz w:val="24"/>
               <w:szCs w:val="30"/>
@@ -290,18 +2768,17 @@
             </w:rPr>
             <w:fldChar w:fldCharType="separate"/>
           </w:r>
-          <w:hyperlink w:anchor="_Toc232103146" w:history="1">
+          <w:hyperlink w:anchor="_Toc232155575" w:history="1">
             <w:r>
               <w:rPr>
                 <w:rStyle w:val="Hyperlink"/>
-                <w:rFonts w:ascii="Times New Roman" w:hAnsi="Times New Roman" w:cs="Times New Roman"/>
+                <w:rFonts w:ascii="Times New Roman" w:hAnsi="Times New Roman"/>
                 <w:noProof/>
               </w:rPr>
               <w:t>1.0  Overview</w:t>
             </w:r>
             <w:r>
               <w:rPr>
-                <w:rFonts w:ascii="Times New Roman" w:hAnsi="Times New Roman" w:cs="Times New Roman"/>
                 <w:noProof/>
                 <w:webHidden/>
               </w:rPr>
@@ -309,7 +2786,6 @@
             </w:r>
             <w:r>
               <w:rPr>
-                <w:rFonts w:ascii="Times New Roman" w:hAnsi="Times New Roman" w:cs="Times New Roman"/>
                 <w:noProof/>
                 <w:webHidden/>
               </w:rPr>
@@ -317,22 +2793,19 @@
             </w:r>
             <w:r>
               <w:rPr>
-                <w:rFonts w:ascii="Times New Roman" w:hAnsi="Times New Roman" w:cs="Times New Roman"/>
                 <w:noProof/>
                 <w:webHidden/>
               </w:rPr>
-              <w:instrText xml:space="preserve"> PAGEREF _Toc232103146 \h </w:instrText>
-            </w:r>
-            <w:r>
-              <w:rPr>
-                <w:rFonts w:ascii="Times New Roman" w:hAnsi="Times New Roman" w:cs="Times New Roman"/>
+              <w:instrText xml:space="preserve"> PAGEREF _Toc232155575 \h </w:instrText>
+            </w:r>
+            <w:r>
+              <w:rPr>
                 <w:noProof/>
                 <w:webHidden/>
               </w:rPr>
             </w:r>
             <w:r>
               <w:rPr>
-                <w:rFonts w:ascii="Times New Roman" w:hAnsi="Times New Roman" w:cs="Times New Roman"/>
                 <w:noProof/>
                 <w:webHidden/>
               </w:rPr>
@@ -340,7 +2813,6 @@
             </w:r>
             <w:r>
               <w:rPr>
-                <w:rFonts w:ascii="Times New Roman" w:hAnsi="Times New Roman" w:cs="Times New Roman"/>
                 <w:noProof/>
                 <w:webHidden/>
               </w:rPr>
@@ -348,7 +2820,6 @@
             </w:r>
             <w:r>
               <w:rPr>
-                <w:rFonts w:ascii="Times New Roman" w:hAnsi="Times New Roman" w:cs="Times New Roman"/>
                 <w:noProof/>
                 <w:webHidden/>
               </w:rPr>
@@ -362,26 +2833,24 @@
             <w:tabs>
               <w:tab w:val="right" w:leader="dot" w:pos="9016"/>
             </w:tabs>
-            <w:jc w:val="both"/>
             <w:rPr>
-              <w:rFonts w:ascii="Times New Roman" w:eastAsiaTheme="minorEastAsia" w:hAnsi="Times New Roman" w:cs="Times New Roman"/>
+              <w:rFonts w:eastAsiaTheme="minorEastAsia" w:cstheme="minorBidi"/>
               <w:noProof/>
               <w:sz w:val="24"/>
               <w:szCs w:val="30"/>
             </w:rPr>
           </w:pPr>
-          <w:hyperlink w:anchor="_Toc232103147" w:history="1">
+          <w:hyperlink w:anchor="_Toc232155576" w:history="1">
             <w:r>
               <w:rPr>
                 <w:rStyle w:val="Hyperlink"/>
-                <w:rFonts w:ascii="Times New Roman" w:hAnsi="Times New Roman" w:cs="Times New Roman"/>
+                <w:rFonts w:ascii="Times New Roman" w:hAnsi="Times New Roman"/>
                 <w:noProof/>
               </w:rPr>
               <w:t>2.0  Project Aims</w:t>
             </w:r>
             <w:r>
               <w:rPr>
-                <w:rFonts w:ascii="Times New Roman" w:hAnsi="Times New Roman" w:cs="Times New Roman"/>
                 <w:noProof/>
                 <w:webHidden/>
               </w:rPr>
@@ -389,7 +2858,6 @@
             </w:r>
             <w:r>
               <w:rPr>
-                <w:rFonts w:ascii="Times New Roman" w:hAnsi="Times New Roman" w:cs="Times New Roman"/>
                 <w:noProof/>
                 <w:webHidden/>
               </w:rPr>
@@ -397,22 +2865,19 @@
             </w:r>
             <w:r>
               <w:rPr>
-                <w:rFonts w:ascii="Times New Roman" w:hAnsi="Times New Roman" w:cs="Times New Roman"/>
                 <w:noProof/>
                 <w:webHidden/>
               </w:rPr>
-              <w:instrText xml:space="preserve"> PAGEREF _Toc232103147 \h </w:instrText>
-            </w:r>
-            <w:r>
-              <w:rPr>
-                <w:rFonts w:ascii="Times New Roman" w:hAnsi="Times New Roman" w:cs="Times New Roman"/>
+              <w:instrText xml:space="preserve"> PAGEREF _Toc232155576 \h </w:instrText>
+            </w:r>
+            <w:r>
+              <w:rPr>
                 <w:noProof/>
                 <w:webHidden/>
               </w:rPr>
             </w:r>
             <w:r>
               <w:rPr>
-                <w:rFonts w:ascii="Times New Roman" w:hAnsi="Times New Roman" w:cs="Times New Roman"/>
                 <w:noProof/>
                 <w:webHidden/>
               </w:rPr>
@@ -420,7 +2885,6 @@
             </w:r>
             <w:r>
               <w:rPr>
-                <w:rFonts w:ascii="Times New Roman" w:hAnsi="Times New Roman" w:cs="Times New Roman"/>
                 <w:noProof/>
                 <w:webHidden/>
               </w:rPr>
@@ -428,7 +2892,6 @@
             </w:r>
             <w:r>
               <w:rPr>
-                <w:rFonts w:ascii="Times New Roman" w:hAnsi="Times New Roman" w:cs="Times New Roman"/>
                 <w:noProof/>
                 <w:webHidden/>
               </w:rPr>
@@ -442,26 +2905,24 @@
             <w:tabs>
               <w:tab w:val="right" w:leader="dot" w:pos="9016"/>
             </w:tabs>
-            <w:jc w:val="both"/>
             <w:rPr>
-              <w:rFonts w:ascii="Times New Roman" w:eastAsiaTheme="minorEastAsia" w:hAnsi="Times New Roman" w:cs="Times New Roman"/>
+              <w:rFonts w:eastAsiaTheme="minorEastAsia" w:cstheme="minorBidi"/>
               <w:noProof/>
               <w:sz w:val="24"/>
               <w:szCs w:val="30"/>
             </w:rPr>
           </w:pPr>
-          <w:hyperlink w:anchor="_Toc232103148" w:history="1">
+          <w:hyperlink w:anchor="_Toc232155577" w:history="1">
             <w:r>
               <w:rPr>
                 <w:rStyle w:val="Hyperlink"/>
-                <w:rFonts w:ascii="Times New Roman" w:hAnsi="Times New Roman" w:cs="Times New Roman"/>
+                <w:rFonts w:ascii="Times New Roman" w:hAnsi="Times New Roman"/>
                 <w:noProof/>
               </w:rPr>
               <w:t>3.0  Project Objectives</w:t>
             </w:r>
             <w:r>
               <w:rPr>
-                <w:rFonts w:ascii="Times New Roman" w:hAnsi="Times New Roman" w:cs="Times New Roman"/>
                 <w:noProof/>
                 <w:webHidden/>
               </w:rPr>
@@ -469,7 +2930,6 @@
             </w:r>
             <w:r>
               <w:rPr>
-                <w:rFonts w:ascii="Times New Roman" w:hAnsi="Times New Roman" w:cs="Times New Roman"/>
                 <w:noProof/>
                 <w:webHidden/>
               </w:rPr>
@@ -477,22 +2937,19 @@
             </w:r>
             <w:r>
               <w:rPr>
-                <w:rFonts w:ascii="Times New Roman" w:hAnsi="Times New Roman" w:cs="Times New Roman"/>
                 <w:noProof/>
                 <w:webHidden/>
               </w:rPr>
-              <w:instrText xml:space="preserve"> PAGEREF _Toc232103148 \h </w:instrText>
-            </w:r>
-            <w:r>
-              <w:rPr>
-                <w:rFonts w:ascii="Times New Roman" w:hAnsi="Times New Roman" w:cs="Times New Roman"/>
+              <w:instrText xml:space="preserve"> PAGEREF _Toc232155577 \h </w:instrText>
+            </w:r>
+            <w:r>
+              <w:rPr>
                 <w:noProof/>
                 <w:webHidden/>
               </w:rPr>
             </w:r>
             <w:r>
               <w:rPr>
-                <w:rFonts w:ascii="Times New Roman" w:hAnsi="Times New Roman" w:cs="Times New Roman"/>
                 <w:noProof/>
                 <w:webHidden/>
               </w:rPr>
@@ -500,7 +2957,6 @@
             </w:r>
             <w:r>
               <w:rPr>
-                <w:rFonts w:ascii="Times New Roman" w:hAnsi="Times New Roman" w:cs="Times New Roman"/>
                 <w:noProof/>
                 <w:webHidden/>
               </w:rPr>
@@ -508,7 +2964,6 @@
             </w:r>
             <w:r>
               <w:rPr>
-                <w:rFonts w:ascii="Times New Roman" w:hAnsi="Times New Roman" w:cs="Times New Roman"/>
                 <w:noProof/>
                 <w:webHidden/>
               </w:rPr>
@@ -522,26 +2977,24 @@
             <w:tabs>
               <w:tab w:val="right" w:leader="dot" w:pos="9016"/>
             </w:tabs>
-            <w:jc w:val="both"/>
             <w:rPr>
-              <w:rFonts w:ascii="Times New Roman" w:eastAsiaTheme="minorEastAsia" w:hAnsi="Times New Roman" w:cs="Times New Roman"/>
+              <w:rFonts w:eastAsiaTheme="minorEastAsia" w:cstheme="minorBidi"/>
               <w:noProof/>
               <w:sz w:val="24"/>
               <w:szCs w:val="30"/>
             </w:rPr>
           </w:pPr>
-          <w:hyperlink w:anchor="_Toc232103149" w:history="1">
+          <w:hyperlink w:anchor="_Toc232155578" w:history="1">
             <w:r>
               <w:rPr>
                 <w:rStyle w:val="Hyperlink"/>
-                <w:rFonts w:ascii="Times New Roman" w:hAnsi="Times New Roman" w:cs="Times New Roman"/>
+                <w:rFonts w:ascii="Times New Roman" w:hAnsi="Times New Roman"/>
                 <w:noProof/>
               </w:rPr>
               <w:t>4.0  Project Scope</w:t>
             </w:r>
             <w:r>
               <w:rPr>
-                <w:rFonts w:ascii="Times New Roman" w:hAnsi="Times New Roman" w:cs="Times New Roman"/>
                 <w:noProof/>
                 <w:webHidden/>
               </w:rPr>
@@ -549,7 +3002,6 @@
             </w:r>
             <w:r>
               <w:rPr>
-                <w:rFonts w:ascii="Times New Roman" w:hAnsi="Times New Roman" w:cs="Times New Roman"/>
                 <w:noProof/>
                 <w:webHidden/>
               </w:rPr>
@@ -557,22 +3009,19 @@
             </w:r>
             <w:r>
               <w:rPr>
-                <w:rFonts w:ascii="Times New Roman" w:hAnsi="Times New Roman" w:cs="Times New Roman"/>
                 <w:noProof/>
                 <w:webHidden/>
               </w:rPr>
-              <w:instrText xml:space="preserve"> PAGEREF _Toc232103149 \h </w:instrText>
-            </w:r>
-            <w:r>
-              <w:rPr>
-                <w:rFonts w:ascii="Times New Roman" w:hAnsi="Times New Roman" w:cs="Times New Roman"/>
+              <w:instrText xml:space="preserve"> PAGEREF _Toc232155578 \h </w:instrText>
+            </w:r>
+            <w:r>
+              <w:rPr>
                 <w:noProof/>
                 <w:webHidden/>
               </w:rPr>
             </w:r>
             <w:r>
               <w:rPr>
-                <w:rFonts w:ascii="Times New Roman" w:hAnsi="Times New Roman" w:cs="Times New Roman"/>
                 <w:noProof/>
                 <w:webHidden/>
               </w:rPr>
@@ -580,7 +3029,6 @@
             </w:r>
             <w:r>
               <w:rPr>
-                <w:rFonts w:ascii="Times New Roman" w:hAnsi="Times New Roman" w:cs="Times New Roman"/>
                 <w:noProof/>
                 <w:webHidden/>
               </w:rPr>
@@ -588,7 +3036,6 @@
             </w:r>
             <w:r>
               <w:rPr>
-                <w:rFonts w:ascii="Times New Roman" w:hAnsi="Times New Roman" w:cs="Times New Roman"/>
                 <w:noProof/>
                 <w:webHidden/>
               </w:rPr>
@@ -602,26 +3049,24 @@
             <w:tabs>
               <w:tab w:val="right" w:leader="dot" w:pos="9016"/>
             </w:tabs>
-            <w:jc w:val="both"/>
             <w:rPr>
-              <w:rFonts w:ascii="Times New Roman" w:eastAsiaTheme="minorEastAsia" w:hAnsi="Times New Roman" w:cs="Times New Roman"/>
+              <w:rFonts w:eastAsiaTheme="minorEastAsia" w:cstheme="minorBidi"/>
               <w:noProof/>
               <w:sz w:val="24"/>
               <w:szCs w:val="30"/>
             </w:rPr>
           </w:pPr>
-          <w:hyperlink w:anchor="_Toc232103150" w:history="1">
+          <w:hyperlink w:anchor="_Toc232155579" w:history="1">
             <w:r>
               <w:rPr>
                 <w:rStyle w:val="Hyperlink"/>
-                <w:rFonts w:ascii="Times New Roman" w:hAnsi="Times New Roman" w:cs="Times New Roman"/>
+                <w:rFonts w:ascii="Times New Roman" w:hAnsi="Times New Roman"/>
                 <w:noProof/>
               </w:rPr>
               <w:t>4.1  In Scope</w:t>
             </w:r>
             <w:r>
               <w:rPr>
-                <w:rFonts w:ascii="Times New Roman" w:hAnsi="Times New Roman" w:cs="Times New Roman"/>
                 <w:noProof/>
                 <w:webHidden/>
               </w:rPr>
@@ -629,7 +3074,6 @@
             </w:r>
             <w:r>
               <w:rPr>
-                <w:rFonts w:ascii="Times New Roman" w:hAnsi="Times New Roman" w:cs="Times New Roman"/>
                 <w:noProof/>
                 <w:webHidden/>
               </w:rPr>
@@ -637,22 +3081,19 @@
             </w:r>
             <w:r>
               <w:rPr>
-                <w:rFonts w:ascii="Times New Roman" w:hAnsi="Times New Roman" w:cs="Times New Roman"/>
                 <w:noProof/>
                 <w:webHidden/>
               </w:rPr>
-              <w:instrText xml:space="preserve"> PAGEREF _Toc232103150 \h </w:instrText>
-            </w:r>
-            <w:r>
-              <w:rPr>
-                <w:rFonts w:ascii="Times New Roman" w:hAnsi="Times New Roman" w:cs="Times New Roman"/>
+              <w:instrText xml:space="preserve"> PAGEREF _Toc232155579 \h </w:instrText>
+            </w:r>
+            <w:r>
+              <w:rPr>
                 <w:noProof/>
                 <w:webHidden/>
               </w:rPr>
             </w:r>
             <w:r>
               <w:rPr>
-                <w:rFonts w:ascii="Times New Roman" w:hAnsi="Times New Roman" w:cs="Times New Roman"/>
                 <w:noProof/>
                 <w:webHidden/>
               </w:rPr>
@@ -660,7 +3101,6 @@
             </w:r>
             <w:r>
               <w:rPr>
-                <w:rFonts w:ascii="Times New Roman" w:hAnsi="Times New Roman" w:cs="Times New Roman"/>
                 <w:noProof/>
                 <w:webHidden/>
               </w:rPr>
@@ -668,7 +3108,6 @@
             </w:r>
             <w:r>
               <w:rPr>
-                <w:rFonts w:ascii="Times New Roman" w:hAnsi="Times New Roman" w:cs="Times New Roman"/>
                 <w:noProof/>
                 <w:webHidden/>
               </w:rPr>
@@ -682,26 +3121,24 @@
             <w:tabs>
               <w:tab w:val="right" w:leader="dot" w:pos="9016"/>
             </w:tabs>
-            <w:jc w:val="both"/>
             <w:rPr>
-              <w:rFonts w:ascii="Times New Roman" w:eastAsiaTheme="minorEastAsia" w:hAnsi="Times New Roman" w:cs="Times New Roman"/>
+              <w:rFonts w:eastAsiaTheme="minorEastAsia" w:cstheme="minorBidi"/>
               <w:noProof/>
               <w:sz w:val="24"/>
               <w:szCs w:val="30"/>
             </w:rPr>
           </w:pPr>
-          <w:hyperlink w:anchor="_Toc232103151" w:history="1">
+          <w:hyperlink w:anchor="_Toc232155580" w:history="1">
             <w:r>
               <w:rPr>
                 <w:rStyle w:val="Hyperlink"/>
-                <w:rFonts w:ascii="Times New Roman" w:hAnsi="Times New Roman" w:cs="Times New Roman"/>
+                <w:rFonts w:ascii="Times New Roman" w:hAnsi="Times New Roman"/>
                 <w:noProof/>
               </w:rPr>
               <w:t>4.2  Out of Scope</w:t>
             </w:r>
             <w:r>
               <w:rPr>
-                <w:rFonts w:ascii="Times New Roman" w:hAnsi="Times New Roman" w:cs="Times New Roman"/>
                 <w:noProof/>
                 <w:webHidden/>
               </w:rPr>
@@ -709,7 +3146,6 @@
             </w:r>
             <w:r>
               <w:rPr>
-                <w:rFonts w:ascii="Times New Roman" w:hAnsi="Times New Roman" w:cs="Times New Roman"/>
                 <w:noProof/>
                 <w:webHidden/>
               </w:rPr>
@@ -717,22 +3153,19 @@
             </w:r>
             <w:r>
               <w:rPr>
-                <w:rFonts w:ascii="Times New Roman" w:hAnsi="Times New Roman" w:cs="Times New Roman"/>
                 <w:noProof/>
                 <w:webHidden/>
               </w:rPr>
-              <w:instrText xml:space="preserve"> PAGEREF _Toc232103151 \h </w:instrText>
-            </w:r>
-            <w:r>
-              <w:rPr>
-                <w:rFonts w:ascii="Times New Roman" w:hAnsi="Times New Roman" w:cs="Times New Roman"/>
+              <w:instrText xml:space="preserve"> PAGEREF _Toc232155580 \h </w:instrText>
+            </w:r>
+            <w:r>
+              <w:rPr>
                 <w:noProof/>
                 <w:webHidden/>
               </w:rPr>
             </w:r>
             <w:r>
               <w:rPr>
-                <w:rFonts w:ascii="Times New Roman" w:hAnsi="Times New Roman" w:cs="Times New Roman"/>
                 <w:noProof/>
                 <w:webHidden/>
               </w:rPr>
@@ -740,7 +3173,6 @@
             </w:r>
             <w:r>
               <w:rPr>
-                <w:rFonts w:ascii="Times New Roman" w:hAnsi="Times New Roman" w:cs="Times New Roman"/>
                 <w:noProof/>
                 <w:webHidden/>
               </w:rPr>
@@ -748,7 +3180,6 @@
             </w:r>
             <w:r>
               <w:rPr>
-                <w:rFonts w:ascii="Times New Roman" w:hAnsi="Times New Roman" w:cs="Times New Roman"/>
                 <w:noProof/>
                 <w:webHidden/>
               </w:rPr>
@@ -762,26 +3193,24 @@
             <w:tabs>
               <w:tab w:val="right" w:leader="dot" w:pos="9016"/>
             </w:tabs>
-            <w:jc w:val="both"/>
             <w:rPr>
-              <w:rFonts w:ascii="Times New Roman" w:eastAsiaTheme="minorEastAsia" w:hAnsi="Times New Roman" w:cs="Times New Roman"/>
+              <w:rFonts w:eastAsiaTheme="minorEastAsia" w:cstheme="minorBidi"/>
               <w:noProof/>
               <w:sz w:val="24"/>
               <w:szCs w:val="30"/>
             </w:rPr>
           </w:pPr>
-          <w:hyperlink w:anchor="_Toc232103152" w:history="1">
+          <w:hyperlink w:anchor="_Toc232155581" w:history="1">
             <w:r>
               <w:rPr>
                 <w:rStyle w:val="Hyperlink"/>
-                <w:rFonts w:ascii="Times New Roman" w:hAnsi="Times New Roman" w:cs="Times New Roman"/>
+                <w:rFonts w:ascii="Times New Roman" w:hAnsi="Times New Roman"/>
                 <w:noProof/>
               </w:rPr>
               <w:t>5.0 Project Schedule</w:t>
             </w:r>
             <w:r>
               <w:rPr>
-                <w:rFonts w:ascii="Times New Roman" w:hAnsi="Times New Roman" w:cs="Times New Roman"/>
                 <w:noProof/>
                 <w:webHidden/>
               </w:rPr>
@@ -789,7 +3218,6 @@
             </w:r>
             <w:r>
               <w:rPr>
-                <w:rFonts w:ascii="Times New Roman" w:hAnsi="Times New Roman" w:cs="Times New Roman"/>
                 <w:noProof/>
                 <w:webHidden/>
               </w:rPr>
@@ -797,22 +3225,19 @@
             </w:r>
             <w:r>
               <w:rPr>
-                <w:rFonts w:ascii="Times New Roman" w:hAnsi="Times New Roman" w:cs="Times New Roman"/>
                 <w:noProof/>
                 <w:webHidden/>
               </w:rPr>
-              <w:instrText xml:space="preserve"> PAGEREF _Toc232103152 \h </w:instrText>
-            </w:r>
-            <w:r>
-              <w:rPr>
-                <w:rFonts w:ascii="Times New Roman" w:hAnsi="Times New Roman" w:cs="Times New Roman"/>
+              <w:instrText xml:space="preserve"> PAGEREF _Toc232155581 \h </w:instrText>
+            </w:r>
+            <w:r>
+              <w:rPr>
                 <w:noProof/>
                 <w:webHidden/>
               </w:rPr>
             </w:r>
             <w:r>
               <w:rPr>
-                <w:rFonts w:ascii="Times New Roman" w:hAnsi="Times New Roman" w:cs="Times New Roman"/>
                 <w:noProof/>
                 <w:webHidden/>
               </w:rPr>
@@ -820,7 +3245,6 @@
             </w:r>
             <w:r>
               <w:rPr>
-                <w:rFonts w:ascii="Times New Roman" w:hAnsi="Times New Roman" w:cs="Times New Roman"/>
                 <w:noProof/>
                 <w:webHidden/>
               </w:rPr>
@@ -828,7 +3252,6 @@
             </w:r>
             <w:r>
               <w:rPr>
-                <w:rFonts w:ascii="Times New Roman" w:hAnsi="Times New Roman" w:cs="Times New Roman"/>
                 <w:noProof/>
                 <w:webHidden/>
               </w:rPr>
@@ -842,26 +3265,24 @@
             <w:tabs>
               <w:tab w:val="right" w:leader="dot" w:pos="9016"/>
             </w:tabs>
-            <w:jc w:val="both"/>
             <w:rPr>
-              <w:rFonts w:ascii="Times New Roman" w:eastAsiaTheme="minorEastAsia" w:hAnsi="Times New Roman" w:cs="Times New Roman"/>
+              <w:rFonts w:eastAsiaTheme="minorEastAsia" w:cstheme="minorBidi"/>
               <w:noProof/>
               <w:sz w:val="24"/>
               <w:szCs w:val="30"/>
             </w:rPr>
           </w:pPr>
-          <w:hyperlink w:anchor="_Toc232103153" w:history="1">
+          <w:hyperlink w:anchor="_Toc232155582" w:history="1">
             <w:r>
               <w:rPr>
                 <w:rStyle w:val="Hyperlink"/>
-                <w:rFonts w:ascii="Times New Roman" w:hAnsi="Times New Roman" w:cs="Times New Roman"/>
+                <w:rFonts w:ascii="Times New Roman" w:hAnsi="Times New Roman"/>
                 <w:noProof/>
               </w:rPr>
               <w:t>5.1 Work Breakdown Structure (WBS)</w:t>
             </w:r>
             <w:r>
               <w:rPr>
-                <w:rFonts w:ascii="Times New Roman" w:hAnsi="Times New Roman" w:cs="Times New Roman"/>
                 <w:noProof/>
                 <w:webHidden/>
               </w:rPr>
@@ -869,7 +3290,6 @@
             </w:r>
             <w:r>
               <w:rPr>
-                <w:rFonts w:ascii="Times New Roman" w:hAnsi="Times New Roman" w:cs="Times New Roman"/>
                 <w:noProof/>
                 <w:webHidden/>
               </w:rPr>
@@ -877,22 +3297,19 @@
             </w:r>
             <w:r>
               <w:rPr>
-                <w:rFonts w:ascii="Times New Roman" w:hAnsi="Times New Roman" w:cs="Times New Roman"/>
                 <w:noProof/>
                 <w:webHidden/>
               </w:rPr>
-              <w:instrText xml:space="preserve"> PAGEREF _Toc232103153 \h </w:instrText>
-            </w:r>
-            <w:r>
-              <w:rPr>
-                <w:rFonts w:ascii="Times New Roman" w:hAnsi="Times New Roman" w:cs="Times New Roman"/>
+              <w:instrText xml:space="preserve"> PAGEREF _Toc232155582 \h </w:instrText>
+            </w:r>
+            <w:r>
+              <w:rPr>
                 <w:noProof/>
                 <w:webHidden/>
               </w:rPr>
             </w:r>
             <w:r>
               <w:rPr>
-                <w:rFonts w:ascii="Times New Roman" w:hAnsi="Times New Roman" w:cs="Times New Roman"/>
                 <w:noProof/>
                 <w:webHidden/>
               </w:rPr>
@@ -900,7 +3317,6 @@
             </w:r>
             <w:r>
               <w:rPr>
-                <w:rFonts w:ascii="Times New Roman" w:hAnsi="Times New Roman" w:cs="Times New Roman"/>
                 <w:noProof/>
                 <w:webHidden/>
               </w:rPr>
@@ -908,7 +3324,6 @@
             </w:r>
             <w:r>
               <w:rPr>
-                <w:rFonts w:ascii="Times New Roman" w:hAnsi="Times New Roman" w:cs="Times New Roman"/>
                 <w:noProof/>
                 <w:webHidden/>
               </w:rPr>
@@ -922,26 +3337,24 @@
             <w:tabs>
               <w:tab w:val="right" w:leader="dot" w:pos="9016"/>
             </w:tabs>
-            <w:jc w:val="both"/>
             <w:rPr>
-              <w:rFonts w:ascii="Times New Roman" w:eastAsiaTheme="minorEastAsia" w:hAnsi="Times New Roman" w:cs="Times New Roman"/>
+              <w:rFonts w:eastAsiaTheme="minorEastAsia" w:cstheme="minorBidi"/>
               <w:noProof/>
               <w:sz w:val="24"/>
               <w:szCs w:val="30"/>
             </w:rPr>
           </w:pPr>
-          <w:hyperlink w:anchor="_Toc232103154" w:history="1">
+          <w:hyperlink w:anchor="_Toc232155583" w:history="1">
             <w:r>
               <w:rPr>
                 <w:rStyle w:val="Hyperlink"/>
-                <w:rFonts w:ascii="Times New Roman" w:hAnsi="Times New Roman" w:cs="Times New Roman"/>
+                <w:rFonts w:ascii="Times New Roman" w:hAnsi="Times New Roman"/>
                 <w:noProof/>
               </w:rPr>
               <w:t>5.2 Milestone / Deliverable</w:t>
             </w:r>
             <w:r>
               <w:rPr>
-                <w:rFonts w:ascii="Times New Roman" w:hAnsi="Times New Roman" w:cs="Times New Roman"/>
                 <w:noProof/>
                 <w:webHidden/>
               </w:rPr>
@@ -949,7 +3362,6 @@
             </w:r>
             <w:r>
               <w:rPr>
-                <w:rFonts w:ascii="Times New Roman" w:hAnsi="Times New Roman" w:cs="Times New Roman"/>
                 <w:noProof/>
                 <w:webHidden/>
               </w:rPr>
@@ -957,22 +3369,19 @@
             </w:r>
             <w:r>
               <w:rPr>
-                <w:rFonts w:ascii="Times New Roman" w:hAnsi="Times New Roman" w:cs="Times New Roman"/>
                 <w:noProof/>
                 <w:webHidden/>
               </w:rPr>
-              <w:instrText xml:space="preserve"> PAGEREF _Toc232103154 \h </w:instrText>
-            </w:r>
-            <w:r>
-              <w:rPr>
-                <w:rFonts w:ascii="Times New Roman" w:hAnsi="Times New Roman" w:cs="Times New Roman"/>
+              <w:instrText xml:space="preserve"> PAGEREF _Toc232155583 \h </w:instrText>
+            </w:r>
+            <w:r>
+              <w:rPr>
                 <w:noProof/>
                 <w:webHidden/>
               </w:rPr>
             </w:r>
             <w:r>
               <w:rPr>
-                <w:rFonts w:ascii="Times New Roman" w:hAnsi="Times New Roman" w:cs="Times New Roman"/>
                 <w:noProof/>
                 <w:webHidden/>
               </w:rPr>
@@ -980,7 +3389,6 @@
             </w:r>
             <w:r>
               <w:rPr>
-                <w:rFonts w:ascii="Times New Roman" w:hAnsi="Times New Roman" w:cs="Times New Roman"/>
                 <w:noProof/>
                 <w:webHidden/>
               </w:rPr>
@@ -988,7 +3396,6 @@
             </w:r>
             <w:r>
               <w:rPr>
-                <w:rFonts w:ascii="Times New Roman" w:hAnsi="Times New Roman" w:cs="Times New Roman"/>
                 <w:noProof/>
                 <w:webHidden/>
               </w:rPr>
@@ -1002,26 +3409,24 @@
             <w:tabs>
               <w:tab w:val="right" w:leader="dot" w:pos="9016"/>
             </w:tabs>
-            <w:jc w:val="both"/>
             <w:rPr>
-              <w:rFonts w:ascii="Times New Roman" w:eastAsiaTheme="minorEastAsia" w:hAnsi="Times New Roman" w:cs="Times New Roman"/>
+              <w:rFonts w:eastAsiaTheme="minorEastAsia" w:cstheme="minorBidi"/>
               <w:noProof/>
               <w:sz w:val="24"/>
               <w:szCs w:val="30"/>
             </w:rPr>
           </w:pPr>
-          <w:hyperlink w:anchor="_Toc232103155" w:history="1">
+          <w:hyperlink w:anchor="_Toc232155584" w:history="1">
             <w:r>
               <w:rPr>
                 <w:rStyle w:val="Hyperlink"/>
-                <w:rFonts w:ascii="Times New Roman" w:hAnsi="Times New Roman" w:cs="Times New Roman"/>
+                <w:rFonts w:ascii="Times New Roman" w:hAnsi="Times New Roman"/>
                 <w:noProof/>
               </w:rPr>
               <w:t>5.3 Gantt Chart</w:t>
             </w:r>
             <w:r>
               <w:rPr>
-                <w:rFonts w:ascii="Times New Roman" w:hAnsi="Times New Roman" w:cs="Times New Roman"/>
                 <w:noProof/>
                 <w:webHidden/>
               </w:rPr>
@@ -1029,7 +3434,6 @@
             </w:r>
             <w:r>
               <w:rPr>
-                <w:rFonts w:ascii="Times New Roman" w:hAnsi="Times New Roman" w:cs="Times New Roman"/>
                 <w:noProof/>
                 <w:webHidden/>
               </w:rPr>
@@ -1037,22 +3441,19 @@
             </w:r>
             <w:r>
               <w:rPr>
-                <w:rFonts w:ascii="Times New Roman" w:hAnsi="Times New Roman" w:cs="Times New Roman"/>
                 <w:noProof/>
                 <w:webHidden/>
               </w:rPr>
-              <w:instrText xml:space="preserve"> PAGEREF _Toc232103155 \h </w:instrText>
-            </w:r>
-            <w:r>
-              <w:rPr>
-                <w:rFonts w:ascii="Times New Roman" w:hAnsi="Times New Roman" w:cs="Times New Roman"/>
+              <w:instrText xml:space="preserve"> PAGEREF _Toc232155584 \h </w:instrText>
+            </w:r>
+            <w:r>
+              <w:rPr>
                 <w:noProof/>
                 <w:webHidden/>
               </w:rPr>
             </w:r>
             <w:r>
               <w:rPr>
-                <w:rFonts w:ascii="Times New Roman" w:hAnsi="Times New Roman" w:cs="Times New Roman"/>
                 <w:noProof/>
                 <w:webHidden/>
               </w:rPr>
@@ -1060,7 +3461,6 @@
             </w:r>
             <w:r>
               <w:rPr>
-                <w:rFonts w:ascii="Times New Roman" w:hAnsi="Times New Roman" w:cs="Times New Roman"/>
                 <w:noProof/>
                 <w:webHidden/>
               </w:rPr>
@@ -1068,7 +3468,6 @@
             </w:r>
             <w:r>
               <w:rPr>
-                <w:rFonts w:ascii="Times New Roman" w:hAnsi="Times New Roman" w:cs="Times New Roman"/>
                 <w:noProof/>
                 <w:webHidden/>
               </w:rPr>
@@ -1082,26 +3481,24 @@
             <w:tabs>
               <w:tab w:val="right" w:leader="dot" w:pos="9016"/>
             </w:tabs>
-            <w:jc w:val="both"/>
             <w:rPr>
-              <w:rFonts w:ascii="Times New Roman" w:eastAsiaTheme="minorEastAsia" w:hAnsi="Times New Roman" w:cs="Times New Roman"/>
+              <w:rFonts w:eastAsiaTheme="minorEastAsia" w:cstheme="minorBidi"/>
               <w:noProof/>
               <w:sz w:val="24"/>
               <w:szCs w:val="30"/>
             </w:rPr>
           </w:pPr>
-          <w:hyperlink w:anchor="_Toc232103156" w:history="1">
+          <w:hyperlink w:anchor="_Toc232155585" w:history="1">
             <w:r>
               <w:rPr>
                 <w:rStyle w:val="Hyperlink"/>
-                <w:rFonts w:ascii="Times New Roman" w:hAnsi="Times New Roman" w:cs="Times New Roman"/>
+                <w:rFonts w:ascii="Times New Roman" w:hAnsi="Times New Roman"/>
                 <w:noProof/>
               </w:rPr>
               <w:t>6.0 Technical Description</w:t>
             </w:r>
             <w:r>
               <w:rPr>
-                <w:rFonts w:ascii="Times New Roman" w:hAnsi="Times New Roman" w:cs="Times New Roman"/>
                 <w:noProof/>
                 <w:webHidden/>
               </w:rPr>
@@ -1109,7 +3506,6 @@
             </w:r>
             <w:r>
               <w:rPr>
-                <w:rFonts w:ascii="Times New Roman" w:hAnsi="Times New Roman" w:cs="Times New Roman"/>
                 <w:noProof/>
                 <w:webHidden/>
               </w:rPr>
@@ -1117,22 +3513,19 @@
             </w:r>
             <w:r>
               <w:rPr>
-                <w:rFonts w:ascii="Times New Roman" w:hAnsi="Times New Roman" w:cs="Times New Roman"/>
                 <w:noProof/>
                 <w:webHidden/>
               </w:rPr>
-              <w:instrText xml:space="preserve"> PAGEREF _Toc232103156 \h </w:instrText>
-            </w:r>
-            <w:r>
-              <w:rPr>
-                <w:rFonts w:ascii="Times New Roman" w:hAnsi="Times New Roman" w:cs="Times New Roman"/>
+              <w:instrText xml:space="preserve"> PAGEREF _Toc232155585 \h </w:instrText>
+            </w:r>
+            <w:r>
+              <w:rPr>
                 <w:noProof/>
                 <w:webHidden/>
               </w:rPr>
             </w:r>
             <w:r>
               <w:rPr>
-                <w:rFonts w:ascii="Times New Roman" w:hAnsi="Times New Roman" w:cs="Times New Roman"/>
                 <w:noProof/>
                 <w:webHidden/>
               </w:rPr>
@@ -1140,7 +3533,6 @@
             </w:r>
             <w:r>
               <w:rPr>
-                <w:rFonts w:ascii="Times New Roman" w:hAnsi="Times New Roman" w:cs="Times New Roman"/>
                 <w:noProof/>
                 <w:webHidden/>
               </w:rPr>
@@ -1148,7 +3540,6 @@
             </w:r>
             <w:r>
               <w:rPr>
-                <w:rFonts w:ascii="Times New Roman" w:hAnsi="Times New Roman" w:cs="Times New Roman"/>
                 <w:noProof/>
                 <w:webHidden/>
               </w:rPr>
@@ -1162,26 +3553,24 @@
             <w:tabs>
               <w:tab w:val="right" w:leader="dot" w:pos="9016"/>
             </w:tabs>
-            <w:jc w:val="both"/>
             <w:rPr>
-              <w:rFonts w:ascii="Times New Roman" w:eastAsiaTheme="minorEastAsia" w:hAnsi="Times New Roman" w:cs="Times New Roman"/>
+              <w:rFonts w:eastAsiaTheme="minorEastAsia" w:cstheme="minorBidi"/>
               <w:noProof/>
               <w:sz w:val="24"/>
               <w:szCs w:val="30"/>
             </w:rPr>
           </w:pPr>
-          <w:hyperlink w:anchor="_Toc232103157" w:history="1">
+          <w:hyperlink w:anchor="_Toc232155586" w:history="1">
             <w:r>
               <w:rPr>
                 <w:rStyle w:val="Hyperlink"/>
-                <w:rFonts w:ascii="Times New Roman" w:hAnsi="Times New Roman" w:cs="Times New Roman"/>
+                <w:rFonts w:ascii="Times New Roman" w:hAnsi="Times New Roman"/>
                 <w:noProof/>
               </w:rPr>
               <w:t>6.1 Development Platform</w:t>
             </w:r>
             <w:r>
               <w:rPr>
-                <w:rFonts w:ascii="Times New Roman" w:hAnsi="Times New Roman" w:cs="Times New Roman"/>
                 <w:noProof/>
                 <w:webHidden/>
               </w:rPr>
@@ -1189,7 +3578,6 @@
             </w:r>
             <w:r>
               <w:rPr>
-                <w:rFonts w:ascii="Times New Roman" w:hAnsi="Times New Roman" w:cs="Times New Roman"/>
                 <w:noProof/>
                 <w:webHidden/>
               </w:rPr>
@@ -1197,22 +3585,19 @@
             </w:r>
             <w:r>
               <w:rPr>
-                <w:rFonts w:ascii="Times New Roman" w:hAnsi="Times New Roman" w:cs="Times New Roman"/>
                 <w:noProof/>
                 <w:webHidden/>
               </w:rPr>
-              <w:instrText xml:space="preserve"> PAGEREF _Toc232103157 \h </w:instrText>
-            </w:r>
-            <w:r>
-              <w:rPr>
-                <w:rFonts w:ascii="Times New Roman" w:hAnsi="Times New Roman" w:cs="Times New Roman"/>
+              <w:instrText xml:space="preserve"> PAGEREF _Toc232155586 \h </w:instrText>
+            </w:r>
+            <w:r>
+              <w:rPr>
                 <w:noProof/>
                 <w:webHidden/>
               </w:rPr>
             </w:r>
             <w:r>
               <w:rPr>
-                <w:rFonts w:ascii="Times New Roman" w:hAnsi="Times New Roman" w:cs="Times New Roman"/>
                 <w:noProof/>
                 <w:webHidden/>
               </w:rPr>
@@ -1220,7 +3605,6 @@
             </w:r>
             <w:r>
               <w:rPr>
-                <w:rFonts w:ascii="Times New Roman" w:hAnsi="Times New Roman" w:cs="Times New Roman"/>
                 <w:noProof/>
                 <w:webHidden/>
               </w:rPr>
@@ -1228,7 +3612,6 @@
             </w:r>
             <w:r>
               <w:rPr>
-                <w:rFonts w:ascii="Times New Roman" w:hAnsi="Times New Roman" w:cs="Times New Roman"/>
                 <w:noProof/>
                 <w:webHidden/>
               </w:rPr>
@@ -1242,26 +3625,24 @@
             <w:tabs>
               <w:tab w:val="right" w:leader="dot" w:pos="9016"/>
             </w:tabs>
-            <w:jc w:val="both"/>
             <w:rPr>
-              <w:rFonts w:ascii="Times New Roman" w:eastAsiaTheme="minorEastAsia" w:hAnsi="Times New Roman" w:cs="Times New Roman"/>
+              <w:rFonts w:eastAsiaTheme="minorEastAsia" w:cstheme="minorBidi"/>
               <w:noProof/>
               <w:sz w:val="24"/>
               <w:szCs w:val="30"/>
             </w:rPr>
           </w:pPr>
-          <w:hyperlink w:anchor="_Toc232103158" w:history="1">
+          <w:hyperlink w:anchor="_Toc232155587" w:history="1">
             <w:r>
               <w:rPr>
                 <w:rStyle w:val="Hyperlink"/>
-                <w:rFonts w:ascii="Times New Roman" w:hAnsi="Times New Roman" w:cs="Times New Roman"/>
+                <w:rFonts w:ascii="Times New Roman" w:hAnsi="Times New Roman"/>
                 <w:noProof/>
               </w:rPr>
               <w:t>6.2 Demonstration Platform</w:t>
             </w:r>
             <w:r>
               <w:rPr>
-                <w:rFonts w:ascii="Times New Roman" w:hAnsi="Times New Roman" w:cs="Times New Roman"/>
                 <w:noProof/>
                 <w:webHidden/>
               </w:rPr>
@@ -1269,7 +3650,6 @@
             </w:r>
             <w:r>
               <w:rPr>
-                <w:rFonts w:ascii="Times New Roman" w:hAnsi="Times New Roman" w:cs="Times New Roman"/>
                 <w:noProof/>
                 <w:webHidden/>
               </w:rPr>
@@ -1277,22 +3657,19 @@
             </w:r>
             <w:r>
               <w:rPr>
-                <w:rFonts w:ascii="Times New Roman" w:hAnsi="Times New Roman" w:cs="Times New Roman"/>
                 <w:noProof/>
                 <w:webHidden/>
               </w:rPr>
-              <w:instrText xml:space="preserve"> PAGEREF _Toc232103158 \h </w:instrText>
-            </w:r>
-            <w:r>
-              <w:rPr>
-                <w:rFonts w:ascii="Times New Roman" w:hAnsi="Times New Roman" w:cs="Times New Roman"/>
+              <w:instrText xml:space="preserve"> PAGEREF _Toc232155587 \h </w:instrText>
+            </w:r>
+            <w:r>
+              <w:rPr>
                 <w:noProof/>
                 <w:webHidden/>
               </w:rPr>
             </w:r>
             <w:r>
               <w:rPr>
-                <w:rFonts w:ascii="Times New Roman" w:hAnsi="Times New Roman" w:cs="Times New Roman"/>
                 <w:noProof/>
                 <w:webHidden/>
               </w:rPr>
@@ -1300,7 +3677,6 @@
             </w:r>
             <w:r>
               <w:rPr>
-                <w:rFonts w:ascii="Times New Roman" w:hAnsi="Times New Roman" w:cs="Times New Roman"/>
                 <w:noProof/>
                 <w:webHidden/>
               </w:rPr>
@@ -1308,7 +3684,6 @@
             </w:r>
             <w:r>
               <w:rPr>
-                <w:rFonts w:ascii="Times New Roman" w:hAnsi="Times New Roman" w:cs="Times New Roman"/>
                 <w:noProof/>
                 <w:webHidden/>
               </w:rPr>
@@ -1322,26 +3697,24 @@
             <w:tabs>
               <w:tab w:val="right" w:leader="dot" w:pos="9016"/>
             </w:tabs>
-            <w:jc w:val="both"/>
             <w:rPr>
-              <w:rFonts w:ascii="Times New Roman" w:eastAsiaTheme="minorEastAsia" w:hAnsi="Times New Roman" w:cs="Times New Roman"/>
+              <w:rFonts w:eastAsiaTheme="minorEastAsia" w:cstheme="minorBidi"/>
               <w:noProof/>
               <w:sz w:val="24"/>
               <w:szCs w:val="30"/>
             </w:rPr>
           </w:pPr>
-          <w:hyperlink w:anchor="_Toc232103159" w:history="1">
+          <w:hyperlink w:anchor="_Toc232155588" w:history="1">
             <w:r>
               <w:rPr>
                 <w:rStyle w:val="Hyperlink"/>
-                <w:rFonts w:ascii="Times New Roman" w:hAnsi="Times New Roman" w:cs="Times New Roman"/>
+                <w:rFonts w:ascii="Times New Roman" w:hAnsi="Times New Roman"/>
                 <w:noProof/>
               </w:rPr>
               <w:t>7.0 Risk Management Plan</w:t>
             </w:r>
             <w:r>
               <w:rPr>
-                <w:rFonts w:ascii="Times New Roman" w:hAnsi="Times New Roman" w:cs="Times New Roman"/>
                 <w:noProof/>
                 <w:webHidden/>
               </w:rPr>
@@ -1349,7 +3722,6 @@
             </w:r>
             <w:r>
               <w:rPr>
-                <w:rFonts w:ascii="Times New Roman" w:hAnsi="Times New Roman" w:cs="Times New Roman"/>
                 <w:noProof/>
                 <w:webHidden/>
               </w:rPr>
@@ -1357,22 +3729,19 @@
             </w:r>
             <w:r>
               <w:rPr>
-                <w:rFonts w:ascii="Times New Roman" w:hAnsi="Times New Roman" w:cs="Times New Roman"/>
                 <w:noProof/>
                 <w:webHidden/>
               </w:rPr>
-              <w:instrText xml:space="preserve"> PAGEREF _Toc232103159 \h </w:instrText>
-            </w:r>
-            <w:r>
-              <w:rPr>
-                <w:rFonts w:ascii="Times New Roman" w:hAnsi="Times New Roman" w:cs="Times New Roman"/>
+              <w:instrText xml:space="preserve"> PAGEREF _Toc232155588 \h </w:instrText>
+            </w:r>
+            <w:r>
+              <w:rPr>
                 <w:noProof/>
                 <w:webHidden/>
               </w:rPr>
             </w:r>
             <w:r>
               <w:rPr>
-                <w:rFonts w:ascii="Times New Roman" w:hAnsi="Times New Roman" w:cs="Times New Roman"/>
                 <w:noProof/>
                 <w:webHidden/>
               </w:rPr>
@@ -1380,7 +3749,6 @@
             </w:r>
             <w:r>
               <w:rPr>
-                <w:rFonts w:ascii="Times New Roman" w:hAnsi="Times New Roman" w:cs="Times New Roman"/>
                 <w:noProof/>
                 <w:webHidden/>
               </w:rPr>
@@ -1388,7 +3756,6 @@
             </w:r>
             <w:r>
               <w:rPr>
-                <w:rFonts w:ascii="Times New Roman" w:hAnsi="Times New Roman" w:cs="Times New Roman"/>
                 <w:noProof/>
                 <w:webHidden/>
               </w:rPr>
@@ -1402,26 +3769,24 @@
             <w:tabs>
               <w:tab w:val="right" w:leader="dot" w:pos="9016"/>
             </w:tabs>
-            <w:jc w:val="both"/>
             <w:rPr>
-              <w:rFonts w:ascii="Times New Roman" w:eastAsiaTheme="minorEastAsia" w:hAnsi="Times New Roman" w:cs="Times New Roman"/>
+              <w:rFonts w:eastAsiaTheme="minorEastAsia" w:cstheme="minorBidi"/>
               <w:noProof/>
               <w:sz w:val="24"/>
               <w:szCs w:val="30"/>
             </w:rPr>
           </w:pPr>
-          <w:hyperlink w:anchor="_Toc232103160" w:history="1">
+          <w:hyperlink w:anchor="_Toc232155589" w:history="1">
             <w:r>
               <w:rPr>
                 <w:rStyle w:val="Hyperlink"/>
-                <w:rFonts w:ascii="Times New Roman" w:hAnsi="Times New Roman" w:cs="Times New Roman"/>
+                <w:rFonts w:ascii="Times New Roman" w:hAnsi="Times New Roman"/>
                 <w:noProof/>
               </w:rPr>
               <w:t>8.0 GitHub Link</w:t>
             </w:r>
             <w:r>
               <w:rPr>
-                <w:rFonts w:ascii="Times New Roman" w:hAnsi="Times New Roman" w:cs="Times New Roman"/>
                 <w:noProof/>
                 <w:webHidden/>
               </w:rPr>
@@ -1429,7 +3794,6 @@
             </w:r>
             <w:r>
               <w:rPr>
-                <w:rFonts w:ascii="Times New Roman" w:hAnsi="Times New Roman" w:cs="Times New Roman"/>
                 <w:noProof/>
                 <w:webHidden/>
               </w:rPr>
@@ -1437,22 +3801,19 @@
             </w:r>
             <w:r>
               <w:rPr>
-                <w:rFonts w:ascii="Times New Roman" w:hAnsi="Times New Roman" w:cs="Times New Roman"/>
                 <w:noProof/>
                 <w:webHidden/>
               </w:rPr>
-              <w:instrText xml:space="preserve"> PAGEREF _Toc232103160 \h </w:instrText>
-            </w:r>
-            <w:r>
-              <w:rPr>
-                <w:rFonts w:ascii="Times New Roman" w:hAnsi="Times New Roman" w:cs="Times New Roman"/>
+              <w:instrText xml:space="preserve"> PAGEREF _Toc232155589 \h </w:instrText>
+            </w:r>
+            <w:r>
+              <w:rPr>
                 <w:noProof/>
                 <w:webHidden/>
               </w:rPr>
             </w:r>
             <w:r>
               <w:rPr>
-                <w:rFonts w:ascii="Times New Roman" w:hAnsi="Times New Roman" w:cs="Times New Roman"/>
                 <w:noProof/>
                 <w:webHidden/>
               </w:rPr>
@@ -1460,7 +3821,6 @@
             </w:r>
             <w:r>
               <w:rPr>
-                <w:rFonts w:ascii="Times New Roman" w:hAnsi="Times New Roman" w:cs="Times New Roman"/>
                 <w:noProof/>
                 <w:webHidden/>
               </w:rPr>
@@ -1468,7 +3828,6 @@
             </w:r>
             <w:r>
               <w:rPr>
-                <w:rFonts w:ascii="Times New Roman" w:hAnsi="Times New Roman" w:cs="Times New Roman"/>
                 <w:noProof/>
                 <w:webHidden/>
               </w:rPr>
@@ -1482,26 +3841,24 @@
             <w:tabs>
               <w:tab w:val="right" w:leader="dot" w:pos="9016"/>
             </w:tabs>
-            <w:jc w:val="both"/>
             <w:rPr>
-              <w:rFonts w:ascii="Times New Roman" w:eastAsiaTheme="minorEastAsia" w:hAnsi="Times New Roman" w:cs="Times New Roman"/>
+              <w:rFonts w:eastAsiaTheme="minorEastAsia" w:cstheme="minorBidi"/>
               <w:noProof/>
               <w:sz w:val="24"/>
               <w:szCs w:val="30"/>
             </w:rPr>
           </w:pPr>
-          <w:hyperlink w:anchor="_Toc232103161" w:history="1">
+          <w:hyperlink w:anchor="_Toc232155590" w:history="1">
             <w:r>
               <w:rPr>
                 <w:rStyle w:val="Hyperlink"/>
-                <w:rFonts w:ascii="Times New Roman" w:hAnsi="Times New Roman" w:cs="Times New Roman"/>
+                <w:rFonts w:ascii="Times New Roman" w:hAnsi="Times New Roman"/>
                 <w:noProof/>
               </w:rPr>
               <w:t>9.0 References</w:t>
             </w:r>
             <w:r>
               <w:rPr>
-                <w:rFonts w:ascii="Times New Roman" w:hAnsi="Times New Roman" w:cs="Times New Roman"/>
                 <w:noProof/>
                 <w:webHidden/>
               </w:rPr>
@@ -1509,7 +3866,6 @@
             </w:r>
             <w:r>
               <w:rPr>
-                <w:rFonts w:ascii="Times New Roman" w:hAnsi="Times New Roman" w:cs="Times New Roman"/>
                 <w:noProof/>
                 <w:webHidden/>
               </w:rPr>
@@ -1517,22 +3873,19 @@
             </w:r>
             <w:r>
               <w:rPr>
-                <w:rFonts w:ascii="Times New Roman" w:hAnsi="Times New Roman" w:cs="Times New Roman"/>
                 <w:noProof/>
                 <w:webHidden/>
               </w:rPr>
-              <w:instrText xml:space="preserve"> PAGEREF _Toc232103161 \h </w:instrText>
-            </w:r>
-            <w:r>
-              <w:rPr>
-                <w:rFonts w:ascii="Times New Roman" w:hAnsi="Times New Roman" w:cs="Times New Roman"/>
+              <w:instrText xml:space="preserve"> PAGEREF _Toc232155590 \h </w:instrText>
+            </w:r>
+            <w:r>
+              <w:rPr>
                 <w:noProof/>
                 <w:webHidden/>
               </w:rPr>
             </w:r>
             <w:r>
               <w:rPr>
-                <w:rFonts w:ascii="Times New Roman" w:hAnsi="Times New Roman" w:cs="Times New Roman"/>
                 <w:noProof/>
                 <w:webHidden/>
               </w:rPr>
@@ -1540,7 +3893,6 @@
             </w:r>
             <w:r>
               <w:rPr>
-                <w:rFonts w:ascii="Times New Roman" w:hAnsi="Times New Roman" w:cs="Times New Roman"/>
                 <w:noProof/>
                 <w:webHidden/>
               </w:rPr>
@@ -1548,7 +3900,6 @@
             </w:r>
             <w:r>
               <w:rPr>
-                <w:rFonts w:ascii="Times New Roman" w:hAnsi="Times New Roman" w:cs="Times New Roman"/>
                 <w:noProof/>
                 <w:webHidden/>
               </w:rPr>
@@ -1608,7 +3959,7 @@
           <w:sz w:val="24"/>
         </w:rPr>
         <w:sectPr>
-          <w:footerReference w:type="default" r:id="rId8"/>
+          <w:footerReference w:type="default" r:id="rId9"/>
           <w:pgSz w:w="11906" w:h="16838"/>
           <w:pgMar w:top="1440" w:right="1440" w:bottom="1440" w:left="1440" w:header="708" w:footer="708" w:gutter="0"/>
           <w:pgNumType w:fmt="lowerRoman" w:start="1"/>
@@ -1634,7 +3985,7 @@
           <w:sz w:val="24"/>
         </w:rPr>
       </w:pPr>
-      <w:bookmarkStart w:id="0" w:name="_Toc232103146"/>
+      <w:bookmarkStart w:id="0" w:name="_Toc232155575"/>
       <w:r>
         <w:rPr>
           <w:rFonts w:ascii="Times New Roman" w:hAnsi="Times New Roman"/>
@@ -1659,23 +4010,7 @@
           <w:rFonts w:ascii="Times New Roman" w:hAnsi="Times New Roman"/>
           <w:sz w:val="24"/>
         </w:rPr>
-        <w:t>Malaysia is one of the highest per capita food waste producers in Southeast Asia, with waste production of about 16,688 tons per day (Solid waste and Public Cleansing Management Corporation [</w:t>
-      </w:r>
-      <w:proofErr w:type="spellStart"/>
-      <w:r>
-        <w:rPr>
-          <w:rFonts w:ascii="Times New Roman" w:hAnsi="Times New Roman"/>
-          <w:sz w:val="24"/>
-        </w:rPr>
-        <w:t>SWCorp</w:t>
-      </w:r>
-      <w:proofErr w:type="spellEnd"/>
-      <w:r>
-        <w:rPr>
-          <w:rFonts w:ascii="Times New Roman" w:hAnsi="Times New Roman"/>
-          <w:sz w:val="24"/>
-        </w:rPr>
-        <w:t xml:space="preserve">] 2023). Poor food inventory management, lack of expiry date, awareness and no platform for food sharing are the main reasons for the majority of waste coming from household waste in the country. </w:t>
+        <w:t xml:space="preserve">Malaysia is one of the highest per capita food waste producers in Southeast Asia, with waste production of about 16,688 tons per day (Solid waste and Public Cleansing Management Corporation [SWCorp] 2023). Poor food inventory management, lack of expiry date, awareness and no platform for food sharing are the main reasons for the majority of waste coming from household waste in the country. </w:t>
       </w:r>
       <w:r>
         <w:rPr>
@@ -1691,7 +4026,6 @@
         </w:rPr>
         <w:t xml:space="preserve">  </w:t>
       </w:r>
-      <w:proofErr w:type="spellStart"/>
       <w:r>
         <w:rPr>
           <w:rFonts w:ascii="Times New Roman" w:hAnsi="Times New Roman"/>
@@ -1699,7 +4033,6 @@
         </w:rPr>
         <w:t>SmartPantry</w:t>
       </w:r>
-      <w:proofErr w:type="spellEnd"/>
       <w:r>
         <w:rPr>
           <w:rFonts w:ascii="Times New Roman" w:hAnsi="Times New Roman"/>
@@ -1724,7 +4057,6 @@
         </w:rPr>
         <w:t xml:space="preserve">The primary customers and users of </w:t>
       </w:r>
-      <w:proofErr w:type="spellStart"/>
       <w:r>
         <w:rPr>
           <w:rFonts w:ascii="Times New Roman" w:hAnsi="Times New Roman"/>
@@ -1732,7 +4064,6 @@
         </w:rPr>
         <w:t>SmartPantry</w:t>
       </w:r>
-      <w:proofErr w:type="spellEnd"/>
       <w:r>
         <w:rPr>
           <w:rFonts w:ascii="Times New Roman" w:hAnsi="Times New Roman"/>
@@ -1750,7 +4081,6 @@
           <w:sz w:val="24"/>
         </w:rPr>
       </w:pPr>
-      <w:proofErr w:type="spellStart"/>
       <w:r>
         <w:rPr>
           <w:rFonts w:ascii="Times New Roman" w:hAnsi="Times New Roman"/>
@@ -1758,7 +4088,6 @@
         </w:rPr>
         <w:t>SmartPantry</w:t>
       </w:r>
-      <w:proofErr w:type="spellEnd"/>
       <w:r>
         <w:rPr>
           <w:rFonts w:ascii="Times New Roman" w:hAnsi="Times New Roman"/>
@@ -1781,23 +4110,7 @@
           <w:rFonts w:ascii="Times New Roman" w:hAnsi="Times New Roman"/>
           <w:sz w:val="24"/>
         </w:rPr>
-        <w:t xml:space="preserve">The financial cost to the client is none since it is an academic project that is produced as part of the BIT216 Software Engineering principles course at HELP University. All development will be completed by us three team members as per question. Throughout the project, we will be using some free and open source tools like </w:t>
-      </w:r>
-      <w:proofErr w:type="spellStart"/>
-      <w:r>
-        <w:rPr>
-          <w:rFonts w:ascii="Times New Roman" w:hAnsi="Times New Roman"/>
-          <w:sz w:val="24"/>
-        </w:rPr>
-        <w:t>Ganttproject</w:t>
-      </w:r>
-      <w:proofErr w:type="spellEnd"/>
-      <w:r>
-        <w:rPr>
-          <w:rFonts w:ascii="Times New Roman" w:hAnsi="Times New Roman"/>
-          <w:sz w:val="24"/>
-        </w:rPr>
-        <w:t xml:space="preserve"> for scheduling, GitHub for version control, Figma(free) for wire framing and development framework: React.js</w:t>
+        <w:t>The financial cost to the client is none since it is an academic project that is produced as part of the BIT216 Software Engineering principles course at HELP University. All development will be completed by us three team members as per question. Throughout the project, we will be using some free and open source tools like Ganttproject for scheduling, GitHub for version control, Figma(free) for wire framing and development framework: React.js</w:t>
       </w:r>
       <w:r>
         <w:rPr>
@@ -1828,23 +4141,21 @@
           <w:rFonts w:ascii="Times New Roman" w:hAnsi="Times New Roman"/>
           <w:sz w:val="24"/>
         </w:rPr>
-        <w:t xml:space="preserve">The project will be done in 14 weeks starting from 18/05/2026 to 21/08/2026 based on Iterative and incremental with 2 iterations. </w:t>
+        <w:t>The project will be done in 14 weeks starting from 18/05/2026 to 21/08/2026 based on Iterative and incremental with 2 iterations. Use</w:t>
       </w:r>
-      <w:proofErr w:type="spellStart"/>
       <w:r>
         <w:rPr>
           <w:rFonts w:ascii="Times New Roman" w:hAnsi="Times New Roman"/>
           <w:sz w:val="24"/>
         </w:rPr>
-        <w:t>Usecases</w:t>
+        <w:t xml:space="preserve"> </w:t>
       </w:r>
-      <w:proofErr w:type="spellEnd"/>
       <w:r>
         <w:rPr>
           <w:rFonts w:ascii="Times New Roman" w:hAnsi="Times New Roman"/>
           <w:sz w:val="24"/>
         </w:rPr>
-        <w:t xml:space="preserve"> 1 t</w:t>
+        <w:t>cases 1 t</w:t>
       </w:r>
       <w:r>
         <w:rPr>
@@ -1858,39 +4169,21 @@
           <w:rFonts w:ascii="Times New Roman" w:hAnsi="Times New Roman"/>
           <w:sz w:val="24"/>
         </w:rPr>
-        <w:t xml:space="preserve"> 3 will be </w:t>
+        <w:t xml:space="preserve"> 3 will be finishedd by July 14, 2026, in Iteration 1, and Use</w:t>
       </w:r>
-      <w:proofErr w:type="spellStart"/>
       <w:r>
         <w:rPr>
           <w:rFonts w:ascii="Times New Roman" w:hAnsi="Times New Roman"/>
           <w:sz w:val="24"/>
         </w:rPr>
-        <w:t>finishedd</w:t>
+        <w:t xml:space="preserve"> </w:t>
       </w:r>
-      <w:proofErr w:type="spellEnd"/>
       <w:r>
         <w:rPr>
           <w:rFonts w:ascii="Times New Roman" w:hAnsi="Times New Roman"/>
           <w:sz w:val="24"/>
         </w:rPr>
-        <w:t xml:space="preserve"> by July 14, 2026, in Iteration 1, and </w:t>
-      </w:r>
-      <w:proofErr w:type="spellStart"/>
-      <w:r>
-        <w:rPr>
-          <w:rFonts w:ascii="Times New Roman" w:hAnsi="Times New Roman"/>
-          <w:sz w:val="24"/>
-        </w:rPr>
-        <w:t>Usecases</w:t>
-      </w:r>
-      <w:proofErr w:type="spellEnd"/>
-      <w:r>
-        <w:rPr>
-          <w:rFonts w:ascii="Times New Roman" w:hAnsi="Times New Roman"/>
-          <w:sz w:val="24"/>
-        </w:rPr>
-        <w:t xml:space="preserve"> 4 </w:t>
+        <w:t xml:space="preserve">cases 4 </w:t>
       </w:r>
       <w:r>
         <w:rPr>
@@ -1929,6 +4222,16 @@
     </w:p>
     <w:p>
       <w:pPr>
+        <w:spacing w:line="360" w:lineRule="auto"/>
+        <w:jc w:val="both"/>
+        <w:rPr>
+          <w:rFonts w:ascii="Times New Roman" w:hAnsi="Times New Roman"/>
+          <w:sz w:val="24"/>
+        </w:rPr>
+      </w:pPr>
+    </w:p>
+    <w:p>
+      <w:pPr>
         <w:pStyle w:val="Heading1"/>
         <w:spacing w:line="360" w:lineRule="auto"/>
         <w:jc w:val="both"/>
@@ -1937,12 +4240,13 @@
           <w:sz w:val="24"/>
         </w:rPr>
       </w:pPr>
-      <w:bookmarkStart w:id="1" w:name="_Toc232103147"/>
+      <w:bookmarkStart w:id="1" w:name="_Toc232155576"/>
       <w:r>
         <w:rPr>
           <w:rFonts w:ascii="Times New Roman" w:hAnsi="Times New Roman"/>
           <w:sz w:val="24"/>
         </w:rPr>
+        <w:lastRenderedPageBreak/>
         <w:t>2.0  Project Aims</w:t>
       </w:r>
       <w:bookmarkEnd w:id="1"/>
@@ -1963,7 +4267,6 @@
         </w:rPr>
         <w:t xml:space="preserve">The aims of the </w:t>
       </w:r>
-      <w:proofErr w:type="spellStart"/>
       <w:r>
         <w:rPr>
           <w:rFonts w:ascii="Times New Roman" w:hAnsi="Times New Roman"/>
@@ -1971,7 +4274,6 @@
         </w:rPr>
         <w:t>SmartPantry</w:t>
       </w:r>
-      <w:proofErr w:type="spellEnd"/>
       <w:r>
         <w:rPr>
           <w:rFonts w:ascii="Times New Roman" w:hAnsi="Times New Roman"/>
@@ -1998,7 +4300,6 @@
           <w:rFonts w:ascii="Times New Roman" w:hAnsi="Times New Roman"/>
           <w:sz w:val="24"/>
         </w:rPr>
-        <w:lastRenderedPageBreak/>
         <w:t>To develop a functional and user-friendly web-based application that helps Malaysian households manage their food inventory and reduce food waste.</w:t>
       </w:r>
     </w:p>
@@ -2115,7 +4416,7 @@
           <w:sz w:val="24"/>
         </w:rPr>
       </w:pPr>
-      <w:bookmarkStart w:id="2" w:name="_Toc232103148"/>
+      <w:bookmarkStart w:id="2" w:name="_Toc232155577"/>
       <w:r>
         <w:rPr>
           <w:rFonts w:ascii="Times New Roman" w:hAnsi="Times New Roman"/>
@@ -2321,7 +4622,7 @@
           <w:sz w:val="24"/>
         </w:rPr>
       </w:pPr>
-      <w:bookmarkStart w:id="3" w:name="_Toc232103149"/>
+      <w:bookmarkStart w:id="3" w:name="_Toc232155578"/>
       <w:r>
         <w:rPr>
           <w:rFonts w:ascii="Times New Roman" w:hAnsi="Times New Roman"/>
@@ -2342,7 +4643,7 @@
           <w:sz w:val="24"/>
         </w:rPr>
       </w:pPr>
-      <w:bookmarkStart w:id="4" w:name="_Toc232103150"/>
+      <w:bookmarkStart w:id="4" w:name="_Toc232155579"/>
       <w:r>
         <w:rPr>
           <w:rFonts w:ascii="Times New Roman" w:hAnsi="Times New Roman"/>
@@ -2536,7 +4837,7 @@
           <w:sz w:val="24"/>
         </w:rPr>
       </w:pPr>
-      <w:bookmarkStart w:id="5" w:name="_Toc232103151"/>
+      <w:bookmarkStart w:id="5" w:name="_Toc232155580"/>
       <w:r>
         <w:rPr>
           <w:rFonts w:ascii="Times New Roman" w:hAnsi="Times New Roman"/>
@@ -2759,7 +5060,7 @@
           <w:sz w:val="24"/>
         </w:rPr>
       </w:pPr>
-      <w:bookmarkStart w:id="6" w:name="_Toc232103152"/>
+      <w:bookmarkStart w:id="6" w:name="_Toc232155581"/>
       <w:r>
         <w:rPr>
           <w:rFonts w:ascii="Times New Roman" w:hAnsi="Times New Roman"/>
@@ -2780,7 +5081,7 @@
           <w:sz w:val="24"/>
         </w:rPr>
       </w:pPr>
-      <w:bookmarkStart w:id="7" w:name="_Toc232103153"/>
+      <w:bookmarkStart w:id="7" w:name="_Toc232155582"/>
       <w:r>
         <w:rPr>
           <w:rFonts w:ascii="Times New Roman" w:hAnsi="Times New Roman"/>
@@ -2817,23 +5118,7 @@
           <w:rFonts w:ascii="Times New Roman" w:hAnsi="Times New Roman"/>
           <w:sz w:val="24"/>
         </w:rPr>
-        <w:t xml:space="preserve"> </w:t>
-      </w:r>
-      <w:proofErr w:type="spellStart"/>
-      <w:r>
-        <w:rPr>
-          <w:rFonts w:ascii="Times New Roman" w:hAnsi="Times New Roman"/>
-          <w:sz w:val="24"/>
-        </w:rPr>
-        <w:t>github</w:t>
-      </w:r>
-      <w:proofErr w:type="spellEnd"/>
-      <w:r>
-        <w:rPr>
-          <w:rFonts w:ascii="Times New Roman" w:hAnsi="Times New Roman"/>
-          <w:sz w:val="24"/>
-        </w:rPr>
-        <w:t xml:space="preserve"> </w:t>
+        <w:t xml:space="preserve"> github </w:t>
       </w:r>
       <w:r>
         <w:rPr>
@@ -2847,23 +5132,7 @@
           <w:rFonts w:ascii="Times New Roman" w:hAnsi="Times New Roman"/>
           <w:sz w:val="24"/>
         </w:rPr>
-        <w:t xml:space="preserve">. The link of the </w:t>
-      </w:r>
-      <w:proofErr w:type="spellStart"/>
-      <w:r>
-        <w:rPr>
-          <w:rFonts w:ascii="Times New Roman" w:hAnsi="Times New Roman"/>
-          <w:sz w:val="24"/>
-        </w:rPr>
-        <w:t>github</w:t>
-      </w:r>
-      <w:proofErr w:type="spellEnd"/>
-      <w:r>
-        <w:rPr>
-          <w:rFonts w:ascii="Times New Roman" w:hAnsi="Times New Roman"/>
-          <w:sz w:val="24"/>
-        </w:rPr>
-        <w:t xml:space="preserve"> is given at the end of th</w:t>
+        <w:t>. The link of the github is given at the end of th</w:t>
       </w:r>
       <w:r>
         <w:rPr>
@@ -3007,25 +5276,7 @@
                 <w:szCs w:val="20"/>
               </w:rPr>
               <w:br/>
-              <w:t xml:space="preserve">    (</w:t>
-            </w:r>
-            <w:proofErr w:type="spellStart"/>
-            <w:r>
-              <w:rPr>
-                <w:rFonts w:ascii="Times New Roman" w:hAnsi="Times New Roman"/>
-                <w:sz w:val="20"/>
-                <w:szCs w:val="20"/>
-              </w:rPr>
-              <w:t>hrs</w:t>
-            </w:r>
-            <w:proofErr w:type="spellEnd"/>
-            <w:r>
-              <w:rPr>
-                <w:rFonts w:ascii="Times New Roman" w:hAnsi="Times New Roman"/>
-                <w:sz w:val="20"/>
-                <w:szCs w:val="20"/>
-              </w:rPr>
-              <w:t>)</w:t>
+              <w:t xml:space="preserve">    (hrs)</w:t>
             </w:r>
           </w:p>
         </w:tc>
@@ -14006,7 +16257,7 @@
           <w:sz w:val="24"/>
         </w:rPr>
       </w:pPr>
-      <w:bookmarkStart w:id="8" w:name="_Toc232103154"/>
+      <w:bookmarkStart w:id="8" w:name="_Toc232155583"/>
       <w:r>
         <w:rPr>
           <w:rFonts w:ascii="Times New Roman" w:hAnsi="Times New Roman"/>
@@ -15112,7 +17363,7 @@
           <w:sz w:val="24"/>
         </w:rPr>
       </w:pPr>
-      <w:bookmarkStart w:id="9" w:name="_Toc232103155"/>
+      <w:bookmarkStart w:id="9" w:name="_Toc232155584"/>
       <w:r>
         <w:rPr>
           <w:rFonts w:ascii="Times New Roman" w:hAnsi="Times New Roman"/>
@@ -15132,21 +17383,12 @@
           <w:sz w:val="24"/>
         </w:rPr>
       </w:pPr>
-      <w:proofErr w:type="spellStart"/>
       <w:r>
         <w:rPr>
           <w:rFonts w:ascii="Times New Roman" w:hAnsi="Times New Roman"/>
           <w:sz w:val="24"/>
         </w:rPr>
-        <w:t>GanttProject</w:t>
-      </w:r>
-      <w:proofErr w:type="spellEnd"/>
-      <w:r>
-        <w:rPr>
-          <w:rFonts w:ascii="Times New Roman" w:hAnsi="Times New Roman"/>
-          <w:sz w:val="24"/>
-        </w:rPr>
-        <w:t xml:space="preserve"> was used to construct the following Gantt chart which displays the baseline project timeline along with task dependencies, resource allocation and milestones</w:t>
+        <w:t>GanttProject was used to construct the following Gantt chart which displays the baseline project timeline along with task dependencies, resource allocation and milestones</w:t>
       </w:r>
       <w:r>
         <w:rPr>
@@ -15188,7 +17430,7 @@
                     <pic:cNvPicPr/>
                   </pic:nvPicPr>
                   <pic:blipFill>
-                    <a:blip r:embed="rId9" cstate="print">
+                    <a:blip r:embed="rId10" cstate="print">
                       <a:extLst>
                         <a:ext uri="{28A0092B-C50C-407E-A947-70E740481C1C}">
                           <a14:useLocalDpi xmlns:a14="http://schemas.microsoft.com/office/drawing/2010/main" val="0"/>
@@ -15283,77 +17525,21 @@
           <w:rFonts w:ascii="Times New Roman" w:hAnsi="Times New Roman"/>
           <w:sz w:val="24"/>
         </w:rPr>
-        <w:t xml:space="preserve">Since the image of the </w:t>
+        <w:t>Since the image of the gantt chart was exported as a</w:t>
       </w:r>
-      <w:proofErr w:type="spellStart"/>
       <w:r>
         <w:rPr>
           <w:rFonts w:ascii="Times New Roman" w:hAnsi="Times New Roman"/>
           <w:sz w:val="24"/>
         </w:rPr>
-        <w:t>gantt</w:t>
+        <w:t xml:space="preserve"> png </w:t>
       </w:r>
-      <w:proofErr w:type="spellEnd"/>
       <w:r>
         <w:rPr>
           <w:rFonts w:ascii="Times New Roman" w:hAnsi="Times New Roman"/>
           <w:sz w:val="24"/>
         </w:rPr>
-        <w:t xml:space="preserve"> chart was exported as a</w:t>
-      </w:r>
-      <w:r>
-        <w:rPr>
-          <w:rFonts w:ascii="Times New Roman" w:hAnsi="Times New Roman"/>
-          <w:sz w:val="24"/>
-        </w:rPr>
-        <w:t xml:space="preserve"> </w:t>
-      </w:r>
-      <w:proofErr w:type="spellStart"/>
-      <w:r>
-        <w:rPr>
-          <w:rFonts w:ascii="Times New Roman" w:hAnsi="Times New Roman"/>
-          <w:sz w:val="24"/>
-        </w:rPr>
-        <w:t>png</w:t>
-      </w:r>
-      <w:proofErr w:type="spellEnd"/>
-      <w:r>
-        <w:rPr>
-          <w:rFonts w:ascii="Times New Roman" w:hAnsi="Times New Roman"/>
-          <w:sz w:val="24"/>
-        </w:rPr>
-        <w:t xml:space="preserve"> </w:t>
-      </w:r>
-      <w:r>
-        <w:rPr>
-          <w:rFonts w:ascii="Times New Roman" w:hAnsi="Times New Roman"/>
-          <w:sz w:val="24"/>
-        </w:rPr>
-        <w:t xml:space="preserve"> image from the app </w:t>
-      </w:r>
-      <w:proofErr w:type="spellStart"/>
-      <w:r>
-        <w:rPr>
-          <w:rFonts w:ascii="Times New Roman" w:hAnsi="Times New Roman"/>
-          <w:sz w:val="24"/>
-        </w:rPr>
-        <w:t>GanttProject</w:t>
-      </w:r>
-      <w:proofErr w:type="spellEnd"/>
-      <w:r>
-        <w:rPr>
-          <w:rFonts w:ascii="Times New Roman" w:hAnsi="Times New Roman"/>
-          <w:sz w:val="24"/>
-        </w:rPr>
-        <w:t xml:space="preserve">, the image is looking a bit </w:t>
-      </w:r>
-      <w:proofErr w:type="spellStart"/>
-      <w:r>
-        <w:rPr>
-          <w:rFonts w:ascii="Times New Roman" w:hAnsi="Times New Roman"/>
-          <w:sz w:val="24"/>
-        </w:rPr>
-        <w:t>con</w:t>
+        <w:t xml:space="preserve"> image from the app GanttProject, the image is looking a bit con</w:t>
       </w:r>
       <w:r>
         <w:rPr>
@@ -15367,31 +17553,7 @@
           <w:rFonts w:ascii="Times New Roman" w:hAnsi="Times New Roman"/>
           <w:sz w:val="24"/>
         </w:rPr>
-        <w:t>usted</w:t>
-      </w:r>
-      <w:proofErr w:type="spellEnd"/>
-      <w:r>
-        <w:rPr>
-          <w:rFonts w:ascii="Times New Roman" w:hAnsi="Times New Roman"/>
-          <w:sz w:val="24"/>
-        </w:rPr>
-        <w:t xml:space="preserve"> but the actual </w:t>
-      </w:r>
-      <w:proofErr w:type="spellStart"/>
-      <w:r>
-        <w:rPr>
-          <w:rFonts w:ascii="Times New Roman" w:hAnsi="Times New Roman"/>
-          <w:sz w:val="24"/>
-        </w:rPr>
-        <w:t>ganttproject</w:t>
-      </w:r>
-      <w:proofErr w:type="spellEnd"/>
-      <w:r>
-        <w:rPr>
-          <w:rFonts w:ascii="Times New Roman" w:hAnsi="Times New Roman"/>
-          <w:sz w:val="24"/>
-        </w:rPr>
-        <w:t xml:space="preserve"> file is uploaded in the</w:t>
+        <w:t>usted but the actual ganttproject file is uploaded in the</w:t>
       </w:r>
       <w:r>
         <w:rPr>
@@ -15405,23 +17567,7 @@
           <w:rFonts w:ascii="Times New Roman" w:hAnsi="Times New Roman"/>
           <w:sz w:val="24"/>
         </w:rPr>
-        <w:t xml:space="preserve"> </w:t>
-      </w:r>
-      <w:proofErr w:type="spellStart"/>
-      <w:r>
-        <w:rPr>
-          <w:rFonts w:ascii="Times New Roman" w:hAnsi="Times New Roman"/>
-          <w:sz w:val="24"/>
-        </w:rPr>
-        <w:t>github</w:t>
-      </w:r>
-      <w:proofErr w:type="spellEnd"/>
-      <w:r>
-        <w:rPr>
-          <w:rFonts w:ascii="Times New Roman" w:hAnsi="Times New Roman"/>
-          <w:sz w:val="24"/>
-        </w:rPr>
-        <w:t xml:space="preserve"> </w:t>
+        <w:t xml:space="preserve"> github </w:t>
       </w:r>
       <w:r>
         <w:rPr>
@@ -15435,23 +17581,7 @@
           <w:rFonts w:ascii="Times New Roman" w:hAnsi="Times New Roman"/>
           <w:sz w:val="24"/>
         </w:rPr>
-        <w:t xml:space="preserve">. The link of </w:t>
-      </w:r>
-      <w:proofErr w:type="spellStart"/>
-      <w:r>
-        <w:rPr>
-          <w:rFonts w:ascii="Times New Roman" w:hAnsi="Times New Roman"/>
-          <w:sz w:val="24"/>
-        </w:rPr>
-        <w:t>github</w:t>
-      </w:r>
-      <w:proofErr w:type="spellEnd"/>
-      <w:r>
-        <w:rPr>
-          <w:rFonts w:ascii="Times New Roman" w:hAnsi="Times New Roman"/>
-          <w:sz w:val="24"/>
-        </w:rPr>
-        <w:t xml:space="preserve"> where the file is uploaded is given at the end of the report.</w:t>
+        <w:t>. The link of github where the file is uploaded is given at the end of the report.</w:t>
       </w:r>
     </w:p>
     <w:p>
@@ -15496,7 +17626,7 @@
           <w:sz w:val="24"/>
         </w:rPr>
       </w:pPr>
-      <w:bookmarkStart w:id="10" w:name="_Toc232103156"/>
+      <w:bookmarkStart w:id="10" w:name="_Toc232155585"/>
       <w:r>
         <w:rPr>
           <w:rFonts w:ascii="Times New Roman" w:hAnsi="Times New Roman"/>
@@ -15516,7 +17646,6 @@
           <w:sz w:val="24"/>
         </w:rPr>
       </w:pPr>
-      <w:proofErr w:type="spellStart"/>
       <w:r>
         <w:rPr>
           <w:rFonts w:ascii="Times New Roman" w:hAnsi="Times New Roman"/>
@@ -15524,7 +17653,6 @@
         </w:rPr>
         <w:t>SmartPantry</w:t>
       </w:r>
-      <w:proofErr w:type="spellEnd"/>
       <w:r>
         <w:rPr>
           <w:rFonts w:ascii="Times New Roman" w:hAnsi="Times New Roman"/>
@@ -15532,15 +17660,13 @@
         </w:rPr>
         <w:t xml:space="preserve"> will be built in a web based </w:t>
       </w:r>
-      <w:proofErr w:type="spellStart"/>
       <w:r>
         <w:rPr>
           <w:rFonts w:ascii="Times New Roman" w:hAnsi="Times New Roman"/>
           <w:sz w:val="24"/>
         </w:rPr>
-        <w:t>applicatioon</w:t>
+        <w:t>application</w:t>
       </w:r>
-      <w:proofErr w:type="spellEnd"/>
       <w:r>
         <w:rPr>
           <w:rFonts w:ascii="Times New Roman" w:hAnsi="Times New Roman"/>
@@ -15595,23 +17721,7 @@
           <w:rFonts w:ascii="Times New Roman" w:hAnsi="Times New Roman"/>
           <w:sz w:val="24"/>
         </w:rPr>
-        <w:t xml:space="preserve"> and </w:t>
-      </w:r>
-      <w:proofErr w:type="spellStart"/>
-      <w:r>
-        <w:rPr>
-          <w:rFonts w:ascii="Times New Roman" w:hAnsi="Times New Roman"/>
-          <w:sz w:val="24"/>
-        </w:rPr>
-        <w:t>websocket</w:t>
-      </w:r>
-      <w:proofErr w:type="spellEnd"/>
-      <w:r>
-        <w:rPr>
-          <w:rFonts w:ascii="Times New Roman" w:hAnsi="Times New Roman"/>
-          <w:sz w:val="24"/>
-        </w:rPr>
-        <w:t>.</w:t>
+        <w:t xml:space="preserve"> and websocket.</w:t>
       </w:r>
     </w:p>
     <w:p>
@@ -15624,7 +17734,7 @@
           <w:sz w:val="24"/>
         </w:rPr>
       </w:pPr>
-      <w:bookmarkStart w:id="11" w:name="_Toc232103157"/>
+      <w:bookmarkStart w:id="11" w:name="_Toc232155586"/>
       <w:r>
         <w:rPr>
           <w:rFonts w:ascii="Times New Roman" w:hAnsi="Times New Roman"/>
@@ -15650,7 +17760,6 @@
         </w:rPr>
         <w:t xml:space="preserve">The following tables describe the methods, tools, languages, and environments used for the design, implementation, testing, and documentation of </w:t>
       </w:r>
-      <w:proofErr w:type="spellStart"/>
       <w:r>
         <w:rPr>
           <w:rFonts w:ascii="Times New Roman" w:hAnsi="Times New Roman"/>
@@ -15658,7 +17767,6 @@
         </w:rPr>
         <w:t>SmartPantry</w:t>
       </w:r>
-      <w:proofErr w:type="spellEnd"/>
       <w:r>
         <w:rPr>
           <w:rFonts w:ascii="Times New Roman" w:hAnsi="Times New Roman"/>
@@ -16050,17 +18158,8 @@
                 <w:rFonts w:ascii="Times New Roman" w:hAnsi="Times New Roman"/>
                 <w:sz w:val="24"/>
               </w:rPr>
-              <w:t xml:space="preserve">Draw.io / </w:t>
-            </w:r>
-            <w:proofErr w:type="spellStart"/>
-            <w:r>
-              <w:rPr>
-                <w:rFonts w:ascii="Times New Roman" w:hAnsi="Times New Roman"/>
-                <w:sz w:val="24"/>
-              </w:rPr>
-              <w:t>Lucidchart</w:t>
-            </w:r>
-            <w:proofErr w:type="spellEnd"/>
+              <w:t>Draw.io / Lucidchart</w:t>
+            </w:r>
           </w:p>
         </w:tc>
         <w:tc>
@@ -16234,7 +18333,6 @@
                 <w:sz w:val="24"/>
               </w:rPr>
             </w:pPr>
-            <w:proofErr w:type="spellStart"/>
             <w:r>
               <w:rPr>
                 <w:rFonts w:ascii="Times New Roman" w:hAnsi="Times New Roman"/>
@@ -16256,7 +18354,6 @@
               </w:rPr>
               <w:t>roject</w:t>
             </w:r>
-            <w:proofErr w:type="spellEnd"/>
           </w:p>
         </w:tc>
         <w:tc>
@@ -16388,7 +18485,7 @@
                 <w:rFonts w:ascii="Times New Roman" w:hAnsi="Times New Roman"/>
                 <w:sz w:val="24"/>
               </w:rPr>
-              <w:t>Latest</w:t>
+              <w:t>Web</w:t>
             </w:r>
           </w:p>
         </w:tc>
@@ -16807,7 +18904,6 @@
                 <w:sz w:val="24"/>
               </w:rPr>
             </w:pPr>
-            <w:proofErr w:type="spellStart"/>
             <w:r>
               <w:rPr>
                 <w:rFonts w:ascii="Times New Roman" w:hAnsi="Times New Roman"/>
@@ -16815,7 +18911,6 @@
               </w:rPr>
               <w:t>PostGreSQL</w:t>
             </w:r>
-            <w:proofErr w:type="spellEnd"/>
           </w:p>
         </w:tc>
         <w:tc>
@@ -17017,7 +19112,6 @@
                 <w:sz w:val="24"/>
               </w:rPr>
             </w:pPr>
-            <w:proofErr w:type="spellStart"/>
             <w:r>
               <w:rPr>
                 <w:rFonts w:ascii="Times New Roman" w:hAnsi="Times New Roman"/>
@@ -17025,7 +19119,6 @@
               </w:rPr>
               <w:t>pytest</w:t>
             </w:r>
-            <w:proofErr w:type="spellEnd"/>
           </w:p>
         </w:tc>
         <w:tc>
@@ -17319,23 +19412,7 @@
                 <w:rFonts w:ascii="Times New Roman" w:hAnsi="Times New Roman"/>
                 <w:sz w:val="24"/>
               </w:rPr>
-              <w:t xml:space="preserve">ASUS </w:t>
-            </w:r>
-            <w:proofErr w:type="spellStart"/>
-            <w:r>
-              <w:rPr>
-                <w:rFonts w:ascii="Times New Roman" w:hAnsi="Times New Roman"/>
-                <w:sz w:val="24"/>
-              </w:rPr>
-              <w:t>Expertbook</w:t>
-            </w:r>
-            <w:proofErr w:type="spellEnd"/>
-            <w:r>
-              <w:rPr>
-                <w:rFonts w:ascii="Times New Roman" w:hAnsi="Times New Roman"/>
-                <w:sz w:val="24"/>
-              </w:rPr>
-              <w:t xml:space="preserve"> Intel Core i5 with </w:t>
+              <w:t xml:space="preserve">ASUS Expertbook Intel Core i5 with </w:t>
             </w:r>
             <w:r>
               <w:rPr>
@@ -17405,7 +19482,7 @@
           <w:sz w:val="24"/>
         </w:rPr>
       </w:pPr>
-      <w:bookmarkStart w:id="12" w:name="_Toc232103158"/>
+      <w:bookmarkStart w:id="12" w:name="_Toc232155587"/>
       <w:r>
         <w:rPr>
           <w:rFonts w:ascii="Times New Roman" w:hAnsi="Times New Roman"/>
@@ -17868,7 +19945,7 @@
           <w:sz w:val="24"/>
         </w:rPr>
       </w:pPr>
-      <w:bookmarkStart w:id="13" w:name="_Toc232103159"/>
+      <w:bookmarkStart w:id="13" w:name="_Toc232155588"/>
       <w:r>
         <w:rPr>
           <w:rFonts w:ascii="Times New Roman" w:hAnsi="Times New Roman"/>
@@ -18520,7 +20597,6 @@
                 <w:sz w:val="24"/>
               </w:rPr>
             </w:pPr>
-            <w:proofErr w:type="spellStart"/>
             <w:r>
               <w:rPr>
                 <w:rFonts w:ascii="Times New Roman" w:hAnsi="Times New Roman"/>
@@ -18528,7 +20604,6 @@
               </w:rPr>
               <w:t>PostGreSQL</w:t>
             </w:r>
-            <w:proofErr w:type="spellEnd"/>
             <w:r>
               <w:rPr>
                 <w:rFonts w:ascii="Times New Roman" w:hAnsi="Times New Roman"/>
@@ -18911,7 +20986,7 @@
           <w:sz w:val="24"/>
         </w:rPr>
       </w:pPr>
-      <w:bookmarkStart w:id="14" w:name="_Toc232103160"/>
+      <w:bookmarkStart w:id="14" w:name="_Toc232155589"/>
       <w:r>
         <w:rPr>
           <w:rFonts w:ascii="Times New Roman" w:hAnsi="Times New Roman"/>
@@ -18930,7 +21005,7 @@
           <w:sz w:val="24"/>
         </w:rPr>
       </w:pPr>
-      <w:hyperlink r:id="rId10" w:history="1">
+      <w:hyperlink r:id="rId11" w:history="1">
         <w:r>
           <w:rPr>
             <w:rStyle w:val="Hyperlink"/>
@@ -18950,7 +21025,7 @@
           <w:sz w:val="24"/>
         </w:rPr>
       </w:pPr>
-      <w:bookmarkStart w:id="15" w:name="_Toc232103161"/>
+      <w:bookmarkStart w:id="15" w:name="_Toc232155590"/>
       <w:r>
         <w:rPr>
           <w:rFonts w:ascii="Times New Roman" w:hAnsi="Times New Roman"/>
@@ -18986,25 +21061,9 @@
           <w:rFonts w:ascii="Times New Roman" w:hAnsi="Times New Roman" w:cs="Times New Roman"/>
           <w:sz w:val="24"/>
         </w:rPr>
-        <w:t xml:space="preserve">Yeong, A. (2024). How Malaysians are battling food waste with surplus food. </w:t>
+        <w:t xml:space="preserve">Yeong, A. (2024). How Malaysians are battling food waste with surplus food. FairPlanet. </w:t>
       </w:r>
-      <w:proofErr w:type="spellStart"/>
-      <w:r>
-        <w:rPr>
-          <w:rFonts w:ascii="Times New Roman" w:hAnsi="Times New Roman" w:cs="Times New Roman"/>
-          <w:sz w:val="24"/>
-        </w:rPr>
-        <w:t>FairPlanet</w:t>
-      </w:r>
-      <w:proofErr w:type="spellEnd"/>
-      <w:r>
-        <w:rPr>
-          <w:rFonts w:ascii="Times New Roman" w:hAnsi="Times New Roman" w:cs="Times New Roman"/>
-          <w:sz w:val="24"/>
-        </w:rPr>
-        <w:t xml:space="preserve">. </w:t>
-      </w:r>
-      <w:hyperlink r:id="rId11" w:history="1">
+      <w:hyperlink r:id="rId12" w:history="1">
         <w:r>
           <w:rPr>
             <w:rStyle w:val="Hyperlink"/>
@@ -19052,7 +21111,7 @@
         </w:rPr>
         <w:t xml:space="preserve">. United Nations Department of Economic and Social Affairs. </w:t>
       </w:r>
-      <w:hyperlink r:id="rId12" w:history="1">
+      <w:hyperlink r:id="rId13" w:history="1">
         <w:r>
           <w:rPr>
             <w:rStyle w:val="Hyperlink"/>
@@ -19551,6 +21610,119 @@
     </w:lvl>
   </w:abstractNum>
   <w:abstractNum w:abstractNumId="3" w15:restartNumberingAfterBreak="0">
+    <w:nsid w:val="421B55F0"/>
+    <w:multiLevelType w:val="hybridMultilevel"/>
+    <w:tmpl w:val="44362C48"/>
+    <w:lvl w:ilvl="0" w:tplc="04090001">
+      <w:start w:val="1"/>
+      <w:numFmt w:val="bullet"/>
+      <w:lvlText w:val=""/>
+      <w:lvlJc w:val="left"/>
+      <w:pPr>
+        <w:ind w:left="720" w:hanging="360"/>
+      </w:pPr>
+      <w:rPr>
+        <w:rFonts w:ascii="Symbol" w:hAnsi="Symbol" w:hint="default"/>
+      </w:rPr>
+    </w:lvl>
+    <w:lvl w:ilvl="1" w:tplc="04090003" w:tentative="1">
+      <w:start w:val="1"/>
+      <w:numFmt w:val="bullet"/>
+      <w:lvlText w:val="o"/>
+      <w:lvlJc w:val="left"/>
+      <w:pPr>
+        <w:ind w:left="1440" w:hanging="360"/>
+      </w:pPr>
+      <w:rPr>
+        <w:rFonts w:ascii="Courier New" w:hAnsi="Courier New" w:cs="Courier New" w:hint="default"/>
+      </w:rPr>
+    </w:lvl>
+    <w:lvl w:ilvl="2" w:tplc="04090005" w:tentative="1">
+      <w:start w:val="1"/>
+      <w:numFmt w:val="bullet"/>
+      <w:lvlText w:val=""/>
+      <w:lvlJc w:val="left"/>
+      <w:pPr>
+        <w:ind w:left="2160" w:hanging="360"/>
+      </w:pPr>
+      <w:rPr>
+        <w:rFonts w:ascii="Wingdings" w:hAnsi="Wingdings" w:hint="default"/>
+      </w:rPr>
+    </w:lvl>
+    <w:lvl w:ilvl="3" w:tplc="04090001" w:tentative="1">
+      <w:start w:val="1"/>
+      <w:numFmt w:val="bullet"/>
+      <w:lvlText w:val=""/>
+      <w:lvlJc w:val="left"/>
+      <w:pPr>
+        <w:ind w:left="2880" w:hanging="360"/>
+      </w:pPr>
+      <w:rPr>
+        <w:rFonts w:ascii="Symbol" w:hAnsi="Symbol" w:hint="default"/>
+      </w:rPr>
+    </w:lvl>
+    <w:lvl w:ilvl="4" w:tplc="04090003" w:tentative="1">
+      <w:start w:val="1"/>
+      <w:numFmt w:val="bullet"/>
+      <w:lvlText w:val="o"/>
+      <w:lvlJc w:val="left"/>
+      <w:pPr>
+        <w:ind w:left="3600" w:hanging="360"/>
+      </w:pPr>
+      <w:rPr>
+        <w:rFonts w:ascii="Courier New" w:hAnsi="Courier New" w:cs="Courier New" w:hint="default"/>
+      </w:rPr>
+    </w:lvl>
+    <w:lvl w:ilvl="5" w:tplc="04090005" w:tentative="1">
+      <w:start w:val="1"/>
+      <w:numFmt w:val="bullet"/>
+      <w:lvlText w:val=""/>
+      <w:lvlJc w:val="left"/>
+      <w:pPr>
+        <w:ind w:left="4320" w:hanging="360"/>
+      </w:pPr>
+      <w:rPr>
+        <w:rFonts w:ascii="Wingdings" w:hAnsi="Wingdings" w:hint="default"/>
+      </w:rPr>
+    </w:lvl>
+    <w:lvl w:ilvl="6" w:tplc="04090001" w:tentative="1">
+      <w:start w:val="1"/>
+      <w:numFmt w:val="bullet"/>
+      <w:lvlText w:val=""/>
+      <w:lvlJc w:val="left"/>
+      <w:pPr>
+        <w:ind w:left="5040" w:hanging="360"/>
+      </w:pPr>
+      <w:rPr>
+        <w:rFonts w:ascii="Symbol" w:hAnsi="Symbol" w:hint="default"/>
+      </w:rPr>
+    </w:lvl>
+    <w:lvl w:ilvl="7" w:tplc="04090003" w:tentative="1">
+      <w:start w:val="1"/>
+      <w:numFmt w:val="bullet"/>
+      <w:lvlText w:val="o"/>
+      <w:lvlJc w:val="left"/>
+      <w:pPr>
+        <w:ind w:left="5760" w:hanging="360"/>
+      </w:pPr>
+      <w:rPr>
+        <w:rFonts w:ascii="Courier New" w:hAnsi="Courier New" w:cs="Courier New" w:hint="default"/>
+      </w:rPr>
+    </w:lvl>
+    <w:lvl w:ilvl="8" w:tplc="04090005" w:tentative="1">
+      <w:start w:val="1"/>
+      <w:numFmt w:val="bullet"/>
+      <w:lvlText w:val=""/>
+      <w:lvlJc w:val="left"/>
+      <w:pPr>
+        <w:ind w:left="6480" w:hanging="360"/>
+      </w:pPr>
+      <w:rPr>
+        <w:rFonts w:ascii="Wingdings" w:hAnsi="Wingdings" w:hint="default"/>
+      </w:rPr>
+    </w:lvl>
+  </w:abstractNum>
+  <w:abstractNum w:abstractNumId="4" w15:restartNumberingAfterBreak="0">
     <w:nsid w:val="4C5530E6"/>
     <w:multiLevelType w:val="multilevel"/>
     <w:tmpl w:val="4C5530E6"/>
@@ -19663,7 +21835,7 @@
       </w:pPr>
     </w:lvl>
   </w:abstractNum>
-  <w:abstractNum w:abstractNumId="4" w15:restartNumberingAfterBreak="0">
+  <w:abstractNum w:abstractNumId="5" w15:restartNumberingAfterBreak="0">
     <w:nsid w:val="6453170E"/>
     <w:multiLevelType w:val="hybridMultilevel"/>
     <w:tmpl w:val="3D241B70"/>
@@ -19776,7 +21948,7 @@
       </w:rPr>
     </w:lvl>
   </w:abstractNum>
-  <w:abstractNum w:abstractNumId="5" w15:restartNumberingAfterBreak="0">
+  <w:abstractNum w:abstractNumId="6" w15:restartNumberingAfterBreak="0">
     <w:nsid w:val="6790430E"/>
     <w:multiLevelType w:val="multilevel"/>
     <w:tmpl w:val="6790430E"/>
@@ -19889,8 +22061,97 @@
       </w:rPr>
     </w:lvl>
   </w:abstractNum>
+  <w:abstractNum w:abstractNumId="7" w15:restartNumberingAfterBreak="0">
+    <w:nsid w:val="78C273A1"/>
+    <w:multiLevelType w:val="hybridMultilevel"/>
+    <w:tmpl w:val="D5DCD97A"/>
+    <w:lvl w:ilvl="0" w:tplc="04090011">
+      <w:start w:val="1"/>
+      <w:numFmt w:val="decimal"/>
+      <w:lvlText w:val="%1)"/>
+      <w:lvlJc w:val="left"/>
+      <w:pPr>
+        <w:ind w:left="720" w:hanging="360"/>
+      </w:pPr>
+      <w:rPr>
+        <w:rFonts w:hint="default"/>
+      </w:rPr>
+    </w:lvl>
+    <w:lvl w:ilvl="1" w:tplc="04090019" w:tentative="1">
+      <w:start w:val="1"/>
+      <w:numFmt w:val="lowerLetter"/>
+      <w:lvlText w:val="%2."/>
+      <w:lvlJc w:val="left"/>
+      <w:pPr>
+        <w:ind w:left="1440" w:hanging="360"/>
+      </w:pPr>
+    </w:lvl>
+    <w:lvl w:ilvl="2" w:tplc="0409001B" w:tentative="1">
+      <w:start w:val="1"/>
+      <w:numFmt w:val="lowerRoman"/>
+      <w:lvlText w:val="%3."/>
+      <w:lvlJc w:val="right"/>
+      <w:pPr>
+        <w:ind w:left="2160" w:hanging="180"/>
+      </w:pPr>
+    </w:lvl>
+    <w:lvl w:ilvl="3" w:tplc="0409000F" w:tentative="1">
+      <w:start w:val="1"/>
+      <w:numFmt w:val="decimal"/>
+      <w:lvlText w:val="%4."/>
+      <w:lvlJc w:val="left"/>
+      <w:pPr>
+        <w:ind w:left="2880" w:hanging="360"/>
+      </w:pPr>
+    </w:lvl>
+    <w:lvl w:ilvl="4" w:tplc="04090019" w:tentative="1">
+      <w:start w:val="1"/>
+      <w:numFmt w:val="lowerLetter"/>
+      <w:lvlText w:val="%5."/>
+      <w:lvlJc w:val="left"/>
+      <w:pPr>
+        <w:ind w:left="3600" w:hanging="360"/>
+      </w:pPr>
+    </w:lvl>
+    <w:lvl w:ilvl="5" w:tplc="0409001B" w:tentative="1">
+      <w:start w:val="1"/>
+      <w:numFmt w:val="lowerRoman"/>
+      <w:lvlText w:val="%6."/>
+      <w:lvlJc w:val="right"/>
+      <w:pPr>
+        <w:ind w:left="4320" w:hanging="180"/>
+      </w:pPr>
+    </w:lvl>
+    <w:lvl w:ilvl="6" w:tplc="0409000F" w:tentative="1">
+      <w:start w:val="1"/>
+      <w:numFmt w:val="decimal"/>
+      <w:lvlText w:val="%7."/>
+      <w:lvlJc w:val="left"/>
+      <w:pPr>
+        <w:ind w:left="5040" w:hanging="360"/>
+      </w:pPr>
+    </w:lvl>
+    <w:lvl w:ilvl="7" w:tplc="04090019" w:tentative="1">
+      <w:start w:val="1"/>
+      <w:numFmt w:val="lowerLetter"/>
+      <w:lvlText w:val="%8."/>
+      <w:lvlJc w:val="left"/>
+      <w:pPr>
+        <w:ind w:left="5760" w:hanging="360"/>
+      </w:pPr>
+    </w:lvl>
+    <w:lvl w:ilvl="8" w:tplc="0409001B" w:tentative="1">
+      <w:start w:val="1"/>
+      <w:numFmt w:val="lowerRoman"/>
+      <w:lvlText w:val="%9."/>
+      <w:lvlJc w:val="right"/>
+      <w:pPr>
+        <w:ind w:left="6480" w:hanging="180"/>
+      </w:pPr>
+    </w:lvl>
+  </w:abstractNum>
   <w:num w:numId="1" w16cid:durableId="408964085">
-    <w:abstractNumId w:val="3"/>
+    <w:abstractNumId w:val="4"/>
     <w:lvlOverride w:ilvl="1">
       <w:startOverride w:val="1"/>
     </w:lvlOverride>
@@ -19923,13 +22184,19 @@
     <w:abstractNumId w:val="0"/>
   </w:num>
   <w:num w:numId="4" w16cid:durableId="1446583725">
-    <w:abstractNumId w:val="5"/>
+    <w:abstractNumId w:val="6"/>
   </w:num>
   <w:num w:numId="5" w16cid:durableId="399716268">
     <w:abstractNumId w:val="1"/>
   </w:num>
   <w:num w:numId="6" w16cid:durableId="70196928">
-    <w:abstractNumId w:val="4"/>
+    <w:abstractNumId w:val="5"/>
+  </w:num>
+  <w:num w:numId="7" w16cid:durableId="929587852">
+    <w:abstractNumId w:val="3"/>
+  </w:num>
+  <w:num w:numId="8" w16cid:durableId="870806718">
+    <w:abstractNumId w:val="7"/>
   </w:num>
 </w:numbering>
 </file>
@@ -20100,7 +22367,7 @@
     <w:lsdException w:name="Table Web 2" w:semiHidden="1" w:unhideWhenUsed="1"/>
     <w:lsdException w:name="Table Web 3" w:semiHidden="1" w:unhideWhenUsed="1"/>
     <w:lsdException w:name="Balloon Text" w:semiHidden="1" w:unhideWhenUsed="1"/>
-    <w:lsdException w:name="Table Grid" w:uiPriority="39" w:qFormat="1"/>
+    <w:lsdException w:name="Table Grid" w:uiPriority="59" w:qFormat="1"/>
     <w:lsdException w:name="Table Theme" w:semiHidden="1" w:unhideWhenUsed="1"/>
     <w:lsdException w:name="Placeholder Text" w:semiHidden="1" w:unhideWhenUsed="1"/>
     <w:lsdException w:name="No Spacing" w:semiHidden="1" w:unhideWhenUsed="1"/>
@@ -20125,7 +22392,7 @@
     <w:lsdException w:name="Medium Shading 2 Accent 1" w:uiPriority="64"/>
     <w:lsdException w:name="Medium List 1 Accent 1" w:uiPriority="65"/>
     <w:lsdException w:name="Revision" w:semiHidden="1" w:unhideWhenUsed="1"/>
-    <w:lsdException w:name="List Paragraph" w:qFormat="1"/>
+    <w:lsdException w:name="List Paragraph" w:uiPriority="34" w:qFormat="1"/>
     <w:lsdException w:name="Quote" w:uiPriority="29" w:qFormat="1"/>
     <w:lsdException w:name="Intense Quote" w:uiPriority="30" w:qFormat="1"/>
     <w:lsdException w:name="Medium List 2 Accent 1" w:uiPriority="66"/>
@@ -20615,7 +22882,7 @@
   <w:style w:type="table" w:styleId="TableGrid">
     <w:name w:val="Table Grid"/>
     <w:basedOn w:val="TableNormal"/>
-    <w:uiPriority w:val="39"/>
+    <w:uiPriority w:val="59"/>
     <w:qFormat/>
     <w:tblPr>
       <w:tblBorders>
@@ -20859,7 +23126,7 @@
   <w:style w:type="paragraph" w:styleId="ListParagraph">
     <w:name w:val="List Paragraph"/>
     <w:basedOn w:val="Normal"/>
-    <w:uiPriority w:val="99"/>
+    <w:uiPriority w:val="34"/>
     <w:qFormat/>
     <w:pPr>
       <w:ind w:left="720"/>

--- a/docs/assignment 1 task 1 (Smart Pantry) BIT 216.docx
+++ b/docs/assignment 1 task 1 (Smart Pantry) BIT 216.docx
@@ -2713,13 +2713,84 @@
         </w:rPr>
         <w:t xml:space="preserve">Contact Details: </w:t>
       </w:r>
+      <w:hyperlink r:id="rId9" w:history="1">
+        <w:r>
+          <w:rPr>
+            <w:rStyle w:val="Hyperlink"/>
+            <w:rFonts w:ascii="Times New Roman" w:hAnsi="Times New Roman"/>
+            <w:sz w:val="24"/>
+          </w:rPr>
+          <w:t>sujina.tuladhar23@midvalley.edu.np</w:t>
+        </w:r>
+      </w:hyperlink>
+    </w:p>
+    <w:p>
+      <w:pPr>
+        <w:spacing w:line="360" w:lineRule="auto"/>
+        <w:jc w:val="center"/>
+        <w:rPr>
+          <w:rFonts w:ascii="Times New Roman" w:hAnsi="Times New Roman"/>
+          <w:sz w:val="24"/>
+        </w:rPr>
+      </w:pPr>
+      <w:r>
+        <w:rPr>
+          <w:rFonts w:ascii="Times New Roman" w:hAnsi="Times New Roman"/>
+          <w:b/>
+          <w:bCs/>
+          <w:sz w:val="24"/>
+        </w:rPr>
+        <w:t xml:space="preserve">                            </w:t>
+      </w:r>
+      <w:hyperlink r:id="rId10" w:history="1">
+        <w:r>
+          <w:rPr>
+            <w:rStyle w:val="Hyperlink"/>
+            <w:rFonts w:ascii="Times New Roman" w:hAnsi="Times New Roman"/>
+            <w:sz w:val="24"/>
+          </w:rPr>
+          <w:t>pasang.lama23@midvalley.edu.np</w:t>
+        </w:r>
+      </w:hyperlink>
+    </w:p>
+    <w:p>
+      <w:pPr>
+        <w:spacing w:line="360" w:lineRule="auto"/>
+        <w:jc w:val="center"/>
+        <w:rPr>
+          <w:rFonts w:ascii="Times New Roman" w:hAnsi="Times New Roman"/>
+          <w:sz w:val="24"/>
+        </w:rPr>
+      </w:pPr>
       <w:r>
         <w:rPr>
           <w:rFonts w:ascii="Times New Roman" w:hAnsi="Times New Roman"/>
           <w:sz w:val="24"/>
         </w:rPr>
-        <w:t>sujina.tuladhar23@midvalley.edu.np</w:t>
+        <w:t xml:space="preserve">                            </w:t>
       </w:r>
+      <w:hyperlink r:id="rId11" w:history="1">
+        <w:r>
+          <w:rPr>
+            <w:rStyle w:val="Hyperlink"/>
+            <w:rFonts w:ascii="Times New Roman" w:hAnsi="Times New Roman"/>
+            <w:sz w:val="24"/>
+          </w:rPr>
+          <w:t>manav.rawal23@midvalley.edu.np</w:t>
+        </w:r>
+      </w:hyperlink>
+    </w:p>
+    <w:p>
+      <w:pPr>
+        <w:spacing w:line="360" w:lineRule="auto"/>
+        <w:jc w:val="center"/>
+        <w:rPr>
+          <w:rFonts w:ascii="Times New Roman" w:hAnsi="Times New Roman"/>
+          <w:b/>
+          <w:bCs/>
+          <w:sz w:val="24"/>
+        </w:rPr>
+      </w:pPr>
       <w:r>
         <w:rPr>
           <w:rFonts w:ascii="Times New Roman" w:hAnsi="Times New Roman"/>
@@ -4000,7 +4071,7 @@
           <w:sz w:val="24"/>
         </w:rPr>
         <w:sectPr>
-          <w:footerReference w:type="default" r:id="rId9"/>
+          <w:footerReference w:type="default" r:id="rId12"/>
           <w:pgSz w:w="11906" w:h="16838"/>
           <w:pgMar w:top="1440" w:right="1440" w:bottom="1440" w:left="1440" w:header="708" w:footer="708" w:gutter="0"/>
           <w:pgNumType w:fmt="lowerRoman" w:start="1"/>
@@ -17570,7 +17641,7 @@
                     <pic:cNvPicPr/>
                   </pic:nvPicPr>
                   <pic:blipFill>
-                    <a:blip r:embed="rId10" cstate="print">
+                    <a:blip r:embed="rId13" cstate="print">
                       <a:extLst>
                         <a:ext uri="{28A0092B-C50C-407E-A947-70E740481C1C}">
                           <a14:useLocalDpi xmlns:a14="http://schemas.microsoft.com/office/drawing/2010/main" val="0"/>
@@ -17727,31 +17798,15 @@
           <w:rFonts w:ascii="Times New Roman" w:hAnsi="Times New Roman"/>
           <w:sz w:val="24"/>
         </w:rPr>
-        <w:t xml:space="preserve">, the image is looking a bit </w:t>
-      </w:r>
-      <w:proofErr w:type="spellStart"/>
-      <w:r>
-        <w:rPr>
-          <w:rFonts w:ascii="Times New Roman" w:hAnsi="Times New Roman"/>
-          <w:sz w:val="24"/>
-        </w:rPr>
-        <w:t>con</w:t>
+        <w:t>, the image is looking a bit</w:t>
       </w:r>
       <w:r>
         <w:rPr>
           <w:rFonts w:ascii="Times New Roman" w:hAnsi="Times New Roman"/>
           <w:sz w:val="24"/>
         </w:rPr>
-        <w:t>g</w:t>
+        <w:t xml:space="preserve"> unclear</w:t>
       </w:r>
-      <w:r>
-        <w:rPr>
-          <w:rFonts w:ascii="Times New Roman" w:hAnsi="Times New Roman"/>
-          <w:sz w:val="24"/>
-        </w:rPr>
-        <w:t>usted</w:t>
-      </w:r>
-      <w:proofErr w:type="spellEnd"/>
       <w:r>
         <w:rPr>
           <w:rFonts w:ascii="Times New Roman" w:hAnsi="Times New Roman"/>
@@ -21310,7 +21365,7 @@
           <w:sz w:val="24"/>
         </w:rPr>
       </w:pPr>
-      <w:hyperlink r:id="rId11" w:history="1">
+      <w:hyperlink r:id="rId14" w:history="1">
         <w:r>
           <w:rPr>
             <w:rStyle w:val="Hyperlink"/>
@@ -21384,7 +21439,7 @@
         </w:rPr>
         <w:t xml:space="preserve">. </w:t>
       </w:r>
-      <w:hyperlink r:id="rId12" w:history="1">
+      <w:hyperlink r:id="rId15" w:history="1">
         <w:r>
           <w:rPr>
             <w:rStyle w:val="Hyperlink"/>
@@ -21432,7 +21487,7 @@
         </w:rPr>
         <w:t xml:space="preserve">. United Nations Department of Economic and Social Affairs. </w:t>
       </w:r>
-      <w:hyperlink r:id="rId13" w:history="1">
+      <w:hyperlink r:id="rId16" w:history="1">
         <w:r>
           <w:rPr>
             <w:rStyle w:val="Hyperlink"/>
@@ -28740,83 +28795,13 @@
           <w:b/>
           <w:sz w:val="20"/>
         </w:rPr>
-      </w:pPr>
-    </w:p>
-    <w:p>
-      <w:pPr>
-        <w:spacing w:after="200" w:line="276" w:lineRule="auto"/>
-        <w:rPr>
-          <w:b/>
-          <w:sz w:val="20"/>
-        </w:rPr>
         <w:sectPr>
-          <w:footerReference w:type="default" r:id="rId14"/>
+          <w:footerReference w:type="default" r:id="rId17"/>
           <w:pgSz w:w="16840" w:h="11900" w:orient="landscape" w:code="9"/>
           <w:pgMar w:top="1440" w:right="1008" w:bottom="1440" w:left="864" w:header="720" w:footer="720" w:gutter="0"/>
           <w:cols w:space="720"/>
           <w:docGrid w:linePitch="326"/>
         </w:sectPr>
-      </w:pPr>
-    </w:p>
-    <w:p>
-      <w:pPr>
-        <w:spacing w:before="120"/>
-        <w:rPr>
-          <w:del w:id="16" w:author="SEETHA LETCHUMI" w:date="2024-08-19T11:15:00Z" w16du:dateUtc="2024-08-19T03:15:00Z"/>
-          <w:b/>
-          <w:sz w:val="20"/>
-        </w:rPr>
-      </w:pPr>
-    </w:p>
-    <w:p>
-      <w:pPr>
-        <w:spacing w:before="120"/>
-        <w:rPr>
-          <w:b/>
-          <w:sz w:val="20"/>
-        </w:rPr>
-      </w:pPr>
-    </w:p>
-    <w:p>
-      <w:pPr>
-        <w:pStyle w:val="ListParagraph"/>
-        <w:spacing w:line="360" w:lineRule="auto"/>
-        <w:jc w:val="both"/>
-        <w:rPr>
-          <w:rFonts w:ascii="Times New Roman" w:hAnsi="Times New Roman" w:cs="Times New Roman"/>
-          <w:sz w:val="24"/>
-        </w:rPr>
-      </w:pPr>
-    </w:p>
-    <w:p>
-      <w:pPr>
-        <w:pStyle w:val="ListParagraph"/>
-        <w:spacing w:line="360" w:lineRule="auto"/>
-        <w:jc w:val="both"/>
-        <w:rPr>
-          <w:rFonts w:ascii="Times New Roman" w:hAnsi="Times New Roman" w:cs="Times New Roman"/>
-          <w:sz w:val="24"/>
-        </w:rPr>
-      </w:pPr>
-    </w:p>
-    <w:p>
-      <w:pPr>
-        <w:spacing w:line="360" w:lineRule="auto"/>
-        <w:jc w:val="both"/>
-        <w:rPr>
-          <w:rFonts w:ascii="Times New Roman" w:hAnsi="Times New Roman"/>
-          <w:sz w:val="24"/>
-        </w:rPr>
-      </w:pPr>
-    </w:p>
-    <w:p>
-      <w:pPr>
-        <w:spacing w:line="360" w:lineRule="auto"/>
-        <w:jc w:val="both"/>
-        <w:rPr>
-          <w:rFonts w:ascii="Times New Roman" w:hAnsi="Times New Roman"/>
-          <w:sz w:val="24"/>
-        </w:rPr>
       </w:pPr>
     </w:p>
     <w:p>
@@ -32600,14 +32585,6 @@
     <w:abstractNumId w:val="3"/>
   </w:num>
 </w:numbering>
-</file>
-
-<file path=word/people.xml><?xml version="1.0" encoding="utf-8"?>
-<w15:people xmlns:wpc="http://schemas.microsoft.com/office/word/2010/wordprocessingCanvas" xmlns:cx="http://schemas.microsoft.com/office/drawing/2014/chartex" xmlns:cx1="http://schemas.microsoft.com/office/drawing/2015/9/8/chartex" xmlns:cx2="http://schemas.microsoft.com/office/drawing/2015/10/21/chartex" xmlns:cx3="http://schemas.microsoft.com/office/drawing/2016/5/9/chartex" xmlns:cx4="http://schemas.microsoft.com/office/drawing/2016/5/10/chartex" xmlns:cx5="http://schemas.microsoft.com/office/drawing/2016/5/11/chartex" xmlns:cx6="http://schemas.microsoft.com/office/drawing/2016/5/12/chartex" xmlns:cx7="http://schemas.microsoft.com/office/drawing/2016/5/13/chartex" xmlns:cx8="http://schemas.microsoft.com/office/drawing/2016/5/14/chartex" xmlns:mc="http://schemas.openxmlformats.org/markup-compatibility/2006" xmlns:aink="http://schemas.microsoft.com/office/drawing/2016/ink" xmlns:am3d="http://schemas.microsoft.com/office/drawing/2017/model3d" xmlns:o="urn:schemas-microsoft-com:office:office" xmlns:oel="http://schemas.microsoft.com/office/2019/extlst" xmlns:r="http://schemas.openxmlformats.org/officeDocument/2006/relationships" xmlns:m="http://schemas.openxmlformats.org/officeDocument/2006/math" xmlns:v="urn:schemas-microsoft-com:vml" xmlns:wp14="http://schemas.microsoft.com/office/word/2010/wordprocessingDrawing" xmlns:wp="http://schemas.openxmlformats.org/drawingml/2006/wordprocessingDrawing" xmlns:w10="urn:schemas-microsoft-com:office:word" xmlns:w="http://schemas.openxmlformats.org/wordprocessingml/2006/main" xmlns:w14="http://schemas.microsoft.com/office/word/2010/wordml" xmlns:w15="http://schemas.microsoft.com/office/word/2012/wordml" xmlns:w16cex="http://schemas.microsoft.com/office/word/2018/wordml/cex" xmlns:w16cid="http://schemas.microsoft.com/office/word/2016/wordml/cid" xmlns:w16="http://schemas.microsoft.com/office/word/2018/wordml" xmlns:w16du="http://schemas.microsoft.com/office/word/2023/wordml/word16du" xmlns:w16sdtdh="http://schemas.microsoft.com/office/word/2020/wordml/sdtdatahash" xmlns:w16sdtfl="http://schemas.microsoft.com/office/word/2024/wordml/sdtformatlock" xmlns:w16se="http://schemas.microsoft.com/office/word/2015/wordml/symex" xmlns:wpg="http://schemas.microsoft.com/office/word/2010/wordprocessingGroup" xmlns:wpi="http://schemas.microsoft.com/office/word/2010/wordprocessingInk" xmlns:wne="http://schemas.microsoft.com/office/word/2006/wordml" xmlns:wps="http://schemas.microsoft.com/office/word/2010/wordprocessingShape" mc:Ignorable="w14 w15 w16se w16cid w16 w16cex w16sdtdh w16sdtfl w16du wp14">
-  <w15:person w15:author="SEETHA LETCHUMI">
-    <w15:presenceInfo w15:providerId="AD" w15:userId="S::seethal@help.edu.my::7585efae-04a4-4cbf-a569-2eac8cd70c61"/>
-  </w15:person>
-</w15:people>
 </file>
 
 <file path=word/styles.xml><?xml version="1.0" encoding="utf-8"?>
